--- a/Fase 1/Evidencias Grupales/1.5_GuiaEstudiante_Fase 1_Definicion Proyecto APT.docx
+++ b/Fase 1/Evidencias Grupales/1.5_GuiaEstudiante_Fase 1_Definicion Proyecto APT.docx
@@ -1,6 +1,6 @@
 
 <file path=word/document.xml><?xml version="1.0" encoding="utf-8"?>
-<w:document xmlns:wpc="http://schemas.microsoft.com/office/word/2010/wordprocessingCanvas" xmlns:cx="http://schemas.microsoft.com/office/drawing/2014/chartex" xmlns:mc="http://schemas.openxmlformats.org/markup-compatibility/2006" xmlns:o="urn:schemas-microsoft-com:office:office" xmlns:r="http://schemas.openxmlformats.org/officeDocument/2006/relationships" xmlns:m="http://schemas.openxmlformats.org/officeDocument/2006/math" xmlns:v="urn:schemas-microsoft-com:vml" xmlns:wp14="http://schemas.microsoft.com/office/word/2010/wordprocessingDrawing" xmlns:wp="http://schemas.openxmlformats.org/drawingml/2006/wordprocessingDrawing" xmlns:w10="urn:schemas-microsoft-com:office:word" xmlns:w="http://schemas.openxmlformats.org/wordprocessingml/2006/main" xmlns:w14="http://schemas.microsoft.com/office/word/2010/wordml" xmlns:w15="http://schemas.microsoft.com/office/word/2012/wordml" xmlns:w16se="http://schemas.microsoft.com/office/word/2015/wordml/symex" xmlns:wpg="http://schemas.microsoft.com/office/word/2010/wordprocessingGroup" xmlns:wpi="http://schemas.microsoft.com/office/word/2010/wordprocessingInk" xmlns:wne="http://schemas.microsoft.com/office/word/2006/wordml" xmlns:wps="http://schemas.microsoft.com/office/word/2010/wordprocessingShape" mc:Ignorable="w14 w15 w16se wp14">
+<w:document xmlns:wpc="http://schemas.microsoft.com/office/word/2010/wordprocessingCanvas" xmlns:cx="http://schemas.microsoft.com/office/drawing/2014/chartex" xmlns:cx1="http://schemas.microsoft.com/office/drawing/2015/9/8/chartex" xmlns:cx2="http://schemas.microsoft.com/office/drawing/2015/10/21/chartex" xmlns:cx3="http://schemas.microsoft.com/office/drawing/2016/5/9/chartex" xmlns:cx4="http://schemas.microsoft.com/office/drawing/2016/5/10/chartex" xmlns:cx5="http://schemas.microsoft.com/office/drawing/2016/5/11/chartex" xmlns:cx6="http://schemas.microsoft.com/office/drawing/2016/5/12/chartex" xmlns:cx7="http://schemas.microsoft.com/office/drawing/2016/5/13/chartex" xmlns:cx8="http://schemas.microsoft.com/office/drawing/2016/5/14/chartex" xmlns:mc="http://schemas.openxmlformats.org/markup-compatibility/2006" xmlns:aink="http://schemas.microsoft.com/office/drawing/2016/ink" xmlns:am3d="http://schemas.microsoft.com/office/drawing/2017/model3d" xmlns:o="urn:schemas-microsoft-com:office:office" xmlns:oel="http://schemas.microsoft.com/office/2019/extlst" xmlns:r="http://schemas.openxmlformats.org/officeDocument/2006/relationships" xmlns:m="http://schemas.openxmlformats.org/officeDocument/2006/math" xmlns:v="urn:schemas-microsoft-com:vml" xmlns:wp14="http://schemas.microsoft.com/office/word/2010/wordprocessingDrawing" xmlns:wp="http://schemas.openxmlformats.org/drawingml/2006/wordprocessingDrawing" xmlns:w10="urn:schemas-microsoft-com:office:word" xmlns:w="http://schemas.openxmlformats.org/wordprocessingml/2006/main" xmlns:w14="http://schemas.microsoft.com/office/word/2010/wordml" xmlns:w15="http://schemas.microsoft.com/office/word/2012/wordml" xmlns:w16cex="http://schemas.microsoft.com/office/word/2018/wordml/cex" xmlns:w16cid="http://schemas.microsoft.com/office/word/2016/wordml/cid" xmlns:w16="http://schemas.microsoft.com/office/word/2018/wordml" xmlns:w16du="http://schemas.microsoft.com/office/word/2023/wordml/word16du" xmlns:w16sdtdh="http://schemas.microsoft.com/office/word/2020/wordml/sdtdatahash" xmlns:w16sdtfl="http://schemas.microsoft.com/office/word/2024/wordml/sdtformatlock" xmlns:w16se="http://schemas.microsoft.com/office/word/2015/wordml/symex" xmlns:wpg="http://schemas.microsoft.com/office/word/2010/wordprocessingGroup" xmlns:wpi="http://schemas.microsoft.com/office/word/2010/wordprocessingInk" xmlns:wne="http://schemas.microsoft.com/office/word/2006/wordml" xmlns:wps="http://schemas.microsoft.com/office/word/2010/wordprocessingShape" mc:Ignorable="w14 w15 w16se w16cid w16 w16cex w16sdtdh w16sdtfl w16du wp14">
   <w:body>
     <w:p>
       <w:r>
@@ -156,6 +156,7 @@
                                 </w:rPr>
                                 <w:t xml:space="preserve">Asignatura </w:t>
                               </w:r>
+                              <w:proofErr w:type="spellStart"/>
                               <w:r>
                                 <w:rPr>
                                   <w:b/>
@@ -165,8 +166,7 @@
                                 </w:rPr>
                                 <w:t>Capstone</w:t>
                               </w:r>
-                              <w:bookmarkStart w:id="0" w:name="_GoBack"/>
-                              <w:bookmarkEnd w:id="0"/>
+                              <w:proofErr w:type="spellEnd"/>
                             </w:p>
                           </w:txbxContent>
                         </wps:txbx>
@@ -228,7 +228,7 @@
           </mc:Choice>
           <mc:Fallback>
             <w:pict>
-              <v:group w14:anchorId="2D7FCADB" id="Grupo 47" o:spid="_x0000_s1026" style="position:absolute;margin-left:-34.3pt;margin-top:2.65pt;width:518.15pt;height:117.05pt;z-index:251659264;mso-position-horizontal-relative:margin;mso-width-relative:margin" coordsize="59034,14868" o:gfxdata="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">
+              <v:group w14:anchorId="2D7FCADB" id="Grupo 47" o:spid="_x0000_s1026" style="position:absolute;margin-left:-34.3pt;margin-top:2.65pt;width:518.15pt;height:117.05pt;z-index:251659264;mso-position-horizontal-relative:margin;mso-width-relative:margin" coordsize="59034,14868" o:gfxdata="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">
                 <v:shapetype id="_x0000_t202" coordsize="21600,21600" o:spt="202" path="m,l,21600r21600,l21600,xe">
                   <v:stroke joinstyle="miter"/>
                   <v:path gradientshapeok="t" o:connecttype="rect"/>
@@ -331,6 +331,7 @@
                           </w:rPr>
                           <w:t xml:space="preserve">Asignatura </w:t>
                         </w:r>
+                        <w:proofErr w:type="spellStart"/>
                         <w:r>
                           <w:rPr>
                             <w:b/>
@@ -340,8 +341,7 @@
                           </w:rPr>
                           <w:t>Capstone</w:t>
                         </w:r>
-                        <w:bookmarkStart w:id="1" w:name="_GoBack"/>
-                        <w:bookmarkEnd w:id="1"/>
+                        <w:proofErr w:type="spellEnd"/>
                       </w:p>
                     </w:txbxContent>
                   </v:textbox>
@@ -638,6 +638,12 @@
                 <w:b/>
               </w:rPr>
             </w:pPr>
+            <w:r>
+              <w:rPr>
+                <w:b/>
+              </w:rPr>
+              <w:t>Ingeniería en Informática</w:t>
+            </w:r>
           </w:p>
         </w:tc>
       </w:tr>
@@ -677,10 +683,648 @@
                 <w:b/>
               </w:rPr>
             </w:pPr>
+            <w:r>
+              <w:rPr>
+                <w:b/>
+              </w:rPr>
+              <w:t>Padre Alonso de Ovalle</w:t>
+            </w:r>
           </w:p>
         </w:tc>
       </w:tr>
     </w:tbl>
+    <w:p>
+      <w:pPr>
+        <w:rPr>
+          <w:b/>
+          <w:bCs/>
+          <w:color w:val="4472C4" w:themeColor="accent1"/>
+          <w:sz w:val="24"/>
+          <w:szCs w:val="24"/>
+        </w:rPr>
+      </w:pPr>
+    </w:p>
+    <w:tbl>
+      <w:tblPr>
+        <w:tblStyle w:val="Tablaconcuadrcula"/>
+        <w:tblW w:w="9498" w:type="dxa"/>
+        <w:tblInd w:w="-714" w:type="dxa"/>
+        <w:tblBorders>
+          <w:top w:val="single" w:sz="4" w:space="0" w:color="BFBFBF" w:themeColor="background1" w:themeShade="BF"/>
+          <w:left w:val="single" w:sz="4" w:space="0" w:color="BFBFBF" w:themeColor="background1" w:themeShade="BF"/>
+          <w:bottom w:val="single" w:sz="4" w:space="0" w:color="BFBFBF" w:themeColor="background1" w:themeShade="BF"/>
+          <w:right w:val="single" w:sz="4" w:space="0" w:color="BFBFBF" w:themeColor="background1" w:themeShade="BF"/>
+          <w:insideH w:val="single" w:sz="4" w:space="0" w:color="BFBFBF" w:themeColor="background1" w:themeShade="BF"/>
+          <w:insideV w:val="single" w:sz="4" w:space="0" w:color="BFBFBF" w:themeColor="background1" w:themeShade="BF"/>
+        </w:tblBorders>
+        <w:tblLook w:val="04A0" w:firstRow="1" w:lastRow="0" w:firstColumn="1" w:lastColumn="0" w:noHBand="0" w:noVBand="1"/>
+      </w:tblPr>
+      <w:tblGrid>
+        <w:gridCol w:w="2534"/>
+        <w:gridCol w:w="6964"/>
+      </w:tblGrid>
+      <w:tr>
+        <w:trPr>
+          <w:trHeight w:val="440"/>
+        </w:trPr>
+        <w:tc>
+          <w:tcPr>
+            <w:tcW w:w="2534" w:type="dxa"/>
+            <w:vAlign w:val="center"/>
+          </w:tcPr>
+          <w:p>
+            <w:pPr>
+              <w:rPr>
+                <w:rFonts w:ascii="Calibri" w:hAnsi="Calibri"/>
+                <w:color w:val="1F3864" w:themeColor="accent1" w:themeShade="80"/>
+              </w:rPr>
+            </w:pPr>
+            <w:r>
+              <w:rPr>
+                <w:rFonts w:ascii="Calibri" w:hAnsi="Calibri"/>
+                <w:color w:val="1F3864" w:themeColor="accent1" w:themeShade="80"/>
+              </w:rPr>
+              <w:t>Nombre estudiante</w:t>
+            </w:r>
+          </w:p>
+        </w:tc>
+        <w:tc>
+          <w:tcPr>
+            <w:tcW w:w="6964" w:type="dxa"/>
+            <w:vAlign w:val="center"/>
+          </w:tcPr>
+          <w:p>
+            <w:pPr>
+              <w:rPr>
+                <w:b/>
+              </w:rPr>
+            </w:pPr>
+          </w:p>
+        </w:tc>
+      </w:tr>
+      <w:tr>
+        <w:trPr>
+          <w:trHeight w:val="418"/>
+        </w:trPr>
+        <w:tc>
+          <w:tcPr>
+            <w:tcW w:w="2534" w:type="dxa"/>
+            <w:vAlign w:val="center"/>
+          </w:tcPr>
+          <w:p>
+            <w:pPr>
+              <w:rPr>
+                <w:rFonts w:ascii="Calibri" w:hAnsi="Calibri"/>
+                <w:color w:val="1F3864" w:themeColor="accent1" w:themeShade="80"/>
+              </w:rPr>
+            </w:pPr>
+            <w:r>
+              <w:rPr>
+                <w:rFonts w:ascii="Calibri" w:hAnsi="Calibri"/>
+                <w:color w:val="1F3864" w:themeColor="accent1" w:themeShade="80"/>
+              </w:rPr>
+              <w:t>Rut</w:t>
+            </w:r>
+          </w:p>
+        </w:tc>
+        <w:tc>
+          <w:tcPr>
+            <w:tcW w:w="6964" w:type="dxa"/>
+            <w:vAlign w:val="center"/>
+          </w:tcPr>
+          <w:p>
+            <w:pPr>
+              <w:rPr>
+                <w:b/>
+              </w:rPr>
+            </w:pPr>
+          </w:p>
+        </w:tc>
+      </w:tr>
+      <w:tr>
+        <w:trPr>
+          <w:trHeight w:val="425"/>
+        </w:trPr>
+        <w:tc>
+          <w:tcPr>
+            <w:tcW w:w="2534" w:type="dxa"/>
+            <w:vAlign w:val="center"/>
+          </w:tcPr>
+          <w:p>
+            <w:pPr>
+              <w:rPr>
+                <w:rFonts w:ascii="Calibri" w:hAnsi="Calibri"/>
+                <w:color w:val="1F3864" w:themeColor="accent1" w:themeShade="80"/>
+              </w:rPr>
+            </w:pPr>
+            <w:r>
+              <w:rPr>
+                <w:rFonts w:ascii="Calibri" w:hAnsi="Calibri"/>
+                <w:color w:val="1F3864" w:themeColor="accent1" w:themeShade="80"/>
+              </w:rPr>
+              <w:t>Carrera</w:t>
+            </w:r>
+          </w:p>
+        </w:tc>
+        <w:tc>
+          <w:tcPr>
+            <w:tcW w:w="6964" w:type="dxa"/>
+            <w:vAlign w:val="center"/>
+          </w:tcPr>
+          <w:p>
+            <w:pPr>
+              <w:rPr>
+                <w:b/>
+              </w:rPr>
+            </w:pPr>
+            <w:r>
+              <w:rPr>
+                <w:b/>
+              </w:rPr>
+              <w:t>Ingeniería en Informática</w:t>
+            </w:r>
+          </w:p>
+        </w:tc>
+      </w:tr>
+      <w:tr>
+        <w:trPr>
+          <w:trHeight w:val="417"/>
+        </w:trPr>
+        <w:tc>
+          <w:tcPr>
+            <w:tcW w:w="2534" w:type="dxa"/>
+            <w:vAlign w:val="center"/>
+          </w:tcPr>
+          <w:p>
+            <w:pPr>
+              <w:rPr>
+                <w:rFonts w:ascii="Calibri" w:hAnsi="Calibri"/>
+                <w:color w:val="1F3864" w:themeColor="accent1" w:themeShade="80"/>
+              </w:rPr>
+            </w:pPr>
+            <w:r>
+              <w:rPr>
+                <w:rFonts w:ascii="Calibri" w:hAnsi="Calibri"/>
+                <w:color w:val="1F3864" w:themeColor="accent1" w:themeShade="80"/>
+              </w:rPr>
+              <w:t>Sede</w:t>
+            </w:r>
+          </w:p>
+        </w:tc>
+        <w:tc>
+          <w:tcPr>
+            <w:tcW w:w="6964" w:type="dxa"/>
+            <w:vAlign w:val="center"/>
+          </w:tcPr>
+          <w:p>
+            <w:pPr>
+              <w:rPr>
+                <w:b/>
+              </w:rPr>
+            </w:pPr>
+            <w:r>
+              <w:rPr>
+                <w:b/>
+              </w:rPr>
+              <w:t>Padre Alonso de Ovalle</w:t>
+            </w:r>
+          </w:p>
+        </w:tc>
+      </w:tr>
+    </w:tbl>
+    <w:p>
+      <w:pPr>
+        <w:rPr>
+          <w:b/>
+          <w:bCs/>
+          <w:color w:val="4472C4" w:themeColor="accent1"/>
+          <w:sz w:val="24"/>
+          <w:szCs w:val="24"/>
+        </w:rPr>
+      </w:pPr>
+    </w:p>
+    <w:tbl>
+      <w:tblPr>
+        <w:tblStyle w:val="Tablaconcuadrcula"/>
+        <w:tblW w:w="9498" w:type="dxa"/>
+        <w:tblInd w:w="-714" w:type="dxa"/>
+        <w:tblBorders>
+          <w:top w:val="single" w:sz="4" w:space="0" w:color="BFBFBF" w:themeColor="background1" w:themeShade="BF"/>
+          <w:left w:val="single" w:sz="4" w:space="0" w:color="BFBFBF" w:themeColor="background1" w:themeShade="BF"/>
+          <w:bottom w:val="single" w:sz="4" w:space="0" w:color="BFBFBF" w:themeColor="background1" w:themeShade="BF"/>
+          <w:right w:val="single" w:sz="4" w:space="0" w:color="BFBFBF" w:themeColor="background1" w:themeShade="BF"/>
+          <w:insideH w:val="single" w:sz="4" w:space="0" w:color="BFBFBF" w:themeColor="background1" w:themeShade="BF"/>
+          <w:insideV w:val="single" w:sz="4" w:space="0" w:color="BFBFBF" w:themeColor="background1" w:themeShade="BF"/>
+        </w:tblBorders>
+        <w:tblLook w:val="04A0" w:firstRow="1" w:lastRow="0" w:firstColumn="1" w:lastColumn="0" w:noHBand="0" w:noVBand="1"/>
+      </w:tblPr>
+      <w:tblGrid>
+        <w:gridCol w:w="2534"/>
+        <w:gridCol w:w="6964"/>
+      </w:tblGrid>
+      <w:tr>
+        <w:trPr>
+          <w:trHeight w:val="440"/>
+        </w:trPr>
+        <w:tc>
+          <w:tcPr>
+            <w:tcW w:w="2534" w:type="dxa"/>
+            <w:vAlign w:val="center"/>
+          </w:tcPr>
+          <w:p>
+            <w:pPr>
+              <w:rPr>
+                <w:rFonts w:ascii="Calibri" w:hAnsi="Calibri"/>
+                <w:color w:val="1F3864" w:themeColor="accent1" w:themeShade="80"/>
+              </w:rPr>
+            </w:pPr>
+            <w:r>
+              <w:rPr>
+                <w:rFonts w:ascii="Calibri" w:hAnsi="Calibri"/>
+                <w:color w:val="1F3864" w:themeColor="accent1" w:themeShade="80"/>
+              </w:rPr>
+              <w:t>Nombre estudiante</w:t>
+            </w:r>
+          </w:p>
+        </w:tc>
+        <w:tc>
+          <w:tcPr>
+            <w:tcW w:w="6964" w:type="dxa"/>
+            <w:vAlign w:val="center"/>
+          </w:tcPr>
+          <w:p>
+            <w:pPr>
+              <w:rPr>
+                <w:b/>
+              </w:rPr>
+            </w:pPr>
+          </w:p>
+        </w:tc>
+      </w:tr>
+      <w:tr>
+        <w:trPr>
+          <w:trHeight w:val="418"/>
+        </w:trPr>
+        <w:tc>
+          <w:tcPr>
+            <w:tcW w:w="2534" w:type="dxa"/>
+            <w:vAlign w:val="center"/>
+          </w:tcPr>
+          <w:p>
+            <w:pPr>
+              <w:rPr>
+                <w:rFonts w:ascii="Calibri" w:hAnsi="Calibri"/>
+                <w:color w:val="1F3864" w:themeColor="accent1" w:themeShade="80"/>
+              </w:rPr>
+            </w:pPr>
+            <w:r>
+              <w:rPr>
+                <w:rFonts w:ascii="Calibri" w:hAnsi="Calibri"/>
+                <w:color w:val="1F3864" w:themeColor="accent1" w:themeShade="80"/>
+              </w:rPr>
+              <w:t>Rut</w:t>
+            </w:r>
+          </w:p>
+        </w:tc>
+        <w:tc>
+          <w:tcPr>
+            <w:tcW w:w="6964" w:type="dxa"/>
+            <w:vAlign w:val="center"/>
+          </w:tcPr>
+          <w:p>
+            <w:pPr>
+              <w:rPr>
+                <w:b/>
+              </w:rPr>
+            </w:pPr>
+          </w:p>
+        </w:tc>
+      </w:tr>
+      <w:tr>
+        <w:trPr>
+          <w:trHeight w:val="425"/>
+        </w:trPr>
+        <w:tc>
+          <w:tcPr>
+            <w:tcW w:w="2534" w:type="dxa"/>
+            <w:vAlign w:val="center"/>
+          </w:tcPr>
+          <w:p>
+            <w:pPr>
+              <w:rPr>
+                <w:rFonts w:ascii="Calibri" w:hAnsi="Calibri"/>
+                <w:color w:val="1F3864" w:themeColor="accent1" w:themeShade="80"/>
+              </w:rPr>
+            </w:pPr>
+            <w:r>
+              <w:rPr>
+                <w:rFonts w:ascii="Calibri" w:hAnsi="Calibri"/>
+                <w:color w:val="1F3864" w:themeColor="accent1" w:themeShade="80"/>
+              </w:rPr>
+              <w:t>Carrera</w:t>
+            </w:r>
+          </w:p>
+        </w:tc>
+        <w:tc>
+          <w:tcPr>
+            <w:tcW w:w="6964" w:type="dxa"/>
+            <w:vAlign w:val="center"/>
+          </w:tcPr>
+          <w:p>
+            <w:pPr>
+              <w:rPr>
+                <w:b/>
+              </w:rPr>
+            </w:pPr>
+            <w:r>
+              <w:rPr>
+                <w:b/>
+              </w:rPr>
+              <w:t>Ingeniería en Informática</w:t>
+            </w:r>
+          </w:p>
+        </w:tc>
+      </w:tr>
+      <w:tr>
+        <w:trPr>
+          <w:trHeight w:val="417"/>
+        </w:trPr>
+        <w:tc>
+          <w:tcPr>
+            <w:tcW w:w="2534" w:type="dxa"/>
+            <w:vAlign w:val="center"/>
+          </w:tcPr>
+          <w:p>
+            <w:pPr>
+              <w:rPr>
+                <w:rFonts w:ascii="Calibri" w:hAnsi="Calibri"/>
+                <w:color w:val="1F3864" w:themeColor="accent1" w:themeShade="80"/>
+              </w:rPr>
+            </w:pPr>
+            <w:r>
+              <w:rPr>
+                <w:rFonts w:ascii="Calibri" w:hAnsi="Calibri"/>
+                <w:color w:val="1F3864" w:themeColor="accent1" w:themeShade="80"/>
+              </w:rPr>
+              <w:t>Sede</w:t>
+            </w:r>
+          </w:p>
+        </w:tc>
+        <w:tc>
+          <w:tcPr>
+            <w:tcW w:w="6964" w:type="dxa"/>
+            <w:vAlign w:val="center"/>
+          </w:tcPr>
+          <w:p>
+            <w:pPr>
+              <w:rPr>
+                <w:b/>
+              </w:rPr>
+            </w:pPr>
+            <w:r>
+              <w:rPr>
+                <w:b/>
+              </w:rPr>
+              <w:t>Padre Alonso de Ovalle</w:t>
+            </w:r>
+          </w:p>
+        </w:tc>
+      </w:tr>
+    </w:tbl>
+    <w:p>
+      <w:pPr>
+        <w:rPr>
+          <w:b/>
+          <w:bCs/>
+          <w:color w:val="4472C4" w:themeColor="accent1"/>
+          <w:sz w:val="24"/>
+          <w:szCs w:val="24"/>
+        </w:rPr>
+      </w:pPr>
+    </w:p>
+    <w:tbl>
+      <w:tblPr>
+        <w:tblStyle w:val="Tablaconcuadrcula"/>
+        <w:tblW w:w="9498" w:type="dxa"/>
+        <w:tblInd w:w="-714" w:type="dxa"/>
+        <w:tblBorders>
+          <w:top w:val="single" w:sz="4" w:space="0" w:color="BFBFBF" w:themeColor="background1" w:themeShade="BF"/>
+          <w:left w:val="single" w:sz="4" w:space="0" w:color="BFBFBF" w:themeColor="background1" w:themeShade="BF"/>
+          <w:bottom w:val="single" w:sz="4" w:space="0" w:color="BFBFBF" w:themeColor="background1" w:themeShade="BF"/>
+          <w:right w:val="single" w:sz="4" w:space="0" w:color="BFBFBF" w:themeColor="background1" w:themeShade="BF"/>
+          <w:insideH w:val="single" w:sz="4" w:space="0" w:color="BFBFBF" w:themeColor="background1" w:themeShade="BF"/>
+          <w:insideV w:val="single" w:sz="4" w:space="0" w:color="BFBFBF" w:themeColor="background1" w:themeShade="BF"/>
+        </w:tblBorders>
+        <w:tblLook w:val="04A0" w:firstRow="1" w:lastRow="0" w:firstColumn="1" w:lastColumn="0" w:noHBand="0" w:noVBand="1"/>
+      </w:tblPr>
+      <w:tblGrid>
+        <w:gridCol w:w="2534"/>
+        <w:gridCol w:w="6964"/>
+      </w:tblGrid>
+      <w:tr>
+        <w:trPr>
+          <w:trHeight w:val="440"/>
+        </w:trPr>
+        <w:tc>
+          <w:tcPr>
+            <w:tcW w:w="2534" w:type="dxa"/>
+            <w:vAlign w:val="center"/>
+          </w:tcPr>
+          <w:p>
+            <w:pPr>
+              <w:rPr>
+                <w:rFonts w:ascii="Calibri" w:hAnsi="Calibri"/>
+                <w:color w:val="1F3864" w:themeColor="accent1" w:themeShade="80"/>
+              </w:rPr>
+            </w:pPr>
+            <w:r>
+              <w:rPr>
+                <w:rFonts w:ascii="Calibri" w:hAnsi="Calibri"/>
+                <w:color w:val="1F3864" w:themeColor="accent1" w:themeShade="80"/>
+              </w:rPr>
+              <w:t>Nombre estudiante</w:t>
+            </w:r>
+          </w:p>
+        </w:tc>
+        <w:tc>
+          <w:tcPr>
+            <w:tcW w:w="6964" w:type="dxa"/>
+            <w:vAlign w:val="center"/>
+          </w:tcPr>
+          <w:p>
+            <w:pPr>
+              <w:rPr>
+                <w:b/>
+              </w:rPr>
+            </w:pPr>
+            <w:r>
+              <w:rPr>
+                <w:b/>
+              </w:rPr>
+              <w:t>María Trinidad Gaete Mella</w:t>
+            </w:r>
+          </w:p>
+        </w:tc>
+      </w:tr>
+      <w:tr>
+        <w:trPr>
+          <w:trHeight w:val="418"/>
+        </w:trPr>
+        <w:tc>
+          <w:tcPr>
+            <w:tcW w:w="2534" w:type="dxa"/>
+            <w:vAlign w:val="center"/>
+          </w:tcPr>
+          <w:p>
+            <w:pPr>
+              <w:rPr>
+                <w:rFonts w:ascii="Calibri" w:hAnsi="Calibri"/>
+                <w:color w:val="1F3864" w:themeColor="accent1" w:themeShade="80"/>
+              </w:rPr>
+            </w:pPr>
+            <w:r>
+              <w:rPr>
+                <w:rFonts w:ascii="Calibri" w:hAnsi="Calibri"/>
+                <w:color w:val="1F3864" w:themeColor="accent1" w:themeShade="80"/>
+              </w:rPr>
+              <w:t>Rut</w:t>
+            </w:r>
+          </w:p>
+        </w:tc>
+        <w:tc>
+          <w:tcPr>
+            <w:tcW w:w="6964" w:type="dxa"/>
+            <w:vAlign w:val="center"/>
+          </w:tcPr>
+          <w:p>
+            <w:pPr>
+              <w:rPr>
+                <w:b/>
+              </w:rPr>
+            </w:pPr>
+            <w:r>
+              <w:rPr>
+                <w:b/>
+              </w:rPr>
+              <w:t>18.955.244-0</w:t>
+            </w:r>
+          </w:p>
+        </w:tc>
+      </w:tr>
+      <w:tr>
+        <w:trPr>
+          <w:trHeight w:val="425"/>
+        </w:trPr>
+        <w:tc>
+          <w:tcPr>
+            <w:tcW w:w="2534" w:type="dxa"/>
+            <w:vAlign w:val="center"/>
+          </w:tcPr>
+          <w:p>
+            <w:pPr>
+              <w:rPr>
+                <w:rFonts w:ascii="Calibri" w:hAnsi="Calibri"/>
+                <w:color w:val="1F3864" w:themeColor="accent1" w:themeShade="80"/>
+              </w:rPr>
+            </w:pPr>
+            <w:r>
+              <w:rPr>
+                <w:rFonts w:ascii="Calibri" w:hAnsi="Calibri"/>
+                <w:color w:val="1F3864" w:themeColor="accent1" w:themeShade="80"/>
+              </w:rPr>
+              <w:t>Carrera</w:t>
+            </w:r>
+          </w:p>
+        </w:tc>
+        <w:tc>
+          <w:tcPr>
+            <w:tcW w:w="6964" w:type="dxa"/>
+            <w:vAlign w:val="center"/>
+          </w:tcPr>
+          <w:p>
+            <w:pPr>
+              <w:rPr>
+                <w:b/>
+              </w:rPr>
+            </w:pPr>
+            <w:r>
+              <w:rPr>
+                <w:b/>
+              </w:rPr>
+              <w:t>Ingeniería en Informática</w:t>
+            </w:r>
+          </w:p>
+        </w:tc>
+      </w:tr>
+      <w:tr>
+        <w:trPr>
+          <w:trHeight w:val="417"/>
+        </w:trPr>
+        <w:tc>
+          <w:tcPr>
+            <w:tcW w:w="2534" w:type="dxa"/>
+            <w:vAlign w:val="center"/>
+          </w:tcPr>
+          <w:p>
+            <w:pPr>
+              <w:rPr>
+                <w:rFonts w:ascii="Calibri" w:hAnsi="Calibri"/>
+                <w:color w:val="1F3864" w:themeColor="accent1" w:themeShade="80"/>
+              </w:rPr>
+            </w:pPr>
+            <w:r>
+              <w:rPr>
+                <w:rFonts w:ascii="Calibri" w:hAnsi="Calibri"/>
+                <w:color w:val="1F3864" w:themeColor="accent1" w:themeShade="80"/>
+              </w:rPr>
+              <w:lastRenderedPageBreak/>
+              <w:t>Sede</w:t>
+            </w:r>
+          </w:p>
+        </w:tc>
+        <w:tc>
+          <w:tcPr>
+            <w:tcW w:w="6964" w:type="dxa"/>
+            <w:vAlign w:val="center"/>
+          </w:tcPr>
+          <w:p>
+            <w:pPr>
+              <w:rPr>
+                <w:b/>
+              </w:rPr>
+            </w:pPr>
+            <w:r>
+              <w:rPr>
+                <w:b/>
+              </w:rPr>
+              <w:t>Padre Alonso de Ovalle</w:t>
+            </w:r>
+          </w:p>
+        </w:tc>
+      </w:tr>
+    </w:tbl>
+    <w:p>
+      <w:pPr>
+        <w:rPr>
+          <w:b/>
+          <w:bCs/>
+          <w:color w:val="4472C4" w:themeColor="accent1"/>
+          <w:sz w:val="24"/>
+          <w:szCs w:val="24"/>
+        </w:rPr>
+      </w:pPr>
+    </w:p>
+    <w:p>
+      <w:pPr>
+        <w:rPr>
+          <w:b/>
+          <w:bCs/>
+          <w:color w:val="4472C4" w:themeColor="accent1"/>
+          <w:sz w:val="24"/>
+          <w:szCs w:val="24"/>
+        </w:rPr>
+      </w:pPr>
+    </w:p>
     <w:p>
       <w:pPr>
         <w:rPr>
@@ -921,6 +1565,28 @@
               </w:rPr>
               <w:t>.</w:t>
             </w:r>
+            <w:r>
+              <w:rPr>
+                <w:rFonts w:ascii="Calibri" w:hAnsi="Calibri" w:cs="Arial"/>
+                <w:i/>
+                <w:color w:val="548DD4"/>
+                <w:sz w:val="20"/>
+                <w:szCs w:val="20"/>
+                <w:lang w:eastAsia="es-CL"/>
+              </w:rPr>
+              <w:t xml:space="preserve"> </w:t>
+            </w:r>
+            <w:r>
+              <w:rPr>
+                <w:rFonts w:ascii="Calibri" w:hAnsi="Calibri" w:cs="Arial"/>
+                <w:i/>
+                <w:color w:val="EE0000"/>
+                <w:sz w:val="20"/>
+                <w:szCs w:val="20"/>
+                <w:lang w:eastAsia="es-CL"/>
+              </w:rPr>
+              <w:t>(completar)</w:t>
+            </w:r>
           </w:p>
         </w:tc>
       </w:tr>
@@ -969,117 +1635,31 @@
                 <w:szCs w:val="20"/>
                 <w:lang w:eastAsia="es-CL"/>
               </w:rPr>
-              <w:t>Menciona</w:t>
-            </w:r>
-            <w:r>
-              <w:rPr>
-                <w:rFonts w:ascii="Calibri" w:hAnsi="Calibri" w:cs="Arial"/>
-                <w:i/>
-                <w:color w:val="548DD4"/>
-                <w:sz w:val="20"/>
-                <w:szCs w:val="20"/>
-                <w:lang w:eastAsia="es-CL"/>
-              </w:rPr>
-              <w:t xml:space="preserve"> la(s) área(s) de desempeño de </w:t>
-            </w:r>
-            <w:r>
-              <w:rPr>
-                <w:rFonts w:ascii="Calibri" w:hAnsi="Calibri" w:cs="Arial"/>
-                <w:i/>
-                <w:color w:val="548DD4"/>
-                <w:sz w:val="20"/>
-                <w:szCs w:val="20"/>
-                <w:lang w:eastAsia="es-CL"/>
-              </w:rPr>
-              <w:t>t</w:t>
-            </w:r>
-            <w:r>
-              <w:rPr>
-                <w:rFonts w:ascii="Calibri" w:hAnsi="Calibri" w:cs="Arial"/>
-                <w:i/>
-                <w:color w:val="548DD4"/>
-                <w:sz w:val="20"/>
-                <w:szCs w:val="20"/>
-                <w:lang w:eastAsia="es-CL"/>
-              </w:rPr>
-              <w:t xml:space="preserve">u </w:t>
-            </w:r>
-            <w:r>
-              <w:rPr>
-                <w:rFonts w:ascii="Calibri" w:hAnsi="Calibri" w:cs="Arial"/>
-                <w:i/>
-                <w:color w:val="548DD4"/>
-                <w:sz w:val="20"/>
-                <w:szCs w:val="20"/>
-                <w:lang w:eastAsia="es-CL"/>
-              </w:rPr>
-              <w:t>Plan</w:t>
-            </w:r>
-            <w:r>
-              <w:rPr>
-                <w:rFonts w:ascii="Calibri" w:hAnsi="Calibri" w:cs="Arial"/>
-                <w:i/>
-                <w:color w:val="548DD4"/>
-                <w:sz w:val="20"/>
-                <w:szCs w:val="20"/>
-                <w:lang w:eastAsia="es-CL"/>
-              </w:rPr>
-              <w:t xml:space="preserve"> de </w:t>
-            </w:r>
-            <w:r>
-              <w:rPr>
-                <w:rFonts w:ascii="Calibri" w:hAnsi="Calibri" w:cs="Arial"/>
-                <w:i/>
-                <w:color w:val="548DD4"/>
-                <w:sz w:val="20"/>
-                <w:szCs w:val="20"/>
-                <w:lang w:eastAsia="es-CL"/>
-              </w:rPr>
-              <w:t>E</w:t>
-            </w:r>
-            <w:r>
-              <w:rPr>
-                <w:rFonts w:ascii="Calibri" w:hAnsi="Calibri" w:cs="Arial"/>
-                <w:i/>
-                <w:color w:val="548DD4"/>
-                <w:sz w:val="20"/>
-                <w:szCs w:val="20"/>
-                <w:lang w:eastAsia="es-CL"/>
-              </w:rPr>
-              <w:t xml:space="preserve">studio </w:t>
-            </w:r>
-            <w:r>
-              <w:rPr>
-                <w:rFonts w:ascii="Calibri" w:hAnsi="Calibri" w:cs="Arial"/>
-                <w:i/>
-                <w:color w:val="548DD4"/>
-                <w:sz w:val="20"/>
-                <w:szCs w:val="20"/>
-                <w:lang w:eastAsia="es-CL"/>
-              </w:rPr>
-              <w:t>que vas a abordar en</w:t>
-            </w:r>
-            <w:r>
-              <w:rPr>
-                <w:rFonts w:ascii="Calibri" w:hAnsi="Calibri" w:cs="Arial"/>
-                <w:i/>
-                <w:color w:val="548DD4"/>
-                <w:sz w:val="20"/>
-                <w:szCs w:val="20"/>
-                <w:lang w:eastAsia="es-CL"/>
-              </w:rPr>
-              <w:t xml:space="preserve"> </w:t>
-            </w:r>
-            <w:r>
-              <w:rPr>
-                <w:rFonts w:ascii="Calibri" w:hAnsi="Calibri" w:cs="Arial"/>
-                <w:i/>
-                <w:color w:val="548DD4"/>
-                <w:sz w:val="20"/>
-                <w:szCs w:val="20"/>
-                <w:lang w:eastAsia="es-CL"/>
-              </w:rPr>
-              <w:t>tu Proyecto APT.</w:t>
+              <w:t xml:space="preserve">Desarrollo de software (Front End, Back End, </w:t>
+            </w:r>
+            <w:proofErr w:type="spellStart"/>
+            <w:r>
+              <w:rPr>
+                <w:rFonts w:ascii="Calibri" w:hAnsi="Calibri" w:cs="Arial"/>
+                <w:i/>
+                <w:color w:val="548DD4"/>
+                <w:sz w:val="20"/>
+                <w:szCs w:val="20"/>
+                <w:lang w:eastAsia="es-CL"/>
+              </w:rPr>
+              <w:t>FullStack</w:t>
+            </w:r>
+            <w:proofErr w:type="spellEnd"/>
+            <w:r>
+              <w:rPr>
+                <w:rFonts w:ascii="Calibri" w:hAnsi="Calibri" w:cs="Arial"/>
+                <w:i/>
+                <w:color w:val="548DD4"/>
+                <w:sz w:val="20"/>
+                <w:szCs w:val="20"/>
+                <w:lang w:eastAsia="es-CL"/>
+              </w:rPr>
+              <w:t>), gestión de proyectos, calidad de software, bases de datos, y automatización.</w:t>
             </w:r>
           </w:p>
         </w:tc>
@@ -1124,47 +1704,167 @@
           </w:tcPr>
           <w:p>
             <w:pPr>
+              <w:ind w:left="720"/>
+              <w:rPr>
+                <w:rFonts w:ascii="Calibri" w:hAnsi="Calibri" w:cs="Arial"/>
+                <w:i/>
+                <w:iCs/>
+                <w:color w:val="548DD4"/>
+                <w:sz w:val="20"/>
+                <w:szCs w:val="20"/>
+                <w:lang w:eastAsia="es-CL"/>
+              </w:rPr>
+            </w:pPr>
+          </w:p>
+          <w:p>
+            <w:pPr>
+              <w:numPr>
+                <w:ilvl w:val="0"/>
+                <w:numId w:val="5"/>
+              </w:numPr>
+              <w:rPr>
+                <w:rFonts w:ascii="Calibri" w:hAnsi="Calibri" w:cs="Arial"/>
+                <w:i/>
+                <w:iCs/>
+                <w:color w:val="548DD4"/>
+                <w:sz w:val="20"/>
+                <w:szCs w:val="20"/>
+                <w:lang w:eastAsia="es-CL"/>
+              </w:rPr>
+            </w:pPr>
+            <w:r>
+              <w:rPr>
+                <w:rFonts w:ascii="Calibri" w:hAnsi="Calibri" w:cs="Arial"/>
+                <w:i/>
+                <w:iCs/>
+                <w:color w:val="548DD4"/>
+                <w:sz w:val="20"/>
+                <w:szCs w:val="20"/>
+                <w:lang w:eastAsia="es-CL"/>
+              </w:rPr>
+              <w:t>Diseñar y generar soluciones de software innovadoras y de calidad, aplicando el ciclo de vida de éste, según las características del proyecto, las mejores prácticas de la industria y sus estándares de calidad.</w:t>
+            </w:r>
+          </w:p>
+          <w:p>
+            <w:pPr>
+              <w:numPr>
+                <w:ilvl w:val="0"/>
+                <w:numId w:val="5"/>
+              </w:numPr>
+              <w:rPr>
+                <w:rFonts w:ascii="Calibri" w:hAnsi="Calibri" w:cs="Arial"/>
+                <w:i/>
+                <w:iCs/>
+                <w:color w:val="548DD4"/>
+                <w:sz w:val="20"/>
+                <w:szCs w:val="20"/>
+                <w:lang w:eastAsia="es-CL"/>
+              </w:rPr>
+            </w:pPr>
+            <w:r>
+              <w:rPr>
+                <w:rFonts w:ascii="Calibri" w:hAnsi="Calibri" w:cs="Arial"/>
+                <w:i/>
+                <w:iCs/>
+                <w:color w:val="548DD4"/>
+                <w:sz w:val="20"/>
+                <w:szCs w:val="20"/>
+                <w:lang w:eastAsia="es-CL"/>
+              </w:rPr>
+              <w:t>Diseñar y adaptar los procesos de ingeniería de requisitos, a través del uso de metodologías de vanguardia y estándares de la industria, para el desarrollo de soluciones TI complejas, innovadoras y de calidad.</w:t>
+            </w:r>
+          </w:p>
+          <w:p>
+            <w:pPr>
+              <w:numPr>
+                <w:ilvl w:val="0"/>
+                <w:numId w:val="5"/>
+              </w:numPr>
+              <w:rPr>
+                <w:rFonts w:ascii="Calibri" w:hAnsi="Calibri" w:cs="Arial"/>
+                <w:i/>
+                <w:iCs/>
+                <w:color w:val="548DD4"/>
+                <w:sz w:val="20"/>
+                <w:szCs w:val="20"/>
+                <w:lang w:eastAsia="es-CL"/>
+              </w:rPr>
+            </w:pPr>
+            <w:r>
+              <w:rPr>
+                <w:rFonts w:ascii="Calibri" w:hAnsi="Calibri" w:cs="Arial"/>
+                <w:i/>
+                <w:iCs/>
+                <w:color w:val="548DD4"/>
+                <w:sz w:val="20"/>
+                <w:szCs w:val="20"/>
+                <w:lang w:eastAsia="es-CL"/>
+              </w:rPr>
+              <w:t xml:space="preserve">Diseñar soluciones de software, abarcando todo el ciclo de vida de éste, </w:t>
+            </w:r>
+            <w:proofErr w:type="gramStart"/>
+            <w:r>
+              <w:rPr>
+                <w:rFonts w:ascii="Calibri" w:hAnsi="Calibri" w:cs="Arial"/>
+                <w:i/>
+                <w:iCs/>
+                <w:color w:val="548DD4"/>
+                <w:sz w:val="20"/>
+                <w:szCs w:val="20"/>
+                <w:lang w:eastAsia="es-CL"/>
+              </w:rPr>
+              <w:t>de acuerdo a</w:t>
+            </w:r>
+            <w:proofErr w:type="gramEnd"/>
+            <w:r>
+              <w:rPr>
+                <w:rFonts w:ascii="Calibri" w:hAnsi="Calibri" w:cs="Arial"/>
+                <w:i/>
+                <w:iCs/>
+                <w:color w:val="548DD4"/>
+                <w:sz w:val="20"/>
+                <w:szCs w:val="20"/>
+                <w:lang w:eastAsia="es-CL"/>
+              </w:rPr>
+              <w:t xml:space="preserve"> estándares, marcos de trabajo y regulatorios, tecnologías y metodologías que promueven la innovación, con foco en la calidad, seguridad y sostenibilidad del proyecto.</w:t>
+            </w:r>
+          </w:p>
+          <w:p>
+            <w:pPr>
+              <w:numPr>
+                <w:ilvl w:val="0"/>
+                <w:numId w:val="5"/>
+              </w:numPr>
+              <w:rPr>
+                <w:rFonts w:ascii="Calibri" w:hAnsi="Calibri" w:cs="Arial"/>
+                <w:i/>
+                <w:iCs/>
+                <w:color w:val="548DD4"/>
+                <w:sz w:val="20"/>
+                <w:szCs w:val="20"/>
+                <w:lang w:eastAsia="es-CL"/>
+              </w:rPr>
+            </w:pPr>
+            <w:r>
+              <w:rPr>
+                <w:rFonts w:ascii="Calibri" w:hAnsi="Calibri" w:cs="Arial"/>
+                <w:i/>
+                <w:iCs/>
+                <w:color w:val="548DD4"/>
+                <w:sz w:val="20"/>
+                <w:szCs w:val="20"/>
+                <w:lang w:eastAsia="es-CL"/>
+              </w:rPr>
+              <w:t>Desarrollar proyectos de software innovadores para plataformas y dispositivos móviles, por medio de marcos de trabajo, herramientas de desarrollo, lenguajes de programación y buenas prácticas de la industria del desarrollo de software.</w:t>
+            </w:r>
+          </w:p>
+          <w:p>
+            <w:pPr>
               <w:rPr>
                 <w:b/>
                 <w:bCs/>
               </w:rPr>
             </w:pPr>
-            <w:r>
-              <w:rPr>
-                <w:rFonts w:ascii="Calibri" w:hAnsi="Calibri" w:cs="Arial"/>
-                <w:i/>
-                <w:iCs/>
-                <w:color w:val="548DD4"/>
-                <w:sz w:val="20"/>
-                <w:szCs w:val="20"/>
-                <w:lang w:eastAsia="es-CL"/>
-              </w:rPr>
-              <w:t>Menciona las competencias</w:t>
-            </w:r>
-            <w:r>
-              <w:rPr>
-                <w:rFonts w:ascii="Calibri" w:hAnsi="Calibri" w:cs="Arial"/>
-                <w:i/>
-                <w:iCs/>
-                <w:color w:val="548DD4"/>
-                <w:sz w:val="20"/>
-                <w:szCs w:val="20"/>
-                <w:lang w:eastAsia="es-CL"/>
-              </w:rPr>
-              <w:t xml:space="preserve"> </w:t>
-            </w:r>
-            <w:r>
-              <w:rPr>
-                <w:rFonts w:ascii="Calibri" w:hAnsi="Calibri" w:cs="Arial"/>
-                <w:i/>
-                <w:iCs/>
-                <w:color w:val="548DD4"/>
-                <w:sz w:val="20"/>
-                <w:szCs w:val="20"/>
-                <w:lang w:eastAsia="es-CL"/>
-              </w:rPr>
-              <w:t>de tu Plan de Estudio que vas a abordar en tu Proyecto APT.</w:t>
-            </w:r>
           </w:p>
         </w:tc>
       </w:tr>
@@ -3815,6 +4515,7 @@
                 <w:sz w:val="28"/>
                 <w:szCs w:val="28"/>
               </w:rPr>
+              <w:lastRenderedPageBreak/>
               <w:t>6</w:t>
             </w:r>
             <w:r>
@@ -4458,7 +5159,23 @@
                 <w:rFonts w:ascii="Calibri" w:hAnsi="Calibri"/>
                 <w:color w:val="1F3864" w:themeColor="accent1" w:themeShade="80"/>
               </w:rPr>
-              <w:t>efine la planificación de tu Proyecto APT de acuerdo a lo requerido</w:t>
+              <w:t xml:space="preserve">efine la planificación de tu Proyecto APT </w:t>
+            </w:r>
+            <w:proofErr w:type="gramStart"/>
+            <w:r>
+              <w:rPr>
+                <w:rFonts w:ascii="Calibri" w:hAnsi="Calibri"/>
+                <w:color w:val="1F3864" w:themeColor="accent1" w:themeShade="80"/>
+              </w:rPr>
+              <w:t>de acuerdo a</w:t>
+            </w:r>
+            <w:proofErr w:type="gramEnd"/>
+            <w:r>
+              <w:rPr>
+                <w:rFonts w:ascii="Calibri" w:hAnsi="Calibri"/>
+                <w:color w:val="1F3864" w:themeColor="accent1" w:themeShade="80"/>
+              </w:rPr>
+              <w:t xml:space="preserve"> lo requerido</w:t>
             </w:r>
             <w:r>
               <w:rPr>
@@ -4596,14 +5313,30 @@
                 <w:rFonts w:ascii="Calibri" w:hAnsi="Calibri"/>
                 <w:color w:val="1F3864" w:themeColor="accent1" w:themeShade="80"/>
               </w:rPr>
-              <w:t xml:space="preserve">Nombre de </w:t>
-            </w:r>
-            <w:r>
-              <w:rPr>
-                <w:rFonts w:ascii="Calibri" w:hAnsi="Calibri"/>
-                <w:color w:val="1F3864" w:themeColor="accent1" w:themeShade="80"/>
-              </w:rPr>
-              <w:t xml:space="preserve"> Actividades/Tareas</w:t>
+              <w:t xml:space="preserve">Nombre </w:t>
+            </w:r>
+            <w:proofErr w:type="gramStart"/>
+            <w:r>
+              <w:rPr>
+                <w:rFonts w:ascii="Calibri" w:hAnsi="Calibri"/>
+                <w:color w:val="1F3864" w:themeColor="accent1" w:themeShade="80"/>
+              </w:rPr>
+              <w:t xml:space="preserve">de </w:t>
+            </w:r>
+            <w:r>
+              <w:rPr>
+                <w:rFonts w:ascii="Calibri" w:hAnsi="Calibri"/>
+                <w:color w:val="1F3864" w:themeColor="accent1" w:themeShade="80"/>
+              </w:rPr>
+              <w:t xml:space="preserve"> Actividades</w:t>
+            </w:r>
+            <w:proofErr w:type="gramEnd"/>
+            <w:r>
+              <w:rPr>
+                <w:rFonts w:ascii="Calibri" w:hAnsi="Calibri"/>
+                <w:color w:val="1F3864" w:themeColor="accent1" w:themeShade="80"/>
+              </w:rPr>
+              <w:t>/Tareas</w:t>
             </w:r>
           </w:p>
         </w:tc>
@@ -5520,6 +6253,7 @@
                 <w:sz w:val="28"/>
                 <w:szCs w:val="28"/>
               </w:rPr>
+              <w:lastRenderedPageBreak/>
               <w:t>8</w:t>
             </w:r>
             <w:r>
@@ -7210,7 +7944,7 @@
 </file>
 
 <file path=word/endnotes.xml><?xml version="1.0" encoding="utf-8"?>
-<w:endnotes xmlns:wpc="http://schemas.microsoft.com/office/word/2010/wordprocessingCanvas" xmlns:cx="http://schemas.microsoft.com/office/drawing/2014/chartex" xmlns:mc="http://schemas.openxmlformats.org/markup-compatibility/2006" xmlns:o="urn:schemas-microsoft-com:office:office" xmlns:r="http://schemas.openxmlformats.org/officeDocument/2006/relationships" xmlns:m="http://schemas.openxmlformats.org/officeDocument/2006/math" xmlns:v="urn:schemas-microsoft-com:vml" xmlns:wp14="http://schemas.microsoft.com/office/word/2010/wordprocessingDrawing" xmlns:wp="http://schemas.openxmlformats.org/drawingml/2006/wordprocessingDrawing" xmlns:w10="urn:schemas-microsoft-com:office:word" xmlns:w="http://schemas.openxmlformats.org/wordprocessingml/2006/main" xmlns:w14="http://schemas.microsoft.com/office/word/2010/wordml" xmlns:w15="http://schemas.microsoft.com/office/word/2012/wordml" xmlns:w16se="http://schemas.microsoft.com/office/word/2015/wordml/symex" xmlns:wpg="http://schemas.microsoft.com/office/word/2010/wordprocessingGroup" xmlns:wpi="http://schemas.microsoft.com/office/word/2010/wordprocessingInk" xmlns:wne="http://schemas.microsoft.com/office/word/2006/wordml" xmlns:wps="http://schemas.microsoft.com/office/word/2010/wordprocessingShape" mc:Ignorable="w14 w15 w16se wp14">
+<w:endnotes xmlns:wpc="http://schemas.microsoft.com/office/word/2010/wordprocessingCanvas" xmlns:cx="http://schemas.microsoft.com/office/drawing/2014/chartex" xmlns:cx1="http://schemas.microsoft.com/office/drawing/2015/9/8/chartex" xmlns:cx2="http://schemas.microsoft.com/office/drawing/2015/10/21/chartex" xmlns:cx3="http://schemas.microsoft.com/office/drawing/2016/5/9/chartex" xmlns:cx4="http://schemas.microsoft.com/office/drawing/2016/5/10/chartex" xmlns:cx5="http://schemas.microsoft.com/office/drawing/2016/5/11/chartex" xmlns:cx6="http://schemas.microsoft.com/office/drawing/2016/5/12/chartex" xmlns:cx7="http://schemas.microsoft.com/office/drawing/2016/5/13/chartex" xmlns:cx8="http://schemas.microsoft.com/office/drawing/2016/5/14/chartex" xmlns:mc="http://schemas.openxmlformats.org/markup-compatibility/2006" xmlns:aink="http://schemas.microsoft.com/office/drawing/2016/ink" xmlns:am3d="http://schemas.microsoft.com/office/drawing/2017/model3d" xmlns:o="urn:schemas-microsoft-com:office:office" xmlns:oel="http://schemas.microsoft.com/office/2019/extlst" xmlns:r="http://schemas.openxmlformats.org/officeDocument/2006/relationships" xmlns:m="http://schemas.openxmlformats.org/officeDocument/2006/math" xmlns:v="urn:schemas-microsoft-com:vml" xmlns:wp14="http://schemas.microsoft.com/office/word/2010/wordprocessingDrawing" xmlns:wp="http://schemas.openxmlformats.org/drawingml/2006/wordprocessingDrawing" xmlns:w10="urn:schemas-microsoft-com:office:word" xmlns:w="http://schemas.openxmlformats.org/wordprocessingml/2006/main" xmlns:w14="http://schemas.microsoft.com/office/word/2010/wordml" xmlns:w15="http://schemas.microsoft.com/office/word/2012/wordml" xmlns:w16cex="http://schemas.microsoft.com/office/word/2018/wordml/cex" xmlns:w16cid="http://schemas.microsoft.com/office/word/2016/wordml/cid" xmlns:w16="http://schemas.microsoft.com/office/word/2018/wordml" xmlns:w16du="http://schemas.microsoft.com/office/word/2023/wordml/word16du" xmlns:w16sdtdh="http://schemas.microsoft.com/office/word/2020/wordml/sdtdatahash" xmlns:w16sdtfl="http://schemas.microsoft.com/office/word/2024/wordml/sdtformatlock" xmlns:w16se="http://schemas.microsoft.com/office/word/2015/wordml/symex" xmlns:wpg="http://schemas.microsoft.com/office/word/2010/wordprocessingGroup" xmlns:wpi="http://schemas.microsoft.com/office/word/2010/wordprocessingInk" xmlns:wne="http://schemas.microsoft.com/office/word/2006/wordml" xmlns:wps="http://schemas.microsoft.com/office/word/2010/wordprocessingShape" mc:Ignorable="w14 w15 w16se w16cid w16 w16cex w16sdtdh w16sdtfl w16du wp14">
   <w:endnote w:type="separator" w:id="-1">
     <w:p>
       <w:pPr>
@@ -7235,7 +7969,7 @@
 </file>
 
 <file path=word/footnotes.xml><?xml version="1.0" encoding="utf-8"?>
-<w:footnotes xmlns:wpc="http://schemas.microsoft.com/office/word/2010/wordprocessingCanvas" xmlns:cx="http://schemas.microsoft.com/office/drawing/2014/chartex" xmlns:mc="http://schemas.openxmlformats.org/markup-compatibility/2006" xmlns:o="urn:schemas-microsoft-com:office:office" xmlns:r="http://schemas.openxmlformats.org/officeDocument/2006/relationships" xmlns:m="http://schemas.openxmlformats.org/officeDocument/2006/math" xmlns:v="urn:schemas-microsoft-com:vml" xmlns:wp14="http://schemas.microsoft.com/office/word/2010/wordprocessingDrawing" xmlns:wp="http://schemas.openxmlformats.org/drawingml/2006/wordprocessingDrawing" xmlns:w10="urn:schemas-microsoft-com:office:word" xmlns:w="http://schemas.openxmlformats.org/wordprocessingml/2006/main" xmlns:w14="http://schemas.microsoft.com/office/word/2010/wordml" xmlns:w15="http://schemas.microsoft.com/office/word/2012/wordml" xmlns:w16se="http://schemas.microsoft.com/office/word/2015/wordml/symex" xmlns:wpg="http://schemas.microsoft.com/office/word/2010/wordprocessingGroup" xmlns:wpi="http://schemas.microsoft.com/office/word/2010/wordprocessingInk" xmlns:wne="http://schemas.microsoft.com/office/word/2006/wordml" xmlns:wps="http://schemas.microsoft.com/office/word/2010/wordprocessingShape" mc:Ignorable="w14 w15 w16se wp14">
+<w:footnotes xmlns:wpc="http://schemas.microsoft.com/office/word/2010/wordprocessingCanvas" xmlns:cx="http://schemas.microsoft.com/office/drawing/2014/chartex" xmlns:cx1="http://schemas.microsoft.com/office/drawing/2015/9/8/chartex" xmlns:cx2="http://schemas.microsoft.com/office/drawing/2015/10/21/chartex" xmlns:cx3="http://schemas.microsoft.com/office/drawing/2016/5/9/chartex" xmlns:cx4="http://schemas.microsoft.com/office/drawing/2016/5/10/chartex" xmlns:cx5="http://schemas.microsoft.com/office/drawing/2016/5/11/chartex" xmlns:cx6="http://schemas.microsoft.com/office/drawing/2016/5/12/chartex" xmlns:cx7="http://schemas.microsoft.com/office/drawing/2016/5/13/chartex" xmlns:cx8="http://schemas.microsoft.com/office/drawing/2016/5/14/chartex" xmlns:mc="http://schemas.openxmlformats.org/markup-compatibility/2006" xmlns:aink="http://schemas.microsoft.com/office/drawing/2016/ink" xmlns:am3d="http://schemas.microsoft.com/office/drawing/2017/model3d" xmlns:o="urn:schemas-microsoft-com:office:office" xmlns:oel="http://schemas.microsoft.com/office/2019/extlst" xmlns:r="http://schemas.openxmlformats.org/officeDocument/2006/relationships" xmlns:m="http://schemas.openxmlformats.org/officeDocument/2006/math" xmlns:v="urn:schemas-microsoft-com:vml" xmlns:wp14="http://schemas.microsoft.com/office/word/2010/wordprocessingDrawing" xmlns:wp="http://schemas.openxmlformats.org/drawingml/2006/wordprocessingDrawing" xmlns:w10="urn:schemas-microsoft-com:office:word" xmlns:w="http://schemas.openxmlformats.org/wordprocessingml/2006/main" xmlns:w14="http://schemas.microsoft.com/office/word/2010/wordml" xmlns:w15="http://schemas.microsoft.com/office/word/2012/wordml" xmlns:w16cex="http://schemas.microsoft.com/office/word/2018/wordml/cex" xmlns:w16cid="http://schemas.microsoft.com/office/word/2016/wordml/cid" xmlns:w16="http://schemas.microsoft.com/office/word/2018/wordml" xmlns:w16du="http://schemas.microsoft.com/office/word/2023/wordml/word16du" xmlns:w16sdtdh="http://schemas.microsoft.com/office/word/2020/wordml/sdtdatahash" xmlns:w16sdtfl="http://schemas.microsoft.com/office/word/2024/wordml/sdtformatlock" xmlns:w16se="http://schemas.microsoft.com/office/word/2015/wordml/symex" xmlns:wpg="http://schemas.microsoft.com/office/word/2010/wordprocessingGroup" xmlns:wpi="http://schemas.microsoft.com/office/word/2010/wordprocessingInk" xmlns:wne="http://schemas.microsoft.com/office/word/2006/wordml" xmlns:wps="http://schemas.microsoft.com/office/word/2010/wordprocessingShape" mc:Ignorable="w14 w15 w16se w16cid w16 w16cex w16sdtdh w16sdtfl w16du wp14">
   <w:footnote w:type="separator" w:id="-1">
     <w:p>
       <w:pPr>
@@ -7315,7 +8049,7 @@
 </file>
 
 <file path=word/header1.xml><?xml version="1.0" encoding="utf-8"?>
-<w:hdr xmlns:wpc="http://schemas.microsoft.com/office/word/2010/wordprocessingCanvas" xmlns:cx="http://schemas.microsoft.com/office/drawing/2014/chartex" xmlns:mc="http://schemas.openxmlformats.org/markup-compatibility/2006" xmlns:o="urn:schemas-microsoft-com:office:office" xmlns:r="http://schemas.openxmlformats.org/officeDocument/2006/relationships" xmlns:m="http://schemas.openxmlformats.org/officeDocument/2006/math" xmlns:v="urn:schemas-microsoft-com:vml" xmlns:wp14="http://schemas.microsoft.com/office/word/2010/wordprocessingDrawing" xmlns:wp="http://schemas.openxmlformats.org/drawingml/2006/wordprocessingDrawing" xmlns:w10="urn:schemas-microsoft-com:office:word" xmlns:w="http://schemas.openxmlformats.org/wordprocessingml/2006/main" xmlns:w14="http://schemas.microsoft.com/office/word/2010/wordml" xmlns:w15="http://schemas.microsoft.com/office/word/2012/wordml" xmlns:w16se="http://schemas.microsoft.com/office/word/2015/wordml/symex" xmlns:wpg="http://schemas.microsoft.com/office/word/2010/wordprocessingGroup" xmlns:wpi="http://schemas.microsoft.com/office/word/2010/wordprocessingInk" xmlns:wne="http://schemas.microsoft.com/office/word/2006/wordml" xmlns:wps="http://schemas.microsoft.com/office/word/2010/wordprocessingShape" mc:Ignorable="w14 w15 w16se wp14">
+<w:hdr xmlns:wpc="http://schemas.microsoft.com/office/word/2010/wordprocessingCanvas" xmlns:cx="http://schemas.microsoft.com/office/drawing/2014/chartex" xmlns:cx1="http://schemas.microsoft.com/office/drawing/2015/9/8/chartex" xmlns:cx2="http://schemas.microsoft.com/office/drawing/2015/10/21/chartex" xmlns:cx3="http://schemas.microsoft.com/office/drawing/2016/5/9/chartex" xmlns:cx4="http://schemas.microsoft.com/office/drawing/2016/5/10/chartex" xmlns:cx5="http://schemas.microsoft.com/office/drawing/2016/5/11/chartex" xmlns:cx6="http://schemas.microsoft.com/office/drawing/2016/5/12/chartex" xmlns:cx7="http://schemas.microsoft.com/office/drawing/2016/5/13/chartex" xmlns:cx8="http://schemas.microsoft.com/office/drawing/2016/5/14/chartex" xmlns:mc="http://schemas.openxmlformats.org/markup-compatibility/2006" xmlns:aink="http://schemas.microsoft.com/office/drawing/2016/ink" xmlns:am3d="http://schemas.microsoft.com/office/drawing/2017/model3d" xmlns:o="urn:schemas-microsoft-com:office:office" xmlns:oel="http://schemas.microsoft.com/office/2019/extlst" xmlns:r="http://schemas.openxmlformats.org/officeDocument/2006/relationships" xmlns:m="http://schemas.openxmlformats.org/officeDocument/2006/math" xmlns:v="urn:schemas-microsoft-com:vml" xmlns:wp14="http://schemas.microsoft.com/office/word/2010/wordprocessingDrawing" xmlns:wp="http://schemas.openxmlformats.org/drawingml/2006/wordprocessingDrawing" xmlns:w10="urn:schemas-microsoft-com:office:word" xmlns:w="http://schemas.openxmlformats.org/wordprocessingml/2006/main" xmlns:w14="http://schemas.microsoft.com/office/word/2010/wordml" xmlns:w15="http://schemas.microsoft.com/office/word/2012/wordml" xmlns:w16cex="http://schemas.microsoft.com/office/word/2018/wordml/cex" xmlns:w16cid="http://schemas.microsoft.com/office/word/2016/wordml/cid" xmlns:w16="http://schemas.microsoft.com/office/word/2018/wordml" xmlns:w16du="http://schemas.microsoft.com/office/word/2023/wordml/word16du" xmlns:w16sdtdh="http://schemas.microsoft.com/office/word/2020/wordml/sdtdatahash" xmlns:w16sdtfl="http://schemas.microsoft.com/office/word/2024/wordml/sdtformatlock" xmlns:w16se="http://schemas.microsoft.com/office/word/2015/wordml/symex" xmlns:wpg="http://schemas.microsoft.com/office/word/2010/wordprocessingGroup" xmlns:wpi="http://schemas.microsoft.com/office/word/2010/wordprocessingInk" xmlns:wne="http://schemas.microsoft.com/office/word/2006/wordml" xmlns:wps="http://schemas.microsoft.com/office/word/2010/wordprocessingShape" mc:Ignorable="w14 w15 w16se w16cid w16 w16cex w16sdtdh w16sdtfl w16du wp14">
   <w:tbl>
     <w:tblPr>
       <w:tblStyle w:val="Tablaconcuadrcula1"/>
@@ -7500,7 +8234,7 @@
 </file>
 
 <file path=word/numbering.xml><?xml version="1.0" encoding="utf-8"?>
-<w:numbering xmlns:wpc="http://schemas.microsoft.com/office/word/2010/wordprocessingCanvas" xmlns:cx="http://schemas.microsoft.com/office/drawing/2014/chartex" xmlns:mc="http://schemas.openxmlformats.org/markup-compatibility/2006" xmlns:o="urn:schemas-microsoft-com:office:office" xmlns:r="http://schemas.openxmlformats.org/officeDocument/2006/relationships" xmlns:m="http://schemas.openxmlformats.org/officeDocument/2006/math" xmlns:v="urn:schemas-microsoft-com:vml" xmlns:wp14="http://schemas.microsoft.com/office/word/2010/wordprocessingDrawing" xmlns:wp="http://schemas.openxmlformats.org/drawingml/2006/wordprocessingDrawing" xmlns:w10="urn:schemas-microsoft-com:office:word" xmlns:w="http://schemas.openxmlformats.org/wordprocessingml/2006/main" xmlns:w14="http://schemas.microsoft.com/office/word/2010/wordml" xmlns:w15="http://schemas.microsoft.com/office/word/2012/wordml" xmlns:w16se="http://schemas.microsoft.com/office/word/2015/wordml/symex" xmlns:wpg="http://schemas.microsoft.com/office/word/2010/wordprocessingGroup" xmlns:wpi="http://schemas.microsoft.com/office/word/2010/wordprocessingInk" xmlns:wne="http://schemas.microsoft.com/office/word/2006/wordml" xmlns:wps="http://schemas.microsoft.com/office/word/2010/wordprocessingShape" mc:Ignorable="w14 w15 w16se wp14">
+<w:numbering xmlns:wpc="http://schemas.microsoft.com/office/word/2010/wordprocessingCanvas" xmlns:cx="http://schemas.microsoft.com/office/drawing/2014/chartex" xmlns:cx1="http://schemas.microsoft.com/office/drawing/2015/9/8/chartex" xmlns:cx2="http://schemas.microsoft.com/office/drawing/2015/10/21/chartex" xmlns:cx3="http://schemas.microsoft.com/office/drawing/2016/5/9/chartex" xmlns:cx4="http://schemas.microsoft.com/office/drawing/2016/5/10/chartex" xmlns:cx5="http://schemas.microsoft.com/office/drawing/2016/5/11/chartex" xmlns:cx6="http://schemas.microsoft.com/office/drawing/2016/5/12/chartex" xmlns:cx7="http://schemas.microsoft.com/office/drawing/2016/5/13/chartex" xmlns:cx8="http://schemas.microsoft.com/office/drawing/2016/5/14/chartex" xmlns:mc="http://schemas.openxmlformats.org/markup-compatibility/2006" xmlns:aink="http://schemas.microsoft.com/office/drawing/2016/ink" xmlns:am3d="http://schemas.microsoft.com/office/drawing/2017/model3d" xmlns:o="urn:schemas-microsoft-com:office:office" xmlns:oel="http://schemas.microsoft.com/office/2019/extlst" xmlns:r="http://schemas.openxmlformats.org/officeDocument/2006/relationships" xmlns:m="http://schemas.openxmlformats.org/officeDocument/2006/math" xmlns:v="urn:schemas-microsoft-com:vml" xmlns:wp14="http://schemas.microsoft.com/office/word/2010/wordprocessingDrawing" xmlns:wp="http://schemas.openxmlformats.org/drawingml/2006/wordprocessingDrawing" xmlns:w10="urn:schemas-microsoft-com:office:word" xmlns:w="http://schemas.openxmlformats.org/wordprocessingml/2006/main" xmlns:w14="http://schemas.microsoft.com/office/word/2010/wordml" xmlns:w15="http://schemas.microsoft.com/office/word/2012/wordml" xmlns:w16cex="http://schemas.microsoft.com/office/word/2018/wordml/cex" xmlns:w16cid="http://schemas.microsoft.com/office/word/2016/wordml/cid" xmlns:w16="http://schemas.microsoft.com/office/word/2018/wordml" xmlns:w16du="http://schemas.microsoft.com/office/word/2023/wordml/word16du" xmlns:w16sdtdh="http://schemas.microsoft.com/office/word/2020/wordml/sdtdatahash" xmlns:w16sdtfl="http://schemas.microsoft.com/office/word/2024/wordml/sdtformatlock" xmlns:w16se="http://schemas.microsoft.com/office/word/2015/wordml/symex" xmlns:wpg="http://schemas.microsoft.com/office/word/2010/wordprocessingGroup" xmlns:wpi="http://schemas.microsoft.com/office/word/2010/wordprocessingInk" xmlns:wne="http://schemas.microsoft.com/office/word/2006/wordml" xmlns:wps="http://schemas.microsoft.com/office/word/2010/wordprocessingShape" mc:Ignorable="w14 w15 w16se w16cid w16 w16cex w16sdtdh w16sdtfl w16du wp14">
   <w:abstractNum w:abstractNumId="0" w15:restartNumberingAfterBreak="0">
     <w:nsid w:val="129E5F86"/>
     <w:multiLevelType w:val="hybridMultilevel"/>
@@ -7591,6 +8325,155 @@
     </w:lvl>
   </w:abstractNum>
   <w:abstractNum w:abstractNumId="1" w15:restartNumberingAfterBreak="0">
+    <w:nsid w:val="1A7B26EB"/>
+    <w:multiLevelType w:val="multilevel"/>
+    <w:tmpl w:val="8E4EEEE4"/>
+    <w:lvl w:ilvl="0">
+      <w:start w:val="1"/>
+      <w:numFmt w:val="bullet"/>
+      <w:lvlText w:val=""/>
+      <w:lvlJc w:val="left"/>
+      <w:pPr>
+        <w:tabs>
+          <w:tab w:val="num" w:pos="720"/>
+        </w:tabs>
+        <w:ind w:left="720" w:hanging="360"/>
+      </w:pPr>
+      <w:rPr>
+        <w:rFonts w:ascii="Symbol" w:hAnsi="Symbol" w:hint="default"/>
+        <w:sz w:val="20"/>
+      </w:rPr>
+    </w:lvl>
+    <w:lvl w:ilvl="1" w:tentative="1">
+      <w:start w:val="1"/>
+      <w:numFmt w:val="bullet"/>
+      <w:lvlText w:val="o"/>
+      <w:lvlJc w:val="left"/>
+      <w:pPr>
+        <w:tabs>
+          <w:tab w:val="num" w:pos="1440"/>
+        </w:tabs>
+        <w:ind w:left="1440" w:hanging="360"/>
+      </w:pPr>
+      <w:rPr>
+        <w:rFonts w:ascii="Courier New" w:hAnsi="Courier New" w:hint="default"/>
+        <w:sz w:val="20"/>
+      </w:rPr>
+    </w:lvl>
+    <w:lvl w:ilvl="2" w:tentative="1">
+      <w:start w:val="1"/>
+      <w:numFmt w:val="bullet"/>
+      <w:lvlText w:val=""/>
+      <w:lvlJc w:val="left"/>
+      <w:pPr>
+        <w:tabs>
+          <w:tab w:val="num" w:pos="2160"/>
+        </w:tabs>
+        <w:ind w:left="2160" w:hanging="360"/>
+      </w:pPr>
+      <w:rPr>
+        <w:rFonts w:ascii="Wingdings" w:hAnsi="Wingdings" w:hint="default"/>
+        <w:sz w:val="20"/>
+      </w:rPr>
+    </w:lvl>
+    <w:lvl w:ilvl="3" w:tentative="1">
+      <w:start w:val="1"/>
+      <w:numFmt w:val="bullet"/>
+      <w:lvlText w:val=""/>
+      <w:lvlJc w:val="left"/>
+      <w:pPr>
+        <w:tabs>
+          <w:tab w:val="num" w:pos="2880"/>
+        </w:tabs>
+        <w:ind w:left="2880" w:hanging="360"/>
+      </w:pPr>
+      <w:rPr>
+        <w:rFonts w:ascii="Wingdings" w:hAnsi="Wingdings" w:hint="default"/>
+        <w:sz w:val="20"/>
+      </w:rPr>
+    </w:lvl>
+    <w:lvl w:ilvl="4" w:tentative="1">
+      <w:start w:val="1"/>
+      <w:numFmt w:val="bullet"/>
+      <w:lvlText w:val=""/>
+      <w:lvlJc w:val="left"/>
+      <w:pPr>
+        <w:tabs>
+          <w:tab w:val="num" w:pos="3600"/>
+        </w:tabs>
+        <w:ind w:left="3600" w:hanging="360"/>
+      </w:pPr>
+      <w:rPr>
+        <w:rFonts w:ascii="Wingdings" w:hAnsi="Wingdings" w:hint="default"/>
+        <w:sz w:val="20"/>
+      </w:rPr>
+    </w:lvl>
+    <w:lvl w:ilvl="5" w:tentative="1">
+      <w:start w:val="1"/>
+      <w:numFmt w:val="bullet"/>
+      <w:lvlText w:val=""/>
+      <w:lvlJc w:val="left"/>
+      <w:pPr>
+        <w:tabs>
+          <w:tab w:val="num" w:pos="4320"/>
+        </w:tabs>
+        <w:ind w:left="4320" w:hanging="360"/>
+      </w:pPr>
+      <w:rPr>
+        <w:rFonts w:ascii="Wingdings" w:hAnsi="Wingdings" w:hint="default"/>
+        <w:sz w:val="20"/>
+      </w:rPr>
+    </w:lvl>
+    <w:lvl w:ilvl="6" w:tentative="1">
+      <w:start w:val="1"/>
+      <w:numFmt w:val="bullet"/>
+      <w:lvlText w:val=""/>
+      <w:lvlJc w:val="left"/>
+      <w:pPr>
+        <w:tabs>
+          <w:tab w:val="num" w:pos="5040"/>
+        </w:tabs>
+        <w:ind w:left="5040" w:hanging="360"/>
+      </w:pPr>
+      <w:rPr>
+        <w:rFonts w:ascii="Wingdings" w:hAnsi="Wingdings" w:hint="default"/>
+        <w:sz w:val="20"/>
+      </w:rPr>
+    </w:lvl>
+    <w:lvl w:ilvl="7" w:tentative="1">
+      <w:start w:val="1"/>
+      <w:numFmt w:val="bullet"/>
+      <w:lvlText w:val=""/>
+      <w:lvlJc w:val="left"/>
+      <w:pPr>
+        <w:tabs>
+          <w:tab w:val="num" w:pos="5760"/>
+        </w:tabs>
+        <w:ind w:left="5760" w:hanging="360"/>
+      </w:pPr>
+      <w:rPr>
+        <w:rFonts w:ascii="Wingdings" w:hAnsi="Wingdings" w:hint="default"/>
+        <w:sz w:val="20"/>
+      </w:rPr>
+    </w:lvl>
+    <w:lvl w:ilvl="8" w:tentative="1">
+      <w:start w:val="1"/>
+      <w:numFmt w:val="bullet"/>
+      <w:lvlText w:val=""/>
+      <w:lvlJc w:val="left"/>
+      <w:pPr>
+        <w:tabs>
+          <w:tab w:val="num" w:pos="6480"/>
+        </w:tabs>
+        <w:ind w:left="6480" w:hanging="360"/>
+      </w:pPr>
+      <w:rPr>
+        <w:rFonts w:ascii="Wingdings" w:hAnsi="Wingdings" w:hint="default"/>
+        <w:sz w:val="20"/>
+      </w:rPr>
+    </w:lvl>
+  </w:abstractNum>
+  <w:abstractNum w:abstractNumId="2" w15:restartNumberingAfterBreak="0">
     <w:nsid w:val="2FFD4C7F"/>
     <w:multiLevelType w:val="multilevel"/>
     <w:tmpl w:val="CAF0F936"/>
@@ -7711,7 +8594,7 @@
       </w:rPr>
     </w:lvl>
   </w:abstractNum>
-  <w:abstractNum w:abstractNumId="2" w15:restartNumberingAfterBreak="0">
+  <w:abstractNum w:abstractNumId="3" w15:restartNumberingAfterBreak="0">
     <w:nsid w:val="6BDB0362"/>
     <w:multiLevelType w:val="hybridMultilevel"/>
     <w:tmpl w:val="8106327E"/>
@@ -7800,7 +8683,7 @@
       </w:pPr>
     </w:lvl>
   </w:abstractNum>
-  <w:abstractNum w:abstractNumId="3" w15:restartNumberingAfterBreak="0">
+  <w:abstractNum w:abstractNumId="4" w15:restartNumberingAfterBreak="0">
     <w:nsid w:val="6F5F64B1"/>
     <w:multiLevelType w:val="hybridMultilevel"/>
     <w:tmpl w:val="999C60C0"/>
@@ -7889,23 +8772,26 @@
       </w:pPr>
     </w:lvl>
   </w:abstractNum>
-  <w:num w:numId="1">
+  <w:num w:numId="1" w16cid:durableId="1614047687">
+    <w:abstractNumId w:val="3"/>
+  </w:num>
+  <w:num w:numId="2" w16cid:durableId="753477700">
+    <w:abstractNumId w:val="4"/>
+  </w:num>
+  <w:num w:numId="3" w16cid:durableId="1736539459">
+    <w:abstractNumId w:val="0"/>
+  </w:num>
+  <w:num w:numId="4" w16cid:durableId="2028821397">
     <w:abstractNumId w:val="2"/>
   </w:num>
-  <w:num w:numId="2">
-    <w:abstractNumId w:val="3"/>
-  </w:num>
-  <w:num w:numId="3">
-    <w:abstractNumId w:val="0"/>
-  </w:num>
-  <w:num w:numId="4">
+  <w:num w:numId="5" w16cid:durableId="890769495">
     <w:abstractNumId w:val="1"/>
   </w:num>
 </w:numbering>
 </file>
 
 <file path=word/styles.xml><?xml version="1.0" encoding="utf-8"?>
-<w:styles xmlns:mc="http://schemas.openxmlformats.org/markup-compatibility/2006" xmlns:r="http://schemas.openxmlformats.org/officeDocument/2006/relationships" xmlns:w="http://schemas.openxmlformats.org/wordprocessingml/2006/main" xmlns:w14="http://schemas.microsoft.com/office/word/2010/wordml" xmlns:w15="http://schemas.microsoft.com/office/word/2012/wordml" xmlns:w16se="http://schemas.microsoft.com/office/word/2015/wordml/symex" mc:Ignorable="w14 w15 w16se">
+<w:styles xmlns:mc="http://schemas.openxmlformats.org/markup-compatibility/2006" xmlns:r="http://schemas.openxmlformats.org/officeDocument/2006/relationships" xmlns:w="http://schemas.openxmlformats.org/wordprocessingml/2006/main" xmlns:w14="http://schemas.microsoft.com/office/word/2010/wordml" xmlns:w15="http://schemas.microsoft.com/office/word/2012/wordml" xmlns:w16cex="http://schemas.microsoft.com/office/word/2018/wordml/cex" xmlns:w16cid="http://schemas.microsoft.com/office/word/2016/wordml/cid" xmlns:w16="http://schemas.microsoft.com/office/word/2018/wordml" xmlns:w16du="http://schemas.microsoft.com/office/word/2023/wordml/word16du" xmlns:w16sdtdh="http://schemas.microsoft.com/office/word/2020/wordml/sdtdatahash" xmlns:w16sdtfl="http://schemas.microsoft.com/office/word/2024/wordml/sdtformatlock" xmlns:w16se="http://schemas.microsoft.com/office/word/2015/wordml/symex" mc:Ignorable="w14 w15 w16se w16cid w16 w16cex w16sdtdh w16sdtfl w16du">
   <w:docDefaults>
     <w:rPrDefault>
       <w:rPr>
@@ -7917,7 +8803,7 @@
     </w:rPrDefault>
     <w:pPrDefault/>
   </w:docDefaults>
-  <w:latentStyles w:defLockedState="0" w:defUIPriority="99" w:defSemiHidden="0" w:defUnhideWhenUsed="0" w:defQFormat="0" w:count="371">
+  <w:latentStyles w:defLockedState="0" w:defUIPriority="99" w:defSemiHidden="0" w:defUnhideWhenUsed="0" w:defQFormat="0" w:count="376">
     <w:lsdException w:name="Normal" w:uiPriority="0" w:qFormat="1"/>
     <w:lsdException w:name="heading 1" w:uiPriority="9" w:qFormat="1"/>
     <w:lsdException w:name="heading 2" w:semiHidden="1" w:uiPriority="9" w:unhideWhenUsed="1" w:qFormat="1"/>
@@ -8289,6 +9175,11 @@
     <w:lsdException w:name="List Table 5 Dark Accent 6" w:uiPriority="50"/>
     <w:lsdException w:name="List Table 6 Colorful Accent 6" w:uiPriority="51"/>
     <w:lsdException w:name="List Table 7 Colorful Accent 6" w:uiPriority="52"/>
+    <w:lsdException w:name="Mention" w:semiHidden="1" w:unhideWhenUsed="1"/>
+    <w:lsdException w:name="Smart Hyperlink" w:semiHidden="1" w:unhideWhenUsed="1"/>
+    <w:lsdException w:name="Hashtag" w:semiHidden="1" w:unhideWhenUsed="1"/>
+    <w:lsdException w:name="Unresolved Mention" w:semiHidden="1" w:unhideWhenUsed="1"/>
+    <w:lsdException w:name="Smart Link" w:semiHidden="1" w:unhideWhenUsed="1"/>
   </w:latentStyles>
   <w:style w:type="paragraph" w:default="1" w:styleId="Normal">
     <w:name w:val="Normal"/>
@@ -8327,7 +9218,6 @@
   <w:style w:type="character" w:default="1" w:styleId="Fuentedeprrafopredeter">
     <w:name w:val="Default Paragraph Font"/>
     <w:uiPriority w:val="1"/>
-    <w:semiHidden/>
     <w:unhideWhenUsed/>
   </w:style>
   <w:style w:type="table" w:default="1" w:styleId="Tablanormal">
@@ -9043,18 +9933,18 @@
 </file>
 
 <file path=customXml/item2.xml><?xml version="1.0" encoding="utf-8"?>
+<p:properties xmlns:p="http://schemas.microsoft.com/office/2006/metadata/properties" xmlns:xsi="http://www.w3.org/2001/XMLSchema-instance" xmlns:pc="http://schemas.microsoft.com/office/infopath/2007/PartnerControls">
+  <documentManagement/>
+</p:properties>
+</file>
+
+<file path=customXml/item3.xml><?xml version="1.0" encoding="utf-8"?>
 <?mso-contentType ?>
 <FormTemplates xmlns="http://schemas.microsoft.com/sharepoint/v3/contenttype/forms">
   <Display>DocumentLibraryForm</Display>
   <Edit>DocumentLibraryForm</Edit>
   <New>DocumentLibraryForm</New>
 </FormTemplates>
-</file>
-
-<file path=customXml/item3.xml><?xml version="1.0" encoding="utf-8"?>
-<p:properties xmlns:p="http://schemas.microsoft.com/office/2006/metadata/properties" xmlns:xsi="http://www.w3.org/2001/XMLSchema-instance" xmlns:pc="http://schemas.microsoft.com/office/infopath/2007/PartnerControls">
-  <documentManagement/>
-</p:properties>
 </file>
 
 <file path=customXml/itemProps1.xml><?xml version="1.0" encoding="utf-8"?>
@@ -9076,25 +9966,18 @@
 </file>
 
 <file path=customXml/itemProps2.xml><?xml version="1.0" encoding="utf-8"?>
+<ds:datastoreItem xmlns:ds="http://schemas.openxmlformats.org/officeDocument/2006/customXml" ds:itemID="{38174882-579A-45DC-A704-C035A9357F73}">
+  <ds:schemaRefs>
+    <ds:schemaRef ds:uri="http://schemas.microsoft.com/office/2006/metadata/properties"/>
+    <ds:schemaRef ds:uri="http://schemas.microsoft.com/office/infopath/2007/PartnerControls"/>
+  </ds:schemaRefs>
+</ds:datastoreItem>
+</file>
+
+<file path=customXml/itemProps3.xml><?xml version="1.0" encoding="utf-8"?>
 <ds:datastoreItem xmlns:ds="http://schemas.openxmlformats.org/officeDocument/2006/customXml" ds:itemID="{F3E3E2F7-59E7-4722-B872-D023DC9D1CC1}">
   <ds:schemaRefs>
     <ds:schemaRef ds:uri="http://schemas.microsoft.com/sharepoint/v3/contenttype/forms"/>
   </ds:schemaRefs>
 </ds:datastoreItem>
-</file>
-
-<file path=customXml/itemProps3.xml><?xml version="1.0" encoding="utf-8"?>
-<ds:datastoreItem xmlns:ds="http://schemas.openxmlformats.org/officeDocument/2006/customXml" ds:itemID="{38174882-579A-45DC-A704-C035A9357F73}">
-  <ds:schemaRefs>
-    <ds:schemaRef ds:uri="http://purl.org/dc/elements/1.1/"/>
-    <ds:schemaRef ds:uri="126e8a1c-9ea9-435a-ac89-d06c80d62e30"/>
-    <ds:schemaRef ds:uri="http://purl.org/dc/dcmitype/"/>
-    <ds:schemaRef ds:uri="http://schemas.microsoft.com/office/2006/documentManagement/types"/>
-    <ds:schemaRef ds:uri="http://www.w3.org/XML/1998/namespace"/>
-    <ds:schemaRef ds:uri="http://schemas.microsoft.com/office/2006/metadata/properties"/>
-    <ds:schemaRef ds:uri="http://schemas.microsoft.com/office/infopath/2007/PartnerControls"/>
-    <ds:schemaRef ds:uri="http://schemas.openxmlformats.org/package/2006/metadata/core-properties"/>
-    <ds:schemaRef ds:uri="http://purl.org/dc/terms/"/>
-  </ds:schemaRefs>
-</ds:datastoreItem>
 </file>
--- a/Fase 1/Evidencias Grupales/1.5_GuiaEstudiante_Fase 1_Definicion Proyecto APT.docx
+++ b/Fase 1/Evidencias Grupales/1.5_GuiaEstudiante_Fase 1_Definicion Proyecto APT.docx
@@ -1704,7 +1704,6 @@
           </w:tcPr>
           <w:p>
             <w:pPr>
-              <w:ind w:left="720"/>
               <w:rPr>
                 <w:rFonts w:ascii="Calibri" w:hAnsi="Calibri" w:cs="Arial"/>
                 <w:i/>
@@ -1771,7 +1770,7 @@
                 <w:szCs w:val="20"/>
                 <w:lang w:eastAsia="es-CL"/>
               </w:rPr>
-              <w:t>Diseñar y adaptar los procesos de ingeniería de requisitos, a través del uso de metodologías de vanguardia y estándares de la industria, para el desarrollo de soluciones TI complejas, innovadoras y de calidad.</w:t>
+              <w:t>Diseñar y generar soluciones que permitan resolver los requerimientos de información en el contexto de las organizaciones, considerando bases de datos relacionales y no relacionales.</w:t>
             </w:r>
           </w:p>
           <w:p>
@@ -1800,33 +1799,7 @@
                 <w:szCs w:val="20"/>
                 <w:lang w:eastAsia="es-CL"/>
               </w:rPr>
-              <w:t xml:space="preserve">Diseñar soluciones de software, abarcando todo el ciclo de vida de éste, </w:t>
-            </w:r>
-            <w:proofErr w:type="gramStart"/>
-            <w:r>
-              <w:rPr>
-                <w:rFonts w:ascii="Calibri" w:hAnsi="Calibri" w:cs="Arial"/>
-                <w:i/>
-                <w:iCs/>
-                <w:color w:val="548DD4"/>
-                <w:sz w:val="20"/>
-                <w:szCs w:val="20"/>
-                <w:lang w:eastAsia="es-CL"/>
-              </w:rPr>
-              <w:t>de acuerdo a</w:t>
-            </w:r>
-            <w:proofErr w:type="gramEnd"/>
-            <w:r>
-              <w:rPr>
-                <w:rFonts w:ascii="Calibri" w:hAnsi="Calibri" w:cs="Arial"/>
-                <w:i/>
-                <w:iCs/>
-                <w:color w:val="548DD4"/>
-                <w:sz w:val="20"/>
-                <w:szCs w:val="20"/>
-                <w:lang w:eastAsia="es-CL"/>
-              </w:rPr>
-              <w:t xml:space="preserve"> estándares, marcos de trabajo y regulatorios, tecnologías y metodologías que promueven la innovación, con foco en la calidad, seguridad y sostenibilidad del proyecto.</w:t>
+              <w:t>Diseñar y adaptar los procesos de ingeniería de requisitos, a través del uso de metodologías de vanguardia y estándares de la industria, para el desarrollo de soluciones TI complejas, innovadoras y de calidad.</w:t>
             </w:r>
           </w:p>
           <w:p>
@@ -1855,16 +1828,89 @@
                 <w:szCs w:val="20"/>
                 <w:lang w:eastAsia="es-CL"/>
               </w:rPr>
-              <w:t>Desarrollar proyectos de software innovadores para plataformas y dispositivos móviles, por medio de marcos de trabajo, herramientas de desarrollo, lenguajes de programación y buenas prácticas de la industria del desarrollo de software.</w:t>
-            </w:r>
-          </w:p>
-          <w:p>
-            <w:pPr>
-              <w:rPr>
-                <w:b/>
-                <w:bCs/>
-              </w:rPr>
-            </w:pPr>
+              <w:t xml:space="preserve">Evaluar y gestionar proyectos en su área de especialización profesional, durante todo el ciclo de vida, </w:t>
+            </w:r>
+            <w:proofErr w:type="gramStart"/>
+            <w:r>
+              <w:rPr>
+                <w:rFonts w:ascii="Calibri" w:hAnsi="Calibri" w:cs="Arial"/>
+                <w:i/>
+                <w:iCs/>
+                <w:color w:val="548DD4"/>
+                <w:sz w:val="20"/>
+                <w:szCs w:val="20"/>
+                <w:lang w:eastAsia="es-CL"/>
+              </w:rPr>
+              <w:t>de acuerdo a</w:t>
+            </w:r>
+            <w:proofErr w:type="gramEnd"/>
+            <w:r>
+              <w:rPr>
+                <w:rFonts w:ascii="Calibri" w:hAnsi="Calibri" w:cs="Arial"/>
+                <w:i/>
+                <w:iCs/>
+                <w:color w:val="548DD4"/>
+                <w:sz w:val="20"/>
+                <w:szCs w:val="20"/>
+                <w:lang w:eastAsia="es-CL"/>
+              </w:rPr>
+              <w:t xml:space="preserve"> buenas prácticas y utilizando metodologías y herramientas de software, para cumplir con los requerimientos de la organización en contextos tradicionales y ágiles.</w:t>
+            </w:r>
+          </w:p>
+          <w:p>
+            <w:pPr>
+              <w:numPr>
+                <w:ilvl w:val="0"/>
+                <w:numId w:val="5"/>
+              </w:numPr>
+              <w:rPr>
+                <w:rFonts w:ascii="Calibri" w:hAnsi="Calibri" w:cs="Arial"/>
+                <w:i/>
+                <w:iCs/>
+                <w:color w:val="548DD4"/>
+                <w:sz w:val="20"/>
+                <w:szCs w:val="20"/>
+                <w:lang w:eastAsia="es-CL"/>
+              </w:rPr>
+            </w:pPr>
+            <w:r>
+              <w:rPr>
+                <w:rFonts w:ascii="Calibri" w:hAnsi="Calibri" w:cs="Arial"/>
+                <w:i/>
+                <w:iCs/>
+                <w:color w:val="548DD4"/>
+                <w:sz w:val="20"/>
+                <w:szCs w:val="20"/>
+                <w:lang w:eastAsia="es-CL"/>
+              </w:rPr>
+              <w:t xml:space="preserve">Diseñar soluciones de software, abarcando todo el ciclo de vida de éste, </w:t>
+            </w:r>
+            <w:proofErr w:type="gramStart"/>
+            <w:r>
+              <w:rPr>
+                <w:rFonts w:ascii="Calibri" w:hAnsi="Calibri" w:cs="Arial"/>
+                <w:i/>
+                <w:iCs/>
+                <w:color w:val="548DD4"/>
+                <w:sz w:val="20"/>
+                <w:szCs w:val="20"/>
+                <w:lang w:eastAsia="es-CL"/>
+              </w:rPr>
+              <w:t>de acuerdo a</w:t>
+            </w:r>
+            <w:proofErr w:type="gramEnd"/>
+            <w:r>
+              <w:rPr>
+                <w:rFonts w:ascii="Calibri" w:hAnsi="Calibri" w:cs="Arial"/>
+                <w:i/>
+                <w:iCs/>
+                <w:color w:val="548DD4"/>
+                <w:sz w:val="20"/>
+                <w:szCs w:val="20"/>
+                <w:lang w:eastAsia="es-CL"/>
+              </w:rPr>
+              <w:t xml:space="preserve"> estándares, marcos de trabajo y regulatorios, tecnologías y metodologías que promueven la innovación, con foco en la calidad, seguridad y sostenibilidad del proyecto.</w:t>
+            </w:r>
           </w:p>
         </w:tc>
       </w:tr>
@@ -2083,9 +2129,12 @@
                 <w:szCs w:val="20"/>
                 <w:lang w:eastAsia="es-CL"/>
               </w:rPr>
-              <w:t xml:space="preserve">Todo proyecto, ya sea una innovación, producto, servicio, etc., pretende dar respuesta a una situación o problemática. </w:t>
-            </w:r>
-            <w:r>
+              <w:t>El proyecto APT busca abordar la problemática asociada al procesamiento manual de información de registros de deudores, proceso que requiere recibir, revisar, validar, cruzar y analizar grandes volúmenes de datos provenientes de la Tesorería General de la República y contrastarlos con información disponible en BancoEstado. Estas actividades pueden generar errores, duplicidad de tareas, dificultades para detectar inconsistencias y una limitada trazabilidad de los procesos realizados.</w:t>
+            </w:r>
+          </w:p>
+          <w:p>
+            <w:pPr>
+              <w:jc w:val="both"/>
               <w:rPr>
                 <w:rFonts w:ascii="Calibri" w:hAnsi="Calibri" w:cs="Arial"/>
                 <w:i/>
@@ -2095,8 +2144,7 @@
                 <w:szCs w:val="20"/>
                 <w:lang w:eastAsia="es-CL"/>
               </w:rPr>
-              <w:t xml:space="preserve">Señala qué problema busca </w:t>
-            </w:r>
+            </w:pPr>
             <w:r>
               <w:rPr>
                 <w:rFonts w:ascii="Calibri" w:hAnsi="Calibri" w:cs="Arial"/>
@@ -2107,9 +2155,12 @@
                 <w:szCs w:val="20"/>
                 <w:lang w:eastAsia="es-CL"/>
               </w:rPr>
-              <w:t>solucionar tu</w:t>
-            </w:r>
-            <w:r>
+              <w:t>La problemática se sitúa en el contexto de BancoEstado, impactando principalmente a las áreas responsables del procesamiento y gestión de esta información, así como indirectamente a los clientes involucrados en el proceso. La automatización resulta relevante para el campo laboral de la Ingeniería en Informática, ya que permite aplicar conocimientos de desarrollo de software, bases de datos, procesos ETL, validación de información, análisis de datos e Inteligencia Artificial para resolver una necesidad concreta de una organización.</w:t>
+            </w:r>
+          </w:p>
+          <w:p>
+            <w:pPr>
+              <w:jc w:val="both"/>
               <w:rPr>
                 <w:rFonts w:ascii="Calibri" w:hAnsi="Calibri" w:cs="Arial"/>
                 <w:i/>
@@ -2119,143 +2170,8 @@
                 <w:szCs w:val="20"/>
                 <w:lang w:eastAsia="es-CL"/>
               </w:rPr>
-              <w:t xml:space="preserve"> proyecto y la relevancia que tiene para el campo laboral de tu carrera. También menciona el contexto en que esta problemática se sitúa (lugar, a quienes impactaría, etc.). Es importante que esta problemática sea relevante en el contexto de la profesión, siendo su resolución un aporte real o simulado a la organización u entorno en el que se sitúa. Algunas preguntas que pueden ayudarte a responder este apartado son: </w:t>
-            </w:r>
-          </w:p>
-          <w:p>
-            <w:pPr>
-              <w:pStyle w:val="Prrafodelista"/>
-              <w:numPr>
-                <w:ilvl w:val="0"/>
-                <w:numId w:val="3"/>
-              </w:numPr>
-              <w:ind w:left="720"/>
-              <w:jc w:val="both"/>
-              <w:rPr>
-                <w:rFonts w:ascii="Calibri" w:hAnsi="Calibri" w:cs="Arial"/>
-                <w:i/>
-                <w:color w:val="548DD4"/>
-                <w:sz w:val="20"/>
-                <w:szCs w:val="20"/>
-                <w:lang w:eastAsia="es-CL"/>
-              </w:rPr>
-            </w:pPr>
-            <w:r>
-              <w:rPr>
-                <w:rFonts w:ascii="Calibri" w:hAnsi="Calibri" w:cs="Arial"/>
-                <w:i/>
-                <w:color w:val="548DD4"/>
-                <w:sz w:val="20"/>
-                <w:szCs w:val="20"/>
-                <w:lang w:eastAsia="es-CL"/>
-              </w:rPr>
-              <w:t>¿Por qué escogiste este tema? ¿Por qué es relevante este tema para el campo laboral de tu carrera?</w:t>
-            </w:r>
-          </w:p>
-          <w:p>
-            <w:pPr>
-              <w:pStyle w:val="Prrafodelista"/>
-              <w:numPr>
-                <w:ilvl w:val="0"/>
-                <w:numId w:val="3"/>
-              </w:numPr>
-              <w:ind w:left="720"/>
-              <w:jc w:val="both"/>
-              <w:rPr>
-                <w:rFonts w:ascii="Calibri" w:hAnsi="Calibri" w:cs="Arial"/>
-                <w:b/>
-                <w:bCs/>
-                <w:i/>
-                <w:color w:val="548DD4"/>
-                <w:sz w:val="20"/>
-                <w:szCs w:val="20"/>
-                <w:lang w:eastAsia="es-CL"/>
-              </w:rPr>
-            </w:pPr>
-            <w:r>
-              <w:rPr>
-                <w:rFonts w:ascii="Calibri" w:hAnsi="Calibri" w:cs="Arial"/>
-                <w:i/>
-                <w:color w:val="548DD4"/>
-                <w:sz w:val="20"/>
-                <w:szCs w:val="20"/>
-                <w:lang w:eastAsia="es-CL"/>
-              </w:rPr>
-              <w:t xml:space="preserve">¿Dónde se ubica la situación que vas a abordar? (Ej.: País, región, comuna o institución) ¿Cuáles son las características principales de ese lugar? </w:t>
-            </w:r>
-          </w:p>
-          <w:p>
-            <w:pPr>
-              <w:pStyle w:val="Prrafodelista"/>
-              <w:numPr>
-                <w:ilvl w:val="0"/>
-                <w:numId w:val="3"/>
-              </w:numPr>
-              <w:ind w:left="720"/>
-              <w:jc w:val="both"/>
-              <w:rPr>
-                <w:rFonts w:ascii="Calibri" w:hAnsi="Calibri" w:cs="Arial"/>
-                <w:i/>
-                <w:color w:val="548DD4"/>
-                <w:sz w:val="20"/>
-                <w:szCs w:val="20"/>
-                <w:lang w:eastAsia="es-CL"/>
-              </w:rPr>
-            </w:pPr>
-            <w:r>
-              <w:rPr>
-                <w:rFonts w:ascii="Calibri" w:hAnsi="Calibri" w:cs="Arial"/>
-                <w:i/>
-                <w:color w:val="548DD4"/>
-                <w:sz w:val="20"/>
-                <w:szCs w:val="20"/>
-                <w:lang w:eastAsia="es-CL"/>
-              </w:rPr>
-              <w:t xml:space="preserve">¿A quiénes afecta </w:t>
-            </w:r>
-            <w:r>
-              <w:rPr>
-                <w:rFonts w:ascii="Calibri" w:hAnsi="Calibri" w:cs="Arial"/>
-                <w:i/>
-                <w:color w:val="548DD4"/>
-                <w:sz w:val="20"/>
-                <w:szCs w:val="20"/>
-                <w:lang w:eastAsia="es-CL"/>
-              </w:rPr>
-              <w:t xml:space="preserve">o impacta </w:t>
-            </w:r>
-            <w:r>
-              <w:rPr>
-                <w:rFonts w:ascii="Calibri" w:hAnsi="Calibri" w:cs="Arial"/>
-                <w:i/>
-                <w:color w:val="548DD4"/>
-                <w:sz w:val="20"/>
-                <w:szCs w:val="20"/>
-                <w:lang w:eastAsia="es-CL"/>
-              </w:rPr>
-              <w:t>la situación que vas a abordar? (Ej.: Grupo etario, usuarios de algún servicio, etc.)</w:t>
-            </w:r>
-            <w:r>
-              <w:rPr>
-                <w:rFonts w:ascii="Calibri" w:hAnsi="Calibri" w:cs="Arial"/>
-                <w:i/>
-                <w:color w:val="548DD4"/>
-                <w:sz w:val="20"/>
-                <w:szCs w:val="20"/>
-                <w:lang w:eastAsia="es-CL"/>
-              </w:rPr>
-              <w:t>.</w:t>
-            </w:r>
-          </w:p>
-          <w:p>
-            <w:pPr>
-              <w:pStyle w:val="Prrafodelista"/>
-              <w:numPr>
-                <w:ilvl w:val="0"/>
-                <w:numId w:val="3"/>
-              </w:numPr>
-              <w:ind w:left="720"/>
-              <w:jc w:val="both"/>
+            </w:pPr>
+            <w:r>
               <w:rPr>
                 <w:rFonts w:ascii="Calibri" w:hAnsi="Calibri" w:cs="Arial"/>
                 <w:i/>
@@ -2265,42 +2181,7 @@
                 <w:szCs w:val="20"/>
                 <w:lang w:eastAsia="es-CL"/>
               </w:rPr>
-            </w:pPr>
-            <w:r>
-              <w:rPr>
-                <w:rFonts w:ascii="Calibri" w:hAnsi="Calibri" w:cs="Arial"/>
-                <w:i/>
-                <w:iCs/>
-                <w:color w:val="548DD4"/>
-                <w:sz w:val="20"/>
-                <w:szCs w:val="20"/>
-                <w:lang w:eastAsia="es-CL"/>
-              </w:rPr>
-              <w:t xml:space="preserve">¿Cuál sería el aporte de valor </w:t>
-            </w:r>
-            <w:r>
-              <w:rPr>
-                <w:rFonts w:ascii="Calibri" w:hAnsi="Calibri" w:cs="Arial"/>
-                <w:i/>
-                <w:iCs/>
-                <w:color w:val="548DD4"/>
-                <w:sz w:val="20"/>
-                <w:szCs w:val="20"/>
-                <w:lang w:eastAsia="es-CL"/>
-              </w:rPr>
-              <w:t xml:space="preserve">(real o simulado) </w:t>
-            </w:r>
-            <w:r>
-              <w:rPr>
-                <w:rFonts w:ascii="Calibri" w:hAnsi="Calibri" w:cs="Arial"/>
-                <w:i/>
-                <w:iCs/>
-                <w:color w:val="548DD4"/>
-                <w:sz w:val="20"/>
-                <w:szCs w:val="20"/>
-                <w:lang w:eastAsia="es-CL"/>
-              </w:rPr>
-              <w:t>de tu Proyecto APT para el contexto laboral y/o social en que se situaría?</w:t>
+              <w:t>El aporte del proyecto consiste en desarrollar una solución integrada que permita automatizar y centralizar el procesamiento de los datos, detectar cambios e inconsistencias, mantener trazabilidad histórica y generar reportes parametrizables. De esta manera, se busca mejorar la eficiencia del proceso, disminuir errores asociados a tareas manuales y facilitar el análisis y seguimiento de la información.</w:t>
             </w:r>
           </w:p>
         </w:tc>
@@ -2351,6 +2232,30 @@
                 <w:color w:val="548DD4"/>
                 <w:sz w:val="20"/>
                 <w:szCs w:val="20"/>
+                <w:lang w:eastAsia="es-CL"/>
+              </w:rPr>
+            </w:pPr>
+            <w:r>
+              <w:rPr>
+                <w:rFonts w:ascii="Calibri" w:hAnsi="Calibri" w:cs="Arial"/>
+                <w:i/>
+                <w:color w:val="548DD4"/>
+                <w:sz w:val="20"/>
+                <w:szCs w:val="20"/>
+                <w:lang w:eastAsia="es-CL"/>
+              </w:rPr>
+              <w:t>El proyecto APT tiene como objetivo desarrollar una plataforma informática que automatice el procesamiento de información de registros de deudores, desde su recepción y validación hasta el cruce con las bases de datos de BancoEstado y la generación de reportes.</w:t>
+            </w:r>
+          </w:p>
+          <w:p>
+            <w:pPr>
+              <w:jc w:val="both"/>
+              <w:rPr>
+                <w:rFonts w:ascii="Calibri" w:hAnsi="Calibri" w:cs="Arial"/>
+                <w:i/>
+                <w:color w:val="548DD4"/>
+                <w:sz w:val="20"/>
+                <w:szCs w:val="20"/>
                 <w:highlight w:val="cyan"/>
                 <w:lang w:eastAsia="es-CL"/>
               </w:rPr>
@@ -2364,85 +2269,7 @@
                 <w:szCs w:val="20"/>
                 <w:lang w:eastAsia="es-CL"/>
               </w:rPr>
-              <w:t>Señala qu</w:t>
-            </w:r>
-            <w:r>
-              <w:rPr>
-                <w:rFonts w:ascii="Calibri" w:hAnsi="Calibri" w:cs="Arial"/>
-                <w:i/>
-                <w:color w:val="548DD4"/>
-                <w:sz w:val="20"/>
-                <w:szCs w:val="20"/>
-                <w:lang w:eastAsia="es-CL"/>
-              </w:rPr>
-              <w:t>é</w:t>
-            </w:r>
-            <w:r>
-              <w:rPr>
-                <w:rFonts w:ascii="Calibri" w:hAnsi="Calibri" w:cs="Arial"/>
-                <w:i/>
-                <w:color w:val="548DD4"/>
-                <w:sz w:val="20"/>
-                <w:szCs w:val="20"/>
-                <w:lang w:eastAsia="es-CL"/>
-              </w:rPr>
-              <w:t xml:space="preserve"> se espera lograr con el proyecto </w:t>
-            </w:r>
-            <w:r>
-              <w:rPr>
-                <w:rFonts w:ascii="Calibri" w:hAnsi="Calibri" w:cs="Arial"/>
-                <w:i/>
-                <w:color w:val="548DD4"/>
-                <w:sz w:val="20"/>
-                <w:szCs w:val="20"/>
-                <w:lang w:eastAsia="es-CL"/>
-              </w:rPr>
-              <w:t xml:space="preserve">(objetivo) </w:t>
-            </w:r>
-            <w:r>
-              <w:rPr>
-                <w:rFonts w:ascii="Calibri" w:hAnsi="Calibri" w:cs="Arial"/>
-                <w:i/>
-                <w:color w:val="548DD4"/>
-                <w:sz w:val="20"/>
-                <w:szCs w:val="20"/>
-                <w:lang w:eastAsia="es-CL"/>
-              </w:rPr>
-              <w:t xml:space="preserve">y describe </w:t>
-            </w:r>
-            <w:r>
-              <w:rPr>
-                <w:rFonts w:ascii="Calibri" w:hAnsi="Calibri" w:cs="Arial"/>
-                <w:bCs/>
-                <w:i/>
-                <w:color w:val="548DD4"/>
-                <w:sz w:val="20"/>
-                <w:szCs w:val="20"/>
-                <w:lang w:eastAsia="es-CL"/>
-              </w:rPr>
-              <w:t>brevemente</w:t>
-            </w:r>
-            <w:r>
-              <w:rPr>
-                <w:rFonts w:ascii="Calibri" w:hAnsi="Calibri" w:cs="Arial"/>
-                <w:i/>
-                <w:color w:val="548DD4"/>
-                <w:sz w:val="20"/>
-                <w:szCs w:val="20"/>
-                <w:lang w:eastAsia="es-CL"/>
-              </w:rPr>
-              <w:t xml:space="preserve"> en qué consistiría, cómo planeas abordar la problemática presentada en el apartado</w:t>
-            </w:r>
-            <w:r>
-              <w:rPr>
-                <w:rFonts w:ascii="Calibri" w:hAnsi="Calibri" w:cs="Arial"/>
-                <w:i/>
-                <w:color w:val="548DD4"/>
-                <w:sz w:val="20"/>
-                <w:szCs w:val="20"/>
-                <w:lang w:eastAsia="es-CL"/>
-              </w:rPr>
-              <w:t xml:space="preserve"> anterior. </w:t>
+              <w:t>La solución incorporará un proceso ETL capaz de trabajar con distintos formatos de archivos, aplicar reglas de validación y negocio, detectar cambios respecto de procesos anteriores y mantener la trazabilidad de cada ejecución. Además, permitirá generar reportes parametrizables y utilizar herramientas de Inteligencia Artificial para apoyar la detección de anomalías y sugerir nuevas validaciones. Con ello, se busca reducir las tareas manuales, disminuir errores y mejorar la eficiencia y control del proceso.</w:t>
             </w:r>
           </w:p>
         </w:tc>
@@ -2505,73 +2332,91 @@
                 <w:szCs w:val="20"/>
                 <w:lang w:eastAsia="es-CL"/>
               </w:rPr>
-              <w:t>Justifica</w:t>
-            </w:r>
-            <w:r>
-              <w:rPr>
-                <w:rFonts w:ascii="Calibri" w:hAnsi="Calibri" w:cs="Arial"/>
-                <w:i/>
-                <w:color w:val="548DD4"/>
-                <w:sz w:val="20"/>
-                <w:szCs w:val="20"/>
-                <w:lang w:eastAsia="es-CL"/>
-              </w:rPr>
-              <w:t xml:space="preserve"> </w:t>
-            </w:r>
-            <w:r>
-              <w:rPr>
-                <w:rFonts w:ascii="Calibri" w:hAnsi="Calibri" w:cs="Arial"/>
-                <w:i/>
-                <w:color w:val="548DD4"/>
-                <w:sz w:val="20"/>
-                <w:szCs w:val="20"/>
-                <w:lang w:eastAsia="es-CL"/>
-              </w:rPr>
-              <w:t>c</w:t>
-            </w:r>
-            <w:r>
-              <w:rPr>
-                <w:rFonts w:ascii="Calibri" w:hAnsi="Calibri" w:cs="Arial"/>
-                <w:i/>
-                <w:color w:val="548DD4"/>
-                <w:sz w:val="20"/>
-                <w:szCs w:val="20"/>
-                <w:lang w:eastAsia="es-CL"/>
-              </w:rPr>
-              <w:t>ó</w:t>
-            </w:r>
-            <w:r>
-              <w:rPr>
-                <w:rFonts w:ascii="Calibri" w:hAnsi="Calibri" w:cs="Arial"/>
-                <w:i/>
-                <w:color w:val="548DD4"/>
-                <w:sz w:val="20"/>
-                <w:szCs w:val="20"/>
-                <w:lang w:eastAsia="es-CL"/>
-              </w:rPr>
-              <w:t>mo se relaciona tu Proyecto APT con el perfil de egreso de tu carrera y, en particular, con las competencias del perfil de egreso que seleccionaste</w:t>
-            </w:r>
-            <w:r>
-              <w:rPr>
-                <w:rFonts w:ascii="Calibri" w:hAnsi="Calibri" w:cs="Arial"/>
-                <w:i/>
-                <w:color w:val="548DD4"/>
-                <w:sz w:val="20"/>
-                <w:szCs w:val="20"/>
-                <w:lang w:eastAsia="es-CL"/>
-              </w:rPr>
-              <w:t xml:space="preserve"> anteriormente</w:t>
-            </w:r>
-            <w:r>
-              <w:rPr>
-                <w:rFonts w:ascii="Calibri" w:hAnsi="Calibri" w:cs="Arial"/>
-                <w:i/>
-                <w:color w:val="548DD4"/>
-                <w:sz w:val="20"/>
-                <w:szCs w:val="20"/>
-                <w:lang w:eastAsia="es-CL"/>
-              </w:rPr>
-              <w:t xml:space="preserve">. </w:t>
+              <w:t>El Proyecto APT está directamente relacionado con el Perfil de Egreso de la Carrera de Ingeniería en Informática, ya que precisa de la aplicación de competencias de análisis, diseño, desarrollo y gestión de soluciones de software para solucionar un problema concreto de una organización.</w:t>
+            </w:r>
+          </w:p>
+          <w:p>
+            <w:pPr>
+              <w:jc w:val="both"/>
+              <w:rPr>
+                <w:rFonts w:ascii="Calibri" w:hAnsi="Calibri" w:cs="Arial"/>
+                <w:i/>
+                <w:color w:val="548DD4"/>
+                <w:sz w:val="20"/>
+                <w:szCs w:val="20"/>
+                <w:lang w:eastAsia="es-CL"/>
+              </w:rPr>
+            </w:pPr>
+            <w:r>
+              <w:rPr>
+                <w:rFonts w:ascii="Calibri" w:hAnsi="Calibri" w:cs="Arial"/>
+                <w:i/>
+                <w:color w:val="548DD4"/>
+                <w:sz w:val="20"/>
+                <w:szCs w:val="20"/>
+                <w:lang w:eastAsia="es-CL"/>
+              </w:rPr>
+              <w:t>Las competencias elegidas serán necesarias para diseñar e implementar la plataforma con sus procesos ETL, validaciones, bases de datos, reglas de negocio, reportes. La ingeniería de requisitos permitirá determinar las necesidades de la organización para traducirlas en funcionalidades del sistema.</w:t>
+            </w:r>
+          </w:p>
+          <w:p>
+            <w:pPr>
+              <w:jc w:val="both"/>
+              <w:rPr>
+                <w:rFonts w:ascii="Calibri" w:hAnsi="Calibri" w:cs="Arial"/>
+                <w:i/>
+                <w:color w:val="548DD4"/>
+                <w:sz w:val="20"/>
+                <w:szCs w:val="20"/>
+                <w:lang w:eastAsia="es-CL"/>
+              </w:rPr>
+            </w:pPr>
+            <w:r>
+              <w:rPr>
+                <w:rFonts w:ascii="Calibri" w:hAnsi="Calibri" w:cs="Arial"/>
+                <w:i/>
+                <w:color w:val="548DD4"/>
+                <w:sz w:val="20"/>
+                <w:szCs w:val="20"/>
+                <w:lang w:eastAsia="es-CL"/>
+              </w:rPr>
+              <w:t xml:space="preserve">También las competencias relacionadas con el diseño de </w:t>
+            </w:r>
+            <w:proofErr w:type="gramStart"/>
+            <w:r>
+              <w:rPr>
+                <w:rFonts w:ascii="Calibri" w:hAnsi="Calibri" w:cs="Arial"/>
+                <w:i/>
+                <w:color w:val="548DD4"/>
+                <w:sz w:val="20"/>
+                <w:szCs w:val="20"/>
+                <w:lang w:eastAsia="es-CL"/>
+              </w:rPr>
+              <w:t>soluciones,</w:t>
+            </w:r>
+            <w:proofErr w:type="gramEnd"/>
+            <w:r>
+              <w:rPr>
+                <w:rFonts w:ascii="Calibri" w:hAnsi="Calibri" w:cs="Arial"/>
+                <w:i/>
+                <w:color w:val="548DD4"/>
+                <w:sz w:val="20"/>
+                <w:szCs w:val="20"/>
+                <w:lang w:eastAsia="es-CL"/>
+              </w:rPr>
+              <w:t xml:space="preserve"> permiten atender aspectos de calidad, seguridad, trazabilidad, escalabilidad y la gestión de proyectos </w:t>
+            </w:r>
+            <w:r>
+              <w:rPr>
+                <w:rFonts w:ascii="Calibri" w:hAnsi="Calibri" w:cs="Arial"/>
+                <w:i/>
+                <w:color w:val="548DD4"/>
+                <w:sz w:val="20"/>
+                <w:szCs w:val="20"/>
+                <w:lang w:eastAsia="es-CL"/>
+              </w:rPr>
+              <w:lastRenderedPageBreak/>
+              <w:t>es relevante para planificar, llevar a cabo y monitorear el desarrollo del APT en su ciclo de vida, considerando metodologías y herramientas que se adecuen al proyecto.</w:t>
             </w:r>
           </w:p>
           <w:p>
@@ -2596,7 +2441,7 @@
                 <w:szCs w:val="20"/>
                 <w:lang w:eastAsia="es-CL"/>
               </w:rPr>
-              <w:t xml:space="preserve">¿De qué manera se relaciona el Proyecto APT con el perfil de egreso de tu carrera? ¿De qué manera son necesarias las competencias que seleccionaste para resolver la problemática a trabajar? </w:t>
+              <w:t>Así, el proyecto facilita la aplicación completa de las competencias del perfil de egreso, desde el levantamiento de requerimientos y planeación hasta el desarrollo y evaluación de una solución informática dirigida a una necesidad real en el contexto laboral.</w:t>
             </w:r>
           </w:p>
         </w:tc>
@@ -2622,6 +2467,7 @@
                 <w:rFonts w:ascii="Calibri" w:hAnsi="Calibri"/>
                 <w:color w:val="1F3864" w:themeColor="accent1" w:themeShade="80"/>
               </w:rPr>
+              <w:lastRenderedPageBreak/>
               <w:t>Relación con los intereses profesionales</w:t>
             </w:r>
           </w:p>
@@ -3204,7 +3050,6 @@
                 <w:szCs w:val="20"/>
                 <w:lang w:eastAsia="es-CL"/>
               </w:rPr>
-              <w:lastRenderedPageBreak/>
               <w:t>Factores</w:t>
             </w:r>
             <w:r>
@@ -4057,6 +3902,7 @@
                 <w:sz w:val="28"/>
                 <w:szCs w:val="28"/>
               </w:rPr>
+              <w:lastRenderedPageBreak/>
               <w:t>5</w:t>
             </w:r>
             <w:r>

--- a/Fase 1/Evidencias Grupales/1.5_GuiaEstudiante_Fase 1_Definicion Proyecto APT.docx
+++ b/Fase 1/Evidencias Grupales/1.5_GuiaEstudiante_Fase 1_Definicion Proyecto APT.docx
@@ -2498,29 +2498,31 @@
                 <w:szCs w:val="20"/>
                 <w:lang w:eastAsia="es-CL"/>
               </w:rPr>
-              <w:t>Señala c</w:t>
-            </w:r>
-            <w:r>
-              <w:rPr>
-                <w:rFonts w:ascii="Calibri" w:hAnsi="Calibri" w:cs="Arial"/>
-                <w:i/>
-                <w:color w:val="548DD4"/>
-                <w:sz w:val="20"/>
-                <w:szCs w:val="20"/>
-                <w:lang w:eastAsia="es-CL"/>
-              </w:rPr>
-              <w:t>ó</w:t>
-            </w:r>
-            <w:r>
-              <w:rPr>
-                <w:rFonts w:ascii="Calibri" w:hAnsi="Calibri" w:cs="Arial"/>
-                <w:i/>
-                <w:color w:val="548DD4"/>
-                <w:sz w:val="20"/>
-                <w:szCs w:val="20"/>
-                <w:lang w:eastAsia="es-CL"/>
-              </w:rPr>
-              <w:t>mo se relaciona el Proyecto APT que propones con tus intereses profesionales.</w:t>
+              <w:t>Nuestro Proyecto APT se relaciona con nuestros intereses profesionales en el área del desarrollo de soluciones informáticas, especialmente en el diseño y construcción de aplicaciones, gestión de datos y automatización de procesos. Nos interesa aplicar tecnologías que permitan resolver problemáticas concretas de las organizaciones y generar soluciones eficientes, escalables y de calidad.</w:t>
+            </w:r>
+          </w:p>
+          <w:p>
+            <w:pPr>
+              <w:jc w:val="both"/>
+              <w:rPr>
+                <w:rFonts w:ascii="Calibri" w:hAnsi="Calibri" w:cs="Arial"/>
+                <w:i/>
+                <w:color w:val="548DD4"/>
+                <w:sz w:val="20"/>
+                <w:szCs w:val="20"/>
+                <w:lang w:eastAsia="es-CL"/>
+              </w:rPr>
+            </w:pPr>
+            <w:r>
+              <w:rPr>
+                <w:rFonts w:ascii="Calibri" w:hAnsi="Calibri" w:cs="Arial"/>
+                <w:i/>
+                <w:color w:val="548DD4"/>
+                <w:sz w:val="20"/>
+                <w:szCs w:val="20"/>
+                <w:lang w:eastAsia="es-CL"/>
+              </w:rPr>
+              <w:t>El proyecto nos permitirá desarrollar estos intereses mediante la implementación de procesos ETL, bases de datos, validaciones, generación de reportes, análisis de información e incorporación de Inteligencia Artificial. Además, nos permitirá adquirir experiencia en el desarrollo de una solución orientada a un contexto organizacional real, fortaleciendo nuestras competencias técnicas y de trabajo en equipo.</w:t>
             </w:r>
           </w:p>
           <w:p>
@@ -2545,29 +2547,7 @@
                 <w:szCs w:val="20"/>
                 <w:lang w:eastAsia="es-CL"/>
               </w:rPr>
-              <w:t>¿Cuáles son tus intereses profesionales?  ¿Qué aspectos de tus intereses profesionales se ven reflejados en tu Proyecto APT? Realizar este Proyecto APT</w:t>
-            </w:r>
-            <w:r>
-              <w:rPr>
-                <w:rFonts w:ascii="Calibri" w:hAnsi="Calibri" w:cs="Arial"/>
-                <w:i/>
-                <w:color w:val="548DD4"/>
-                <w:sz w:val="20"/>
-                <w:szCs w:val="20"/>
-                <w:lang w:eastAsia="es-CL"/>
-              </w:rPr>
-              <w:t>,</w:t>
-            </w:r>
-            <w:r>
-              <w:rPr>
-                <w:rFonts w:ascii="Calibri" w:hAnsi="Calibri" w:cs="Arial"/>
-                <w:i/>
-                <w:color w:val="548DD4"/>
-                <w:sz w:val="20"/>
-                <w:szCs w:val="20"/>
-                <w:lang w:eastAsia="es-CL"/>
-              </w:rPr>
-              <w:t xml:space="preserve"> ¿de qué manera va a contribuir a tu desarrollo profesional? </w:t>
+              <w:t>La realización de este APT contribuirá a nuestro desarrollo profesional al permitirnos aplicar los conocimientos adquiridos durante la carrera en un proyecto integral, enfrentándonos a etapas de levantamiento de requerimientos, planificación, desarrollo, pruebas y evaluación de una solución informática.</w:t>
             </w:r>
           </w:p>
         </w:tc>
@@ -2623,483 +2603,105 @@
                 <w:szCs w:val="20"/>
                 <w:lang w:eastAsia="es-CL"/>
               </w:rPr>
-              <w:t>Justifica</w:t>
-            </w:r>
-            <w:r>
-              <w:rPr>
-                <w:rFonts w:ascii="Calibri" w:hAnsi="Calibri" w:cs="Arial"/>
-                <w:i/>
-                <w:color w:val="548DD4"/>
-                <w:sz w:val="20"/>
-                <w:szCs w:val="20"/>
-                <w:lang w:eastAsia="es-CL"/>
-              </w:rPr>
-              <w:t xml:space="preserve"> </w:t>
-            </w:r>
-            <w:r>
-              <w:rPr>
-                <w:rFonts w:ascii="Calibri" w:hAnsi="Calibri" w:cs="Arial"/>
-                <w:i/>
-                <w:color w:val="548DD4"/>
-                <w:sz w:val="20"/>
-                <w:szCs w:val="20"/>
-                <w:lang w:eastAsia="es-CL"/>
-              </w:rPr>
-              <w:t xml:space="preserve">brevemente </w:t>
-            </w:r>
-            <w:r>
-              <w:rPr>
-                <w:rFonts w:ascii="Calibri" w:hAnsi="Calibri" w:cs="Arial"/>
-                <w:i/>
-                <w:color w:val="548DD4"/>
-                <w:sz w:val="20"/>
-                <w:szCs w:val="20"/>
-                <w:lang w:eastAsia="es-CL"/>
-              </w:rPr>
-              <w:t>por qué es posible desarrollar tu proyecto APT</w:t>
-            </w:r>
-            <w:r>
-              <w:rPr>
-                <w:rFonts w:ascii="Calibri" w:hAnsi="Calibri" w:cs="Arial"/>
-                <w:i/>
-                <w:color w:val="548DD4"/>
-                <w:sz w:val="20"/>
-                <w:szCs w:val="20"/>
-                <w:lang w:eastAsia="es-CL"/>
-              </w:rPr>
-              <w:t>. Considera</w:t>
-            </w:r>
-            <w:r>
-              <w:rPr>
-                <w:rFonts w:ascii="Calibri" w:hAnsi="Calibri" w:cs="Arial"/>
-                <w:i/>
-                <w:color w:val="548DD4"/>
-                <w:sz w:val="20"/>
-                <w:szCs w:val="20"/>
-                <w:lang w:eastAsia="es-CL"/>
-              </w:rPr>
-              <w:t xml:space="preserve"> el tiempo </w:t>
-            </w:r>
-            <w:r>
-              <w:rPr>
-                <w:rFonts w:ascii="Calibri" w:hAnsi="Calibri" w:cs="Arial"/>
-                <w:i/>
-                <w:color w:val="548DD4"/>
-                <w:sz w:val="20"/>
-                <w:szCs w:val="20"/>
-                <w:lang w:eastAsia="es-CL"/>
-              </w:rPr>
-              <w:t xml:space="preserve">y materiales </w:t>
-            </w:r>
-            <w:r>
-              <w:rPr>
-                <w:rFonts w:ascii="Calibri" w:hAnsi="Calibri" w:cs="Arial"/>
-                <w:i/>
-                <w:color w:val="548DD4"/>
-                <w:sz w:val="20"/>
-                <w:szCs w:val="20"/>
-                <w:lang w:eastAsia="es-CL"/>
-              </w:rPr>
-              <w:t>que necesitas para desarrollarlo</w:t>
-            </w:r>
-            <w:r>
-              <w:rPr>
-                <w:rFonts w:ascii="Calibri" w:hAnsi="Calibri" w:cs="Arial"/>
-                <w:i/>
-                <w:color w:val="548DD4"/>
-                <w:sz w:val="20"/>
-                <w:szCs w:val="20"/>
-                <w:lang w:eastAsia="es-CL"/>
-              </w:rPr>
-              <w:t xml:space="preserve">, así como </w:t>
-            </w:r>
-            <w:r>
-              <w:rPr>
-                <w:rFonts w:ascii="Calibri" w:hAnsi="Calibri" w:cs="Arial"/>
-                <w:i/>
-                <w:color w:val="548DD4"/>
-                <w:sz w:val="20"/>
-                <w:szCs w:val="20"/>
-                <w:lang w:eastAsia="es-CL"/>
-              </w:rPr>
-              <w:t xml:space="preserve">los posibles factores externos que podrían dificultar </w:t>
-            </w:r>
-            <w:r>
-              <w:rPr>
-                <w:rFonts w:ascii="Calibri" w:hAnsi="Calibri" w:cs="Arial"/>
-                <w:i/>
-                <w:color w:val="548DD4"/>
-                <w:sz w:val="20"/>
-                <w:szCs w:val="20"/>
-                <w:lang w:eastAsia="es-CL"/>
-              </w:rPr>
-              <w:t xml:space="preserve">y facilitar </w:t>
-            </w:r>
-            <w:r>
-              <w:rPr>
-                <w:rFonts w:ascii="Calibri" w:hAnsi="Calibri" w:cs="Arial"/>
-                <w:i/>
-                <w:color w:val="548DD4"/>
-                <w:sz w:val="20"/>
-                <w:szCs w:val="20"/>
-                <w:lang w:eastAsia="es-CL"/>
-              </w:rPr>
-              <w:t xml:space="preserve">su desarrollo.  </w:t>
-            </w:r>
-          </w:p>
-          <w:p>
-            <w:pPr>
-              <w:rPr>
-                <w:rFonts w:ascii="Calibri" w:hAnsi="Calibri" w:cs="Arial"/>
-                <w:i/>
-                <w:color w:val="548DD4"/>
-                <w:sz w:val="20"/>
-                <w:szCs w:val="20"/>
-                <w:lang w:eastAsia="es-CL"/>
-              </w:rPr>
-            </w:pPr>
-            <w:r>
-              <w:rPr>
-                <w:rFonts w:ascii="Calibri" w:hAnsi="Calibri" w:cs="Arial"/>
-                <w:i/>
-                <w:color w:val="548DD4"/>
-                <w:sz w:val="20"/>
-                <w:szCs w:val="20"/>
-                <w:lang w:eastAsia="es-CL"/>
-              </w:rPr>
-              <w:t>¿</w:t>
-            </w:r>
-            <w:r>
-              <w:rPr>
-                <w:rFonts w:ascii="Calibri" w:hAnsi="Calibri" w:cs="Arial"/>
-                <w:i/>
-                <w:color w:val="548DD4"/>
-                <w:sz w:val="20"/>
-                <w:szCs w:val="20"/>
-                <w:lang w:eastAsia="es-CL"/>
-              </w:rPr>
-              <w:t>P</w:t>
-            </w:r>
-            <w:r>
-              <w:rPr>
-                <w:rFonts w:ascii="Calibri" w:hAnsi="Calibri" w:cs="Arial"/>
-                <w:i/>
-                <w:color w:val="548DD4"/>
-                <w:sz w:val="20"/>
-                <w:szCs w:val="20"/>
-                <w:lang w:eastAsia="es-CL"/>
-              </w:rPr>
-              <w:t>or</w:t>
-            </w:r>
-            <w:r>
-              <w:rPr>
-                <w:rFonts w:ascii="Calibri" w:hAnsi="Calibri" w:cs="Arial"/>
-                <w:i/>
-                <w:color w:val="548DD4"/>
-                <w:sz w:val="20"/>
-                <w:szCs w:val="20"/>
-                <w:lang w:eastAsia="es-CL"/>
-              </w:rPr>
-              <w:t xml:space="preserve"> </w:t>
-            </w:r>
-            <w:r>
-              <w:rPr>
-                <w:rFonts w:ascii="Calibri" w:hAnsi="Calibri" w:cs="Arial"/>
-                <w:i/>
-                <w:color w:val="548DD4"/>
-                <w:sz w:val="20"/>
-                <w:szCs w:val="20"/>
-                <w:lang w:eastAsia="es-CL"/>
-              </w:rPr>
-              <w:t>qu</w:t>
-            </w:r>
-            <w:r>
-              <w:rPr>
-                <w:rFonts w:ascii="Calibri" w:hAnsi="Calibri" w:cs="Arial"/>
-                <w:i/>
-                <w:color w:val="548DD4"/>
-                <w:sz w:val="20"/>
-                <w:szCs w:val="20"/>
-                <w:lang w:eastAsia="es-CL"/>
-              </w:rPr>
-              <w:t>é</w:t>
-            </w:r>
-            <w:r>
-              <w:rPr>
-                <w:rFonts w:ascii="Calibri" w:hAnsi="Calibri" w:cs="Arial"/>
-                <w:i/>
-                <w:color w:val="548DD4"/>
-                <w:sz w:val="20"/>
-                <w:szCs w:val="20"/>
-                <w:lang w:eastAsia="es-CL"/>
-              </w:rPr>
-              <w:t xml:space="preserve"> </w:t>
-            </w:r>
-            <w:r>
-              <w:rPr>
-                <w:rFonts w:ascii="Calibri" w:hAnsi="Calibri" w:cs="Arial"/>
-                <w:i/>
-                <w:color w:val="548DD4"/>
-                <w:sz w:val="20"/>
-                <w:szCs w:val="20"/>
-                <w:lang w:eastAsia="es-CL"/>
-              </w:rPr>
-              <w:t xml:space="preserve">crees </w:t>
-            </w:r>
-            <w:r>
-              <w:rPr>
-                <w:rFonts w:ascii="Calibri" w:hAnsi="Calibri" w:cs="Arial"/>
-                <w:i/>
-                <w:color w:val="548DD4"/>
-                <w:sz w:val="20"/>
-                <w:szCs w:val="20"/>
-                <w:lang w:eastAsia="es-CL"/>
-              </w:rPr>
-              <w:t xml:space="preserve">es </w:t>
-            </w:r>
-            <w:r>
-              <w:rPr>
-                <w:rFonts w:ascii="Calibri" w:hAnsi="Calibri" w:cs="Arial"/>
-                <w:i/>
-                <w:color w:val="548DD4"/>
-                <w:sz w:val="20"/>
-                <w:szCs w:val="20"/>
-                <w:lang w:eastAsia="es-CL"/>
-              </w:rPr>
-              <w:t xml:space="preserve">posible desarrollar tu </w:t>
-            </w:r>
-            <w:r>
-              <w:rPr>
-                <w:rFonts w:ascii="Calibri" w:hAnsi="Calibri" w:cs="Arial"/>
-                <w:i/>
-                <w:color w:val="548DD4"/>
-                <w:sz w:val="20"/>
-                <w:szCs w:val="20"/>
-                <w:lang w:eastAsia="es-CL"/>
-              </w:rPr>
-              <w:t xml:space="preserve">Proyecto </w:t>
-            </w:r>
-            <w:r>
-              <w:rPr>
-                <w:rFonts w:ascii="Calibri" w:hAnsi="Calibri" w:cs="Arial"/>
-                <w:i/>
-                <w:color w:val="548DD4"/>
-                <w:sz w:val="20"/>
-                <w:szCs w:val="20"/>
-                <w:lang w:eastAsia="es-CL"/>
-              </w:rPr>
-              <w:t>APT</w:t>
-            </w:r>
-            <w:r>
-              <w:rPr>
-                <w:rFonts w:ascii="Calibri" w:hAnsi="Calibri" w:cs="Arial"/>
-                <w:i/>
-                <w:color w:val="548DD4"/>
-                <w:sz w:val="20"/>
-                <w:szCs w:val="20"/>
-                <w:lang w:eastAsia="es-CL"/>
-              </w:rPr>
-              <w:t>?</w:t>
-            </w:r>
-            <w:r>
-              <w:rPr>
-                <w:rFonts w:ascii="Calibri" w:hAnsi="Calibri" w:cs="Arial"/>
-                <w:i/>
-                <w:color w:val="548DD4"/>
-                <w:sz w:val="20"/>
-                <w:szCs w:val="20"/>
-                <w:lang w:eastAsia="es-CL"/>
-              </w:rPr>
-              <w:t xml:space="preserve"> Para responder esta pregunta debes tener en consideración:</w:t>
-            </w:r>
-          </w:p>
-          <w:p>
-            <w:pPr>
-              <w:pStyle w:val="Prrafodelista"/>
-              <w:numPr>
-                <w:ilvl w:val="0"/>
-                <w:numId w:val="2"/>
-              </w:numPr>
-              <w:rPr>
-                <w:rFonts w:ascii="Calibri" w:hAnsi="Calibri" w:cs="Arial"/>
-                <w:i/>
-                <w:color w:val="548DD4"/>
-                <w:sz w:val="20"/>
-                <w:szCs w:val="20"/>
-                <w:lang w:eastAsia="es-CL"/>
-              </w:rPr>
-            </w:pPr>
-            <w:r>
-              <w:rPr>
-                <w:rFonts w:ascii="Calibri" w:hAnsi="Calibri" w:cs="Arial"/>
-                <w:i/>
-                <w:color w:val="548DD4"/>
-                <w:sz w:val="20"/>
-                <w:szCs w:val="20"/>
-                <w:lang w:eastAsia="es-CL"/>
-              </w:rPr>
-              <w:t>Duración del semestre</w:t>
-            </w:r>
-          </w:p>
-          <w:p>
-            <w:pPr>
-              <w:pStyle w:val="Prrafodelista"/>
-              <w:numPr>
-                <w:ilvl w:val="0"/>
-                <w:numId w:val="2"/>
-              </w:numPr>
-              <w:rPr>
-                <w:rFonts w:ascii="Calibri" w:hAnsi="Calibri" w:cs="Arial"/>
-                <w:i/>
-                <w:color w:val="548DD4"/>
-                <w:sz w:val="20"/>
-                <w:szCs w:val="20"/>
-                <w:lang w:eastAsia="es-CL"/>
-              </w:rPr>
-            </w:pPr>
-            <w:r>
-              <w:rPr>
-                <w:rFonts w:ascii="Calibri" w:hAnsi="Calibri" w:cs="Arial"/>
-                <w:i/>
-                <w:color w:val="548DD4"/>
-                <w:sz w:val="20"/>
-                <w:szCs w:val="20"/>
-                <w:lang w:eastAsia="es-CL"/>
-              </w:rPr>
-              <w:t xml:space="preserve">Horas asignadas a la asignatura </w:t>
-            </w:r>
-          </w:p>
-          <w:p>
-            <w:pPr>
-              <w:pStyle w:val="Prrafodelista"/>
-              <w:numPr>
-                <w:ilvl w:val="0"/>
-                <w:numId w:val="2"/>
-              </w:numPr>
-              <w:rPr>
-                <w:rFonts w:ascii="Calibri" w:hAnsi="Calibri" w:cs="Arial"/>
-                <w:i/>
-                <w:color w:val="548DD4"/>
-                <w:sz w:val="20"/>
-                <w:szCs w:val="20"/>
-                <w:lang w:eastAsia="es-CL"/>
-              </w:rPr>
-            </w:pPr>
-            <w:r>
-              <w:rPr>
-                <w:rFonts w:ascii="Calibri" w:hAnsi="Calibri" w:cs="Arial"/>
-                <w:i/>
-                <w:color w:val="548DD4"/>
-                <w:sz w:val="20"/>
-                <w:szCs w:val="20"/>
-                <w:lang w:eastAsia="es-CL"/>
-              </w:rPr>
-              <w:t>Materiales requeridos</w:t>
-            </w:r>
-          </w:p>
-          <w:p>
-            <w:pPr>
-              <w:pStyle w:val="Prrafodelista"/>
-              <w:numPr>
-                <w:ilvl w:val="0"/>
-                <w:numId w:val="2"/>
-              </w:numPr>
-              <w:rPr>
-                <w:rFonts w:ascii="Calibri" w:hAnsi="Calibri" w:cs="Arial"/>
-                <w:i/>
-                <w:color w:val="548DD4"/>
-                <w:sz w:val="20"/>
-                <w:szCs w:val="20"/>
-                <w:lang w:eastAsia="es-CL"/>
-              </w:rPr>
-            </w:pPr>
-            <w:r>
-              <w:rPr>
-                <w:rFonts w:ascii="Calibri" w:hAnsi="Calibri" w:cs="Arial"/>
-                <w:i/>
-                <w:color w:val="548DD4"/>
-                <w:sz w:val="20"/>
-                <w:szCs w:val="20"/>
-                <w:lang w:eastAsia="es-CL"/>
-              </w:rPr>
-              <w:t xml:space="preserve">Factores externos que facilitan su desarrollo </w:t>
-            </w:r>
-          </w:p>
-          <w:p>
-            <w:pPr>
-              <w:pStyle w:val="Prrafodelista"/>
-              <w:numPr>
-                <w:ilvl w:val="0"/>
-                <w:numId w:val="2"/>
-              </w:numPr>
-              <w:rPr>
-                <w:rFonts w:ascii="Calibri" w:hAnsi="Calibri" w:cs="Arial"/>
-                <w:i/>
-                <w:color w:val="548DD4"/>
-                <w:sz w:val="20"/>
-                <w:szCs w:val="20"/>
-                <w:lang w:eastAsia="es-CL"/>
-              </w:rPr>
-            </w:pPr>
-            <w:r>
-              <w:rPr>
-                <w:rFonts w:ascii="Calibri" w:hAnsi="Calibri" w:cs="Arial"/>
-                <w:i/>
-                <w:color w:val="548DD4"/>
-                <w:sz w:val="20"/>
-                <w:szCs w:val="20"/>
-                <w:lang w:eastAsia="es-CL"/>
-              </w:rPr>
-              <w:t>Factores</w:t>
-            </w:r>
-            <w:r>
-              <w:rPr>
-                <w:rFonts w:ascii="Calibri" w:hAnsi="Calibri" w:cs="Arial"/>
-                <w:i/>
-                <w:color w:val="548DD4"/>
-                <w:sz w:val="20"/>
-                <w:szCs w:val="20"/>
-                <w:lang w:eastAsia="es-CL"/>
-              </w:rPr>
-              <w:t xml:space="preserve"> externos que dificultan su desarrollo</w:t>
-            </w:r>
-            <w:r>
-              <w:rPr>
-                <w:rFonts w:ascii="Calibri" w:hAnsi="Calibri" w:cs="Arial"/>
-                <w:i/>
-                <w:color w:val="548DD4"/>
-                <w:sz w:val="20"/>
-                <w:szCs w:val="20"/>
-                <w:lang w:eastAsia="es-CL"/>
-              </w:rPr>
-              <w:t xml:space="preserve"> y maneras en que podrías</w:t>
-            </w:r>
-            <w:r>
-              <w:rPr>
-                <w:rFonts w:ascii="Calibri" w:hAnsi="Calibri" w:cs="Arial"/>
-                <w:i/>
-                <w:color w:val="548DD4"/>
-                <w:sz w:val="20"/>
-                <w:szCs w:val="20"/>
-                <w:lang w:eastAsia="es-CL"/>
-              </w:rPr>
-              <w:t xml:space="preserve"> solucionarlo</w:t>
-            </w:r>
-            <w:r>
-              <w:rPr>
-                <w:rFonts w:ascii="Calibri" w:hAnsi="Calibri" w:cs="Arial"/>
-                <w:i/>
-                <w:color w:val="548DD4"/>
-                <w:sz w:val="20"/>
-                <w:szCs w:val="20"/>
-                <w:lang w:eastAsia="es-CL"/>
-              </w:rPr>
-              <w:t>s</w:t>
+              <w:t>Consideramos que el Proyecto APT es factible de desarrollar dentro de las 18 semanas establecidas para el semestre. Se contempla un período de desarrollo y avance progresivo del proyecto, reservando las semanas 16, 17 y 18 para realizar pruebas finales, correcciones, documentación, últimos ajustes y preparación de la presentación.</w:t>
+            </w:r>
+          </w:p>
+          <w:p>
+            <w:pPr>
+              <w:jc w:val="both"/>
+              <w:rPr>
+                <w:rFonts w:ascii="Calibri" w:hAnsi="Calibri" w:cs="Arial"/>
+                <w:i/>
+                <w:color w:val="548DD4"/>
+                <w:sz w:val="20"/>
+                <w:szCs w:val="20"/>
+                <w:lang w:eastAsia="es-CL"/>
+              </w:rPr>
+            </w:pPr>
+            <w:r>
+              <w:rPr>
+                <w:rFonts w:ascii="Calibri" w:hAnsi="Calibri" w:cs="Arial"/>
+                <w:i/>
+                <w:color w:val="548DD4"/>
+                <w:sz w:val="20"/>
+                <w:szCs w:val="20"/>
+                <w:lang w:eastAsia="es-CL"/>
+              </w:rPr>
+              <w:t>Para su desarrollo se requieren computadores, herramientas de programación, sistemas de gestión de bases de datos, herramientas para la implementación de procesos ETL y tecnologías necesarias para incorporar el componente de análisis mediante Inteligencia Artificial. Estos recursos son accesibles para el equipo y permiten desarrollar la solución sin requerir infraestructura especializada.</w:t>
+            </w:r>
+          </w:p>
+          <w:p>
+            <w:pPr>
+              <w:jc w:val="both"/>
+              <w:rPr>
+                <w:rFonts w:ascii="Calibri" w:hAnsi="Calibri" w:cs="Arial"/>
+                <w:i/>
+                <w:color w:val="548DD4"/>
+                <w:sz w:val="20"/>
+                <w:szCs w:val="20"/>
+                <w:lang w:eastAsia="es-CL"/>
+              </w:rPr>
+            </w:pPr>
+            <w:r>
+              <w:rPr>
+                <w:rFonts w:ascii="Calibri" w:hAnsi="Calibri" w:cs="Arial"/>
+                <w:i/>
+                <w:color w:val="548DD4"/>
+                <w:sz w:val="20"/>
+                <w:szCs w:val="20"/>
+                <w:lang w:eastAsia="es-CL"/>
+              </w:rPr>
+              <w:t>Entre los factores que facilitan su desarrollo se encuentran el trabajo colaborativo de los cuatro integrantes, los conocimientos adquiridos durante la carrera y la disponibilidad de herramientas y tecnologías para el desarrollo de software.</w:t>
+            </w:r>
+          </w:p>
+          <w:p>
+            <w:pPr>
+              <w:rPr>
+                <w:rFonts w:ascii="Calibri" w:hAnsi="Calibri" w:cs="Arial"/>
+                <w:i/>
+                <w:color w:val="548DD4"/>
+                <w:sz w:val="20"/>
+                <w:szCs w:val="20"/>
+                <w:lang w:eastAsia="es-CL"/>
+              </w:rPr>
+            </w:pPr>
+            <w:r>
+              <w:rPr>
+                <w:rFonts w:ascii="Calibri" w:hAnsi="Calibri" w:cs="Arial"/>
+                <w:i/>
+                <w:color w:val="548DD4"/>
+                <w:sz w:val="20"/>
+                <w:szCs w:val="20"/>
+                <w:lang w:eastAsia="es-CL"/>
+              </w:rPr>
+              <w:t>Como posibles dificultades se consideran la integración de los distintos componentes, la disponibilidad de datos reales y eventuales problemas técnicos. Para reducir estos riesgos, se utilizarán inicialmente datos de prueba o simulados, se dividirá el proyecto en módulos y se realizarán pruebas progresivas durante el desarrollo, permitiendo detectar y solucionar problemas oportunamente.</w:t>
             </w:r>
           </w:p>
         </w:tc>
       </w:tr>
     </w:tbl>
+    <w:p>
+      <w:pPr>
+        <w:rPr>
+          <w:b/>
+          <w:bCs/>
+          <w:color w:val="4472C4" w:themeColor="accent1"/>
+          <w:sz w:val="32"/>
+          <w:szCs w:val="32"/>
+        </w:rPr>
+      </w:pPr>
+    </w:p>
+    <w:p>
+      <w:pPr>
+        <w:rPr>
+          <w:b/>
+          <w:bCs/>
+          <w:color w:val="4472C4" w:themeColor="accent1"/>
+          <w:sz w:val="32"/>
+          <w:szCs w:val="32"/>
+        </w:rPr>
+      </w:pPr>
+    </w:p>
     <w:p>
       <w:pPr>
         <w:rPr>
@@ -3134,6 +2736,7 @@
           <w:sz w:val="32"/>
           <w:szCs w:val="32"/>
         </w:rPr>
+        <w:lastRenderedPageBreak/>
         <w:t xml:space="preserve">PARTE II </w:t>
       </w:r>
     </w:p>
@@ -3321,359 +2924,7 @@
                 <w:szCs w:val="20"/>
                 <w:lang w:eastAsia="es-CL"/>
               </w:rPr>
-              <w:t>D</w:t>
-            </w:r>
-            <w:r>
-              <w:rPr>
-                <w:rFonts w:ascii="Calibri" w:hAnsi="Calibri" w:cs="Arial"/>
-                <w:i/>
-                <w:color w:val="548DD4"/>
-                <w:sz w:val="20"/>
-                <w:szCs w:val="20"/>
-                <w:lang w:eastAsia="es-CL"/>
-              </w:rPr>
-              <w:t>escrib</w:t>
-            </w:r>
-            <w:r>
-              <w:rPr>
-                <w:rFonts w:ascii="Calibri" w:hAnsi="Calibri" w:cs="Arial"/>
-                <w:i/>
-                <w:color w:val="548DD4"/>
-                <w:sz w:val="20"/>
-                <w:szCs w:val="20"/>
-                <w:lang w:eastAsia="es-CL"/>
-              </w:rPr>
-              <w:t>e</w:t>
-            </w:r>
-            <w:r>
-              <w:rPr>
-                <w:rFonts w:ascii="Calibri" w:hAnsi="Calibri" w:cs="Arial"/>
-                <w:i/>
-                <w:color w:val="548DD4"/>
-                <w:sz w:val="20"/>
-                <w:szCs w:val="20"/>
-                <w:lang w:eastAsia="es-CL"/>
-              </w:rPr>
-              <w:t xml:space="preserve"> </w:t>
-            </w:r>
-            <w:r>
-              <w:rPr>
-                <w:rFonts w:ascii="Calibri" w:hAnsi="Calibri" w:cs="Arial"/>
-                <w:i/>
-                <w:color w:val="548DD4"/>
-                <w:sz w:val="20"/>
-                <w:szCs w:val="20"/>
-                <w:lang w:eastAsia="es-CL"/>
-              </w:rPr>
-              <w:t>el o l</w:t>
-            </w:r>
-            <w:r>
-              <w:rPr>
-                <w:rFonts w:ascii="Calibri" w:hAnsi="Calibri" w:cs="Arial"/>
-                <w:i/>
-                <w:color w:val="548DD4"/>
-                <w:sz w:val="20"/>
-                <w:szCs w:val="20"/>
-                <w:lang w:eastAsia="es-CL"/>
-              </w:rPr>
-              <w:t xml:space="preserve">os objetivos generales </w:t>
-            </w:r>
-            <w:r>
-              <w:rPr>
-                <w:rFonts w:ascii="Calibri" w:hAnsi="Calibri" w:cs="Arial"/>
-                <w:i/>
-                <w:color w:val="548DD4"/>
-                <w:sz w:val="20"/>
-                <w:szCs w:val="20"/>
-                <w:lang w:eastAsia="es-CL"/>
-              </w:rPr>
-              <w:t>de</w:t>
-            </w:r>
-            <w:r>
-              <w:rPr>
-                <w:rFonts w:ascii="Calibri" w:hAnsi="Calibri" w:cs="Arial"/>
-                <w:i/>
-                <w:color w:val="548DD4"/>
-                <w:sz w:val="20"/>
-                <w:szCs w:val="20"/>
-                <w:lang w:eastAsia="es-CL"/>
-              </w:rPr>
-              <w:t xml:space="preserve"> </w:t>
-            </w:r>
-            <w:r>
-              <w:rPr>
-                <w:rFonts w:ascii="Calibri" w:hAnsi="Calibri" w:cs="Arial"/>
-                <w:i/>
-                <w:color w:val="548DD4"/>
-                <w:sz w:val="20"/>
-                <w:szCs w:val="20"/>
-                <w:lang w:eastAsia="es-CL"/>
-              </w:rPr>
-              <w:t>t</w:t>
-            </w:r>
-            <w:r>
-              <w:rPr>
-                <w:rFonts w:ascii="Calibri" w:hAnsi="Calibri" w:cs="Arial"/>
-                <w:i/>
-                <w:color w:val="548DD4"/>
-                <w:sz w:val="20"/>
-                <w:szCs w:val="20"/>
-                <w:lang w:eastAsia="es-CL"/>
-              </w:rPr>
-              <w:t>u trabajo</w:t>
-            </w:r>
-            <w:r>
-              <w:rPr>
-                <w:rFonts w:ascii="Calibri" w:hAnsi="Calibri" w:cs="Arial"/>
-                <w:i/>
-                <w:color w:val="548DD4"/>
-                <w:sz w:val="20"/>
-                <w:szCs w:val="20"/>
-                <w:lang w:eastAsia="es-CL"/>
-              </w:rPr>
-              <w:t xml:space="preserve">. </w:t>
-            </w:r>
-            <w:r>
-              <w:rPr>
-                <w:rFonts w:ascii="Calibri" w:hAnsi="Calibri" w:cs="Arial"/>
-                <w:i/>
-                <w:color w:val="548DD4"/>
-                <w:sz w:val="20"/>
-                <w:szCs w:val="20"/>
-                <w:lang w:eastAsia="es-CL"/>
-              </w:rPr>
-              <w:t>E</w:t>
-            </w:r>
-            <w:r>
-              <w:rPr>
-                <w:rFonts w:ascii="Calibri" w:hAnsi="Calibri" w:cs="Arial"/>
-                <w:i/>
-                <w:color w:val="548DD4"/>
-                <w:sz w:val="20"/>
-                <w:szCs w:val="20"/>
-                <w:lang w:eastAsia="es-CL"/>
-              </w:rPr>
-              <w:t xml:space="preserve">stos representan las grandes metas </w:t>
-            </w:r>
-            <w:r>
-              <w:rPr>
-                <w:rFonts w:ascii="Calibri" w:hAnsi="Calibri" w:cs="Arial"/>
-                <w:i/>
-                <w:color w:val="548DD4"/>
-                <w:sz w:val="20"/>
-                <w:szCs w:val="20"/>
-                <w:lang w:eastAsia="es-CL"/>
-              </w:rPr>
-              <w:t xml:space="preserve">del </w:t>
-            </w:r>
-            <w:r>
-              <w:rPr>
-                <w:rFonts w:ascii="Calibri" w:hAnsi="Calibri" w:cs="Arial"/>
-                <w:i/>
-                <w:color w:val="548DD4"/>
-                <w:sz w:val="20"/>
-                <w:szCs w:val="20"/>
-                <w:lang w:eastAsia="es-CL"/>
-              </w:rPr>
-              <w:t>proyecto</w:t>
-            </w:r>
-            <w:r>
-              <w:rPr>
-                <w:rFonts w:ascii="Calibri" w:hAnsi="Calibri" w:cs="Arial"/>
-                <w:i/>
-                <w:color w:val="548DD4"/>
-                <w:sz w:val="20"/>
-                <w:szCs w:val="20"/>
-                <w:lang w:eastAsia="es-CL"/>
-              </w:rPr>
-              <w:t xml:space="preserve"> </w:t>
-            </w:r>
-            <w:r>
-              <w:rPr>
-                <w:rFonts w:ascii="Calibri" w:hAnsi="Calibri" w:cs="Arial"/>
-                <w:i/>
-                <w:color w:val="548DD4"/>
-                <w:sz w:val="20"/>
-                <w:szCs w:val="20"/>
-                <w:lang w:eastAsia="es-CL"/>
-              </w:rPr>
-              <w:t>que realiza</w:t>
-            </w:r>
-            <w:r>
-              <w:rPr>
-                <w:rFonts w:ascii="Calibri" w:hAnsi="Calibri" w:cs="Arial"/>
-                <w:i/>
-                <w:color w:val="548DD4"/>
-                <w:sz w:val="20"/>
-                <w:szCs w:val="20"/>
-                <w:lang w:eastAsia="es-CL"/>
-              </w:rPr>
-              <w:t>rás</w:t>
-            </w:r>
-            <w:r>
-              <w:rPr>
-                <w:rFonts w:ascii="Calibri" w:hAnsi="Calibri" w:cs="Arial"/>
-                <w:i/>
-                <w:color w:val="548DD4"/>
-                <w:sz w:val="20"/>
-                <w:szCs w:val="20"/>
-                <w:lang w:eastAsia="es-CL"/>
-              </w:rPr>
-              <w:t xml:space="preserve">, de manera que </w:t>
-            </w:r>
-            <w:r>
-              <w:rPr>
-                <w:rFonts w:ascii="Calibri" w:hAnsi="Calibri" w:cs="Arial"/>
-                <w:i/>
-                <w:color w:val="548DD4"/>
-                <w:sz w:val="20"/>
-                <w:szCs w:val="20"/>
-                <w:lang w:eastAsia="es-CL"/>
-              </w:rPr>
-              <w:t>te</w:t>
-            </w:r>
-            <w:r>
-              <w:rPr>
-                <w:rFonts w:ascii="Calibri" w:hAnsi="Calibri" w:cs="Arial"/>
-                <w:i/>
-                <w:color w:val="548DD4"/>
-                <w:sz w:val="20"/>
-                <w:szCs w:val="20"/>
-                <w:lang w:eastAsia="es-CL"/>
-              </w:rPr>
-              <w:t xml:space="preserve"> servirán de guía para que</w:t>
-            </w:r>
-            <w:r>
-              <w:rPr>
-                <w:rFonts w:ascii="Calibri" w:hAnsi="Calibri" w:cs="Arial"/>
-                <w:i/>
-                <w:color w:val="548DD4"/>
-                <w:sz w:val="20"/>
-                <w:szCs w:val="20"/>
-                <w:lang w:eastAsia="es-CL"/>
-              </w:rPr>
-              <w:t>,</w:t>
-            </w:r>
-            <w:r>
-              <w:rPr>
-                <w:rFonts w:ascii="Calibri" w:hAnsi="Calibri" w:cs="Arial"/>
-                <w:i/>
-                <w:color w:val="548DD4"/>
-                <w:sz w:val="20"/>
-                <w:szCs w:val="20"/>
-                <w:lang w:eastAsia="es-CL"/>
-              </w:rPr>
-              <w:t xml:space="preserve"> una vez finalizado todo el proceso, </w:t>
-            </w:r>
-            <w:r>
-              <w:rPr>
-                <w:rFonts w:ascii="Calibri" w:hAnsi="Calibri" w:cs="Arial"/>
-                <w:i/>
-                <w:color w:val="548DD4"/>
-                <w:sz w:val="20"/>
-                <w:szCs w:val="20"/>
-                <w:lang w:eastAsia="es-CL"/>
-              </w:rPr>
-              <w:t>puedas</w:t>
-            </w:r>
-            <w:r>
-              <w:rPr>
-                <w:rFonts w:ascii="Calibri" w:hAnsi="Calibri" w:cs="Arial"/>
-                <w:i/>
-                <w:color w:val="548DD4"/>
-                <w:sz w:val="20"/>
-                <w:szCs w:val="20"/>
-                <w:lang w:eastAsia="es-CL"/>
-              </w:rPr>
-              <w:t xml:space="preserve"> contrastar el resultado </w:t>
-            </w:r>
-            <w:r>
-              <w:rPr>
-                <w:rFonts w:ascii="Calibri" w:hAnsi="Calibri" w:cs="Arial"/>
-                <w:i/>
-                <w:color w:val="548DD4"/>
-                <w:sz w:val="20"/>
-                <w:szCs w:val="20"/>
-                <w:lang w:eastAsia="es-CL"/>
-              </w:rPr>
-              <w:t>con</w:t>
-            </w:r>
-            <w:r>
-              <w:rPr>
-                <w:rFonts w:ascii="Calibri" w:hAnsi="Calibri" w:cs="Arial"/>
-                <w:i/>
-                <w:color w:val="548DD4"/>
-                <w:sz w:val="20"/>
-                <w:szCs w:val="20"/>
-                <w:lang w:eastAsia="es-CL"/>
-              </w:rPr>
-              <w:t xml:space="preserve"> lo </w:t>
-            </w:r>
-            <w:r>
-              <w:rPr>
-                <w:rFonts w:ascii="Calibri" w:hAnsi="Calibri" w:cs="Arial"/>
-                <w:i/>
-                <w:color w:val="548DD4"/>
-                <w:sz w:val="20"/>
-                <w:szCs w:val="20"/>
-                <w:lang w:eastAsia="es-CL"/>
-              </w:rPr>
-              <w:t>p</w:t>
-            </w:r>
-            <w:r>
-              <w:rPr>
-                <w:rFonts w:ascii="Calibri" w:hAnsi="Calibri" w:cs="Arial"/>
-                <w:i/>
-                <w:color w:val="548DD4"/>
-                <w:sz w:val="20"/>
-                <w:szCs w:val="20"/>
-                <w:lang w:eastAsia="es-CL"/>
-              </w:rPr>
-              <w:t>lanificado y así</w:t>
-            </w:r>
-            <w:r>
-              <w:rPr>
-                <w:rFonts w:ascii="Calibri" w:hAnsi="Calibri" w:cs="Arial"/>
-                <w:i/>
-                <w:color w:val="548DD4"/>
-                <w:sz w:val="20"/>
-                <w:szCs w:val="20"/>
-                <w:lang w:eastAsia="es-CL"/>
-              </w:rPr>
-              <w:t xml:space="preserve"> ver en qué medida fue posible</w:t>
-            </w:r>
-            <w:r>
-              <w:rPr>
-                <w:rFonts w:ascii="Calibri" w:hAnsi="Calibri" w:cs="Arial"/>
-                <w:i/>
-                <w:color w:val="548DD4"/>
-                <w:sz w:val="20"/>
-                <w:szCs w:val="20"/>
-                <w:lang w:eastAsia="es-CL"/>
-              </w:rPr>
-              <w:t xml:space="preserve"> </w:t>
-            </w:r>
-            <w:r>
-              <w:rPr>
-                <w:rFonts w:ascii="Calibri" w:hAnsi="Calibri" w:cs="Arial"/>
-                <w:i/>
-                <w:color w:val="548DD4"/>
-                <w:sz w:val="20"/>
-                <w:szCs w:val="20"/>
-                <w:lang w:eastAsia="es-CL"/>
-              </w:rPr>
-              <w:t>cumpli</w:t>
-            </w:r>
-            <w:r>
-              <w:rPr>
-                <w:rFonts w:ascii="Calibri" w:hAnsi="Calibri" w:cs="Arial"/>
-                <w:i/>
-                <w:color w:val="548DD4"/>
-                <w:sz w:val="20"/>
-                <w:szCs w:val="20"/>
-                <w:lang w:eastAsia="es-CL"/>
-              </w:rPr>
-              <w:t>rlo.</w:t>
+              <w:t>Desarrollar una plataforma informática que automatice el procesamiento, validación, análisis y generación de información asociada a registros de deudores, mediante procesos ETL, reglas de negocio, trazabilidad, reportes parametrizables y herramientas de análisis inteligente.</w:t>
             </w:r>
           </w:p>
         </w:tc>
@@ -3724,114 +2975,176 @@
           </w:tcPr>
           <w:p>
             <w:pPr>
-              <w:jc w:val="both"/>
-              <w:rPr>
-                <w:rFonts w:ascii="Calibri" w:hAnsi="Calibri" w:cs="Arial"/>
-                <w:i/>
-                <w:color w:val="548DD4"/>
-                <w:sz w:val="20"/>
-                <w:szCs w:val="20"/>
-                <w:lang w:eastAsia="es-CL"/>
-              </w:rPr>
-            </w:pPr>
-            <w:r>
-              <w:rPr>
-                <w:rFonts w:ascii="Calibri" w:hAnsi="Calibri" w:cs="Arial"/>
-                <w:i/>
-                <w:color w:val="548DD4"/>
-                <w:sz w:val="20"/>
-                <w:szCs w:val="20"/>
-                <w:lang w:eastAsia="es-CL"/>
-              </w:rPr>
-              <w:t>D</w:t>
-            </w:r>
-            <w:r>
-              <w:rPr>
-                <w:rFonts w:ascii="Calibri" w:hAnsi="Calibri" w:cs="Arial"/>
-                <w:i/>
-                <w:color w:val="548DD4"/>
-                <w:sz w:val="20"/>
-                <w:szCs w:val="20"/>
-                <w:lang w:eastAsia="es-CL"/>
-              </w:rPr>
-              <w:t>escrib</w:t>
-            </w:r>
-            <w:r>
-              <w:rPr>
-                <w:rFonts w:ascii="Calibri" w:hAnsi="Calibri" w:cs="Arial"/>
-                <w:i/>
-                <w:color w:val="548DD4"/>
-                <w:sz w:val="20"/>
-                <w:szCs w:val="20"/>
-                <w:lang w:eastAsia="es-CL"/>
-              </w:rPr>
-              <w:t>e</w:t>
-            </w:r>
-            <w:r>
-              <w:rPr>
-                <w:rFonts w:ascii="Calibri" w:hAnsi="Calibri" w:cs="Arial"/>
-                <w:i/>
-                <w:color w:val="548DD4"/>
-                <w:sz w:val="20"/>
-                <w:szCs w:val="20"/>
-                <w:lang w:eastAsia="es-CL"/>
-              </w:rPr>
-              <w:t xml:space="preserve"> los objetivos específicos</w:t>
-            </w:r>
-            <w:r>
-              <w:rPr>
-                <w:rFonts w:ascii="Calibri" w:hAnsi="Calibri" w:cs="Arial"/>
-                <w:i/>
-                <w:color w:val="548DD4"/>
-                <w:sz w:val="20"/>
-                <w:szCs w:val="20"/>
-                <w:lang w:eastAsia="es-CL"/>
-              </w:rPr>
-              <w:t xml:space="preserve"> del proyecto. Estos</w:t>
-            </w:r>
-            <w:r>
-              <w:rPr>
-                <w:rFonts w:ascii="Calibri" w:hAnsi="Calibri" w:cs="Arial"/>
-                <w:i/>
-                <w:color w:val="548DD4"/>
-                <w:sz w:val="20"/>
-                <w:szCs w:val="20"/>
-                <w:lang w:eastAsia="es-CL"/>
-              </w:rPr>
-              <w:t xml:space="preserve"> permiten aterrizar el trabajo y trazar procedimientos concretos a seguir.</w:t>
-            </w:r>
-            <w:r>
-              <w:rPr>
-                <w:rFonts w:ascii="Calibri" w:hAnsi="Calibri" w:cs="Arial"/>
-                <w:i/>
-                <w:color w:val="548DD4"/>
-                <w:sz w:val="20"/>
-                <w:szCs w:val="20"/>
-                <w:lang w:eastAsia="es-CL"/>
-              </w:rPr>
-              <w:t xml:space="preserve"> </w:t>
-            </w:r>
-            <w:r>
-              <w:rPr>
-                <w:rFonts w:ascii="Calibri" w:hAnsi="Calibri" w:cs="Arial"/>
-                <w:i/>
-                <w:color w:val="548DD4"/>
-                <w:sz w:val="20"/>
-                <w:szCs w:val="20"/>
-                <w:lang w:eastAsia="es-CL"/>
-              </w:rPr>
-              <w:t>Se desprenden del objetivo general</w:t>
-            </w:r>
-            <w:r>
-              <w:rPr>
-                <w:rFonts w:ascii="Calibri" w:hAnsi="Calibri" w:cs="Arial"/>
-                <w:i/>
-                <w:color w:val="548DD4"/>
-                <w:sz w:val="20"/>
-                <w:szCs w:val="20"/>
-                <w:lang w:eastAsia="es-CL"/>
-              </w:rPr>
-              <w:t xml:space="preserve">. </w:t>
+              <w:pStyle w:val="Prrafodelista"/>
+              <w:numPr>
+                <w:ilvl w:val="0"/>
+                <w:numId w:val="6"/>
+              </w:numPr>
+              <w:jc w:val="both"/>
+              <w:rPr>
+                <w:rFonts w:ascii="Calibri" w:hAnsi="Calibri" w:cs="Arial"/>
+                <w:i/>
+                <w:color w:val="548DD4"/>
+                <w:sz w:val="20"/>
+                <w:szCs w:val="20"/>
+                <w:lang w:eastAsia="es-CL"/>
+              </w:rPr>
+            </w:pPr>
+            <w:r>
+              <w:rPr>
+                <w:rFonts w:ascii="Calibri" w:hAnsi="Calibri" w:cs="Arial"/>
+                <w:i/>
+                <w:color w:val="548DD4"/>
+                <w:sz w:val="20"/>
+                <w:szCs w:val="20"/>
+                <w:lang w:eastAsia="es-CL"/>
+              </w:rPr>
+              <w:t>Diseñar un proceso ETL capaz de recibir, transformar y cargar información proveniente de diferentes formatos de archivos.</w:t>
+            </w:r>
+          </w:p>
+          <w:p>
+            <w:pPr>
+              <w:pStyle w:val="Prrafodelista"/>
+              <w:numPr>
+                <w:ilvl w:val="0"/>
+                <w:numId w:val="6"/>
+              </w:numPr>
+              <w:jc w:val="both"/>
+              <w:rPr>
+                <w:rFonts w:ascii="Calibri" w:hAnsi="Calibri" w:cs="Arial"/>
+                <w:i/>
+                <w:color w:val="548DD4"/>
+                <w:sz w:val="20"/>
+                <w:szCs w:val="20"/>
+                <w:lang w:eastAsia="es-CL"/>
+              </w:rPr>
+            </w:pPr>
+            <w:r>
+              <w:rPr>
+                <w:rFonts w:ascii="Calibri" w:hAnsi="Calibri" w:cs="Arial"/>
+                <w:i/>
+                <w:color w:val="548DD4"/>
+                <w:sz w:val="20"/>
+                <w:szCs w:val="20"/>
+                <w:lang w:eastAsia="es-CL"/>
+              </w:rPr>
+              <w:t>Implementar mecanismos de validación y reglas de negocio que permitan identificar inconsistencias, duplicidades y registros que cumplan con las condiciones establecidas para el procesamiento.</w:t>
+            </w:r>
+          </w:p>
+          <w:p>
+            <w:pPr>
+              <w:pStyle w:val="Prrafodelista"/>
+              <w:numPr>
+                <w:ilvl w:val="0"/>
+                <w:numId w:val="6"/>
+              </w:numPr>
+              <w:jc w:val="both"/>
+              <w:rPr>
+                <w:rFonts w:ascii="Calibri" w:hAnsi="Calibri" w:cs="Arial"/>
+                <w:i/>
+                <w:color w:val="548DD4"/>
+                <w:sz w:val="20"/>
+                <w:szCs w:val="20"/>
+                <w:lang w:eastAsia="es-CL"/>
+              </w:rPr>
+            </w:pPr>
+            <w:r>
+              <w:rPr>
+                <w:rFonts w:ascii="Calibri" w:hAnsi="Calibri" w:cs="Arial"/>
+                <w:i/>
+                <w:color w:val="548DD4"/>
+                <w:sz w:val="20"/>
+                <w:szCs w:val="20"/>
+                <w:lang w:eastAsia="es-CL"/>
+              </w:rPr>
+              <w:t>Desarrollar un mecanismo de comparación histórica que permita identificar registros nuevos, modificados, eliminados y sin cambios entre diferentes procesos de carga.</w:t>
+            </w:r>
+          </w:p>
+          <w:p>
+            <w:pPr>
+              <w:pStyle w:val="Prrafodelista"/>
+              <w:numPr>
+                <w:ilvl w:val="0"/>
+                <w:numId w:val="6"/>
+              </w:numPr>
+              <w:jc w:val="both"/>
+              <w:rPr>
+                <w:rFonts w:ascii="Calibri" w:hAnsi="Calibri" w:cs="Arial"/>
+                <w:i/>
+                <w:color w:val="548DD4"/>
+                <w:sz w:val="20"/>
+                <w:szCs w:val="20"/>
+                <w:lang w:eastAsia="es-CL"/>
+              </w:rPr>
+            </w:pPr>
+            <w:r>
+              <w:rPr>
+                <w:rFonts w:ascii="Calibri" w:hAnsi="Calibri" w:cs="Arial"/>
+                <w:i/>
+                <w:color w:val="548DD4"/>
+                <w:sz w:val="20"/>
+                <w:szCs w:val="20"/>
+                <w:lang w:eastAsia="es-CL"/>
+              </w:rPr>
+              <w:t>Implementar mecanismos de trazabilidad y monitoreo que permitan registrar y visualizar los resultados de cada ejecución del proceso.</w:t>
+            </w:r>
+          </w:p>
+          <w:p>
+            <w:pPr>
+              <w:pStyle w:val="Prrafodelista"/>
+              <w:numPr>
+                <w:ilvl w:val="0"/>
+                <w:numId w:val="6"/>
+              </w:numPr>
+              <w:jc w:val="both"/>
+              <w:rPr>
+                <w:rFonts w:ascii="Calibri" w:hAnsi="Calibri" w:cs="Arial"/>
+                <w:i/>
+                <w:color w:val="548DD4"/>
+                <w:sz w:val="20"/>
+                <w:szCs w:val="20"/>
+                <w:lang w:eastAsia="es-CL"/>
+              </w:rPr>
+            </w:pPr>
+            <w:r>
+              <w:rPr>
+                <w:rFonts w:ascii="Calibri" w:hAnsi="Calibri" w:cs="Arial"/>
+                <w:i/>
+                <w:color w:val="548DD4"/>
+                <w:sz w:val="20"/>
+                <w:szCs w:val="20"/>
+                <w:lang w:eastAsia="es-CL"/>
+              </w:rPr>
+              <w:t>Desarrollar un sistema de generación de reportes parametrizables en diferentes formatos, de acuerdo con los criterios requeridos para el análisis y seguimiento de la información.</w:t>
+            </w:r>
+          </w:p>
+          <w:p>
+            <w:pPr>
+              <w:pStyle w:val="Prrafodelista"/>
+              <w:numPr>
+                <w:ilvl w:val="0"/>
+                <w:numId w:val="6"/>
+              </w:numPr>
+              <w:jc w:val="both"/>
+              <w:rPr>
+                <w:rFonts w:ascii="Calibri" w:hAnsi="Calibri" w:cs="Arial"/>
+                <w:i/>
+                <w:color w:val="548DD4"/>
+                <w:sz w:val="20"/>
+                <w:szCs w:val="20"/>
+                <w:lang w:eastAsia="es-CL"/>
+              </w:rPr>
+            </w:pPr>
+            <w:r>
+              <w:rPr>
+                <w:rFonts w:ascii="Calibri" w:hAnsi="Calibri" w:cs="Arial"/>
+                <w:i/>
+                <w:color w:val="548DD4"/>
+                <w:sz w:val="20"/>
+                <w:szCs w:val="20"/>
+                <w:lang w:eastAsia="es-CL"/>
+              </w:rPr>
+              <w:t>Incorporar herramientas de Inteligencia Artificial para apoyar la detección de anomalías en los datos y generar sugerencias de posibles validaciones adicionales.</w:t>
             </w:r>
           </w:p>
         </w:tc>
@@ -3902,7 +3215,6 @@
                 <w:sz w:val="28"/>
                 <w:szCs w:val="28"/>
               </w:rPr>
-              <w:lastRenderedPageBreak/>
               <w:t>5</w:t>
             </w:r>
             <w:r>
@@ -4072,194 +3384,445 @@
                 <w:szCs w:val="20"/>
                 <w:lang w:eastAsia="es-CL"/>
               </w:rPr>
-              <w:t>Describe</w:t>
-            </w:r>
-            <w:r>
-              <w:rPr>
-                <w:rFonts w:ascii="Calibri" w:hAnsi="Calibri" w:cs="Arial"/>
-                <w:i/>
-                <w:color w:val="548DD4"/>
-                <w:sz w:val="20"/>
-                <w:szCs w:val="20"/>
-                <w:lang w:eastAsia="es-CL"/>
-              </w:rPr>
-              <w:t xml:space="preserve"> cómo abordará</w:t>
-            </w:r>
-            <w:r>
-              <w:rPr>
-                <w:rFonts w:ascii="Calibri" w:hAnsi="Calibri" w:cs="Arial"/>
-                <w:i/>
-                <w:color w:val="548DD4"/>
-                <w:sz w:val="20"/>
-                <w:szCs w:val="20"/>
-                <w:lang w:eastAsia="es-CL"/>
-              </w:rPr>
-              <w:t>s</w:t>
-            </w:r>
-            <w:r>
-              <w:rPr>
-                <w:rFonts w:ascii="Calibri" w:hAnsi="Calibri" w:cs="Arial"/>
-                <w:i/>
-                <w:color w:val="548DD4"/>
-                <w:sz w:val="20"/>
-                <w:szCs w:val="20"/>
-                <w:lang w:eastAsia="es-CL"/>
-              </w:rPr>
-              <w:t xml:space="preserve"> </w:t>
-            </w:r>
-            <w:r>
-              <w:rPr>
-                <w:rFonts w:ascii="Calibri" w:hAnsi="Calibri" w:cs="Arial"/>
-                <w:i/>
-                <w:color w:val="548DD4"/>
-                <w:sz w:val="20"/>
-                <w:szCs w:val="20"/>
-                <w:lang w:eastAsia="es-CL"/>
-              </w:rPr>
-              <w:t>el</w:t>
-            </w:r>
-            <w:r>
-              <w:rPr>
-                <w:rFonts w:ascii="Calibri" w:hAnsi="Calibri" w:cs="Arial"/>
-                <w:i/>
-                <w:color w:val="548DD4"/>
-                <w:sz w:val="20"/>
-                <w:szCs w:val="20"/>
-                <w:lang w:eastAsia="es-CL"/>
-              </w:rPr>
-              <w:t xml:space="preserve"> problema o </w:t>
-            </w:r>
-            <w:r>
-              <w:rPr>
-                <w:rFonts w:ascii="Calibri" w:hAnsi="Calibri" w:cs="Arial"/>
-                <w:i/>
-                <w:color w:val="548DD4"/>
-                <w:sz w:val="20"/>
-                <w:szCs w:val="20"/>
-                <w:lang w:eastAsia="es-CL"/>
-              </w:rPr>
-              <w:t>situación</w:t>
-            </w:r>
-            <w:r>
-              <w:rPr>
-                <w:rFonts w:ascii="Calibri" w:hAnsi="Calibri" w:cs="Arial"/>
-                <w:i/>
-                <w:color w:val="548DD4"/>
-                <w:sz w:val="20"/>
-                <w:szCs w:val="20"/>
-                <w:lang w:eastAsia="es-CL"/>
-              </w:rPr>
-              <w:t xml:space="preserve"> que</w:t>
-            </w:r>
-            <w:r>
-              <w:rPr>
-                <w:rFonts w:ascii="Calibri" w:hAnsi="Calibri" w:cs="Arial"/>
-                <w:i/>
-                <w:color w:val="548DD4"/>
-                <w:sz w:val="20"/>
-                <w:szCs w:val="20"/>
-                <w:lang w:eastAsia="es-CL"/>
-              </w:rPr>
-              <w:t xml:space="preserve"> se</w:t>
-            </w:r>
-            <w:r>
-              <w:rPr>
-                <w:rFonts w:ascii="Calibri" w:hAnsi="Calibri" w:cs="Arial"/>
-                <w:i/>
-                <w:color w:val="548DD4"/>
-                <w:sz w:val="20"/>
-                <w:szCs w:val="20"/>
-                <w:lang w:eastAsia="es-CL"/>
-              </w:rPr>
-              <w:t xml:space="preserve"> identific</w:t>
-            </w:r>
-            <w:r>
-              <w:rPr>
-                <w:rFonts w:ascii="Calibri" w:hAnsi="Calibri" w:cs="Arial"/>
-                <w:i/>
-                <w:color w:val="548DD4"/>
-                <w:sz w:val="20"/>
-                <w:szCs w:val="20"/>
-                <w:lang w:eastAsia="es-CL"/>
-              </w:rPr>
-              <w:t>ó anteriormente</w:t>
-            </w:r>
-            <w:r>
-              <w:rPr>
-                <w:rFonts w:ascii="Calibri" w:hAnsi="Calibri" w:cs="Arial"/>
-                <w:i/>
-                <w:color w:val="548DD4"/>
-                <w:sz w:val="20"/>
-                <w:szCs w:val="20"/>
-                <w:lang w:eastAsia="es-CL"/>
-              </w:rPr>
-              <w:t>, señalando</w:t>
-            </w:r>
-            <w:r>
-              <w:rPr>
-                <w:rFonts w:ascii="Calibri" w:hAnsi="Calibri" w:cs="Arial"/>
-                <w:i/>
-                <w:color w:val="548DD4"/>
-                <w:sz w:val="20"/>
-                <w:szCs w:val="20"/>
-                <w:lang w:eastAsia="es-CL"/>
-              </w:rPr>
-              <w:t xml:space="preserve"> </w:t>
-            </w:r>
-            <w:r>
-              <w:rPr>
-                <w:rFonts w:ascii="Calibri" w:hAnsi="Calibri" w:cs="Arial"/>
-                <w:i/>
-                <w:color w:val="548DD4"/>
-                <w:sz w:val="20"/>
-                <w:szCs w:val="20"/>
-                <w:lang w:eastAsia="es-CL"/>
-              </w:rPr>
-              <w:t>l</w:t>
-            </w:r>
-            <w:r>
-              <w:rPr>
-                <w:rFonts w:ascii="Calibri" w:hAnsi="Calibri" w:cs="Arial"/>
-                <w:i/>
-                <w:color w:val="548DD4"/>
-                <w:sz w:val="20"/>
-                <w:szCs w:val="20"/>
-                <w:lang w:eastAsia="es-CL"/>
-              </w:rPr>
-              <w:t>a</w:t>
-            </w:r>
-            <w:r>
-              <w:rPr>
-                <w:rFonts w:ascii="Calibri" w:hAnsi="Calibri" w:cs="Arial"/>
-                <w:i/>
-                <w:color w:val="548DD4"/>
-                <w:sz w:val="20"/>
-                <w:szCs w:val="20"/>
-                <w:lang w:eastAsia="es-CL"/>
-              </w:rPr>
-              <w:t xml:space="preserve"> </w:t>
-            </w:r>
-            <w:r>
-              <w:rPr>
-                <w:rFonts w:ascii="Calibri" w:hAnsi="Calibri" w:cs="Arial"/>
-                <w:i/>
-                <w:color w:val="548DD4"/>
-                <w:sz w:val="20"/>
-                <w:szCs w:val="20"/>
-                <w:lang w:eastAsia="es-CL"/>
-              </w:rPr>
-              <w:t xml:space="preserve">metodología que se utilizará </w:t>
-            </w:r>
-            <w:r>
-              <w:rPr>
-                <w:rFonts w:ascii="Calibri" w:hAnsi="Calibri" w:cs="Arial"/>
-                <w:i/>
-                <w:color w:val="548DD4"/>
-                <w:sz w:val="20"/>
-                <w:szCs w:val="20"/>
-                <w:lang w:eastAsia="es-CL"/>
-              </w:rPr>
-              <w:t xml:space="preserve">para cumplir con tu objetivo. </w:t>
+              <w:t xml:space="preserve">Para el desarrollo del Proyecto APT se utilizará la metodología de desarrollo en </w:t>
+            </w:r>
+            <w:r>
+              <w:rPr>
+                <w:rFonts w:ascii="Calibri" w:hAnsi="Calibri" w:cs="Arial"/>
+                <w:b/>
+                <w:bCs/>
+                <w:i/>
+                <w:color w:val="548DD4"/>
+                <w:sz w:val="20"/>
+                <w:szCs w:val="20"/>
+                <w:lang w:eastAsia="es-CL"/>
+              </w:rPr>
+              <w:t>cascada</w:t>
+            </w:r>
+            <w:r>
+              <w:rPr>
+                <w:rFonts w:ascii="Calibri" w:hAnsi="Calibri" w:cs="Arial"/>
+                <w:i/>
+                <w:color w:val="548DD4"/>
+                <w:sz w:val="20"/>
+                <w:szCs w:val="20"/>
+                <w:lang w:eastAsia="es-CL"/>
+              </w:rPr>
+              <w:t>, debido a que el alcance, los requerimientos y las principales funcionalidades de la solución se encuentran previamente definidos. Esta metodología permitirá organizar el proyecto de manera secuencial, avanzando por etapas y verificando el cumplimiento de cada una antes de continuar con la siguiente.</w:t>
+            </w:r>
+          </w:p>
+          <w:p>
+            <w:pPr>
+              <w:jc w:val="both"/>
+              <w:rPr>
+                <w:rFonts w:ascii="Calibri" w:hAnsi="Calibri" w:cs="Arial"/>
+                <w:i/>
+                <w:color w:val="548DD4"/>
+                <w:sz w:val="20"/>
+                <w:szCs w:val="20"/>
+                <w:lang w:eastAsia="es-CL"/>
+              </w:rPr>
+            </w:pPr>
+            <w:r>
+              <w:rPr>
+                <w:rFonts w:ascii="Calibri" w:hAnsi="Calibri" w:cs="Arial"/>
+                <w:i/>
+                <w:color w:val="548DD4"/>
+                <w:sz w:val="20"/>
+                <w:szCs w:val="20"/>
+                <w:lang w:eastAsia="es-CL"/>
+              </w:rPr>
+              <w:t>Las etapas consideradas serán:</w:t>
+            </w:r>
+          </w:p>
+          <w:p>
+            <w:pPr>
+              <w:jc w:val="both"/>
+              <w:rPr>
+                <w:rFonts w:ascii="Calibri" w:hAnsi="Calibri" w:cs="Arial"/>
+                <w:i/>
+                <w:color w:val="548DD4"/>
+                <w:sz w:val="20"/>
+                <w:szCs w:val="20"/>
+                <w:lang w:eastAsia="es-CL"/>
+              </w:rPr>
+            </w:pPr>
+          </w:p>
+          <w:p>
+            <w:pPr>
+              <w:pStyle w:val="Prrafodelista"/>
+              <w:numPr>
+                <w:ilvl w:val="0"/>
+                <w:numId w:val="7"/>
+              </w:numPr>
+              <w:jc w:val="both"/>
+              <w:rPr>
+                <w:rFonts w:ascii="Calibri" w:hAnsi="Calibri" w:cs="Arial"/>
+                <w:i/>
+                <w:color w:val="548DD4"/>
+                <w:sz w:val="20"/>
+                <w:szCs w:val="20"/>
+                <w:lang w:eastAsia="es-CL"/>
+              </w:rPr>
+            </w:pPr>
+            <w:r>
+              <w:rPr>
+                <w:rFonts w:ascii="Calibri" w:hAnsi="Calibri" w:cs="Arial"/>
+                <w:i/>
+                <w:color w:val="548DD4"/>
+                <w:sz w:val="20"/>
+                <w:szCs w:val="20"/>
+                <w:lang w:eastAsia="es-CL"/>
+              </w:rPr>
+              <w:lastRenderedPageBreak/>
+              <w:t>Levantamiento y análisis de requerimientos: identificar y documentar los requerimientos funcionales y no funcionales de la solución, junto con las reglas de negocio y necesidades de información.</w:t>
+            </w:r>
+          </w:p>
+          <w:p>
+            <w:pPr>
+              <w:pStyle w:val="Prrafodelista"/>
+              <w:numPr>
+                <w:ilvl w:val="0"/>
+                <w:numId w:val="7"/>
+              </w:numPr>
+              <w:jc w:val="both"/>
+              <w:rPr>
+                <w:rFonts w:ascii="Calibri" w:hAnsi="Calibri" w:cs="Arial"/>
+                <w:i/>
+                <w:color w:val="548DD4"/>
+                <w:sz w:val="20"/>
+                <w:szCs w:val="20"/>
+                <w:lang w:eastAsia="es-CL"/>
+              </w:rPr>
+            </w:pPr>
+            <w:r>
+              <w:rPr>
+                <w:rFonts w:ascii="Calibri" w:hAnsi="Calibri" w:cs="Arial"/>
+                <w:i/>
+                <w:color w:val="548DD4"/>
+                <w:sz w:val="20"/>
+                <w:szCs w:val="20"/>
+                <w:lang w:eastAsia="es-CL"/>
+              </w:rPr>
+              <w:t>Diseño: definir la arquitectura de la solución, modelo de datos, procesos ETL, estructura de los módulos y diseño de las interfaces.</w:t>
+            </w:r>
+          </w:p>
+          <w:p>
+            <w:pPr>
+              <w:pStyle w:val="Prrafodelista"/>
+              <w:numPr>
+                <w:ilvl w:val="0"/>
+                <w:numId w:val="7"/>
+              </w:numPr>
+              <w:jc w:val="both"/>
+              <w:rPr>
+                <w:rFonts w:ascii="Calibri" w:hAnsi="Calibri" w:cs="Arial"/>
+                <w:i/>
+                <w:color w:val="548DD4"/>
+                <w:sz w:val="20"/>
+                <w:szCs w:val="20"/>
+                <w:lang w:eastAsia="es-CL"/>
+              </w:rPr>
+            </w:pPr>
+            <w:r>
+              <w:rPr>
+                <w:rFonts w:ascii="Calibri" w:hAnsi="Calibri" w:cs="Arial"/>
+                <w:i/>
+                <w:color w:val="548DD4"/>
+                <w:sz w:val="20"/>
+                <w:szCs w:val="20"/>
+                <w:lang w:eastAsia="es-CL"/>
+              </w:rPr>
+              <w:t>Desarrollo: implementar los componentes definidos, incluyendo la recepción de archivos, procesamiento ETL, validaciones, reglas de negocio, comparación histórica, trazabilidad, reportes y análisis mediante Inteligencia Artificial.</w:t>
+            </w:r>
+          </w:p>
+          <w:p>
+            <w:pPr>
+              <w:pStyle w:val="Prrafodelista"/>
+              <w:numPr>
+                <w:ilvl w:val="0"/>
+                <w:numId w:val="7"/>
+              </w:numPr>
+              <w:jc w:val="both"/>
+              <w:rPr>
+                <w:rFonts w:ascii="Calibri" w:hAnsi="Calibri" w:cs="Arial"/>
+                <w:i/>
+                <w:color w:val="548DD4"/>
+                <w:sz w:val="20"/>
+                <w:szCs w:val="20"/>
+                <w:lang w:eastAsia="es-CL"/>
+              </w:rPr>
+            </w:pPr>
+            <w:r>
+              <w:rPr>
+                <w:rFonts w:ascii="Calibri" w:hAnsi="Calibri" w:cs="Arial"/>
+                <w:i/>
+                <w:color w:val="548DD4"/>
+                <w:sz w:val="20"/>
+                <w:szCs w:val="20"/>
+                <w:lang w:eastAsia="es-CL"/>
+              </w:rPr>
+              <w:t>Pruebas: verificar el correcto funcionamiento de los componentes mediante pruebas funcionales y de integración, utilizando datos de prueba para detectar y corregir errores.</w:t>
+            </w:r>
+          </w:p>
+          <w:p>
+            <w:pPr>
+              <w:pStyle w:val="Prrafodelista"/>
+              <w:numPr>
+                <w:ilvl w:val="0"/>
+                <w:numId w:val="7"/>
+              </w:numPr>
+              <w:jc w:val="both"/>
+              <w:rPr>
+                <w:rFonts w:ascii="Calibri" w:hAnsi="Calibri" w:cs="Arial"/>
+                <w:i/>
+                <w:color w:val="548DD4"/>
+                <w:sz w:val="20"/>
+                <w:szCs w:val="20"/>
+                <w:lang w:eastAsia="es-CL"/>
+              </w:rPr>
+            </w:pPr>
+            <w:r>
+              <w:rPr>
+                <w:rFonts w:ascii="Calibri" w:hAnsi="Calibri" w:cs="Arial"/>
+                <w:i/>
+                <w:color w:val="548DD4"/>
+                <w:sz w:val="20"/>
+                <w:szCs w:val="20"/>
+                <w:lang w:eastAsia="es-CL"/>
+              </w:rPr>
+              <w:t>Implementación y documentación: integrar los componentes desarrollados, preparar la solución para su demostración y elaborar la documentación técnica y funcional del proyecto.</w:t>
+            </w:r>
+          </w:p>
+          <w:p>
+            <w:pPr>
+              <w:pStyle w:val="Prrafodelista"/>
+              <w:numPr>
+                <w:ilvl w:val="0"/>
+                <w:numId w:val="7"/>
+              </w:numPr>
+              <w:jc w:val="both"/>
+              <w:rPr>
+                <w:rFonts w:ascii="Calibri" w:hAnsi="Calibri" w:cs="Arial"/>
+                <w:i/>
+                <w:color w:val="548DD4"/>
+                <w:sz w:val="20"/>
+                <w:szCs w:val="20"/>
+                <w:lang w:eastAsia="es-CL"/>
+              </w:rPr>
+            </w:pPr>
+            <w:r>
+              <w:rPr>
+                <w:rFonts w:ascii="Calibri" w:hAnsi="Calibri" w:cs="Arial"/>
+                <w:i/>
+                <w:color w:val="548DD4"/>
+                <w:sz w:val="20"/>
+                <w:szCs w:val="20"/>
+                <w:lang w:eastAsia="es-CL"/>
+              </w:rPr>
+              <w:t>Cierre: realizar las últimas correcciones, validar el cumplimiento de los objetivos y preparar la presentación final del proyecto.</w:t>
+            </w:r>
+          </w:p>
+          <w:p>
+            <w:pPr>
+              <w:pStyle w:val="Prrafodelista"/>
+              <w:jc w:val="both"/>
+              <w:rPr>
+                <w:rFonts w:ascii="Calibri" w:hAnsi="Calibri" w:cs="Arial"/>
+                <w:i/>
+                <w:color w:val="548DD4"/>
+                <w:sz w:val="20"/>
+                <w:szCs w:val="20"/>
+                <w:lang w:eastAsia="es-CL"/>
+              </w:rPr>
+            </w:pPr>
+          </w:p>
+          <w:p>
+            <w:pPr>
+              <w:jc w:val="both"/>
+              <w:rPr>
+                <w:rFonts w:ascii="Calibri" w:hAnsi="Calibri" w:cs="Arial"/>
+                <w:i/>
+                <w:color w:val="548DD4"/>
+                <w:sz w:val="20"/>
+                <w:szCs w:val="20"/>
+                <w:lang w:eastAsia="es-CL"/>
+              </w:rPr>
+            </w:pPr>
+            <w:r>
+              <w:rPr>
+                <w:rFonts w:ascii="Calibri" w:hAnsi="Calibri" w:cs="Arial"/>
+                <w:i/>
+                <w:color w:val="548DD4"/>
+                <w:sz w:val="20"/>
+                <w:szCs w:val="20"/>
+                <w:lang w:eastAsia="es-CL"/>
+              </w:rPr>
+              <w:t>Organización del equipo</w:t>
+            </w:r>
+          </w:p>
+          <w:p>
+            <w:pPr>
+              <w:jc w:val="both"/>
+              <w:rPr>
+                <w:rFonts w:ascii="Calibri" w:hAnsi="Calibri" w:cs="Arial"/>
+                <w:i/>
+                <w:color w:val="548DD4"/>
+                <w:sz w:val="20"/>
+                <w:szCs w:val="20"/>
+                <w:lang w:eastAsia="es-CL"/>
+              </w:rPr>
+            </w:pPr>
+            <w:r>
+              <w:rPr>
+                <w:rFonts w:ascii="Calibri" w:hAnsi="Calibri" w:cs="Arial"/>
+                <w:i/>
+                <w:color w:val="548DD4"/>
+                <w:sz w:val="20"/>
+                <w:szCs w:val="20"/>
+                <w:lang w:eastAsia="es-CL"/>
+              </w:rPr>
+              <w:t>El proyecto será desarrollado colaborativamente por los cuatro integrantes del equipo STARTAB. Las responsabilidades se distribuirán de acuerdo con las principales áreas del proyecto, manteniendo coordinación entre todos los integrantes.</w:t>
+            </w:r>
+          </w:p>
+          <w:p>
+            <w:pPr>
+              <w:jc w:val="both"/>
+              <w:rPr>
+                <w:rFonts w:ascii="Calibri" w:hAnsi="Calibri" w:cs="Arial"/>
+                <w:i/>
+                <w:color w:val="548DD4"/>
+                <w:sz w:val="20"/>
+                <w:szCs w:val="20"/>
+                <w:lang w:eastAsia="es-CL"/>
+              </w:rPr>
+            </w:pPr>
+            <w:r>
+              <w:rPr>
+                <w:rFonts w:ascii="Calibri" w:hAnsi="Calibri" w:cs="Arial"/>
+                <w:i/>
+                <w:color w:val="EE0000"/>
+                <w:sz w:val="20"/>
+                <w:szCs w:val="20"/>
+                <w:lang w:eastAsia="es-CL"/>
+              </w:rPr>
+              <w:t xml:space="preserve">Integrante 1: </w:t>
+            </w:r>
+            <w:r>
+              <w:rPr>
+                <w:rFonts w:ascii="Calibri" w:hAnsi="Calibri" w:cs="Arial"/>
+                <w:i/>
+                <w:color w:val="548DD4"/>
+                <w:sz w:val="20"/>
+                <w:szCs w:val="20"/>
+                <w:lang w:eastAsia="es-CL"/>
+              </w:rPr>
+              <w:t>análisis de requerimientos, documentación y coordinación general del proyecto.</w:t>
+            </w:r>
+          </w:p>
+          <w:p>
+            <w:pPr>
+              <w:jc w:val="both"/>
+              <w:rPr>
+                <w:rFonts w:ascii="Calibri" w:hAnsi="Calibri" w:cs="Arial"/>
+                <w:i/>
+                <w:color w:val="548DD4"/>
+                <w:sz w:val="20"/>
+                <w:szCs w:val="20"/>
+                <w:lang w:eastAsia="es-CL"/>
+              </w:rPr>
+            </w:pPr>
+            <w:r>
+              <w:rPr>
+                <w:rFonts w:ascii="Calibri" w:hAnsi="Calibri" w:cs="Arial"/>
+                <w:i/>
+                <w:color w:val="EE0000"/>
+                <w:sz w:val="20"/>
+                <w:szCs w:val="20"/>
+                <w:lang w:eastAsia="es-CL"/>
+              </w:rPr>
+              <w:t xml:space="preserve">Integrante 2: </w:t>
+            </w:r>
+            <w:r>
+              <w:rPr>
+                <w:rFonts w:ascii="Calibri" w:hAnsi="Calibri" w:cs="Arial"/>
+                <w:i/>
+                <w:color w:val="548DD4"/>
+                <w:sz w:val="20"/>
+                <w:szCs w:val="20"/>
+                <w:lang w:eastAsia="es-CL"/>
+              </w:rPr>
+              <w:t>diseño e implementación de bases de datos y procesos ETL.</w:t>
+            </w:r>
+          </w:p>
+          <w:p>
+            <w:pPr>
+              <w:jc w:val="both"/>
+              <w:rPr>
+                <w:rFonts w:ascii="Calibri" w:hAnsi="Calibri" w:cs="Arial"/>
+                <w:i/>
+                <w:color w:val="548DD4"/>
+                <w:sz w:val="20"/>
+                <w:szCs w:val="20"/>
+                <w:lang w:eastAsia="es-CL"/>
+              </w:rPr>
+            </w:pPr>
+            <w:r>
+              <w:rPr>
+                <w:rFonts w:ascii="Calibri" w:hAnsi="Calibri" w:cs="Arial"/>
+                <w:i/>
+                <w:color w:val="EE0000"/>
+                <w:sz w:val="20"/>
+                <w:szCs w:val="20"/>
+                <w:lang w:eastAsia="es-CL"/>
+              </w:rPr>
+              <w:t xml:space="preserve">Integrante 3: </w:t>
+            </w:r>
+            <w:r>
+              <w:rPr>
+                <w:rFonts w:ascii="Calibri" w:hAnsi="Calibri" w:cs="Arial"/>
+                <w:i/>
+                <w:color w:val="548DD4"/>
+                <w:sz w:val="20"/>
+                <w:szCs w:val="20"/>
+                <w:lang w:eastAsia="es-CL"/>
+              </w:rPr>
+              <w:t>desarrollo de la aplicación, validaciones, reglas de negocio y generación de reportes.</w:t>
+            </w:r>
+          </w:p>
+          <w:p>
+            <w:pPr>
+              <w:jc w:val="both"/>
+              <w:rPr>
+                <w:rFonts w:ascii="Calibri" w:hAnsi="Calibri" w:cs="Arial"/>
+                <w:i/>
+                <w:color w:val="548DD4"/>
+                <w:sz w:val="20"/>
+                <w:szCs w:val="20"/>
+                <w:lang w:eastAsia="es-CL"/>
+              </w:rPr>
+            </w:pPr>
+            <w:r>
+              <w:rPr>
+                <w:rFonts w:ascii="Calibri" w:hAnsi="Calibri" w:cs="Arial"/>
+                <w:i/>
+                <w:color w:val="EE0000"/>
+                <w:sz w:val="20"/>
+                <w:szCs w:val="20"/>
+                <w:lang w:eastAsia="es-CL"/>
+              </w:rPr>
+              <w:t xml:space="preserve">Integrante 4: </w:t>
+            </w:r>
+            <w:r>
+              <w:rPr>
+                <w:rFonts w:ascii="Calibri" w:hAnsi="Calibri" w:cs="Arial"/>
+                <w:i/>
+                <w:color w:val="548DD4"/>
+                <w:sz w:val="20"/>
+                <w:szCs w:val="20"/>
+                <w:lang w:eastAsia="es-CL"/>
+              </w:rPr>
+              <w:t>implementación del componente de análisis mediante Inteligencia Artificial, pruebas y apoyo en la integración de la solución.</w:t>
             </w:r>
           </w:p>
           <w:p>
@@ -4283,7 +3846,7 @@
                 <w:szCs w:val="20"/>
                 <w:lang w:eastAsia="es-CL"/>
               </w:rPr>
-              <w:t>Cuando el proyecto a desarrollar es grupal, es necesario incorporar la definición de las funciones, tareas y responsabilidades asociadas a cada integrante del equipo.</w:t>
+              <w:t>Todos los integrantes participarán en las etapas de análisis, pruebas, documentación y revisión final, promoviendo el trabajo colaborativo y la integración de los diferentes componentes.</w:t>
             </w:r>
           </w:p>
         </w:tc>
@@ -8441,6 +8004,178 @@
     </w:lvl>
   </w:abstractNum>
   <w:abstractNum w:abstractNumId="3" w15:restartNumberingAfterBreak="0">
+    <w:nsid w:val="51863D37"/>
+    <w:multiLevelType w:val="hybridMultilevel"/>
+    <w:tmpl w:val="71F0A4D8"/>
+    <w:lvl w:ilvl="0" w:tplc="340A000F">
+      <w:start w:val="1"/>
+      <w:numFmt w:val="decimal"/>
+      <w:lvlText w:val="%1."/>
+      <w:lvlJc w:val="left"/>
+      <w:pPr>
+        <w:ind w:left="720" w:hanging="360"/>
+      </w:pPr>
+    </w:lvl>
+    <w:lvl w:ilvl="1" w:tplc="340A0019" w:tentative="1">
+      <w:start w:val="1"/>
+      <w:numFmt w:val="lowerLetter"/>
+      <w:lvlText w:val="%2."/>
+      <w:lvlJc w:val="left"/>
+      <w:pPr>
+        <w:ind w:left="1440" w:hanging="360"/>
+      </w:pPr>
+    </w:lvl>
+    <w:lvl w:ilvl="2" w:tplc="340A001B" w:tentative="1">
+      <w:start w:val="1"/>
+      <w:numFmt w:val="lowerRoman"/>
+      <w:lvlText w:val="%3."/>
+      <w:lvlJc w:val="right"/>
+      <w:pPr>
+        <w:ind w:left="2160" w:hanging="180"/>
+      </w:pPr>
+    </w:lvl>
+    <w:lvl w:ilvl="3" w:tplc="340A000F" w:tentative="1">
+      <w:start w:val="1"/>
+      <w:numFmt w:val="decimal"/>
+      <w:lvlText w:val="%4."/>
+      <w:lvlJc w:val="left"/>
+      <w:pPr>
+        <w:ind w:left="2880" w:hanging="360"/>
+      </w:pPr>
+    </w:lvl>
+    <w:lvl w:ilvl="4" w:tplc="340A0019" w:tentative="1">
+      <w:start w:val="1"/>
+      <w:numFmt w:val="lowerLetter"/>
+      <w:lvlText w:val="%5."/>
+      <w:lvlJc w:val="left"/>
+      <w:pPr>
+        <w:ind w:left="3600" w:hanging="360"/>
+      </w:pPr>
+    </w:lvl>
+    <w:lvl w:ilvl="5" w:tplc="340A001B" w:tentative="1">
+      <w:start w:val="1"/>
+      <w:numFmt w:val="lowerRoman"/>
+      <w:lvlText w:val="%6."/>
+      <w:lvlJc w:val="right"/>
+      <w:pPr>
+        <w:ind w:left="4320" w:hanging="180"/>
+      </w:pPr>
+    </w:lvl>
+    <w:lvl w:ilvl="6" w:tplc="340A000F" w:tentative="1">
+      <w:start w:val="1"/>
+      <w:numFmt w:val="decimal"/>
+      <w:lvlText w:val="%7."/>
+      <w:lvlJc w:val="left"/>
+      <w:pPr>
+        <w:ind w:left="5040" w:hanging="360"/>
+      </w:pPr>
+    </w:lvl>
+    <w:lvl w:ilvl="7" w:tplc="340A0019" w:tentative="1">
+      <w:start w:val="1"/>
+      <w:numFmt w:val="lowerLetter"/>
+      <w:lvlText w:val="%8."/>
+      <w:lvlJc w:val="left"/>
+      <w:pPr>
+        <w:ind w:left="5760" w:hanging="360"/>
+      </w:pPr>
+    </w:lvl>
+    <w:lvl w:ilvl="8" w:tplc="340A001B" w:tentative="1">
+      <w:start w:val="1"/>
+      <w:numFmt w:val="lowerRoman"/>
+      <w:lvlText w:val="%9."/>
+      <w:lvlJc w:val="right"/>
+      <w:pPr>
+        <w:ind w:left="6480" w:hanging="180"/>
+      </w:pPr>
+    </w:lvl>
+  </w:abstractNum>
+  <w:abstractNum w:abstractNumId="4" w15:restartNumberingAfterBreak="0">
+    <w:nsid w:val="686F49EE"/>
+    <w:multiLevelType w:val="hybridMultilevel"/>
+    <w:tmpl w:val="D8CECFB2"/>
+    <w:lvl w:ilvl="0" w:tplc="340A000F">
+      <w:start w:val="1"/>
+      <w:numFmt w:val="decimal"/>
+      <w:lvlText w:val="%1."/>
+      <w:lvlJc w:val="left"/>
+      <w:pPr>
+        <w:ind w:left="720" w:hanging="360"/>
+      </w:pPr>
+    </w:lvl>
+    <w:lvl w:ilvl="1" w:tplc="340A0019" w:tentative="1">
+      <w:start w:val="1"/>
+      <w:numFmt w:val="lowerLetter"/>
+      <w:lvlText w:val="%2."/>
+      <w:lvlJc w:val="left"/>
+      <w:pPr>
+        <w:ind w:left="1440" w:hanging="360"/>
+      </w:pPr>
+    </w:lvl>
+    <w:lvl w:ilvl="2" w:tplc="340A001B" w:tentative="1">
+      <w:start w:val="1"/>
+      <w:numFmt w:val="lowerRoman"/>
+      <w:lvlText w:val="%3."/>
+      <w:lvlJc w:val="right"/>
+      <w:pPr>
+        <w:ind w:left="2160" w:hanging="180"/>
+      </w:pPr>
+    </w:lvl>
+    <w:lvl w:ilvl="3" w:tplc="340A000F" w:tentative="1">
+      <w:start w:val="1"/>
+      <w:numFmt w:val="decimal"/>
+      <w:lvlText w:val="%4."/>
+      <w:lvlJc w:val="left"/>
+      <w:pPr>
+        <w:ind w:left="2880" w:hanging="360"/>
+      </w:pPr>
+    </w:lvl>
+    <w:lvl w:ilvl="4" w:tplc="340A0019" w:tentative="1">
+      <w:start w:val="1"/>
+      <w:numFmt w:val="lowerLetter"/>
+      <w:lvlText w:val="%5."/>
+      <w:lvlJc w:val="left"/>
+      <w:pPr>
+        <w:ind w:left="3600" w:hanging="360"/>
+      </w:pPr>
+    </w:lvl>
+    <w:lvl w:ilvl="5" w:tplc="340A001B" w:tentative="1">
+      <w:start w:val="1"/>
+      <w:numFmt w:val="lowerRoman"/>
+      <w:lvlText w:val="%6."/>
+      <w:lvlJc w:val="right"/>
+      <w:pPr>
+        <w:ind w:left="4320" w:hanging="180"/>
+      </w:pPr>
+    </w:lvl>
+    <w:lvl w:ilvl="6" w:tplc="340A000F" w:tentative="1">
+      <w:start w:val="1"/>
+      <w:numFmt w:val="decimal"/>
+      <w:lvlText w:val="%7."/>
+      <w:lvlJc w:val="left"/>
+      <w:pPr>
+        <w:ind w:left="5040" w:hanging="360"/>
+      </w:pPr>
+    </w:lvl>
+    <w:lvl w:ilvl="7" w:tplc="340A0019" w:tentative="1">
+      <w:start w:val="1"/>
+      <w:numFmt w:val="lowerLetter"/>
+      <w:lvlText w:val="%8."/>
+      <w:lvlJc w:val="left"/>
+      <w:pPr>
+        <w:ind w:left="5760" w:hanging="360"/>
+      </w:pPr>
+    </w:lvl>
+    <w:lvl w:ilvl="8" w:tplc="340A001B" w:tentative="1">
+      <w:start w:val="1"/>
+      <w:numFmt w:val="lowerRoman"/>
+      <w:lvlText w:val="%9."/>
+      <w:lvlJc w:val="right"/>
+      <w:pPr>
+        <w:ind w:left="6480" w:hanging="180"/>
+      </w:pPr>
+    </w:lvl>
+  </w:abstractNum>
+  <w:abstractNum w:abstractNumId="5" w15:restartNumberingAfterBreak="0">
     <w:nsid w:val="6BDB0362"/>
     <w:multiLevelType w:val="hybridMultilevel"/>
     <w:tmpl w:val="8106327E"/>
@@ -8529,7 +8264,7 @@
       </w:pPr>
     </w:lvl>
   </w:abstractNum>
-  <w:abstractNum w:abstractNumId="4" w15:restartNumberingAfterBreak="0">
+  <w:abstractNum w:abstractNumId="6" w15:restartNumberingAfterBreak="0">
     <w:nsid w:val="6F5F64B1"/>
     <w:multiLevelType w:val="hybridMultilevel"/>
     <w:tmpl w:val="999C60C0"/>
@@ -8619,10 +8354,10 @@
     </w:lvl>
   </w:abstractNum>
   <w:num w:numId="1" w16cid:durableId="1614047687">
-    <w:abstractNumId w:val="3"/>
+    <w:abstractNumId w:val="5"/>
   </w:num>
   <w:num w:numId="2" w16cid:durableId="753477700">
-    <w:abstractNumId w:val="4"/>
+    <w:abstractNumId w:val="6"/>
   </w:num>
   <w:num w:numId="3" w16cid:durableId="1736539459">
     <w:abstractNumId w:val="0"/>
@@ -8632,6 +8367,12 @@
   </w:num>
   <w:num w:numId="5" w16cid:durableId="890769495">
     <w:abstractNumId w:val="1"/>
+  </w:num>
+  <w:num w:numId="6" w16cid:durableId="2015834443">
+    <w:abstractNumId w:val="3"/>
+  </w:num>
+  <w:num w:numId="7" w16cid:durableId="669023332">
+    <w:abstractNumId w:val="4"/>
   </w:num>
 </w:numbering>
 </file>

--- a/Fase 1/Evidencias Grupales/1.5_GuiaEstudiante_Fase 1_Definicion Proyecto APT.docx
+++ b/Fase 1/Evidencias Grupales/1.5_GuiaEstudiante_Fase 1_Definicion Proyecto APT.docx
@@ -4177,6 +4177,15 @@
                 <w:color w:val="1F3864" w:themeColor="accent1" w:themeShade="80"/>
               </w:rPr>
             </w:pPr>
+            <w:r>
+              <w:rPr>
+                <w:rFonts w:ascii="Calibri" w:hAnsi="Calibri" w:cs="Calibri"/>
+                <w:b/>
+                <w:bCs/>
+                <w:color w:val="1F3864"/>
+              </w:rPr>
+              <w:t>Final </w:t>
+            </w:r>
           </w:p>
         </w:tc>
         <w:tc>
@@ -4193,6 +4202,15 @@
                 <w:color w:val="1F3864" w:themeColor="accent1" w:themeShade="80"/>
               </w:rPr>
             </w:pPr>
+            <w:r>
+              <w:rPr>
+                <w:rFonts w:ascii="Calibri" w:hAnsi="Calibri" w:cs="Calibri"/>
+                <w:b/>
+                <w:bCs/>
+                <w:color w:val="1F3864"/>
+              </w:rPr>
+              <w:t>Mini FODA</w:t>
+            </w:r>
           </w:p>
         </w:tc>
         <w:tc>
@@ -4213,25 +4231,12 @@
             </w:pPr>
             <w:r>
               <w:rPr>
-                <w:rFonts w:ascii="Calibri" w:hAnsi="Calibri" w:cs="Arial"/>
-                <w:i/>
-                <w:color w:val="4472C4" w:themeColor="accent1"/>
-                <w:sz w:val="18"/>
-                <w:szCs w:val="20"/>
-                <w:lang w:eastAsia="es-CL"/>
-              </w:rPr>
-              <w:t>Describe las evidencias acordadas con tu docente, siempre teniendo en mente que estas deben dar cuenta del desarrollo de tu Proyecto APT</w:t>
-            </w:r>
-            <w:r>
-              <w:rPr>
-                <w:rFonts w:ascii="Calibri" w:hAnsi="Calibri" w:cs="Arial"/>
-                <w:i/>
-                <w:color w:val="4472C4" w:themeColor="accent1"/>
-                <w:sz w:val="18"/>
-                <w:szCs w:val="20"/>
-                <w:lang w:eastAsia="es-CL"/>
-              </w:rPr>
-              <w:t>.</w:t>
+                <w:rFonts w:ascii="Calibri" w:hAnsi="Calibri" w:cs="Calibri"/>
+                <w:b/>
+                <w:bCs/>
+                <w:color w:val="1F3864"/>
+              </w:rPr>
+              <w:t>Análisis de fortalezas, oportunidades, debilidades y amenazas del proyecto y del contexto de desarrollo.</w:t>
             </w:r>
           </w:p>
         </w:tc>
@@ -4249,6 +4254,120 @@
                 <w:color w:val="1F3864" w:themeColor="accent1" w:themeShade="80"/>
               </w:rPr>
             </w:pPr>
+            <w:r>
+              <w:rPr>
+                <w:rFonts w:ascii="Calibri" w:hAnsi="Calibri" w:cs="Calibri"/>
+                <w:b/>
+                <w:bCs/>
+                <w:color w:val="1F3864"/>
+              </w:rPr>
+              <w:t>Ayuda a anticipar riesgos y oportunidades, orientando mejor la planificación.</w:t>
+            </w:r>
+          </w:p>
+        </w:tc>
+      </w:tr>
+      <w:tr>
+        <w:trPr>
+          <w:trHeight w:val="1433"/>
+        </w:trPr>
+        <w:tc>
+          <w:tcPr>
+            <w:tcW w:w="1843" w:type="dxa"/>
+          </w:tcPr>
+          <w:p>
+            <w:pPr>
+              <w:pStyle w:val="Piedepgina"/>
+              <w:jc w:val="both"/>
+              <w:rPr>
+                <w:rFonts w:ascii="Calibri" w:hAnsi="Calibri"/>
+                <w:b/>
+                <w:color w:val="1F3864" w:themeColor="accent1" w:themeShade="80"/>
+              </w:rPr>
+            </w:pPr>
+            <w:r>
+              <w:rPr>
+                <w:rFonts w:ascii="Calibri" w:hAnsi="Calibri" w:cs="Calibri"/>
+                <w:b/>
+                <w:bCs/>
+                <w:color w:val="1F3864"/>
+              </w:rPr>
+              <w:t>Final</w:t>
+            </w:r>
+          </w:p>
+        </w:tc>
+        <w:tc>
+          <w:tcPr>
+            <w:tcW w:w="1843" w:type="dxa"/>
+          </w:tcPr>
+          <w:p>
+            <w:pPr>
+              <w:pStyle w:val="Piedepgina"/>
+              <w:jc w:val="both"/>
+              <w:rPr>
+                <w:rFonts w:ascii="Calibri" w:hAnsi="Calibri"/>
+                <w:b/>
+                <w:color w:val="1F3864" w:themeColor="accent1" w:themeShade="80"/>
+              </w:rPr>
+            </w:pPr>
+            <w:r>
+              <w:rPr>
+                <w:rFonts w:ascii="Calibri" w:hAnsi="Calibri" w:cs="Calibri"/>
+                <w:b/>
+                <w:bCs/>
+                <w:color w:val="1F3864"/>
+              </w:rPr>
+              <w:t>Planilla de requerimientos funcionales y no funcionales</w:t>
+            </w:r>
+          </w:p>
+        </w:tc>
+        <w:tc>
+          <w:tcPr>
+            <w:tcW w:w="3825" w:type="dxa"/>
+          </w:tcPr>
+          <w:p>
+            <w:pPr>
+              <w:pStyle w:val="Piedepgina"/>
+              <w:jc w:val="both"/>
+              <w:rPr>
+                <w:rFonts w:ascii="Calibri" w:hAnsi="Calibri"/>
+                <w:b/>
+                <w:color w:val="1F3864" w:themeColor="accent1" w:themeShade="80"/>
+              </w:rPr>
+            </w:pPr>
+            <w:r>
+              <w:rPr>
+                <w:rFonts w:ascii="Calibri" w:hAnsi="Calibri" w:cs="Calibri"/>
+                <w:b/>
+                <w:bCs/>
+                <w:color w:val="1F3864"/>
+              </w:rPr>
+              <w:t>Documento estructurado donde se especifican todas las funcionalidades esperadas y las características no funcionales (seguridad, rendimiento, accesibilidad, etc.).</w:t>
+            </w:r>
+          </w:p>
+        </w:tc>
+        <w:tc>
+          <w:tcPr>
+            <w:tcW w:w="2551" w:type="dxa"/>
+          </w:tcPr>
+          <w:p>
+            <w:pPr>
+              <w:pStyle w:val="Piedepgina"/>
+              <w:jc w:val="both"/>
+              <w:rPr>
+                <w:rFonts w:ascii="Calibri" w:hAnsi="Calibri"/>
+                <w:b/>
+                <w:color w:val="1F3864" w:themeColor="accent1" w:themeShade="80"/>
+              </w:rPr>
+            </w:pPr>
+            <w:r>
+              <w:rPr>
+                <w:rFonts w:ascii="Calibri" w:hAnsi="Calibri" w:cs="Calibri"/>
+                <w:b/>
+                <w:bCs/>
+                <w:color w:val="1F3864"/>
+              </w:rPr>
+              <w:t>Define claramente lo que debe hacer el sistema, evitando malentendidos.</w:t>
+            </w:r>
           </w:p>
         </w:tc>
       </w:tr>
@@ -4270,6 +4389,15 @@
                 <w:color w:val="1F3864" w:themeColor="accent1" w:themeShade="80"/>
               </w:rPr>
             </w:pPr>
+            <w:r>
+              <w:rPr>
+                <w:rFonts w:ascii="Calibri" w:hAnsi="Calibri" w:cs="Calibri"/>
+                <w:b/>
+                <w:bCs/>
+                <w:color w:val="1F3864"/>
+              </w:rPr>
+              <w:t>Final</w:t>
+            </w:r>
           </w:p>
         </w:tc>
         <w:tc>
@@ -4286,6 +4414,15 @@
                 <w:color w:val="1F3864" w:themeColor="accent1" w:themeShade="80"/>
               </w:rPr>
             </w:pPr>
+            <w:r>
+              <w:rPr>
+                <w:rFonts w:ascii="Calibri" w:hAnsi="Calibri" w:cs="Calibri"/>
+                <w:b/>
+                <w:bCs/>
+                <w:color w:val="1F3864"/>
+              </w:rPr>
+              <w:t>Diagrama de casos de uso</w:t>
+            </w:r>
           </w:p>
         </w:tc>
         <w:tc>
@@ -4302,6 +4439,15 @@
                 <w:color w:val="1F3864" w:themeColor="accent1" w:themeShade="80"/>
               </w:rPr>
             </w:pPr>
+            <w:r>
+              <w:rPr>
+                <w:rFonts w:ascii="Calibri" w:hAnsi="Calibri" w:cs="Calibri"/>
+                <w:b/>
+                <w:bCs/>
+                <w:color w:val="1F3864"/>
+              </w:rPr>
+              <w:t>Representación visual de las acciones que pueden realizar los usuarios y cómo interactúan con el sistema.</w:t>
+            </w:r>
           </w:p>
         </w:tc>
         <w:tc>
@@ -4318,6 +4464,15 @@
                 <w:color w:val="1F3864" w:themeColor="accent1" w:themeShade="80"/>
               </w:rPr>
             </w:pPr>
+            <w:r>
+              <w:rPr>
+                <w:rFonts w:ascii="Calibri" w:hAnsi="Calibri" w:cs="Calibri"/>
+                <w:b/>
+                <w:bCs/>
+                <w:color w:val="1F3864"/>
+              </w:rPr>
+              <w:t>Visualiza cómo interactuarán los usuarios con la aplicación, facilitando el diseño.</w:t>
+            </w:r>
           </w:p>
         </w:tc>
       </w:tr>
@@ -4339,12 +4494,73 @@
                 <w:color w:val="1F3864" w:themeColor="accent1" w:themeShade="80"/>
               </w:rPr>
             </w:pPr>
+            <w:r>
+              <w:rPr>
+                <w:rFonts w:ascii="Calibri" w:hAnsi="Calibri" w:cs="Calibri"/>
+                <w:b/>
+                <w:bCs/>
+                <w:color w:val="1F3864"/>
+              </w:rPr>
+              <w:t>Final</w:t>
+            </w:r>
           </w:p>
         </w:tc>
         <w:tc>
           <w:tcPr>
             <w:tcW w:w="1843" w:type="dxa"/>
           </w:tcPr>
+          <w:p/>
+          <w:tbl>
+            <w:tblPr>
+              <w:tblW w:w="0" w:type="auto"/>
+              <w:tblCellMar>
+                <w:top w:w="15" w:type="dxa"/>
+                <w:left w:w="15" w:type="dxa"/>
+                <w:bottom w:w="15" w:type="dxa"/>
+                <w:right w:w="15" w:type="dxa"/>
+              </w:tblCellMar>
+              <w:tblLook w:val="04A0" w:firstRow="1" w:lastRow="0" w:firstColumn="1" w:lastColumn="0" w:noHBand="0" w:noVBand="1"/>
+            </w:tblPr>
+            <w:tblGrid>
+              <w:gridCol w:w="36"/>
+            </w:tblGrid>
+            <w:tr>
+              <w:tc>
+                <w:tcPr>
+                  <w:tcW w:w="0" w:type="auto"/>
+                  <w:vAlign w:val="center"/>
+                  <w:hideMark/>
+                </w:tcPr>
+                <w:p/>
+              </w:tc>
+            </w:tr>
+          </w:tbl>
+          <w:p/>
+          <w:tbl>
+            <w:tblPr>
+              <w:tblW w:w="0" w:type="auto"/>
+              <w:tblCellMar>
+                <w:top w:w="15" w:type="dxa"/>
+                <w:left w:w="15" w:type="dxa"/>
+                <w:bottom w:w="15" w:type="dxa"/>
+                <w:right w:w="15" w:type="dxa"/>
+              </w:tblCellMar>
+              <w:tblLook w:val="04A0" w:firstRow="1" w:lastRow="0" w:firstColumn="1" w:lastColumn="0" w:noHBand="0" w:noVBand="1"/>
+            </w:tblPr>
+            <w:tblGrid>
+              <w:gridCol w:w="36"/>
+            </w:tblGrid>
+            <w:tr>
+              <w:tc>
+                <w:tcPr>
+                  <w:tcW w:w="0" w:type="auto"/>
+                  <w:vAlign w:val="center"/>
+                  <w:hideMark/>
+                </w:tcPr>
+                <w:p/>
+              </w:tc>
+            </w:tr>
+          </w:tbl>
           <w:p>
             <w:pPr>
               <w:pStyle w:val="Piedepgina"/>
@@ -4355,6 +4571,15 @@
                 <w:color w:val="1F3864" w:themeColor="accent1" w:themeShade="80"/>
               </w:rPr>
             </w:pPr>
+            <w:r>
+              <w:rPr>
+                <w:rFonts w:ascii="Calibri" w:hAnsi="Calibri" w:cs="Calibri"/>
+                <w:b/>
+                <w:bCs/>
+                <w:color w:val="1F3864"/>
+              </w:rPr>
+              <w:t>Estructura de base de datos</w:t>
+            </w:r>
           </w:p>
         </w:tc>
         <w:tc>
@@ -4371,6 +4596,15 @@
                 <w:color w:val="1F3864" w:themeColor="accent1" w:themeShade="80"/>
               </w:rPr>
             </w:pPr>
+            <w:r>
+              <w:rPr>
+                <w:rFonts w:ascii="Calibri" w:hAnsi="Calibri" w:cs="Calibri"/>
+                <w:b/>
+                <w:bCs/>
+                <w:color w:val="1F3864"/>
+              </w:rPr>
+              <w:t>Esquema o diagrama entidad-relación que define la organización de la información dentro del sistema.</w:t>
+            </w:r>
           </w:p>
         </w:tc>
         <w:tc>
@@ -4387,6 +4621,15 @@
                 <w:color w:val="1F3864" w:themeColor="accent1" w:themeShade="80"/>
               </w:rPr>
             </w:pPr>
+            <w:r>
+              <w:rPr>
+                <w:rFonts w:ascii="Calibri" w:hAnsi="Calibri" w:cs="Calibri"/>
+                <w:b/>
+                <w:bCs/>
+                <w:color w:val="1F3864"/>
+              </w:rPr>
+              <w:t>Organiza y respalda la gestión eficiente de la información del sistema.</w:t>
+            </w:r>
           </w:p>
         </w:tc>
       </w:tr>
@@ -4403,11 +4646,21 @@
               <w:pStyle w:val="Piedepgina"/>
               <w:jc w:val="both"/>
               <w:rPr>
-                <w:rFonts w:ascii="Calibri" w:hAnsi="Calibri"/>
-                <w:b/>
-                <w:color w:val="1F3864" w:themeColor="accent1" w:themeShade="80"/>
-              </w:rPr>
-            </w:pPr>
+                <w:rFonts w:ascii="Calibri" w:hAnsi="Calibri" w:cs="Calibri"/>
+                <w:b/>
+                <w:bCs/>
+                <w:color w:val="1F3864"/>
+              </w:rPr>
+            </w:pPr>
+            <w:r>
+              <w:rPr>
+                <w:rFonts w:ascii="Calibri" w:hAnsi="Calibri" w:cs="Calibri"/>
+                <w:b/>
+                <w:bCs/>
+                <w:color w:val="1F3864"/>
+              </w:rPr>
+              <w:t>Final</w:t>
+            </w:r>
           </w:p>
         </w:tc>
         <w:tc>
@@ -4415,15 +4668,166 @@
             <w:tcW w:w="1843" w:type="dxa"/>
           </w:tcPr>
           <w:p>
+            <w:r>
+              <w:rPr>
+                <w:rFonts w:ascii="Calibri" w:hAnsi="Calibri" w:cs="Calibri"/>
+                <w:b/>
+                <w:bCs/>
+                <w:color w:val="1F3864"/>
+              </w:rPr>
+              <w:t>EDT (Estructura de Desglose de Trabajo)</w:t>
+            </w:r>
+          </w:p>
+        </w:tc>
+        <w:tc>
+          <w:tcPr>
+            <w:tcW w:w="3825" w:type="dxa"/>
+          </w:tcPr>
+          <w:p>
             <w:pPr>
               <w:pStyle w:val="Piedepgina"/>
               <w:jc w:val="both"/>
               <w:rPr>
-                <w:rFonts w:ascii="Calibri" w:hAnsi="Calibri"/>
-                <w:b/>
-                <w:color w:val="1F3864" w:themeColor="accent1" w:themeShade="80"/>
-              </w:rPr>
-            </w:pPr>
+                <w:rFonts w:ascii="Calibri" w:hAnsi="Calibri" w:cs="Calibri"/>
+                <w:b/>
+                <w:bCs/>
+                <w:color w:val="1F3864"/>
+              </w:rPr>
+            </w:pPr>
+            <w:r>
+              <w:rPr>
+                <w:rFonts w:ascii="Calibri" w:hAnsi="Calibri" w:cs="Calibri"/>
+                <w:b/>
+                <w:bCs/>
+                <w:color w:val="1F3864"/>
+              </w:rPr>
+              <w:t>Detalle jerárquico de actividades y tareas del proyecto.</w:t>
+            </w:r>
+          </w:p>
+        </w:tc>
+        <w:tc>
+          <w:tcPr>
+            <w:tcW w:w="2551" w:type="dxa"/>
+          </w:tcPr>
+          <w:p>
+            <w:pPr>
+              <w:pStyle w:val="Piedepgina"/>
+              <w:jc w:val="both"/>
+              <w:rPr>
+                <w:rFonts w:ascii="Calibri" w:hAnsi="Calibri" w:cs="Calibri"/>
+                <w:b/>
+                <w:bCs/>
+                <w:color w:val="1F3864"/>
+              </w:rPr>
+            </w:pPr>
+            <w:r>
+              <w:rPr>
+                <w:rFonts w:ascii="Calibri" w:hAnsi="Calibri" w:cs="Calibri"/>
+                <w:b/>
+                <w:bCs/>
+                <w:color w:val="1F3864"/>
+              </w:rPr>
+              <w:t>Divide el proyecto en tareas manejables, facilitando el control y seguimiento.</w:t>
+            </w:r>
+          </w:p>
+        </w:tc>
+      </w:tr>
+      <w:tr>
+        <w:trPr>
+          <w:trHeight w:val="362"/>
+        </w:trPr>
+        <w:tc>
+          <w:tcPr>
+            <w:tcW w:w="1843" w:type="dxa"/>
+          </w:tcPr>
+          <w:p>
+            <w:pPr>
+              <w:pStyle w:val="Piedepgina"/>
+              <w:jc w:val="both"/>
+              <w:rPr>
+                <w:rFonts w:ascii="Calibri" w:hAnsi="Calibri" w:cs="Calibri"/>
+                <w:b/>
+                <w:bCs/>
+                <w:color w:val="1F3864"/>
+              </w:rPr>
+            </w:pPr>
+            <w:r>
+              <w:rPr>
+                <w:rFonts w:ascii="Calibri" w:hAnsi="Calibri" w:cs="Calibri"/>
+                <w:b/>
+                <w:bCs/>
+                <w:color w:val="1F3864"/>
+              </w:rPr>
+              <w:t>Final</w:t>
+            </w:r>
+          </w:p>
+        </w:tc>
+        <w:tc>
+          <w:tcPr>
+            <w:tcW w:w="1843" w:type="dxa"/>
+          </w:tcPr>
+          <w:p/>
+          <w:tbl>
+            <w:tblPr>
+              <w:tblW w:w="0" w:type="auto"/>
+              <w:tblCellMar>
+                <w:top w:w="15" w:type="dxa"/>
+                <w:left w:w="15" w:type="dxa"/>
+                <w:bottom w:w="15" w:type="dxa"/>
+                <w:right w:w="15" w:type="dxa"/>
+              </w:tblCellMar>
+              <w:tblLook w:val="04A0" w:firstRow="1" w:lastRow="0" w:firstColumn="1" w:lastColumn="0" w:noHBand="0" w:noVBand="1"/>
+            </w:tblPr>
+            <w:tblGrid>
+              <w:gridCol w:w="36"/>
+            </w:tblGrid>
+            <w:tr>
+              <w:tc>
+                <w:tcPr>
+                  <w:tcW w:w="0" w:type="auto"/>
+                  <w:vAlign w:val="center"/>
+                  <w:hideMark/>
+                </w:tcPr>
+                <w:p/>
+              </w:tc>
+            </w:tr>
+          </w:tbl>
+          <w:p/>
+          <w:tbl>
+            <w:tblPr>
+              <w:tblW w:w="0" w:type="auto"/>
+              <w:tblCellMar>
+                <w:top w:w="15" w:type="dxa"/>
+                <w:left w:w="15" w:type="dxa"/>
+                <w:bottom w:w="15" w:type="dxa"/>
+                <w:right w:w="15" w:type="dxa"/>
+              </w:tblCellMar>
+              <w:tblLook w:val="04A0" w:firstRow="1" w:lastRow="0" w:firstColumn="1" w:lastColumn="0" w:noHBand="0" w:noVBand="1"/>
+            </w:tblPr>
+            <w:tblGrid>
+              <w:gridCol w:w="36"/>
+            </w:tblGrid>
+            <w:tr>
+              <w:tc>
+                <w:tcPr>
+                  <w:tcW w:w="0" w:type="auto"/>
+                  <w:vAlign w:val="center"/>
+                  <w:hideMark/>
+                </w:tcPr>
+                <w:p/>
+              </w:tc>
+            </w:tr>
+          </w:tbl>
+          <w:p>
+            <w:r>
+              <w:rPr>
+                <w:rFonts w:ascii="Calibri" w:hAnsi="Calibri" w:cs="Calibri"/>
+                <w:b/>
+                <w:bCs/>
+                <w:color w:val="1F3864"/>
+              </w:rPr>
+              <w:t>RBS (Estructura de Desglose de Recursos)</w:t>
+            </w:r>
           </w:p>
         </w:tc>
         <w:tc>
@@ -4435,11 +4839,21 @@
               <w:pStyle w:val="Piedepgina"/>
               <w:jc w:val="both"/>
               <w:rPr>
-                <w:rFonts w:ascii="Calibri" w:hAnsi="Calibri"/>
-                <w:b/>
-                <w:color w:val="1F3864" w:themeColor="accent1" w:themeShade="80"/>
-              </w:rPr>
-            </w:pPr>
+                <w:rFonts w:ascii="Calibri" w:hAnsi="Calibri" w:cs="Calibri"/>
+                <w:b/>
+                <w:bCs/>
+                <w:color w:val="1F3864"/>
+              </w:rPr>
+            </w:pPr>
+            <w:r>
+              <w:rPr>
+                <w:rFonts w:ascii="Calibri" w:hAnsi="Calibri" w:cs="Calibri"/>
+                <w:b/>
+                <w:bCs/>
+                <w:color w:val="1F3864"/>
+              </w:rPr>
+              <w:t>Distribución y categorización de los recursos necesarios para ejecutar el proyecto.</w:t>
+            </w:r>
           </w:p>
         </w:tc>
         <w:tc>
@@ -4451,11 +4865,271 @@
               <w:pStyle w:val="Piedepgina"/>
               <w:jc w:val="both"/>
               <w:rPr>
-                <w:rFonts w:ascii="Calibri" w:hAnsi="Calibri"/>
-                <w:b/>
-                <w:color w:val="1F3864" w:themeColor="accent1" w:themeShade="80"/>
-              </w:rPr>
-            </w:pPr>
+                <w:rFonts w:ascii="Calibri" w:hAnsi="Calibri" w:cs="Calibri"/>
+                <w:b/>
+                <w:bCs/>
+                <w:color w:val="1F3864"/>
+              </w:rPr>
+            </w:pPr>
+            <w:r>
+              <w:rPr>
+                <w:rFonts w:ascii="Calibri" w:hAnsi="Calibri" w:cs="Calibri"/>
+                <w:b/>
+                <w:bCs/>
+                <w:color w:val="1F3864"/>
+              </w:rPr>
+              <w:t>Permite planificar y utilizar recursos de manera óptima.</w:t>
+            </w:r>
+          </w:p>
+        </w:tc>
+      </w:tr>
+      <w:tr>
+        <w:trPr>
+          <w:trHeight w:val="362"/>
+        </w:trPr>
+        <w:tc>
+          <w:tcPr>
+            <w:tcW w:w="1843" w:type="dxa"/>
+          </w:tcPr>
+          <w:p>
+            <w:pPr>
+              <w:pStyle w:val="Piedepgina"/>
+              <w:jc w:val="both"/>
+              <w:rPr>
+                <w:rFonts w:ascii="Calibri" w:hAnsi="Calibri" w:cs="Calibri"/>
+                <w:b/>
+                <w:bCs/>
+                <w:color w:val="1F3864"/>
+              </w:rPr>
+            </w:pPr>
+            <w:r>
+              <w:rPr>
+                <w:rFonts w:ascii="Calibri" w:hAnsi="Calibri" w:cs="Calibri"/>
+                <w:b/>
+                <w:bCs/>
+                <w:color w:val="1F3864"/>
+              </w:rPr>
+              <w:t>Final</w:t>
+            </w:r>
+          </w:p>
+        </w:tc>
+        <w:tc>
+          <w:tcPr>
+            <w:tcW w:w="1843" w:type="dxa"/>
+          </w:tcPr>
+          <w:p/>
+          <w:tbl>
+            <w:tblPr>
+              <w:tblW w:w="0" w:type="auto"/>
+              <w:tblCellMar>
+                <w:top w:w="15" w:type="dxa"/>
+                <w:left w:w="15" w:type="dxa"/>
+                <w:bottom w:w="15" w:type="dxa"/>
+                <w:right w:w="15" w:type="dxa"/>
+              </w:tblCellMar>
+              <w:tblLook w:val="04A0" w:firstRow="1" w:lastRow="0" w:firstColumn="1" w:lastColumn="0" w:noHBand="0" w:noVBand="1"/>
+            </w:tblPr>
+            <w:tblGrid>
+              <w:gridCol w:w="36"/>
+            </w:tblGrid>
+            <w:tr>
+              <w:tc>
+                <w:tcPr>
+                  <w:tcW w:w="0" w:type="auto"/>
+                  <w:vAlign w:val="center"/>
+                  <w:hideMark/>
+                </w:tcPr>
+                <w:p/>
+              </w:tc>
+            </w:tr>
+          </w:tbl>
+          <w:p/>
+          <w:tbl>
+            <w:tblPr>
+              <w:tblW w:w="0" w:type="auto"/>
+              <w:tblCellMar>
+                <w:top w:w="15" w:type="dxa"/>
+                <w:left w:w="15" w:type="dxa"/>
+                <w:bottom w:w="15" w:type="dxa"/>
+                <w:right w:w="15" w:type="dxa"/>
+              </w:tblCellMar>
+              <w:tblLook w:val="04A0" w:firstRow="1" w:lastRow="0" w:firstColumn="1" w:lastColumn="0" w:noHBand="0" w:noVBand="1"/>
+            </w:tblPr>
+            <w:tblGrid>
+              <w:gridCol w:w="36"/>
+            </w:tblGrid>
+            <w:tr>
+              <w:tc>
+                <w:tcPr>
+                  <w:tcW w:w="0" w:type="auto"/>
+                  <w:vAlign w:val="center"/>
+                  <w:hideMark/>
+                </w:tcPr>
+                <w:p/>
+              </w:tc>
+            </w:tr>
+          </w:tbl>
+          <w:p>
+            <w:r>
+              <w:rPr>
+                <w:rFonts w:ascii="Calibri" w:hAnsi="Calibri" w:cs="Calibri"/>
+                <w:b/>
+                <w:bCs/>
+                <w:color w:val="1F3864"/>
+              </w:rPr>
+              <w:t>Carta Gantt</w:t>
+            </w:r>
+          </w:p>
+        </w:tc>
+        <w:tc>
+          <w:tcPr>
+            <w:tcW w:w="3825" w:type="dxa"/>
+          </w:tcPr>
+          <w:p>
+            <w:pPr>
+              <w:pStyle w:val="Piedepgina"/>
+              <w:jc w:val="both"/>
+              <w:rPr>
+                <w:rFonts w:ascii="Calibri" w:hAnsi="Calibri" w:cs="Calibri"/>
+                <w:b/>
+                <w:bCs/>
+                <w:color w:val="1F3864"/>
+              </w:rPr>
+            </w:pPr>
+            <w:r>
+              <w:rPr>
+                <w:rFonts w:ascii="Calibri" w:hAnsi="Calibri" w:cs="Calibri"/>
+                <w:b/>
+                <w:bCs/>
+                <w:color w:val="1F3864"/>
+              </w:rPr>
+              <w:t>Cronograma visual con la planificación temporal de las actividades y sus dependencias.</w:t>
+            </w:r>
+          </w:p>
+        </w:tc>
+        <w:tc>
+          <w:tcPr>
+            <w:tcW w:w="2551" w:type="dxa"/>
+          </w:tcPr>
+          <w:p>
+            <w:pPr>
+              <w:pStyle w:val="Piedepgina"/>
+              <w:jc w:val="both"/>
+              <w:rPr>
+                <w:rFonts w:ascii="Calibri" w:hAnsi="Calibri" w:cs="Calibri"/>
+                <w:b/>
+                <w:bCs/>
+                <w:color w:val="1F3864"/>
+              </w:rPr>
+            </w:pPr>
+            <w:r>
+              <w:rPr>
+                <w:rFonts w:ascii="Calibri" w:hAnsi="Calibri" w:cs="Calibri"/>
+                <w:b/>
+                <w:bCs/>
+                <w:color w:val="1F3864"/>
+              </w:rPr>
+              <w:t>Visualiza el cronograma y las dependencias entre actividades.</w:t>
+            </w:r>
+          </w:p>
+        </w:tc>
+      </w:tr>
+      <w:tr>
+        <w:trPr>
+          <w:trHeight w:val="362"/>
+        </w:trPr>
+        <w:tc>
+          <w:tcPr>
+            <w:tcW w:w="1843" w:type="dxa"/>
+          </w:tcPr>
+          <w:p>
+            <w:pPr>
+              <w:pStyle w:val="Piedepgina"/>
+              <w:jc w:val="both"/>
+              <w:rPr>
+                <w:rFonts w:ascii="Calibri" w:hAnsi="Calibri" w:cs="Calibri"/>
+                <w:b/>
+                <w:bCs/>
+                <w:color w:val="1F3864"/>
+              </w:rPr>
+            </w:pPr>
+            <w:r>
+              <w:rPr>
+                <w:rFonts w:ascii="Calibri" w:hAnsi="Calibri" w:cs="Calibri"/>
+                <w:b/>
+                <w:bCs/>
+                <w:color w:val="1F3864"/>
+              </w:rPr>
+              <w:t>Final</w:t>
+            </w:r>
+          </w:p>
+        </w:tc>
+        <w:tc>
+          <w:tcPr>
+            <w:tcW w:w="1843" w:type="dxa"/>
+          </w:tcPr>
+          <w:p>
+            <w:r>
+              <w:rPr>
+                <w:rFonts w:ascii="Calibri" w:hAnsi="Calibri" w:cs="Calibri"/>
+                <w:b/>
+                <w:bCs/>
+                <w:color w:val="1F3864"/>
+              </w:rPr>
+              <w:t>Mockups</w:t>
+            </w:r>
+          </w:p>
+        </w:tc>
+        <w:tc>
+          <w:tcPr>
+            <w:tcW w:w="3825" w:type="dxa"/>
+          </w:tcPr>
+          <w:p>
+            <w:pPr>
+              <w:pStyle w:val="Piedepgina"/>
+              <w:jc w:val="both"/>
+              <w:rPr>
+                <w:rFonts w:ascii="Calibri" w:hAnsi="Calibri" w:cs="Calibri"/>
+                <w:b/>
+                <w:bCs/>
+                <w:color w:val="1F3864"/>
+              </w:rPr>
+            </w:pPr>
+            <w:r>
+              <w:rPr>
+                <w:rFonts w:ascii="Calibri" w:hAnsi="Calibri" w:cs="Calibri"/>
+                <w:b/>
+                <w:bCs/>
+                <w:color w:val="1F3864"/>
+              </w:rPr>
+              <w:t>Prototipos visuales detallados de más pantallas y flujos relevantes.</w:t>
+            </w:r>
+          </w:p>
+        </w:tc>
+        <w:tc>
+          <w:tcPr>
+            <w:tcW w:w="2551" w:type="dxa"/>
+          </w:tcPr>
+          <w:p>
+            <w:pPr>
+              <w:pStyle w:val="Piedepgina"/>
+              <w:jc w:val="both"/>
+              <w:rPr>
+                <w:rFonts w:ascii="Calibri" w:hAnsi="Calibri" w:cs="Calibri"/>
+                <w:b/>
+                <w:bCs/>
+                <w:color w:val="1F3864"/>
+              </w:rPr>
+            </w:pPr>
+            <w:r>
+              <w:rPr>
+                <w:rFonts w:ascii="Calibri" w:hAnsi="Calibri" w:cs="Calibri"/>
+                <w:b/>
+                <w:bCs/>
+                <w:color w:val="1F3864"/>
+              </w:rPr>
+              <w:t>Validan anticipadamente la usabilidad y el diseño antes de programar.</w:t>
+            </w:r>
           </w:p>
         </w:tc>
       </w:tr>
@@ -5662,7 +6336,6 @@
                 <w:sz w:val="28"/>
                 <w:szCs w:val="28"/>
               </w:rPr>
-              <w:lastRenderedPageBreak/>
               <w:t>8</w:t>
             </w:r>
             <w:r>

--- a/Fase 1/Evidencias Grupales/1.5_GuiaEstudiante_Fase 1_Definicion Proyecto APT.docx
+++ b/Fase 1/Evidencias Grupales/1.5_GuiaEstudiante_Fase 1_Definicion Proyecto APT.docx
@@ -1828,33 +1828,7 @@
                 <w:szCs w:val="20"/>
                 <w:lang w:eastAsia="es-CL"/>
               </w:rPr>
-              <w:t xml:space="preserve">Evaluar y gestionar proyectos en su área de especialización profesional, durante todo el ciclo de vida, </w:t>
-            </w:r>
-            <w:proofErr w:type="gramStart"/>
-            <w:r>
-              <w:rPr>
-                <w:rFonts w:ascii="Calibri" w:hAnsi="Calibri" w:cs="Arial"/>
-                <w:i/>
-                <w:iCs/>
-                <w:color w:val="548DD4"/>
-                <w:sz w:val="20"/>
-                <w:szCs w:val="20"/>
-                <w:lang w:eastAsia="es-CL"/>
-              </w:rPr>
-              <w:t>de acuerdo a</w:t>
-            </w:r>
-            <w:proofErr w:type="gramEnd"/>
-            <w:r>
-              <w:rPr>
-                <w:rFonts w:ascii="Calibri" w:hAnsi="Calibri" w:cs="Arial"/>
-                <w:i/>
-                <w:iCs/>
-                <w:color w:val="548DD4"/>
-                <w:sz w:val="20"/>
-                <w:szCs w:val="20"/>
-                <w:lang w:eastAsia="es-CL"/>
-              </w:rPr>
-              <w:t xml:space="preserve"> buenas prácticas y utilizando metodologías y herramientas de software, para cumplir con los requerimientos de la organización en contextos tradicionales y ágiles.</w:t>
+              <w:t>Evaluar y gestionar proyectos en su área de especialización profesional, durante todo el ciclo de vida, de acuerdo a buenas prácticas y utilizando metodologías y herramientas de software, para cumplir con los requerimientos de la organización en contextos tradicionales y ágiles.</w:t>
             </w:r>
           </w:p>
           <w:p>
@@ -1883,33 +1857,7 @@
                 <w:szCs w:val="20"/>
                 <w:lang w:eastAsia="es-CL"/>
               </w:rPr>
-              <w:t xml:space="preserve">Diseñar soluciones de software, abarcando todo el ciclo de vida de éste, </w:t>
-            </w:r>
-            <w:proofErr w:type="gramStart"/>
-            <w:r>
-              <w:rPr>
-                <w:rFonts w:ascii="Calibri" w:hAnsi="Calibri" w:cs="Arial"/>
-                <w:i/>
-                <w:iCs/>
-                <w:color w:val="548DD4"/>
-                <w:sz w:val="20"/>
-                <w:szCs w:val="20"/>
-                <w:lang w:eastAsia="es-CL"/>
-              </w:rPr>
-              <w:t>de acuerdo a</w:t>
-            </w:r>
-            <w:proofErr w:type="gramEnd"/>
-            <w:r>
-              <w:rPr>
-                <w:rFonts w:ascii="Calibri" w:hAnsi="Calibri" w:cs="Arial"/>
-                <w:i/>
-                <w:iCs/>
-                <w:color w:val="548DD4"/>
-                <w:sz w:val="20"/>
-                <w:szCs w:val="20"/>
-                <w:lang w:eastAsia="es-CL"/>
-              </w:rPr>
-              <w:t xml:space="preserve"> estándares, marcos de trabajo y regulatorios, tecnologías y metodologías que promueven la innovación, con foco en la calidad, seguridad y sostenibilidad del proyecto.</w:t>
+              <w:t>Diseñar soluciones de software, abarcando todo el ciclo de vida de éste, de acuerdo a estándares, marcos de trabajo y regulatorios, tecnologías y metodologías que promueven la innovación, con foco en la calidad, seguridad y sostenibilidad del proyecto.</w:t>
             </w:r>
           </w:p>
         </w:tc>
@@ -2380,31 +2328,7 @@
                 <w:szCs w:val="20"/>
                 <w:lang w:eastAsia="es-CL"/>
               </w:rPr>
-              <w:t xml:space="preserve">También las competencias relacionadas con el diseño de </w:t>
-            </w:r>
-            <w:proofErr w:type="gramStart"/>
-            <w:r>
-              <w:rPr>
-                <w:rFonts w:ascii="Calibri" w:hAnsi="Calibri" w:cs="Arial"/>
-                <w:i/>
-                <w:color w:val="548DD4"/>
-                <w:sz w:val="20"/>
-                <w:szCs w:val="20"/>
-                <w:lang w:eastAsia="es-CL"/>
-              </w:rPr>
-              <w:t>soluciones,</w:t>
-            </w:r>
-            <w:proofErr w:type="gramEnd"/>
-            <w:r>
-              <w:rPr>
-                <w:rFonts w:ascii="Calibri" w:hAnsi="Calibri" w:cs="Arial"/>
-                <w:i/>
-                <w:color w:val="548DD4"/>
-                <w:sz w:val="20"/>
-                <w:szCs w:val="20"/>
-                <w:lang w:eastAsia="es-CL"/>
-              </w:rPr>
-              <w:t xml:space="preserve"> permiten atender aspectos de calidad, seguridad, trazabilidad, escalabilidad y la gestión de proyectos </w:t>
+              <w:t xml:space="preserve">También las competencias relacionadas con el diseño de soluciones, permiten atender aspectos de calidad, seguridad, trazabilidad, escalabilidad y la gestión de proyectos </w:t>
             </w:r>
             <w:r>
               <w:rPr>
@@ -4170,21 +4094,19 @@
           <w:p>
             <w:pPr>
               <w:pStyle w:val="Piedepgina"/>
-              <w:jc w:val="both"/>
-              <w:rPr>
-                <w:rFonts w:ascii="Calibri" w:hAnsi="Calibri"/>
-                <w:b/>
-                <w:color w:val="1F3864" w:themeColor="accent1" w:themeShade="80"/>
-              </w:rPr>
-            </w:pPr>
-            <w:r>
-              <w:rPr>
-                <w:rFonts w:ascii="Calibri" w:hAnsi="Calibri" w:cs="Calibri"/>
-                <w:b/>
-                <w:bCs/>
-                <w:color w:val="1F3864"/>
-              </w:rPr>
-              <w:t>Final </w:t>
+              <w:rPr>
+                <w:rFonts w:ascii="Calibri" w:hAnsi="Calibri"/>
+                <w:bCs/>
+                <w:color w:val="1F3864" w:themeColor="accent1" w:themeShade="80"/>
+              </w:rPr>
+            </w:pPr>
+            <w:r>
+              <w:rPr>
+                <w:rFonts w:ascii="Calibri" w:hAnsi="Calibri"/>
+                <w:bCs/>
+                <w:color w:val="1F3864" w:themeColor="accent1" w:themeShade="80"/>
+              </w:rPr>
+              <w:t>Avance</w:t>
             </w:r>
           </w:p>
         </w:tc>
@@ -4192,327 +4114,10 @@
           <w:tcPr>
             <w:tcW w:w="1843" w:type="dxa"/>
           </w:tcPr>
-          <w:p>
-            <w:pPr>
-              <w:pStyle w:val="Piedepgina"/>
-              <w:jc w:val="both"/>
-              <w:rPr>
-                <w:rFonts w:ascii="Calibri" w:hAnsi="Calibri"/>
-                <w:b/>
-                <w:color w:val="1F3864" w:themeColor="accent1" w:themeShade="80"/>
-              </w:rPr>
-            </w:pPr>
-            <w:r>
-              <w:rPr>
-                <w:rFonts w:ascii="Calibri" w:hAnsi="Calibri" w:cs="Calibri"/>
-                <w:b/>
-                <w:bCs/>
-                <w:color w:val="1F3864"/>
-              </w:rPr>
-              <w:t>Mini FODA</w:t>
-            </w:r>
-          </w:p>
-        </w:tc>
-        <w:tc>
-          <w:tcPr>
-            <w:tcW w:w="3825" w:type="dxa"/>
-          </w:tcPr>
-          <w:p>
-            <w:pPr>
-              <w:jc w:val="both"/>
-              <w:rPr>
-                <w:rFonts w:ascii="Calibri" w:hAnsi="Calibri" w:cs="Arial"/>
-                <w:i/>
-                <w:color w:val="4472C4" w:themeColor="accent1"/>
-                <w:sz w:val="18"/>
-                <w:szCs w:val="20"/>
-                <w:lang w:eastAsia="es-CL"/>
-              </w:rPr>
-            </w:pPr>
-            <w:r>
-              <w:rPr>
-                <w:rFonts w:ascii="Calibri" w:hAnsi="Calibri" w:cs="Calibri"/>
-                <w:b/>
-                <w:bCs/>
-                <w:color w:val="1F3864"/>
-              </w:rPr>
-              <w:t>Análisis de fortalezas, oportunidades, debilidades y amenazas del proyecto y del contexto de desarrollo.</w:t>
-            </w:r>
-          </w:p>
-        </w:tc>
-        <w:tc>
-          <w:tcPr>
-            <w:tcW w:w="2551" w:type="dxa"/>
-          </w:tcPr>
-          <w:p>
-            <w:pPr>
-              <w:pStyle w:val="Piedepgina"/>
-              <w:jc w:val="both"/>
-              <w:rPr>
-                <w:rFonts w:ascii="Calibri" w:hAnsi="Calibri"/>
-                <w:b/>
-                <w:color w:val="1F3864" w:themeColor="accent1" w:themeShade="80"/>
-              </w:rPr>
-            </w:pPr>
-            <w:r>
-              <w:rPr>
-                <w:rFonts w:ascii="Calibri" w:hAnsi="Calibri" w:cs="Calibri"/>
-                <w:b/>
-                <w:bCs/>
-                <w:color w:val="1F3864"/>
-              </w:rPr>
-              <w:t>Ayuda a anticipar riesgos y oportunidades, orientando mejor la planificación.</w:t>
-            </w:r>
-          </w:p>
-        </w:tc>
-      </w:tr>
-      <w:tr>
-        <w:trPr>
-          <w:trHeight w:val="1433"/>
-        </w:trPr>
-        <w:tc>
-          <w:tcPr>
-            <w:tcW w:w="1843" w:type="dxa"/>
-          </w:tcPr>
-          <w:p>
-            <w:pPr>
-              <w:pStyle w:val="Piedepgina"/>
-              <w:jc w:val="both"/>
-              <w:rPr>
-                <w:rFonts w:ascii="Calibri" w:hAnsi="Calibri"/>
-                <w:b/>
-                <w:color w:val="1F3864" w:themeColor="accent1" w:themeShade="80"/>
-              </w:rPr>
-            </w:pPr>
-            <w:r>
-              <w:rPr>
-                <w:rFonts w:ascii="Calibri" w:hAnsi="Calibri" w:cs="Calibri"/>
-                <w:b/>
-                <w:bCs/>
-                <w:color w:val="1F3864"/>
-              </w:rPr>
-              <w:t>Final</w:t>
-            </w:r>
-          </w:p>
-        </w:tc>
-        <w:tc>
-          <w:tcPr>
-            <w:tcW w:w="1843" w:type="dxa"/>
-          </w:tcPr>
-          <w:p>
-            <w:pPr>
-              <w:pStyle w:val="Piedepgina"/>
-              <w:jc w:val="both"/>
-              <w:rPr>
-                <w:rFonts w:ascii="Calibri" w:hAnsi="Calibri"/>
-                <w:b/>
-                <w:color w:val="1F3864" w:themeColor="accent1" w:themeShade="80"/>
-              </w:rPr>
-            </w:pPr>
-            <w:r>
-              <w:rPr>
-                <w:rFonts w:ascii="Calibri" w:hAnsi="Calibri" w:cs="Calibri"/>
-                <w:b/>
-                <w:bCs/>
-                <w:color w:val="1F3864"/>
-              </w:rPr>
-              <w:t>Planilla de requerimientos funcionales y no funcionales</w:t>
-            </w:r>
-          </w:p>
-        </w:tc>
-        <w:tc>
-          <w:tcPr>
-            <w:tcW w:w="3825" w:type="dxa"/>
-          </w:tcPr>
-          <w:p>
-            <w:pPr>
-              <w:pStyle w:val="Piedepgina"/>
-              <w:jc w:val="both"/>
-              <w:rPr>
-                <w:rFonts w:ascii="Calibri" w:hAnsi="Calibri"/>
-                <w:b/>
-                <w:color w:val="1F3864" w:themeColor="accent1" w:themeShade="80"/>
-              </w:rPr>
-            </w:pPr>
-            <w:r>
-              <w:rPr>
-                <w:rFonts w:ascii="Calibri" w:hAnsi="Calibri" w:cs="Calibri"/>
-                <w:b/>
-                <w:bCs/>
-                <w:color w:val="1F3864"/>
-              </w:rPr>
-              <w:t>Documento estructurado donde se especifican todas las funcionalidades esperadas y las características no funcionales (seguridad, rendimiento, accesibilidad, etc.).</w:t>
-            </w:r>
-          </w:p>
-        </w:tc>
-        <w:tc>
-          <w:tcPr>
-            <w:tcW w:w="2551" w:type="dxa"/>
-          </w:tcPr>
-          <w:p>
-            <w:pPr>
-              <w:pStyle w:val="Piedepgina"/>
-              <w:jc w:val="both"/>
-              <w:rPr>
-                <w:rFonts w:ascii="Calibri" w:hAnsi="Calibri"/>
-                <w:b/>
-                <w:color w:val="1F3864" w:themeColor="accent1" w:themeShade="80"/>
-              </w:rPr>
-            </w:pPr>
-            <w:r>
-              <w:rPr>
-                <w:rFonts w:ascii="Calibri" w:hAnsi="Calibri" w:cs="Calibri"/>
-                <w:b/>
-                <w:bCs/>
-                <w:color w:val="1F3864"/>
-              </w:rPr>
-              <w:t>Define claramente lo que debe hacer el sistema, evitando malentendidos.</w:t>
-            </w:r>
-          </w:p>
-        </w:tc>
-      </w:tr>
-      <w:tr>
-        <w:trPr>
-          <w:trHeight w:val="362"/>
-        </w:trPr>
-        <w:tc>
-          <w:tcPr>
-            <w:tcW w:w="1843" w:type="dxa"/>
-          </w:tcPr>
-          <w:p>
-            <w:pPr>
-              <w:pStyle w:val="Piedepgina"/>
-              <w:jc w:val="both"/>
-              <w:rPr>
-                <w:rFonts w:ascii="Calibri" w:hAnsi="Calibri"/>
-                <w:b/>
-                <w:color w:val="1F3864" w:themeColor="accent1" w:themeShade="80"/>
-              </w:rPr>
-            </w:pPr>
-            <w:r>
-              <w:rPr>
-                <w:rFonts w:ascii="Calibri" w:hAnsi="Calibri" w:cs="Calibri"/>
-                <w:b/>
-                <w:bCs/>
-                <w:color w:val="1F3864"/>
-              </w:rPr>
-              <w:t>Final</w:t>
-            </w:r>
-          </w:p>
-        </w:tc>
-        <w:tc>
-          <w:tcPr>
-            <w:tcW w:w="1843" w:type="dxa"/>
-          </w:tcPr>
-          <w:p>
-            <w:pPr>
-              <w:pStyle w:val="Piedepgina"/>
-              <w:jc w:val="both"/>
-              <w:rPr>
-                <w:rFonts w:ascii="Calibri" w:hAnsi="Calibri"/>
-                <w:b/>
-                <w:color w:val="1F3864" w:themeColor="accent1" w:themeShade="80"/>
-              </w:rPr>
-            </w:pPr>
-            <w:r>
-              <w:rPr>
-                <w:rFonts w:ascii="Calibri" w:hAnsi="Calibri" w:cs="Calibri"/>
-                <w:b/>
-                <w:bCs/>
-                <w:color w:val="1F3864"/>
-              </w:rPr>
-              <w:t>Diagrama de casos de uso</w:t>
-            </w:r>
-          </w:p>
-        </w:tc>
-        <w:tc>
-          <w:tcPr>
-            <w:tcW w:w="3825" w:type="dxa"/>
-          </w:tcPr>
-          <w:p>
-            <w:pPr>
-              <w:pStyle w:val="Piedepgina"/>
-              <w:jc w:val="both"/>
-              <w:rPr>
-                <w:rFonts w:ascii="Calibri" w:hAnsi="Calibri"/>
-                <w:b/>
-                <w:color w:val="1F3864" w:themeColor="accent1" w:themeShade="80"/>
-              </w:rPr>
-            </w:pPr>
-            <w:r>
-              <w:rPr>
-                <w:rFonts w:ascii="Calibri" w:hAnsi="Calibri" w:cs="Calibri"/>
-                <w:b/>
-                <w:bCs/>
-                <w:color w:val="1F3864"/>
-              </w:rPr>
-              <w:t>Representación visual de las acciones que pueden realizar los usuarios y cómo interactúan con el sistema.</w:t>
-            </w:r>
-          </w:p>
-        </w:tc>
-        <w:tc>
-          <w:tcPr>
-            <w:tcW w:w="2551" w:type="dxa"/>
-          </w:tcPr>
-          <w:p>
-            <w:pPr>
-              <w:pStyle w:val="Piedepgina"/>
-              <w:jc w:val="both"/>
-              <w:rPr>
-                <w:rFonts w:ascii="Calibri" w:hAnsi="Calibri"/>
-                <w:b/>
-                <w:color w:val="1F3864" w:themeColor="accent1" w:themeShade="80"/>
-              </w:rPr>
-            </w:pPr>
-            <w:r>
-              <w:rPr>
-                <w:rFonts w:ascii="Calibri" w:hAnsi="Calibri" w:cs="Calibri"/>
-                <w:b/>
-                <w:bCs/>
-                <w:color w:val="1F3864"/>
-              </w:rPr>
-              <w:t>Visualiza cómo interactuarán los usuarios con la aplicación, facilitando el diseño.</w:t>
-            </w:r>
-          </w:p>
-        </w:tc>
-      </w:tr>
-      <w:tr>
-        <w:trPr>
-          <w:trHeight w:val="362"/>
-        </w:trPr>
-        <w:tc>
-          <w:tcPr>
-            <w:tcW w:w="1843" w:type="dxa"/>
-          </w:tcPr>
-          <w:p>
-            <w:pPr>
-              <w:pStyle w:val="Piedepgina"/>
-              <w:jc w:val="both"/>
-              <w:rPr>
-                <w:rFonts w:ascii="Calibri" w:hAnsi="Calibri"/>
-                <w:b/>
-                <w:color w:val="1F3864" w:themeColor="accent1" w:themeShade="80"/>
-              </w:rPr>
-            </w:pPr>
-            <w:r>
-              <w:rPr>
-                <w:rFonts w:ascii="Calibri" w:hAnsi="Calibri" w:cs="Calibri"/>
-                <w:b/>
-                <w:bCs/>
-                <w:color w:val="1F3864"/>
-              </w:rPr>
-              <w:t>Final</w:t>
-            </w:r>
-          </w:p>
-        </w:tc>
-        <w:tc>
-          <w:tcPr>
-            <w:tcW w:w="1843" w:type="dxa"/>
-          </w:tcPr>
-          <w:p/>
           <w:tbl>
             <w:tblPr>
               <w:tblW w:w="0" w:type="auto"/>
+              <w:tblCellSpacing w:w="15" w:type="dxa"/>
               <w:tblCellMar>
                 <w:top w:w="15" w:type="dxa"/>
                 <w:left w:w="15" w:type="dxa"/>
@@ -4522,23 +4127,53 @@
               <w:tblLook w:val="04A0" w:firstRow="1" w:lastRow="0" w:firstColumn="1" w:lastColumn="0" w:noHBand="0" w:noVBand="1"/>
             </w:tblPr>
             <w:tblGrid>
-              <w:gridCol w:w="36"/>
+              <w:gridCol w:w="96"/>
             </w:tblGrid>
             <w:tr>
+              <w:trPr>
+                <w:tblCellSpacing w:w="15" w:type="dxa"/>
+              </w:trPr>
               <w:tc>
                 <w:tcPr>
                   <w:tcW w:w="0" w:type="auto"/>
                   <w:vAlign w:val="center"/>
                   <w:hideMark/>
                 </w:tcPr>
-                <w:p/>
+                <w:p>
+                  <w:pPr>
+                    <w:pStyle w:val="Piedepgina"/>
+                    <w:rPr>
+                      <w:rFonts w:ascii="Calibri" w:hAnsi="Calibri"/>
+                      <w:bCs/>
+                      <w:color w:val="1F3864" w:themeColor="accent1" w:themeShade="80"/>
+                    </w:rPr>
+                  </w:pPr>
+                </w:p>
               </w:tc>
             </w:tr>
           </w:tbl>
-          <w:p/>
+          <w:p>
+            <w:pPr>
+              <w:pStyle w:val="Piedepgina"/>
+              <w:rPr>
+                <w:rFonts w:ascii="Calibri" w:hAnsi="Calibri"/>
+                <w:bCs/>
+                <w:color w:val="1F3864" w:themeColor="accent1" w:themeShade="80"/>
+              </w:rPr>
+            </w:pPr>
+            <w:r>
+              <w:rPr>
+                <w:rFonts w:ascii="Calibri" w:hAnsi="Calibri"/>
+                <w:bCs/>
+                <w:color w:val="1F3864" w:themeColor="accent1" w:themeShade="80"/>
+              </w:rPr>
+              <w:t>Planilla de requisitos funcionales y no funcionales</w:t>
+            </w:r>
+          </w:p>
           <w:tbl>
             <w:tblPr>
               <w:tblW w:w="0" w:type="auto"/>
+              <w:tblCellSpacing w:w="15" w:type="dxa"/>
               <w:tblCellMar>
                 <w:top w:w="15" w:type="dxa"/>
                 <w:left w:w="15" w:type="dxa"/>
@@ -4548,228 +4183,50 @@
               <w:tblLook w:val="04A0" w:firstRow="1" w:lastRow="0" w:firstColumn="1" w:lastColumn="0" w:noHBand="0" w:noVBand="1"/>
             </w:tblPr>
             <w:tblGrid>
-              <w:gridCol w:w="36"/>
+              <w:gridCol w:w="96"/>
             </w:tblGrid>
             <w:tr>
+              <w:trPr>
+                <w:tblCellSpacing w:w="15" w:type="dxa"/>
+              </w:trPr>
               <w:tc>
                 <w:tcPr>
                   <w:tcW w:w="0" w:type="auto"/>
                   <w:vAlign w:val="center"/>
                   <w:hideMark/>
                 </w:tcPr>
-                <w:p/>
+                <w:p>
+                  <w:pPr>
+                    <w:pStyle w:val="Piedepgina"/>
+                    <w:rPr>
+                      <w:rFonts w:ascii="Calibri" w:hAnsi="Calibri"/>
+                      <w:bCs/>
+                      <w:color w:val="1F3864" w:themeColor="accent1" w:themeShade="80"/>
+                    </w:rPr>
+                  </w:pPr>
+                </w:p>
               </w:tc>
             </w:tr>
           </w:tbl>
           <w:p>
             <w:pPr>
               <w:pStyle w:val="Piedepgina"/>
-              <w:jc w:val="both"/>
-              <w:rPr>
-                <w:rFonts w:ascii="Calibri" w:hAnsi="Calibri"/>
-                <w:b/>
-                <w:color w:val="1F3864" w:themeColor="accent1" w:themeShade="80"/>
-              </w:rPr>
-            </w:pPr>
-            <w:r>
-              <w:rPr>
-                <w:rFonts w:ascii="Calibri" w:hAnsi="Calibri" w:cs="Calibri"/>
-                <w:b/>
-                <w:bCs/>
-                <w:color w:val="1F3864"/>
-              </w:rPr>
-              <w:t>Estructura de base de datos</w:t>
-            </w:r>
+              <w:rPr>
+                <w:rFonts w:ascii="Calibri" w:hAnsi="Calibri"/>
+                <w:bCs/>
+                <w:color w:val="1F3864" w:themeColor="accent1" w:themeShade="80"/>
+              </w:rPr>
+            </w:pPr>
           </w:p>
         </w:tc>
         <w:tc>
           <w:tcPr>
             <w:tcW w:w="3825" w:type="dxa"/>
           </w:tcPr>
-          <w:p>
-            <w:pPr>
-              <w:pStyle w:val="Piedepgina"/>
-              <w:jc w:val="both"/>
-              <w:rPr>
-                <w:rFonts w:ascii="Calibri" w:hAnsi="Calibri"/>
-                <w:b/>
-                <w:color w:val="1F3864" w:themeColor="accent1" w:themeShade="80"/>
-              </w:rPr>
-            </w:pPr>
-            <w:r>
-              <w:rPr>
-                <w:rFonts w:ascii="Calibri" w:hAnsi="Calibri" w:cs="Calibri"/>
-                <w:b/>
-                <w:bCs/>
-                <w:color w:val="1F3864"/>
-              </w:rPr>
-              <w:t>Esquema o diagrama entidad-relación que define la organización de la información dentro del sistema.</w:t>
-            </w:r>
-          </w:p>
-        </w:tc>
-        <w:tc>
-          <w:tcPr>
-            <w:tcW w:w="2551" w:type="dxa"/>
-          </w:tcPr>
-          <w:p>
-            <w:pPr>
-              <w:pStyle w:val="Piedepgina"/>
-              <w:jc w:val="both"/>
-              <w:rPr>
-                <w:rFonts w:ascii="Calibri" w:hAnsi="Calibri"/>
-                <w:b/>
-                <w:color w:val="1F3864" w:themeColor="accent1" w:themeShade="80"/>
-              </w:rPr>
-            </w:pPr>
-            <w:r>
-              <w:rPr>
-                <w:rFonts w:ascii="Calibri" w:hAnsi="Calibri" w:cs="Calibri"/>
-                <w:b/>
-                <w:bCs/>
-                <w:color w:val="1F3864"/>
-              </w:rPr>
-              <w:t>Organiza y respalda la gestión eficiente de la información del sistema.</w:t>
-            </w:r>
-          </w:p>
-        </w:tc>
-      </w:tr>
-      <w:tr>
-        <w:trPr>
-          <w:trHeight w:val="362"/>
-        </w:trPr>
-        <w:tc>
-          <w:tcPr>
-            <w:tcW w:w="1843" w:type="dxa"/>
-          </w:tcPr>
-          <w:p>
-            <w:pPr>
-              <w:pStyle w:val="Piedepgina"/>
-              <w:jc w:val="both"/>
-              <w:rPr>
-                <w:rFonts w:ascii="Calibri" w:hAnsi="Calibri" w:cs="Calibri"/>
-                <w:b/>
-                <w:bCs/>
-                <w:color w:val="1F3864"/>
-              </w:rPr>
-            </w:pPr>
-            <w:r>
-              <w:rPr>
-                <w:rFonts w:ascii="Calibri" w:hAnsi="Calibri" w:cs="Calibri"/>
-                <w:b/>
-                <w:bCs/>
-                <w:color w:val="1F3864"/>
-              </w:rPr>
-              <w:t>Final</w:t>
-            </w:r>
-          </w:p>
-        </w:tc>
-        <w:tc>
-          <w:tcPr>
-            <w:tcW w:w="1843" w:type="dxa"/>
-          </w:tcPr>
-          <w:p>
-            <w:r>
-              <w:rPr>
-                <w:rFonts w:ascii="Calibri" w:hAnsi="Calibri" w:cs="Calibri"/>
-                <w:b/>
-                <w:bCs/>
-                <w:color w:val="1F3864"/>
-              </w:rPr>
-              <w:t>EDT (Estructura de Desglose de Trabajo)</w:t>
-            </w:r>
-          </w:p>
-        </w:tc>
-        <w:tc>
-          <w:tcPr>
-            <w:tcW w:w="3825" w:type="dxa"/>
-          </w:tcPr>
-          <w:p>
-            <w:pPr>
-              <w:pStyle w:val="Piedepgina"/>
-              <w:jc w:val="both"/>
-              <w:rPr>
-                <w:rFonts w:ascii="Calibri" w:hAnsi="Calibri" w:cs="Calibri"/>
-                <w:b/>
-                <w:bCs/>
-                <w:color w:val="1F3864"/>
-              </w:rPr>
-            </w:pPr>
-            <w:r>
-              <w:rPr>
-                <w:rFonts w:ascii="Calibri" w:hAnsi="Calibri" w:cs="Calibri"/>
-                <w:b/>
-                <w:bCs/>
-                <w:color w:val="1F3864"/>
-              </w:rPr>
-              <w:t>Detalle jerárquico de actividades y tareas del proyecto.</w:t>
-            </w:r>
-          </w:p>
-        </w:tc>
-        <w:tc>
-          <w:tcPr>
-            <w:tcW w:w="2551" w:type="dxa"/>
-          </w:tcPr>
-          <w:p>
-            <w:pPr>
-              <w:pStyle w:val="Piedepgina"/>
-              <w:jc w:val="both"/>
-              <w:rPr>
-                <w:rFonts w:ascii="Calibri" w:hAnsi="Calibri" w:cs="Calibri"/>
-                <w:b/>
-                <w:bCs/>
-                <w:color w:val="1F3864"/>
-              </w:rPr>
-            </w:pPr>
-            <w:r>
-              <w:rPr>
-                <w:rFonts w:ascii="Calibri" w:hAnsi="Calibri" w:cs="Calibri"/>
-                <w:b/>
-                <w:bCs/>
-                <w:color w:val="1F3864"/>
-              </w:rPr>
-              <w:t>Divide el proyecto en tareas manejables, facilitando el control y seguimiento.</w:t>
-            </w:r>
-          </w:p>
-        </w:tc>
-      </w:tr>
-      <w:tr>
-        <w:trPr>
-          <w:trHeight w:val="362"/>
-        </w:trPr>
-        <w:tc>
-          <w:tcPr>
-            <w:tcW w:w="1843" w:type="dxa"/>
-          </w:tcPr>
-          <w:p>
-            <w:pPr>
-              <w:pStyle w:val="Piedepgina"/>
-              <w:jc w:val="both"/>
-              <w:rPr>
-                <w:rFonts w:ascii="Calibri" w:hAnsi="Calibri" w:cs="Calibri"/>
-                <w:b/>
-                <w:bCs/>
-                <w:color w:val="1F3864"/>
-              </w:rPr>
-            </w:pPr>
-            <w:r>
-              <w:rPr>
-                <w:rFonts w:ascii="Calibri" w:hAnsi="Calibri" w:cs="Calibri"/>
-                <w:b/>
-                <w:bCs/>
-                <w:color w:val="1F3864"/>
-              </w:rPr>
-              <w:t>Final</w:t>
-            </w:r>
-          </w:p>
-        </w:tc>
-        <w:tc>
-          <w:tcPr>
-            <w:tcW w:w="1843" w:type="dxa"/>
-          </w:tcPr>
-          <w:p/>
           <w:tbl>
             <w:tblPr>
               <w:tblW w:w="0" w:type="auto"/>
+              <w:tblCellSpacing w:w="15" w:type="dxa"/>
               <w:tblCellMar>
                 <w:top w:w="15" w:type="dxa"/>
                 <w:left w:w="15" w:type="dxa"/>
@@ -4779,23 +4236,51 @@
               <w:tblLook w:val="04A0" w:firstRow="1" w:lastRow="0" w:firstColumn="1" w:lastColumn="0" w:noHBand="0" w:noVBand="1"/>
             </w:tblPr>
             <w:tblGrid>
-              <w:gridCol w:w="36"/>
+              <w:gridCol w:w="96"/>
             </w:tblGrid>
             <w:tr>
+              <w:trPr>
+                <w:tblCellSpacing w:w="15" w:type="dxa"/>
+              </w:trPr>
               <w:tc>
                 <w:tcPr>
                   <w:tcW w:w="0" w:type="auto"/>
                   <w:vAlign w:val="center"/>
                   <w:hideMark/>
                 </w:tcPr>
-                <w:p/>
+                <w:p>
+                  <w:pPr>
+                    <w:rPr>
+                      <w:rFonts w:ascii="Calibri" w:hAnsi="Calibri"/>
+                      <w:bCs/>
+                      <w:color w:val="1F3864" w:themeColor="accent1" w:themeShade="80"/>
+                    </w:rPr>
+                  </w:pPr>
+                </w:p>
               </w:tc>
             </w:tr>
           </w:tbl>
-          <w:p/>
+          <w:p>
+            <w:pPr>
+              <w:rPr>
+                <w:rFonts w:ascii="Calibri" w:hAnsi="Calibri"/>
+                <w:bCs/>
+                <w:color w:val="1F3864" w:themeColor="accent1" w:themeShade="80"/>
+              </w:rPr>
+            </w:pPr>
+            <w:r>
+              <w:rPr>
+                <w:rFonts w:ascii="Calibri" w:hAnsi="Calibri"/>
+                <w:bCs/>
+                <w:color w:val="1F3864" w:themeColor="accent1" w:themeShade="80"/>
+              </w:rPr>
+              <w:t>Documento que define las funcionalidades y características que deberá cumplir la solución.</w:t>
+            </w:r>
+          </w:p>
           <w:tbl>
             <w:tblPr>
               <w:tblW w:w="0" w:type="auto"/>
+              <w:tblCellSpacing w:w="15" w:type="dxa"/>
               <w:tblCellMar>
                 <w:top w:w="15" w:type="dxa"/>
                 <w:left w:w="15" w:type="dxa"/>
@@ -4805,80 +4290,60 @@
               <w:tblLook w:val="04A0" w:firstRow="1" w:lastRow="0" w:firstColumn="1" w:lastColumn="0" w:noHBand="0" w:noVBand="1"/>
             </w:tblPr>
             <w:tblGrid>
-              <w:gridCol w:w="36"/>
+              <w:gridCol w:w="96"/>
             </w:tblGrid>
             <w:tr>
+              <w:trPr>
+                <w:tblCellSpacing w:w="15" w:type="dxa"/>
+              </w:trPr>
               <w:tc>
                 <w:tcPr>
                   <w:tcW w:w="0" w:type="auto"/>
                   <w:vAlign w:val="center"/>
                   <w:hideMark/>
                 </w:tcPr>
-                <w:p/>
+                <w:p>
+                  <w:pPr>
+                    <w:rPr>
+                      <w:rFonts w:ascii="Calibri" w:hAnsi="Calibri"/>
+                      <w:bCs/>
+                      <w:color w:val="1F3864" w:themeColor="accent1" w:themeShade="80"/>
+                    </w:rPr>
+                  </w:pPr>
+                </w:p>
               </w:tc>
             </w:tr>
           </w:tbl>
           <w:p>
-            <w:r>
-              <w:rPr>
-                <w:rFonts w:ascii="Calibri" w:hAnsi="Calibri" w:cs="Calibri"/>
-                <w:b/>
-                <w:bCs/>
-                <w:color w:val="1F3864"/>
-              </w:rPr>
-              <w:t>RBS (Estructura de Desglose de Recursos)</w:t>
-            </w:r>
-          </w:p>
-        </w:tc>
-        <w:tc>
-          <w:tcPr>
-            <w:tcW w:w="3825" w:type="dxa"/>
+            <w:pPr>
+              <w:rPr>
+                <w:rFonts w:ascii="Calibri" w:hAnsi="Calibri"/>
+                <w:bCs/>
+                <w:color w:val="1F3864" w:themeColor="accent1" w:themeShade="80"/>
+              </w:rPr>
+            </w:pPr>
+          </w:p>
+        </w:tc>
+        <w:tc>
+          <w:tcPr>
+            <w:tcW w:w="2551" w:type="dxa"/>
           </w:tcPr>
           <w:p>
             <w:pPr>
               <w:pStyle w:val="Piedepgina"/>
-              <w:jc w:val="both"/>
-              <w:rPr>
-                <w:rFonts w:ascii="Calibri" w:hAnsi="Calibri" w:cs="Calibri"/>
-                <w:b/>
-                <w:bCs/>
-                <w:color w:val="1F3864"/>
-              </w:rPr>
-            </w:pPr>
-            <w:r>
-              <w:rPr>
-                <w:rFonts w:ascii="Calibri" w:hAnsi="Calibri" w:cs="Calibri"/>
-                <w:b/>
-                <w:bCs/>
-                <w:color w:val="1F3864"/>
-              </w:rPr>
-              <w:t>Distribución y categorización de los recursos necesarios para ejecutar el proyecto.</w:t>
-            </w:r>
-          </w:p>
-        </w:tc>
-        <w:tc>
-          <w:tcPr>
-            <w:tcW w:w="2551" w:type="dxa"/>
-          </w:tcPr>
-          <w:p>
-            <w:pPr>
-              <w:pStyle w:val="Piedepgina"/>
-              <w:jc w:val="both"/>
-              <w:rPr>
-                <w:rFonts w:ascii="Calibri" w:hAnsi="Calibri" w:cs="Calibri"/>
-                <w:b/>
-                <w:bCs/>
-                <w:color w:val="1F3864"/>
-              </w:rPr>
-            </w:pPr>
-            <w:r>
-              <w:rPr>
-                <w:rFonts w:ascii="Calibri" w:hAnsi="Calibri" w:cs="Calibri"/>
-                <w:b/>
-                <w:bCs/>
-                <w:color w:val="1F3864"/>
-              </w:rPr>
-              <w:t>Permite planificar y utilizar recursos de manera óptima.</w:t>
+              <w:rPr>
+                <w:rFonts w:ascii="Calibri" w:hAnsi="Calibri"/>
+                <w:bCs/>
+                <w:color w:val="1F3864" w:themeColor="accent1" w:themeShade="80"/>
+              </w:rPr>
+            </w:pPr>
+            <w:r>
+              <w:rPr>
+                <w:rFonts w:ascii="Calibri" w:hAnsi="Calibri"/>
+                <w:bCs/>
+                <w:color w:val="1F3864" w:themeColor="accent1" w:themeShade="80"/>
+              </w:rPr>
+              <w:t>Permite establecer claramente el alcance y orientar el desarrollo.</w:t>
             </w:r>
           </w:p>
         </w:tc>
@@ -4894,22 +4359,19 @@
           <w:p>
             <w:pPr>
               <w:pStyle w:val="Piedepgina"/>
-              <w:jc w:val="both"/>
-              <w:rPr>
-                <w:rFonts w:ascii="Calibri" w:hAnsi="Calibri" w:cs="Calibri"/>
-                <w:b/>
-                <w:bCs/>
-                <w:color w:val="1F3864"/>
-              </w:rPr>
-            </w:pPr>
-            <w:r>
-              <w:rPr>
-                <w:rFonts w:ascii="Calibri" w:hAnsi="Calibri" w:cs="Calibri"/>
-                <w:b/>
-                <w:bCs/>
-                <w:color w:val="1F3864"/>
-              </w:rPr>
-              <w:t>Final</w:t>
+              <w:rPr>
+                <w:rFonts w:ascii="Calibri" w:hAnsi="Calibri"/>
+                <w:bCs/>
+                <w:color w:val="1F3864" w:themeColor="accent1" w:themeShade="80"/>
+              </w:rPr>
+            </w:pPr>
+            <w:r>
+              <w:rPr>
+                <w:rFonts w:ascii="Calibri" w:hAnsi="Calibri"/>
+                <w:bCs/>
+                <w:color w:val="1F3864" w:themeColor="accent1" w:themeShade="80"/>
+              </w:rPr>
+              <w:t>Avance</w:t>
             </w:r>
           </w:p>
         </w:tc>
@@ -4917,67 +4379,22 @@
           <w:tcPr>
             <w:tcW w:w="1843" w:type="dxa"/>
           </w:tcPr>
-          <w:p/>
-          <w:tbl>
-            <w:tblPr>
-              <w:tblW w:w="0" w:type="auto"/>
-              <w:tblCellMar>
-                <w:top w:w="15" w:type="dxa"/>
-                <w:left w:w="15" w:type="dxa"/>
-                <w:bottom w:w="15" w:type="dxa"/>
-                <w:right w:w="15" w:type="dxa"/>
-              </w:tblCellMar>
-              <w:tblLook w:val="04A0" w:firstRow="1" w:lastRow="0" w:firstColumn="1" w:lastColumn="0" w:noHBand="0" w:noVBand="1"/>
-            </w:tblPr>
-            <w:tblGrid>
-              <w:gridCol w:w="36"/>
-            </w:tblGrid>
-            <w:tr>
-              <w:tc>
-                <w:tcPr>
-                  <w:tcW w:w="0" w:type="auto"/>
-                  <w:vAlign w:val="center"/>
-                  <w:hideMark/>
-                </w:tcPr>
-                <w:p/>
-              </w:tc>
-            </w:tr>
-          </w:tbl>
-          <w:p/>
-          <w:tbl>
-            <w:tblPr>
-              <w:tblW w:w="0" w:type="auto"/>
-              <w:tblCellMar>
-                <w:top w:w="15" w:type="dxa"/>
-                <w:left w:w="15" w:type="dxa"/>
-                <w:bottom w:w="15" w:type="dxa"/>
-                <w:right w:w="15" w:type="dxa"/>
-              </w:tblCellMar>
-              <w:tblLook w:val="04A0" w:firstRow="1" w:lastRow="0" w:firstColumn="1" w:lastColumn="0" w:noHBand="0" w:noVBand="1"/>
-            </w:tblPr>
-            <w:tblGrid>
-              <w:gridCol w:w="36"/>
-            </w:tblGrid>
-            <w:tr>
-              <w:tc>
-                <w:tcPr>
-                  <w:tcW w:w="0" w:type="auto"/>
-                  <w:vAlign w:val="center"/>
-                  <w:hideMark/>
-                </w:tcPr>
-                <w:p/>
-              </w:tc>
-            </w:tr>
-          </w:tbl>
-          <w:p>
-            <w:r>
-              <w:rPr>
-                <w:rFonts w:ascii="Calibri" w:hAnsi="Calibri" w:cs="Calibri"/>
-                <w:b/>
-                <w:bCs/>
-                <w:color w:val="1F3864"/>
-              </w:rPr>
-              <w:t>Carta Gantt</w:t>
+          <w:p>
+            <w:pPr>
+              <w:pStyle w:val="Piedepgina"/>
+              <w:rPr>
+                <w:rFonts w:ascii="Calibri" w:hAnsi="Calibri"/>
+                <w:bCs/>
+                <w:color w:val="1F3864" w:themeColor="accent1" w:themeShade="80"/>
+              </w:rPr>
+            </w:pPr>
+            <w:r>
+              <w:rPr>
+                <w:rFonts w:ascii="Calibri" w:hAnsi="Calibri"/>
+                <w:bCs/>
+                <w:color w:val="1F3864" w:themeColor="accent1" w:themeShade="80"/>
+              </w:rPr>
+              <w:t>Diagrama de casos de uso</w:t>
             </w:r>
           </w:p>
         </w:tc>
@@ -4988,22 +4405,19 @@
           <w:p>
             <w:pPr>
               <w:pStyle w:val="Piedepgina"/>
-              <w:jc w:val="both"/>
-              <w:rPr>
-                <w:rFonts w:ascii="Calibri" w:hAnsi="Calibri" w:cs="Calibri"/>
-                <w:b/>
-                <w:bCs/>
-                <w:color w:val="1F3864"/>
-              </w:rPr>
-            </w:pPr>
-            <w:r>
-              <w:rPr>
-                <w:rFonts w:ascii="Calibri" w:hAnsi="Calibri" w:cs="Calibri"/>
-                <w:b/>
-                <w:bCs/>
-                <w:color w:val="1F3864"/>
-              </w:rPr>
-              <w:t>Cronograma visual con la planificación temporal de las actividades y sus dependencias.</w:t>
+              <w:rPr>
+                <w:rFonts w:ascii="Calibri" w:hAnsi="Calibri"/>
+                <w:bCs/>
+                <w:color w:val="1F3864" w:themeColor="accent1" w:themeShade="80"/>
+              </w:rPr>
+            </w:pPr>
+            <w:r>
+              <w:rPr>
+                <w:rFonts w:ascii="Calibri" w:hAnsi="Calibri"/>
+                <w:bCs/>
+                <w:color w:val="1F3864" w:themeColor="accent1" w:themeShade="80"/>
+              </w:rPr>
+              <w:t>Representación de las principales interacciones entre los usuarios y el sistema.</w:t>
             </w:r>
           </w:p>
         </w:tc>
@@ -5014,22 +4428,19 @@
           <w:p>
             <w:pPr>
               <w:pStyle w:val="Piedepgina"/>
-              <w:jc w:val="both"/>
-              <w:rPr>
-                <w:rFonts w:ascii="Calibri" w:hAnsi="Calibri" w:cs="Calibri"/>
-                <w:b/>
-                <w:bCs/>
-                <w:color w:val="1F3864"/>
-              </w:rPr>
-            </w:pPr>
-            <w:r>
-              <w:rPr>
-                <w:rFonts w:ascii="Calibri" w:hAnsi="Calibri" w:cs="Calibri"/>
-                <w:b/>
-                <w:bCs/>
-                <w:color w:val="1F3864"/>
-              </w:rPr>
-              <w:t>Visualiza el cronograma y las dependencias entre actividades.</w:t>
+              <w:rPr>
+                <w:rFonts w:ascii="Calibri" w:hAnsi="Calibri"/>
+                <w:bCs/>
+                <w:color w:val="1F3864" w:themeColor="accent1" w:themeShade="80"/>
+              </w:rPr>
+            </w:pPr>
+            <w:r>
+              <w:rPr>
+                <w:rFonts w:ascii="Calibri" w:hAnsi="Calibri"/>
+                <w:bCs/>
+                <w:color w:val="1F3864" w:themeColor="accent1" w:themeShade="80"/>
+              </w:rPr>
+              <w:t>Permite visualizar las funcionalidades y actores involucrados.</w:t>
             </w:r>
           </w:p>
         </w:tc>
@@ -5045,20 +4456,401 @@
           <w:p>
             <w:pPr>
               <w:pStyle w:val="Piedepgina"/>
-              <w:jc w:val="both"/>
-              <w:rPr>
-                <w:rFonts w:ascii="Calibri" w:hAnsi="Calibri" w:cs="Calibri"/>
-                <w:b/>
-                <w:bCs/>
-                <w:color w:val="1F3864"/>
-              </w:rPr>
-            </w:pPr>
-            <w:r>
-              <w:rPr>
-                <w:rFonts w:ascii="Calibri" w:hAnsi="Calibri" w:cs="Calibri"/>
-                <w:b/>
-                <w:bCs/>
-                <w:color w:val="1F3864"/>
+              <w:rPr>
+                <w:rFonts w:ascii="Calibri" w:hAnsi="Calibri"/>
+                <w:bCs/>
+                <w:color w:val="1F3864" w:themeColor="accent1" w:themeShade="80"/>
+              </w:rPr>
+            </w:pPr>
+            <w:r>
+              <w:rPr>
+                <w:rFonts w:ascii="Calibri" w:hAnsi="Calibri"/>
+                <w:bCs/>
+                <w:color w:val="1F3864" w:themeColor="accent1" w:themeShade="80"/>
+              </w:rPr>
+              <w:t>Avance</w:t>
+            </w:r>
+          </w:p>
+        </w:tc>
+        <w:tc>
+          <w:tcPr>
+            <w:tcW w:w="1843" w:type="dxa"/>
+          </w:tcPr>
+          <w:p>
+            <w:pPr>
+              <w:rPr>
+                <w:rFonts w:ascii="Calibri" w:hAnsi="Calibri"/>
+                <w:bCs/>
+                <w:color w:val="1F3864" w:themeColor="accent1" w:themeShade="80"/>
+              </w:rPr>
+            </w:pPr>
+            <w:r>
+              <w:rPr>
+                <w:rFonts w:ascii="Calibri" w:hAnsi="Calibri"/>
+                <w:bCs/>
+                <w:color w:val="1F3864" w:themeColor="accent1" w:themeShade="80"/>
+              </w:rPr>
+              <w:t>Modelo de datos</w:t>
+            </w:r>
+          </w:p>
+        </w:tc>
+        <w:tc>
+          <w:tcPr>
+            <w:tcW w:w="3825" w:type="dxa"/>
+          </w:tcPr>
+          <w:p>
+            <w:pPr>
+              <w:pStyle w:val="Piedepgina"/>
+              <w:rPr>
+                <w:rFonts w:ascii="Calibri" w:hAnsi="Calibri"/>
+                <w:bCs/>
+                <w:color w:val="1F3864" w:themeColor="accent1" w:themeShade="80"/>
+              </w:rPr>
+            </w:pPr>
+            <w:r>
+              <w:rPr>
+                <w:rFonts w:ascii="Calibri" w:hAnsi="Calibri"/>
+                <w:bCs/>
+                <w:color w:val="1F3864" w:themeColor="accent1" w:themeShade="80"/>
+              </w:rPr>
+              <w:t>Diseño de la estructura de datos y relaciones necesarias para almacenar la información procesada.</w:t>
+            </w:r>
+          </w:p>
+        </w:tc>
+        <w:tc>
+          <w:tcPr>
+            <w:tcW w:w="2551" w:type="dxa"/>
+          </w:tcPr>
+          <w:p>
+            <w:pPr>
+              <w:pStyle w:val="Piedepgina"/>
+              <w:rPr>
+                <w:rFonts w:ascii="Calibri" w:hAnsi="Calibri"/>
+                <w:bCs/>
+                <w:color w:val="1F3864" w:themeColor="accent1" w:themeShade="80"/>
+              </w:rPr>
+            </w:pPr>
+            <w:r>
+              <w:rPr>
+                <w:rFonts w:ascii="Calibri" w:hAnsi="Calibri"/>
+                <w:bCs/>
+                <w:color w:val="1F3864" w:themeColor="accent1" w:themeShade="80"/>
+              </w:rPr>
+              <w:t>Permite organizar y gestionar correctamente la información del proyecto.</w:t>
+            </w:r>
+          </w:p>
+        </w:tc>
+      </w:tr>
+      <w:tr>
+        <w:trPr>
+          <w:trHeight w:val="362"/>
+        </w:trPr>
+        <w:tc>
+          <w:tcPr>
+            <w:tcW w:w="1843" w:type="dxa"/>
+          </w:tcPr>
+          <w:p>
+            <w:pPr>
+              <w:pStyle w:val="Piedepgina"/>
+              <w:rPr>
+                <w:rFonts w:ascii="Calibri" w:hAnsi="Calibri"/>
+                <w:bCs/>
+                <w:color w:val="1F3864" w:themeColor="accent1" w:themeShade="80"/>
+              </w:rPr>
+            </w:pPr>
+            <w:r>
+              <w:rPr>
+                <w:rFonts w:ascii="Calibri" w:hAnsi="Calibri"/>
+                <w:bCs/>
+                <w:color w:val="1F3864" w:themeColor="accent1" w:themeShade="80"/>
+              </w:rPr>
+              <w:t>Avance</w:t>
+            </w:r>
+          </w:p>
+        </w:tc>
+        <w:tc>
+          <w:tcPr>
+            <w:tcW w:w="1843" w:type="dxa"/>
+          </w:tcPr>
+          <w:p>
+            <w:pPr>
+              <w:rPr>
+                <w:rFonts w:ascii="Calibri" w:hAnsi="Calibri"/>
+                <w:bCs/>
+                <w:color w:val="1F3864" w:themeColor="accent1" w:themeShade="80"/>
+              </w:rPr>
+            </w:pPr>
+            <w:r>
+              <w:rPr>
+                <w:rFonts w:ascii="Calibri" w:hAnsi="Calibri"/>
+                <w:bCs/>
+                <w:color w:val="1F3864" w:themeColor="accent1" w:themeShade="80"/>
+              </w:rPr>
+              <w:t>Diseño del proceso ETL</w:t>
+            </w:r>
+          </w:p>
+        </w:tc>
+        <w:tc>
+          <w:tcPr>
+            <w:tcW w:w="3825" w:type="dxa"/>
+          </w:tcPr>
+          <w:p>
+            <w:pPr>
+              <w:pStyle w:val="Piedepgina"/>
+              <w:rPr>
+                <w:rFonts w:ascii="Calibri" w:hAnsi="Calibri"/>
+                <w:bCs/>
+                <w:color w:val="1F3864" w:themeColor="accent1" w:themeShade="80"/>
+              </w:rPr>
+            </w:pPr>
+            <w:r>
+              <w:rPr>
+                <w:rFonts w:ascii="Calibri" w:hAnsi="Calibri"/>
+                <w:bCs/>
+                <w:color w:val="1F3864" w:themeColor="accent1" w:themeShade="80"/>
+              </w:rPr>
+              <w:t>Representación de las etapas de extracción, transformación, validación y carga de los datos.</w:t>
+            </w:r>
+          </w:p>
+        </w:tc>
+        <w:tc>
+          <w:tcPr>
+            <w:tcW w:w="2551" w:type="dxa"/>
+          </w:tcPr>
+          <w:p>
+            <w:pPr>
+              <w:pStyle w:val="Piedepgina"/>
+              <w:rPr>
+                <w:rFonts w:ascii="Calibri" w:hAnsi="Calibri"/>
+                <w:bCs/>
+                <w:color w:val="1F3864" w:themeColor="accent1" w:themeShade="80"/>
+              </w:rPr>
+            </w:pPr>
+            <w:r>
+              <w:rPr>
+                <w:rFonts w:ascii="Calibri" w:hAnsi="Calibri"/>
+                <w:bCs/>
+                <w:color w:val="1F3864" w:themeColor="accent1" w:themeShade="80"/>
+              </w:rPr>
+              <w:t>Permite definir cómo será procesada la información proveniente de distintas fuentes.</w:t>
+            </w:r>
+          </w:p>
+        </w:tc>
+      </w:tr>
+      <w:tr>
+        <w:trPr>
+          <w:trHeight w:val="362"/>
+        </w:trPr>
+        <w:tc>
+          <w:tcPr>
+            <w:tcW w:w="1843" w:type="dxa"/>
+          </w:tcPr>
+          <w:p>
+            <w:pPr>
+              <w:pStyle w:val="Piedepgina"/>
+              <w:rPr>
+                <w:rFonts w:ascii="Calibri" w:hAnsi="Calibri"/>
+                <w:bCs/>
+                <w:color w:val="1F3864" w:themeColor="accent1" w:themeShade="80"/>
+              </w:rPr>
+            </w:pPr>
+            <w:r>
+              <w:rPr>
+                <w:rFonts w:ascii="Calibri" w:hAnsi="Calibri"/>
+                <w:bCs/>
+                <w:color w:val="1F3864" w:themeColor="accent1" w:themeShade="80"/>
+              </w:rPr>
+              <w:t>Avance</w:t>
+            </w:r>
+          </w:p>
+        </w:tc>
+        <w:tc>
+          <w:tcPr>
+            <w:tcW w:w="1843" w:type="dxa"/>
+          </w:tcPr>
+          <w:p>
+            <w:pPr>
+              <w:rPr>
+                <w:rFonts w:ascii="Calibri" w:hAnsi="Calibri"/>
+                <w:bCs/>
+                <w:color w:val="1F3864" w:themeColor="accent1" w:themeShade="80"/>
+              </w:rPr>
+            </w:pPr>
+            <w:r>
+              <w:rPr>
+                <w:rFonts w:ascii="Calibri" w:hAnsi="Calibri"/>
+                <w:bCs/>
+                <w:color w:val="1F3864" w:themeColor="accent1" w:themeShade="80"/>
+              </w:rPr>
+              <w:t>Mockups</w:t>
+            </w:r>
+          </w:p>
+        </w:tc>
+        <w:tc>
+          <w:tcPr>
+            <w:tcW w:w="3825" w:type="dxa"/>
+          </w:tcPr>
+          <w:p>
+            <w:pPr>
+              <w:pStyle w:val="Piedepgina"/>
+              <w:rPr>
+                <w:rFonts w:ascii="Calibri" w:hAnsi="Calibri"/>
+                <w:bCs/>
+                <w:color w:val="1F3864" w:themeColor="accent1" w:themeShade="80"/>
+              </w:rPr>
+            </w:pPr>
+            <w:r>
+              <w:rPr>
+                <w:rFonts w:ascii="Calibri" w:hAnsi="Calibri"/>
+                <w:bCs/>
+                <w:color w:val="1F3864" w:themeColor="accent1" w:themeShade="80"/>
+              </w:rPr>
+              <w:t>Prototipos de las principales interfaces y flujos de la plataforma.</w:t>
+            </w:r>
+          </w:p>
+        </w:tc>
+        <w:tc>
+          <w:tcPr>
+            <w:tcW w:w="2551" w:type="dxa"/>
+          </w:tcPr>
+          <w:p>
+            <w:pPr>
+              <w:pStyle w:val="Piedepgina"/>
+              <w:rPr>
+                <w:rFonts w:ascii="Calibri" w:hAnsi="Calibri"/>
+                <w:bCs/>
+                <w:color w:val="1F3864" w:themeColor="accent1" w:themeShade="80"/>
+              </w:rPr>
+            </w:pPr>
+            <w:r>
+              <w:rPr>
+                <w:rFonts w:ascii="Calibri" w:hAnsi="Calibri"/>
+                <w:bCs/>
+                <w:color w:val="1F3864" w:themeColor="accent1" w:themeShade="80"/>
+              </w:rPr>
+              <w:t>Permiten validar anticipadamente la estructura y usabilidad de la solución.</w:t>
+            </w:r>
+          </w:p>
+        </w:tc>
+      </w:tr>
+      <w:tr>
+        <w:trPr>
+          <w:trHeight w:val="362"/>
+        </w:trPr>
+        <w:tc>
+          <w:tcPr>
+            <w:tcW w:w="1843" w:type="dxa"/>
+          </w:tcPr>
+          <w:p>
+            <w:pPr>
+              <w:pStyle w:val="Piedepgina"/>
+              <w:rPr>
+                <w:rFonts w:ascii="Calibri" w:hAnsi="Calibri"/>
+                <w:bCs/>
+                <w:color w:val="1F3864" w:themeColor="accent1" w:themeShade="80"/>
+              </w:rPr>
+            </w:pPr>
+            <w:r>
+              <w:rPr>
+                <w:rFonts w:ascii="Calibri" w:hAnsi="Calibri"/>
+                <w:bCs/>
+                <w:color w:val="1F3864" w:themeColor="accent1" w:themeShade="80"/>
+              </w:rPr>
+              <w:t>Avance</w:t>
+            </w:r>
+          </w:p>
+        </w:tc>
+        <w:tc>
+          <w:tcPr>
+            <w:tcW w:w="1843" w:type="dxa"/>
+          </w:tcPr>
+          <w:p>
+            <w:pPr>
+              <w:rPr>
+                <w:rFonts w:ascii="Calibri" w:hAnsi="Calibri"/>
+                <w:bCs/>
+                <w:color w:val="1F3864" w:themeColor="accent1" w:themeShade="80"/>
+              </w:rPr>
+            </w:pPr>
+            <w:r>
+              <w:rPr>
+                <w:rFonts w:ascii="Calibri" w:hAnsi="Calibri"/>
+                <w:bCs/>
+                <w:color w:val="1F3864" w:themeColor="accent1" w:themeShade="80"/>
+              </w:rPr>
+              <w:t>Carta Gantt</w:t>
+            </w:r>
+          </w:p>
+        </w:tc>
+        <w:tc>
+          <w:tcPr>
+            <w:tcW w:w="3825" w:type="dxa"/>
+          </w:tcPr>
+          <w:p>
+            <w:pPr>
+              <w:pStyle w:val="Piedepgina"/>
+              <w:rPr>
+                <w:rFonts w:ascii="Calibri" w:hAnsi="Calibri"/>
+                <w:bCs/>
+                <w:color w:val="1F3864" w:themeColor="accent1" w:themeShade="80"/>
+              </w:rPr>
+            </w:pPr>
+            <w:r>
+              <w:rPr>
+                <w:rFonts w:ascii="Calibri" w:hAnsi="Calibri"/>
+                <w:bCs/>
+                <w:color w:val="1F3864" w:themeColor="accent1" w:themeShade="80"/>
+              </w:rPr>
+              <w:t>Cronograma de las actividades, responsables y tiempos definidos para el desarrollo.</w:t>
+            </w:r>
+          </w:p>
+        </w:tc>
+        <w:tc>
+          <w:tcPr>
+            <w:tcW w:w="2551" w:type="dxa"/>
+          </w:tcPr>
+          <w:p>
+            <w:pPr>
+              <w:pStyle w:val="Piedepgina"/>
+              <w:rPr>
+                <w:rFonts w:ascii="Calibri" w:hAnsi="Calibri"/>
+                <w:bCs/>
+                <w:color w:val="1F3864" w:themeColor="accent1" w:themeShade="80"/>
+              </w:rPr>
+            </w:pPr>
+            <w:r>
+              <w:rPr>
+                <w:rFonts w:ascii="Calibri" w:hAnsi="Calibri"/>
+                <w:bCs/>
+                <w:color w:val="1F3864" w:themeColor="accent1" w:themeShade="80"/>
+              </w:rPr>
+              <w:t>Permite planificar y controlar el avance del proyecto.</w:t>
+            </w:r>
+          </w:p>
+        </w:tc>
+      </w:tr>
+      <w:tr>
+        <w:trPr>
+          <w:trHeight w:val="362"/>
+        </w:trPr>
+        <w:tc>
+          <w:tcPr>
+            <w:tcW w:w="1843" w:type="dxa"/>
+          </w:tcPr>
+          <w:p>
+            <w:pPr>
+              <w:pStyle w:val="Piedepgina"/>
+              <w:rPr>
+                <w:rFonts w:ascii="Calibri" w:hAnsi="Calibri"/>
+                <w:bCs/>
+                <w:color w:val="1F3864" w:themeColor="accent1" w:themeShade="80"/>
+              </w:rPr>
+            </w:pPr>
+            <w:r>
+              <w:rPr>
+                <w:rFonts w:ascii="Calibri" w:hAnsi="Calibri"/>
+                <w:bCs/>
+                <w:color w:val="1F3864" w:themeColor="accent1" w:themeShade="80"/>
               </w:rPr>
               <w:t>Final</w:t>
             </w:r>
@@ -5069,14 +4861,20 @@
             <w:tcW w:w="1843" w:type="dxa"/>
           </w:tcPr>
           <w:p>
-            <w:r>
-              <w:rPr>
-                <w:rFonts w:ascii="Calibri" w:hAnsi="Calibri" w:cs="Calibri"/>
-                <w:b/>
-                <w:bCs/>
-                <w:color w:val="1F3864"/>
-              </w:rPr>
-              <w:t>Mockups</w:t>
+            <w:pPr>
+              <w:rPr>
+                <w:rFonts w:ascii="Calibri" w:hAnsi="Calibri"/>
+                <w:bCs/>
+                <w:color w:val="1F3864" w:themeColor="accent1" w:themeShade="80"/>
+              </w:rPr>
+            </w:pPr>
+            <w:r>
+              <w:rPr>
+                <w:rFonts w:ascii="Calibri" w:hAnsi="Calibri"/>
+                <w:bCs/>
+                <w:color w:val="1F3864" w:themeColor="accent1" w:themeShade="80"/>
+              </w:rPr>
+              <w:t>Plataforma funcional</w:t>
             </w:r>
           </w:p>
         </w:tc>
@@ -5087,22 +4885,19 @@
           <w:p>
             <w:pPr>
               <w:pStyle w:val="Piedepgina"/>
-              <w:jc w:val="both"/>
-              <w:rPr>
-                <w:rFonts w:ascii="Calibri" w:hAnsi="Calibri" w:cs="Calibri"/>
-                <w:b/>
-                <w:bCs/>
-                <w:color w:val="1F3864"/>
-              </w:rPr>
-            </w:pPr>
-            <w:r>
-              <w:rPr>
-                <w:rFonts w:ascii="Calibri" w:hAnsi="Calibri" w:cs="Calibri"/>
-                <w:b/>
-                <w:bCs/>
-                <w:color w:val="1F3864"/>
-              </w:rPr>
-              <w:t>Prototipos visuales detallados de más pantallas y flujos relevantes.</w:t>
+              <w:rPr>
+                <w:rFonts w:ascii="Calibri" w:hAnsi="Calibri"/>
+                <w:bCs/>
+                <w:color w:val="1F3864" w:themeColor="accent1" w:themeShade="80"/>
+              </w:rPr>
+            </w:pPr>
+            <w:r>
+              <w:rPr>
+                <w:rFonts w:ascii="Calibri" w:hAnsi="Calibri"/>
+                <w:bCs/>
+                <w:color w:val="1F3864" w:themeColor="accent1" w:themeShade="80"/>
+              </w:rPr>
+              <w:t>Implementación de la solución con sus principales módulos y funcionalidades.</w:t>
             </w:r>
           </w:p>
         </w:tc>
@@ -5113,22 +4908,596 @@
           <w:p>
             <w:pPr>
               <w:pStyle w:val="Piedepgina"/>
-              <w:jc w:val="both"/>
-              <w:rPr>
-                <w:rFonts w:ascii="Calibri" w:hAnsi="Calibri" w:cs="Calibri"/>
-                <w:b/>
-                <w:bCs/>
-                <w:color w:val="1F3864"/>
-              </w:rPr>
-            </w:pPr>
-            <w:r>
-              <w:rPr>
-                <w:rFonts w:ascii="Calibri" w:hAnsi="Calibri" w:cs="Calibri"/>
-                <w:b/>
-                <w:bCs/>
-                <w:color w:val="1F3864"/>
-              </w:rPr>
-              <w:t>Validan anticipadamente la usabilidad y el diseño antes de programar.</w:t>
+              <w:rPr>
+                <w:rFonts w:ascii="Calibri" w:hAnsi="Calibri"/>
+                <w:bCs/>
+                <w:color w:val="1F3864" w:themeColor="accent1" w:themeShade="80"/>
+              </w:rPr>
+            </w:pPr>
+            <w:r>
+              <w:rPr>
+                <w:rFonts w:ascii="Calibri" w:hAnsi="Calibri"/>
+                <w:bCs/>
+                <w:color w:val="1F3864" w:themeColor="accent1" w:themeShade="80"/>
+              </w:rPr>
+              <w:t>Evidencia directamente el desarrollo y cumplimiento del objetivo general.</w:t>
+            </w:r>
+          </w:p>
+        </w:tc>
+      </w:tr>
+      <w:tr>
+        <w:trPr>
+          <w:trHeight w:val="362"/>
+        </w:trPr>
+        <w:tc>
+          <w:tcPr>
+            <w:tcW w:w="1843" w:type="dxa"/>
+          </w:tcPr>
+          <w:p>
+            <w:pPr>
+              <w:pStyle w:val="Piedepgina"/>
+              <w:rPr>
+                <w:rFonts w:ascii="Calibri" w:hAnsi="Calibri"/>
+                <w:bCs/>
+                <w:color w:val="1F3864" w:themeColor="accent1" w:themeShade="80"/>
+              </w:rPr>
+            </w:pPr>
+            <w:r>
+              <w:rPr>
+                <w:rFonts w:ascii="Calibri" w:hAnsi="Calibri"/>
+                <w:bCs/>
+                <w:color w:val="1F3864" w:themeColor="accent1" w:themeShade="80"/>
+              </w:rPr>
+              <w:t>Final</w:t>
+            </w:r>
+          </w:p>
+        </w:tc>
+        <w:tc>
+          <w:tcPr>
+            <w:tcW w:w="1843" w:type="dxa"/>
+          </w:tcPr>
+          <w:p>
+            <w:pPr>
+              <w:rPr>
+                <w:rFonts w:ascii="Calibri" w:hAnsi="Calibri"/>
+                <w:bCs/>
+                <w:color w:val="1F3864" w:themeColor="accent1" w:themeShade="80"/>
+              </w:rPr>
+            </w:pPr>
+            <w:r>
+              <w:rPr>
+                <w:rFonts w:ascii="Calibri" w:hAnsi="Calibri"/>
+                <w:bCs/>
+                <w:color w:val="1F3864" w:themeColor="accent1" w:themeShade="80"/>
+              </w:rPr>
+              <w:t>Proceso ETL implementado</w:t>
+            </w:r>
+          </w:p>
+        </w:tc>
+        <w:tc>
+          <w:tcPr>
+            <w:tcW w:w="3825" w:type="dxa"/>
+          </w:tcPr>
+          <w:p>
+            <w:pPr>
+              <w:pStyle w:val="Piedepgina"/>
+              <w:rPr>
+                <w:rFonts w:ascii="Calibri" w:hAnsi="Calibri"/>
+                <w:bCs/>
+                <w:color w:val="1F3864" w:themeColor="accent1" w:themeShade="80"/>
+              </w:rPr>
+            </w:pPr>
+            <w:r>
+              <w:rPr>
+                <w:rFonts w:ascii="Calibri" w:hAnsi="Calibri"/>
+                <w:bCs/>
+                <w:color w:val="1F3864" w:themeColor="accent1" w:themeShade="80"/>
+              </w:rPr>
+              <w:t>Proceso funcional para recibir, transformar, validar y cargar información en diferentes formatos.</w:t>
+            </w:r>
+          </w:p>
+        </w:tc>
+        <w:tc>
+          <w:tcPr>
+            <w:tcW w:w="2551" w:type="dxa"/>
+          </w:tcPr>
+          <w:p>
+            <w:pPr>
+              <w:pStyle w:val="Piedepgina"/>
+              <w:rPr>
+                <w:rFonts w:ascii="Calibri" w:hAnsi="Calibri"/>
+                <w:bCs/>
+                <w:color w:val="1F3864" w:themeColor="accent1" w:themeShade="80"/>
+              </w:rPr>
+            </w:pPr>
+            <w:r>
+              <w:rPr>
+                <w:rFonts w:ascii="Calibri" w:hAnsi="Calibri"/>
+                <w:bCs/>
+                <w:color w:val="1F3864" w:themeColor="accent1" w:themeShade="80"/>
+              </w:rPr>
+              <w:t>Demuestra la implementación del procesamiento automatizado de datos.</w:t>
+            </w:r>
+          </w:p>
+        </w:tc>
+      </w:tr>
+      <w:tr>
+        <w:trPr>
+          <w:trHeight w:val="362"/>
+        </w:trPr>
+        <w:tc>
+          <w:tcPr>
+            <w:tcW w:w="1843" w:type="dxa"/>
+          </w:tcPr>
+          <w:p>
+            <w:pPr>
+              <w:pStyle w:val="Piedepgina"/>
+              <w:rPr>
+                <w:rFonts w:ascii="Calibri" w:hAnsi="Calibri"/>
+                <w:bCs/>
+                <w:color w:val="1F3864" w:themeColor="accent1" w:themeShade="80"/>
+              </w:rPr>
+            </w:pPr>
+            <w:r>
+              <w:rPr>
+                <w:rFonts w:ascii="Calibri" w:hAnsi="Calibri"/>
+                <w:bCs/>
+                <w:color w:val="1F3864" w:themeColor="accent1" w:themeShade="80"/>
+              </w:rPr>
+              <w:t>Final</w:t>
+            </w:r>
+          </w:p>
+        </w:tc>
+        <w:tc>
+          <w:tcPr>
+            <w:tcW w:w="1843" w:type="dxa"/>
+          </w:tcPr>
+          <w:p>
+            <w:pPr>
+              <w:rPr>
+                <w:rFonts w:ascii="Calibri" w:hAnsi="Calibri"/>
+                <w:bCs/>
+                <w:color w:val="1F3864" w:themeColor="accent1" w:themeShade="80"/>
+              </w:rPr>
+            </w:pPr>
+            <w:r>
+              <w:rPr>
+                <w:rFonts w:ascii="Calibri" w:hAnsi="Calibri"/>
+                <w:bCs/>
+                <w:color w:val="1F3864" w:themeColor="accent1" w:themeShade="80"/>
+              </w:rPr>
+              <w:t>Sistema de validación y reglas de negocio</w:t>
+            </w:r>
+          </w:p>
+        </w:tc>
+        <w:tc>
+          <w:tcPr>
+            <w:tcW w:w="3825" w:type="dxa"/>
+          </w:tcPr>
+          <w:p>
+            <w:pPr>
+              <w:pStyle w:val="Piedepgina"/>
+              <w:rPr>
+                <w:rFonts w:ascii="Calibri" w:hAnsi="Calibri"/>
+                <w:bCs/>
+                <w:color w:val="1F3864" w:themeColor="accent1" w:themeShade="80"/>
+              </w:rPr>
+            </w:pPr>
+            <w:r>
+              <w:rPr>
+                <w:rFonts w:ascii="Calibri" w:hAnsi="Calibri"/>
+                <w:bCs/>
+                <w:color w:val="1F3864" w:themeColor="accent1" w:themeShade="80"/>
+              </w:rPr>
+              <w:t>Implementación de las validaciones y reglas definidas para el procesamiento de los registros.</w:t>
+            </w:r>
+          </w:p>
+        </w:tc>
+        <w:tc>
+          <w:tcPr>
+            <w:tcW w:w="2551" w:type="dxa"/>
+          </w:tcPr>
+          <w:p>
+            <w:pPr>
+              <w:pStyle w:val="Piedepgina"/>
+              <w:rPr>
+                <w:rFonts w:ascii="Calibri" w:hAnsi="Calibri"/>
+                <w:bCs/>
+                <w:color w:val="1F3864" w:themeColor="accent1" w:themeShade="80"/>
+              </w:rPr>
+            </w:pPr>
+            <w:r>
+              <w:rPr>
+                <w:rFonts w:ascii="Calibri" w:hAnsi="Calibri"/>
+                <w:bCs/>
+                <w:color w:val="1F3864" w:themeColor="accent1" w:themeShade="80"/>
+              </w:rPr>
+              <w:t>Permite demostrar el control de calidad y correcto tratamiento de la información.</w:t>
+            </w:r>
+          </w:p>
+        </w:tc>
+      </w:tr>
+      <w:tr>
+        <w:trPr>
+          <w:trHeight w:val="362"/>
+        </w:trPr>
+        <w:tc>
+          <w:tcPr>
+            <w:tcW w:w="1843" w:type="dxa"/>
+          </w:tcPr>
+          <w:p>
+            <w:pPr>
+              <w:pStyle w:val="Piedepgina"/>
+              <w:rPr>
+                <w:rFonts w:ascii="Calibri" w:hAnsi="Calibri"/>
+                <w:bCs/>
+                <w:color w:val="1F3864" w:themeColor="accent1" w:themeShade="80"/>
+              </w:rPr>
+            </w:pPr>
+            <w:r>
+              <w:rPr>
+                <w:rFonts w:ascii="Calibri" w:hAnsi="Calibri"/>
+                <w:bCs/>
+                <w:color w:val="1F3864" w:themeColor="accent1" w:themeShade="80"/>
+              </w:rPr>
+              <w:t>Final</w:t>
+            </w:r>
+          </w:p>
+        </w:tc>
+        <w:tc>
+          <w:tcPr>
+            <w:tcW w:w="1843" w:type="dxa"/>
+          </w:tcPr>
+          <w:p>
+            <w:pPr>
+              <w:rPr>
+                <w:rFonts w:ascii="Calibri" w:hAnsi="Calibri"/>
+                <w:bCs/>
+                <w:color w:val="1F3864" w:themeColor="accent1" w:themeShade="80"/>
+              </w:rPr>
+            </w:pPr>
+            <w:r>
+              <w:rPr>
+                <w:rFonts w:ascii="Calibri" w:hAnsi="Calibri"/>
+                <w:bCs/>
+                <w:color w:val="1F3864" w:themeColor="accent1" w:themeShade="80"/>
+              </w:rPr>
+              <w:t>Comparación histórica y trazabilidad</w:t>
+            </w:r>
+          </w:p>
+        </w:tc>
+        <w:tc>
+          <w:tcPr>
+            <w:tcW w:w="3825" w:type="dxa"/>
+          </w:tcPr>
+          <w:p>
+            <w:pPr>
+              <w:pStyle w:val="Piedepgina"/>
+              <w:rPr>
+                <w:rFonts w:ascii="Calibri" w:hAnsi="Calibri"/>
+                <w:bCs/>
+                <w:color w:val="1F3864" w:themeColor="accent1" w:themeShade="80"/>
+              </w:rPr>
+            </w:pPr>
+            <w:r>
+              <w:rPr>
+                <w:rFonts w:ascii="Calibri" w:hAnsi="Calibri"/>
+                <w:bCs/>
+                <w:color w:val="1F3864" w:themeColor="accent1" w:themeShade="80"/>
+              </w:rPr>
+              <w:t>Funcionalidad que registra las ejecuciones y permite identificar cambios entre procesos.</w:t>
+            </w:r>
+          </w:p>
+        </w:tc>
+        <w:tc>
+          <w:tcPr>
+            <w:tcW w:w="2551" w:type="dxa"/>
+          </w:tcPr>
+          <w:p>
+            <w:pPr>
+              <w:pStyle w:val="Piedepgina"/>
+              <w:rPr>
+                <w:rFonts w:ascii="Calibri" w:hAnsi="Calibri"/>
+                <w:bCs/>
+                <w:color w:val="1F3864" w:themeColor="accent1" w:themeShade="80"/>
+              </w:rPr>
+            </w:pPr>
+            <w:r>
+              <w:rPr>
+                <w:rFonts w:ascii="Calibri" w:hAnsi="Calibri"/>
+                <w:bCs/>
+                <w:color w:val="1F3864" w:themeColor="accent1" w:themeShade="80"/>
+              </w:rPr>
+              <w:t>Demuestra la capacidad de seguimiento y control histórico de la información.</w:t>
+            </w:r>
+          </w:p>
+        </w:tc>
+      </w:tr>
+      <w:tr>
+        <w:trPr>
+          <w:trHeight w:val="362"/>
+        </w:trPr>
+        <w:tc>
+          <w:tcPr>
+            <w:tcW w:w="1843" w:type="dxa"/>
+          </w:tcPr>
+          <w:p>
+            <w:pPr>
+              <w:pStyle w:val="Piedepgina"/>
+              <w:rPr>
+                <w:rFonts w:ascii="Calibri" w:hAnsi="Calibri"/>
+                <w:bCs/>
+                <w:color w:val="1F3864" w:themeColor="accent1" w:themeShade="80"/>
+              </w:rPr>
+            </w:pPr>
+            <w:r>
+              <w:rPr>
+                <w:rFonts w:ascii="Calibri" w:hAnsi="Calibri"/>
+                <w:bCs/>
+                <w:color w:val="1F3864" w:themeColor="accent1" w:themeShade="80"/>
+              </w:rPr>
+              <w:lastRenderedPageBreak/>
+              <w:t>Final</w:t>
+            </w:r>
+          </w:p>
+        </w:tc>
+        <w:tc>
+          <w:tcPr>
+            <w:tcW w:w="1843" w:type="dxa"/>
+          </w:tcPr>
+          <w:p>
+            <w:pPr>
+              <w:rPr>
+                <w:rFonts w:ascii="Calibri" w:hAnsi="Calibri"/>
+                <w:bCs/>
+                <w:color w:val="1F3864" w:themeColor="accent1" w:themeShade="80"/>
+              </w:rPr>
+            </w:pPr>
+            <w:r>
+              <w:rPr>
+                <w:rFonts w:ascii="Calibri" w:hAnsi="Calibri"/>
+                <w:bCs/>
+                <w:color w:val="1F3864" w:themeColor="accent1" w:themeShade="80"/>
+              </w:rPr>
+              <w:t>Sistema de reportes</w:t>
+            </w:r>
+          </w:p>
+        </w:tc>
+        <w:tc>
+          <w:tcPr>
+            <w:tcW w:w="3825" w:type="dxa"/>
+          </w:tcPr>
+          <w:p>
+            <w:pPr>
+              <w:pStyle w:val="Piedepgina"/>
+              <w:rPr>
+                <w:rFonts w:ascii="Calibri" w:hAnsi="Calibri"/>
+                <w:bCs/>
+                <w:color w:val="1F3864" w:themeColor="accent1" w:themeShade="80"/>
+              </w:rPr>
+            </w:pPr>
+            <w:r>
+              <w:rPr>
+                <w:rFonts w:ascii="Calibri" w:hAnsi="Calibri"/>
+                <w:bCs/>
+                <w:color w:val="1F3864" w:themeColor="accent1" w:themeShade="80"/>
+              </w:rPr>
+              <w:t>Reportes parametrizables generados en distintos formatos a partir de los datos procesados.</w:t>
+            </w:r>
+          </w:p>
+        </w:tc>
+        <w:tc>
+          <w:tcPr>
+            <w:tcW w:w="2551" w:type="dxa"/>
+          </w:tcPr>
+          <w:p>
+            <w:pPr>
+              <w:pStyle w:val="Piedepgina"/>
+              <w:rPr>
+                <w:rFonts w:ascii="Calibri" w:hAnsi="Calibri"/>
+                <w:bCs/>
+                <w:color w:val="1F3864" w:themeColor="accent1" w:themeShade="80"/>
+              </w:rPr>
+            </w:pPr>
+            <w:r>
+              <w:rPr>
+                <w:rFonts w:ascii="Calibri" w:hAnsi="Calibri"/>
+                <w:bCs/>
+                <w:color w:val="1F3864" w:themeColor="accent1" w:themeShade="80"/>
+              </w:rPr>
+              <w:t>Demuestra la capacidad de transformar los resultados en información útil para la organización.</w:t>
+            </w:r>
+          </w:p>
+        </w:tc>
+      </w:tr>
+      <w:tr>
+        <w:trPr>
+          <w:trHeight w:val="362"/>
+        </w:trPr>
+        <w:tc>
+          <w:tcPr>
+            <w:tcW w:w="1843" w:type="dxa"/>
+          </w:tcPr>
+          <w:p>
+            <w:pPr>
+              <w:pStyle w:val="Piedepgina"/>
+              <w:rPr>
+                <w:rFonts w:ascii="Calibri" w:hAnsi="Calibri"/>
+                <w:bCs/>
+                <w:color w:val="1F3864" w:themeColor="accent1" w:themeShade="80"/>
+              </w:rPr>
+            </w:pPr>
+            <w:r>
+              <w:rPr>
+                <w:rFonts w:ascii="Calibri" w:hAnsi="Calibri"/>
+                <w:bCs/>
+                <w:color w:val="1F3864" w:themeColor="accent1" w:themeShade="80"/>
+              </w:rPr>
+              <w:t>Final</w:t>
+            </w:r>
+          </w:p>
+        </w:tc>
+        <w:tc>
+          <w:tcPr>
+            <w:tcW w:w="1843" w:type="dxa"/>
+          </w:tcPr>
+          <w:p>
+            <w:pPr>
+              <w:rPr>
+                <w:rFonts w:ascii="Calibri" w:hAnsi="Calibri"/>
+                <w:bCs/>
+                <w:color w:val="1F3864" w:themeColor="accent1" w:themeShade="80"/>
+              </w:rPr>
+            </w:pPr>
+            <w:r>
+              <w:rPr>
+                <w:rFonts w:ascii="Calibri" w:hAnsi="Calibri"/>
+                <w:bCs/>
+                <w:color w:val="1F3864" w:themeColor="accent1" w:themeShade="80"/>
+              </w:rPr>
+              <w:t>Análisis mediante IA</w:t>
+            </w:r>
+          </w:p>
+        </w:tc>
+        <w:tc>
+          <w:tcPr>
+            <w:tcW w:w="3825" w:type="dxa"/>
+          </w:tcPr>
+          <w:p>
+            <w:pPr>
+              <w:pStyle w:val="Piedepgina"/>
+              <w:rPr>
+                <w:rFonts w:ascii="Calibri" w:hAnsi="Calibri"/>
+                <w:bCs/>
+                <w:color w:val="1F3864" w:themeColor="accent1" w:themeShade="80"/>
+              </w:rPr>
+            </w:pPr>
+            <w:r>
+              <w:rPr>
+                <w:rFonts w:ascii="Calibri" w:hAnsi="Calibri"/>
+                <w:bCs/>
+                <w:color w:val="1F3864" w:themeColor="accent1" w:themeShade="80"/>
+              </w:rPr>
+              <w:t>Implementación del componente de IA para identificar anomalías y sugerir posibles validaciones.</w:t>
+            </w:r>
+          </w:p>
+        </w:tc>
+        <w:tc>
+          <w:tcPr>
+            <w:tcW w:w="2551" w:type="dxa"/>
+          </w:tcPr>
+          <w:p>
+            <w:pPr>
+              <w:pStyle w:val="Piedepgina"/>
+              <w:rPr>
+                <w:rFonts w:ascii="Calibri" w:hAnsi="Calibri"/>
+                <w:bCs/>
+                <w:color w:val="1F3864" w:themeColor="accent1" w:themeShade="80"/>
+              </w:rPr>
+            </w:pPr>
+            <w:r>
+              <w:rPr>
+                <w:rFonts w:ascii="Calibri" w:hAnsi="Calibri"/>
+                <w:bCs/>
+                <w:color w:val="1F3864" w:themeColor="accent1" w:themeShade="80"/>
+              </w:rPr>
+              <w:t>Evidencia la incorporación del componente tecnológico complementario propuesto para el proyecto.</w:t>
+            </w:r>
+          </w:p>
+        </w:tc>
+      </w:tr>
+      <w:tr>
+        <w:trPr>
+          <w:trHeight w:val="362"/>
+        </w:trPr>
+        <w:tc>
+          <w:tcPr>
+            <w:tcW w:w="1843" w:type="dxa"/>
+          </w:tcPr>
+          <w:p>
+            <w:pPr>
+              <w:pStyle w:val="Piedepgina"/>
+              <w:rPr>
+                <w:rFonts w:ascii="Calibri" w:hAnsi="Calibri"/>
+                <w:bCs/>
+                <w:color w:val="1F3864" w:themeColor="accent1" w:themeShade="80"/>
+              </w:rPr>
+            </w:pPr>
+            <w:r>
+              <w:rPr>
+                <w:rFonts w:ascii="Calibri" w:hAnsi="Calibri"/>
+                <w:bCs/>
+                <w:color w:val="1F3864" w:themeColor="accent1" w:themeShade="80"/>
+              </w:rPr>
+              <w:t>Final</w:t>
+            </w:r>
+          </w:p>
+        </w:tc>
+        <w:tc>
+          <w:tcPr>
+            <w:tcW w:w="1843" w:type="dxa"/>
+          </w:tcPr>
+          <w:p>
+            <w:pPr>
+              <w:rPr>
+                <w:rFonts w:ascii="Calibri" w:hAnsi="Calibri"/>
+                <w:bCs/>
+                <w:color w:val="1F3864" w:themeColor="accent1" w:themeShade="80"/>
+              </w:rPr>
+            </w:pPr>
+            <w:r>
+              <w:rPr>
+                <w:rFonts w:ascii="Calibri" w:hAnsi="Calibri"/>
+                <w:bCs/>
+                <w:color w:val="1F3864" w:themeColor="accent1" w:themeShade="80"/>
+              </w:rPr>
+              <w:t>Plan de pruebas y resultados</w:t>
+            </w:r>
+          </w:p>
+        </w:tc>
+        <w:tc>
+          <w:tcPr>
+            <w:tcW w:w="3825" w:type="dxa"/>
+          </w:tcPr>
+          <w:p>
+            <w:pPr>
+              <w:pStyle w:val="Piedepgina"/>
+              <w:rPr>
+                <w:rFonts w:ascii="Calibri" w:hAnsi="Calibri"/>
+                <w:bCs/>
+                <w:color w:val="1F3864" w:themeColor="accent1" w:themeShade="80"/>
+              </w:rPr>
+            </w:pPr>
+            <w:r>
+              <w:rPr>
+                <w:rFonts w:ascii="Calibri" w:hAnsi="Calibri"/>
+                <w:bCs/>
+                <w:color w:val="1F3864" w:themeColor="accent1" w:themeShade="80"/>
+              </w:rPr>
+              <w:t>Documento con las pruebas realizadas, resultados obtenidos y correcciones efectuadas.</w:t>
+            </w:r>
+          </w:p>
+        </w:tc>
+        <w:tc>
+          <w:tcPr>
+            <w:tcW w:w="2551" w:type="dxa"/>
+          </w:tcPr>
+          <w:p>
+            <w:pPr>
+              <w:pStyle w:val="Piedepgina"/>
+              <w:rPr>
+                <w:rFonts w:ascii="Calibri" w:hAnsi="Calibri"/>
+                <w:bCs/>
+                <w:color w:val="1F3864" w:themeColor="accent1" w:themeShade="80"/>
+              </w:rPr>
+            </w:pPr>
+            <w:r>
+              <w:rPr>
+                <w:rFonts w:ascii="Calibri" w:hAnsi="Calibri"/>
+                <w:bCs/>
+                <w:color w:val="1F3864" w:themeColor="accent1" w:themeShade="80"/>
+              </w:rPr>
+              <w:t>Permite demostrar la calidad y correcto funcionamiento de la solución.</w:t>
             </w:r>
           </w:p>
         </w:tc>
@@ -5242,23 +5611,7 @@
                 <w:rFonts w:ascii="Calibri" w:hAnsi="Calibri"/>
                 <w:color w:val="1F3864" w:themeColor="accent1" w:themeShade="80"/>
               </w:rPr>
-              <w:t xml:space="preserve">efine la planificación de tu Proyecto APT </w:t>
-            </w:r>
-            <w:proofErr w:type="gramStart"/>
-            <w:r>
-              <w:rPr>
-                <w:rFonts w:ascii="Calibri" w:hAnsi="Calibri"/>
-                <w:color w:val="1F3864" w:themeColor="accent1" w:themeShade="80"/>
-              </w:rPr>
-              <w:t>de acuerdo a</w:t>
-            </w:r>
-            <w:proofErr w:type="gramEnd"/>
-            <w:r>
-              <w:rPr>
-                <w:rFonts w:ascii="Calibri" w:hAnsi="Calibri"/>
-                <w:color w:val="1F3864" w:themeColor="accent1" w:themeShade="80"/>
-              </w:rPr>
-              <w:t xml:space="preserve"> lo requerido</w:t>
+              <w:t>efine la planificación de tu Proyecto APT de acuerdo a lo requerido</w:t>
             </w:r>
             <w:r>
               <w:rPr>
@@ -5396,30 +5749,14 @@
                 <w:rFonts w:ascii="Calibri" w:hAnsi="Calibri"/>
                 <w:color w:val="1F3864" w:themeColor="accent1" w:themeShade="80"/>
               </w:rPr>
-              <w:t xml:space="preserve">Nombre </w:t>
-            </w:r>
-            <w:proofErr w:type="gramStart"/>
-            <w:r>
-              <w:rPr>
-                <w:rFonts w:ascii="Calibri" w:hAnsi="Calibri"/>
-                <w:color w:val="1F3864" w:themeColor="accent1" w:themeShade="80"/>
-              </w:rPr>
-              <w:t xml:space="preserve">de </w:t>
-            </w:r>
-            <w:r>
-              <w:rPr>
-                <w:rFonts w:ascii="Calibri" w:hAnsi="Calibri"/>
-                <w:color w:val="1F3864" w:themeColor="accent1" w:themeShade="80"/>
-              </w:rPr>
-              <w:t xml:space="preserve"> Actividades</w:t>
-            </w:r>
-            <w:proofErr w:type="gramEnd"/>
-            <w:r>
-              <w:rPr>
-                <w:rFonts w:ascii="Calibri" w:hAnsi="Calibri"/>
-                <w:color w:val="1F3864" w:themeColor="accent1" w:themeShade="80"/>
-              </w:rPr>
-              <w:t>/Tareas</w:t>
+              <w:t xml:space="preserve">Nombre de </w:t>
+            </w:r>
+            <w:r>
+              <w:rPr>
+                <w:rFonts w:ascii="Calibri" w:hAnsi="Calibri"/>
+                <w:color w:val="1F3864" w:themeColor="accent1" w:themeShade="80"/>
+              </w:rPr>
+              <w:t xml:space="preserve"> Actividades/Tareas</w:t>
             </w:r>
           </w:p>
         </w:tc>
@@ -6383,6 +6720,7 @@
                 <w:rFonts w:ascii="Calibri" w:hAnsi="Calibri"/>
                 <w:color w:val="1F3864" w:themeColor="accent1" w:themeShade="80"/>
               </w:rPr>
+              <w:lastRenderedPageBreak/>
               <w:t xml:space="preserve">Busca un formato de Carta Gantt que te acomode y organiza en </w:t>
             </w:r>
             <w:r>
@@ -9762,6 +10100,17 @@
       <w:szCs w:val="20"/>
     </w:rPr>
   </w:style>
+  <w:style w:type="character" w:styleId="Fuerte">
+    <w:name w:val="Strong"/>
+    <w:basedOn w:val="Fuentedeprrafopredeter"/>
+    <w:uiPriority w:val="22"/>
+    <w:qFormat/>
+    <w:rsid w:val="00B062DA"/>
+    <w:rPr>
+      <w:b/>
+      <w:bCs/>
+    </w:rPr>
+  </w:style>
 </w:styles>
 </file>
 

--- a/Fase 1/Evidencias Grupales/1.5_GuiaEstudiante_Fase 1_Definicion Proyecto APT.docx
+++ b/Fase 1/Evidencias Grupales/1.5_GuiaEstudiante_Fase 1_Definicion Proyecto APT.docx
@@ -1725,7 +1725,7 @@
                 <w:rFonts w:ascii="Calibri" w:hAnsi="Calibri" w:cs="Arial"/>
                 <w:i/>
                 <w:iCs/>
-                <w:color w:val="548DD4"/>
+                <w:color w:val="EE0000"/>
                 <w:sz w:val="20"/>
                 <w:szCs w:val="20"/>
                 <w:lang w:eastAsia="es-CL"/>
@@ -1736,7 +1736,7 @@
                 <w:rFonts w:ascii="Calibri" w:hAnsi="Calibri" w:cs="Arial"/>
                 <w:i/>
                 <w:iCs/>
-                <w:color w:val="548DD4"/>
+                <w:color w:val="EE0000"/>
                 <w:sz w:val="20"/>
                 <w:szCs w:val="20"/>
                 <w:lang w:eastAsia="es-CL"/>
@@ -1754,7 +1754,7 @@
                 <w:rFonts w:ascii="Calibri" w:hAnsi="Calibri" w:cs="Arial"/>
                 <w:i/>
                 <w:iCs/>
-                <w:color w:val="548DD4"/>
+                <w:color w:val="EE0000"/>
                 <w:sz w:val="20"/>
                 <w:szCs w:val="20"/>
                 <w:lang w:eastAsia="es-CL"/>
@@ -1765,7 +1765,7 @@
                 <w:rFonts w:ascii="Calibri" w:hAnsi="Calibri" w:cs="Arial"/>
                 <w:i/>
                 <w:iCs/>
-                <w:color w:val="548DD4"/>
+                <w:color w:val="EE0000"/>
                 <w:sz w:val="20"/>
                 <w:szCs w:val="20"/>
                 <w:lang w:eastAsia="es-CL"/>
@@ -1783,7 +1783,7 @@
                 <w:rFonts w:ascii="Calibri" w:hAnsi="Calibri" w:cs="Arial"/>
                 <w:i/>
                 <w:iCs/>
-                <w:color w:val="548DD4"/>
+                <w:color w:val="EE0000"/>
                 <w:sz w:val="20"/>
                 <w:szCs w:val="20"/>
                 <w:lang w:eastAsia="es-CL"/>
@@ -1794,7 +1794,7 @@
                 <w:rFonts w:ascii="Calibri" w:hAnsi="Calibri" w:cs="Arial"/>
                 <w:i/>
                 <w:iCs/>
-                <w:color w:val="548DD4"/>
+                <w:color w:val="EE0000"/>
                 <w:sz w:val="20"/>
                 <w:szCs w:val="20"/>
                 <w:lang w:eastAsia="es-CL"/>
@@ -1812,7 +1812,7 @@
                 <w:rFonts w:ascii="Calibri" w:hAnsi="Calibri" w:cs="Arial"/>
                 <w:i/>
                 <w:iCs/>
-                <w:color w:val="548DD4"/>
+                <w:color w:val="EE0000"/>
                 <w:sz w:val="20"/>
                 <w:szCs w:val="20"/>
                 <w:lang w:eastAsia="es-CL"/>
@@ -1823,12 +1823,38 @@
                 <w:rFonts w:ascii="Calibri" w:hAnsi="Calibri" w:cs="Arial"/>
                 <w:i/>
                 <w:iCs/>
-                <w:color w:val="548DD4"/>
-                <w:sz w:val="20"/>
-                <w:szCs w:val="20"/>
-                <w:lang w:eastAsia="es-CL"/>
-              </w:rPr>
-              <w:t>Evaluar y gestionar proyectos en su área de especialización profesional, durante todo el ciclo de vida, de acuerdo a buenas prácticas y utilizando metodologías y herramientas de software, para cumplir con los requerimientos de la organización en contextos tradicionales y ágiles.</w:t>
+                <w:color w:val="EE0000"/>
+                <w:sz w:val="20"/>
+                <w:szCs w:val="20"/>
+                <w:lang w:eastAsia="es-CL"/>
+              </w:rPr>
+              <w:t xml:space="preserve">Evaluar y gestionar proyectos en su área de especialización profesional, durante todo el ciclo de vida, </w:t>
+            </w:r>
+            <w:proofErr w:type="gramStart"/>
+            <w:r>
+              <w:rPr>
+                <w:rFonts w:ascii="Calibri" w:hAnsi="Calibri" w:cs="Arial"/>
+                <w:i/>
+                <w:iCs/>
+                <w:color w:val="EE0000"/>
+                <w:sz w:val="20"/>
+                <w:szCs w:val="20"/>
+                <w:lang w:eastAsia="es-CL"/>
+              </w:rPr>
+              <w:t>de acuerdo a</w:t>
+            </w:r>
+            <w:proofErr w:type="gramEnd"/>
+            <w:r>
+              <w:rPr>
+                <w:rFonts w:ascii="Calibri" w:hAnsi="Calibri" w:cs="Arial"/>
+                <w:i/>
+                <w:iCs/>
+                <w:color w:val="EE0000"/>
+                <w:sz w:val="20"/>
+                <w:szCs w:val="20"/>
+                <w:lang w:eastAsia="es-CL"/>
+              </w:rPr>
+              <w:t xml:space="preserve"> buenas prácticas y utilizando metodologías y herramientas de software, para cumplir con los requerimientos de la organización en contextos tradicionales y ágiles.</w:t>
             </w:r>
           </w:p>
           <w:p>
@@ -1852,12 +1878,38 @@
                 <w:rFonts w:ascii="Calibri" w:hAnsi="Calibri" w:cs="Arial"/>
                 <w:i/>
                 <w:iCs/>
-                <w:color w:val="548DD4"/>
-                <w:sz w:val="20"/>
-                <w:szCs w:val="20"/>
-                <w:lang w:eastAsia="es-CL"/>
-              </w:rPr>
-              <w:t>Diseñar soluciones de software, abarcando todo el ciclo de vida de éste, de acuerdo a estándares, marcos de trabajo y regulatorios, tecnologías y metodologías que promueven la innovación, con foco en la calidad, seguridad y sostenibilidad del proyecto.</w:t>
+                <w:color w:val="EE0000"/>
+                <w:sz w:val="20"/>
+                <w:szCs w:val="20"/>
+                <w:lang w:eastAsia="es-CL"/>
+              </w:rPr>
+              <w:t xml:space="preserve">Diseñar soluciones de software, abarcando todo el ciclo de vida de éste, </w:t>
+            </w:r>
+            <w:proofErr w:type="gramStart"/>
+            <w:r>
+              <w:rPr>
+                <w:rFonts w:ascii="Calibri" w:hAnsi="Calibri" w:cs="Arial"/>
+                <w:i/>
+                <w:iCs/>
+                <w:color w:val="EE0000"/>
+                <w:sz w:val="20"/>
+                <w:szCs w:val="20"/>
+                <w:lang w:eastAsia="es-CL"/>
+              </w:rPr>
+              <w:t>de acuerdo a</w:t>
+            </w:r>
+            <w:proofErr w:type="gramEnd"/>
+            <w:r>
+              <w:rPr>
+                <w:rFonts w:ascii="Calibri" w:hAnsi="Calibri" w:cs="Arial"/>
+                <w:i/>
+                <w:iCs/>
+                <w:color w:val="EE0000"/>
+                <w:sz w:val="20"/>
+                <w:szCs w:val="20"/>
+                <w:lang w:eastAsia="es-CL"/>
+              </w:rPr>
+              <w:t xml:space="preserve"> estándares, marcos de trabajo y regulatorios, tecnologías y metodologías que promueven la innovación, con foco en la calidad, seguridad y sostenibilidad del proyecto.</w:t>
             </w:r>
           </w:p>
         </w:tc>
@@ -2265,17 +2317,17 @@
               <w:rPr>
                 <w:rFonts w:ascii="Calibri" w:hAnsi="Calibri" w:cs="Arial"/>
                 <w:i/>
-                <w:color w:val="548DD4"/>
-                <w:sz w:val="20"/>
-                <w:szCs w:val="20"/>
-                <w:lang w:eastAsia="es-CL"/>
-              </w:rPr>
-            </w:pPr>
-            <w:r>
-              <w:rPr>
-                <w:rFonts w:ascii="Calibri" w:hAnsi="Calibri" w:cs="Arial"/>
-                <w:i/>
-                <w:color w:val="548DD4"/>
+                <w:color w:val="EE0000"/>
+                <w:sz w:val="20"/>
+                <w:szCs w:val="20"/>
+                <w:lang w:eastAsia="es-CL"/>
+              </w:rPr>
+            </w:pPr>
+            <w:r>
+              <w:rPr>
+                <w:rFonts w:ascii="Calibri" w:hAnsi="Calibri" w:cs="Arial"/>
+                <w:i/>
+                <w:color w:val="EE0000"/>
                 <w:sz w:val="20"/>
                 <w:szCs w:val="20"/>
                 <w:lang w:eastAsia="es-CL"/>
@@ -2289,17 +2341,17 @@
               <w:rPr>
                 <w:rFonts w:ascii="Calibri" w:hAnsi="Calibri" w:cs="Arial"/>
                 <w:i/>
-                <w:color w:val="548DD4"/>
-                <w:sz w:val="20"/>
-                <w:szCs w:val="20"/>
-                <w:lang w:eastAsia="es-CL"/>
-              </w:rPr>
-            </w:pPr>
-            <w:r>
-              <w:rPr>
-                <w:rFonts w:ascii="Calibri" w:hAnsi="Calibri" w:cs="Arial"/>
-                <w:i/>
-                <w:color w:val="548DD4"/>
+                <w:color w:val="EE0000"/>
+                <w:sz w:val="20"/>
+                <w:szCs w:val="20"/>
+                <w:lang w:eastAsia="es-CL"/>
+              </w:rPr>
+            </w:pPr>
+            <w:r>
+              <w:rPr>
+                <w:rFonts w:ascii="Calibri" w:hAnsi="Calibri" w:cs="Arial"/>
+                <w:i/>
+                <w:color w:val="EE0000"/>
                 <w:sz w:val="20"/>
                 <w:szCs w:val="20"/>
                 <w:lang w:eastAsia="es-CL"/>
@@ -2313,28 +2365,52 @@
               <w:rPr>
                 <w:rFonts w:ascii="Calibri" w:hAnsi="Calibri" w:cs="Arial"/>
                 <w:i/>
-                <w:color w:val="548DD4"/>
-                <w:sz w:val="20"/>
-                <w:szCs w:val="20"/>
-                <w:lang w:eastAsia="es-CL"/>
-              </w:rPr>
-            </w:pPr>
-            <w:r>
-              <w:rPr>
-                <w:rFonts w:ascii="Calibri" w:hAnsi="Calibri" w:cs="Arial"/>
-                <w:i/>
-                <w:color w:val="548DD4"/>
-                <w:sz w:val="20"/>
-                <w:szCs w:val="20"/>
-                <w:lang w:eastAsia="es-CL"/>
-              </w:rPr>
-              <w:t xml:space="preserve">También las competencias relacionadas con el diseño de soluciones, permiten atender aspectos de calidad, seguridad, trazabilidad, escalabilidad y la gestión de proyectos </w:t>
-            </w:r>
-            <w:r>
-              <w:rPr>
-                <w:rFonts w:ascii="Calibri" w:hAnsi="Calibri" w:cs="Arial"/>
-                <w:i/>
-                <w:color w:val="548DD4"/>
+                <w:color w:val="EE0000"/>
+                <w:sz w:val="20"/>
+                <w:szCs w:val="20"/>
+                <w:lang w:eastAsia="es-CL"/>
+              </w:rPr>
+            </w:pPr>
+            <w:r>
+              <w:rPr>
+                <w:rFonts w:ascii="Calibri" w:hAnsi="Calibri" w:cs="Arial"/>
+                <w:i/>
+                <w:color w:val="EE0000"/>
+                <w:sz w:val="20"/>
+                <w:szCs w:val="20"/>
+                <w:lang w:eastAsia="es-CL"/>
+              </w:rPr>
+              <w:t xml:space="preserve">También las competencias relacionadas con el diseño de </w:t>
+            </w:r>
+            <w:proofErr w:type="gramStart"/>
+            <w:r>
+              <w:rPr>
+                <w:rFonts w:ascii="Calibri" w:hAnsi="Calibri" w:cs="Arial"/>
+                <w:i/>
+                <w:color w:val="EE0000"/>
+                <w:sz w:val="20"/>
+                <w:szCs w:val="20"/>
+                <w:lang w:eastAsia="es-CL"/>
+              </w:rPr>
+              <w:t>soluciones,</w:t>
+            </w:r>
+            <w:proofErr w:type="gramEnd"/>
+            <w:r>
+              <w:rPr>
+                <w:rFonts w:ascii="Calibri" w:hAnsi="Calibri" w:cs="Arial"/>
+                <w:i/>
+                <w:color w:val="EE0000"/>
+                <w:sz w:val="20"/>
+                <w:szCs w:val="20"/>
+                <w:lang w:eastAsia="es-CL"/>
+              </w:rPr>
+              <w:t xml:space="preserve"> permiten atender aspectos de calidad, seguridad, trazabilidad, escalabilidad y la gestión de proyectos </w:t>
+            </w:r>
+            <w:r>
+              <w:rPr>
+                <w:rFonts w:ascii="Calibri" w:hAnsi="Calibri" w:cs="Arial"/>
+                <w:i/>
+                <w:color w:val="EE0000"/>
                 <w:sz w:val="20"/>
                 <w:szCs w:val="20"/>
                 <w:lang w:eastAsia="es-CL"/>
@@ -2349,7 +2425,7 @@
               <w:rPr>
                 <w:rFonts w:ascii="Calibri" w:hAnsi="Calibri" w:cs="Arial"/>
                 <w:i/>
-                <w:color w:val="548DD4"/>
+                <w:color w:val="EE0000"/>
                 <w:sz w:val="20"/>
                 <w:szCs w:val="20"/>
                 <w:highlight w:val="yellow"/>
@@ -2360,7 +2436,7 @@
               <w:rPr>
                 <w:rFonts w:ascii="Calibri" w:hAnsi="Calibri" w:cs="Arial"/>
                 <w:i/>
-                <w:color w:val="548DD4"/>
+                <w:color w:val="EE0000"/>
                 <w:sz w:val="20"/>
                 <w:szCs w:val="20"/>
                 <w:lang w:eastAsia="es-CL"/>
@@ -5611,7 +5687,23 @@
                 <w:rFonts w:ascii="Calibri" w:hAnsi="Calibri"/>
                 <w:color w:val="1F3864" w:themeColor="accent1" w:themeShade="80"/>
               </w:rPr>
-              <w:t>efine la planificación de tu Proyecto APT de acuerdo a lo requerido</w:t>
+              <w:t xml:space="preserve">efine la planificación de tu Proyecto APT </w:t>
+            </w:r>
+            <w:proofErr w:type="gramStart"/>
+            <w:r>
+              <w:rPr>
+                <w:rFonts w:ascii="Calibri" w:hAnsi="Calibri"/>
+                <w:color w:val="1F3864" w:themeColor="accent1" w:themeShade="80"/>
+              </w:rPr>
+              <w:t>de acuerdo a</w:t>
+            </w:r>
+            <w:proofErr w:type="gramEnd"/>
+            <w:r>
+              <w:rPr>
+                <w:rFonts w:ascii="Calibri" w:hAnsi="Calibri"/>
+                <w:color w:val="1F3864" w:themeColor="accent1" w:themeShade="80"/>
+              </w:rPr>
+              <w:t xml:space="preserve"> lo requerido</w:t>
             </w:r>
             <w:r>
               <w:rPr>
@@ -5749,14 +5841,30 @@
                 <w:rFonts w:ascii="Calibri" w:hAnsi="Calibri"/>
                 <w:color w:val="1F3864" w:themeColor="accent1" w:themeShade="80"/>
               </w:rPr>
-              <w:t xml:space="preserve">Nombre de </w:t>
-            </w:r>
-            <w:r>
-              <w:rPr>
-                <w:rFonts w:ascii="Calibri" w:hAnsi="Calibri"/>
-                <w:color w:val="1F3864" w:themeColor="accent1" w:themeShade="80"/>
-              </w:rPr>
-              <w:t xml:space="preserve"> Actividades/Tareas</w:t>
+              <w:t xml:space="preserve">Nombre </w:t>
+            </w:r>
+            <w:proofErr w:type="gramStart"/>
+            <w:r>
+              <w:rPr>
+                <w:rFonts w:ascii="Calibri" w:hAnsi="Calibri"/>
+                <w:color w:val="1F3864" w:themeColor="accent1" w:themeShade="80"/>
+              </w:rPr>
+              <w:t xml:space="preserve">de </w:t>
+            </w:r>
+            <w:r>
+              <w:rPr>
+                <w:rFonts w:ascii="Calibri" w:hAnsi="Calibri"/>
+                <w:color w:val="1F3864" w:themeColor="accent1" w:themeShade="80"/>
+              </w:rPr>
+              <w:t xml:space="preserve"> Actividades</w:t>
+            </w:r>
+            <w:proofErr w:type="gramEnd"/>
+            <w:r>
+              <w:rPr>
+                <w:rFonts w:ascii="Calibri" w:hAnsi="Calibri"/>
+                <w:color w:val="1F3864" w:themeColor="accent1" w:themeShade="80"/>
+              </w:rPr>
+              <w:t>/Tareas</w:t>
             </w:r>
           </w:p>
         </w:tc>

--- a/Fase 1/Evidencias Grupales/1.5_GuiaEstudiante_Fase 1_Definicion Proyecto APT.docx
+++ b/Fase 1/Evidencias Grupales/1.5_GuiaEstudiante_Fase 1_Definicion Proyecto APT.docx
@@ -1704,19 +1704,7 @@
           </w:tcPr>
           <w:p>
             <w:pPr>
-              <w:rPr>
-                <w:rFonts w:ascii="Calibri" w:hAnsi="Calibri" w:cs="Arial"/>
-                <w:i/>
-                <w:iCs/>
-                <w:color w:val="548DD4"/>
-                <w:sz w:val="20"/>
-                <w:szCs w:val="20"/>
-                <w:lang w:eastAsia="es-CL"/>
-              </w:rPr>
-            </w:pPr>
-          </w:p>
-          <w:p>
-            <w:pPr>
+              <w:pStyle w:val="Prrafodelista"/>
               <w:numPr>
                 <w:ilvl w:val="0"/>
                 <w:numId w:val="5"/>
@@ -1725,7 +1713,7 @@
                 <w:rFonts w:ascii="Calibri" w:hAnsi="Calibri" w:cs="Arial"/>
                 <w:i/>
                 <w:iCs/>
-                <w:color w:val="EE0000"/>
+                <w:color w:val="548DD4"/>
                 <w:sz w:val="20"/>
                 <w:szCs w:val="20"/>
                 <w:lang w:eastAsia="es-CL"/>
@@ -1736,12 +1724,12 @@
                 <w:rFonts w:ascii="Calibri" w:hAnsi="Calibri" w:cs="Arial"/>
                 <w:i/>
                 <w:iCs/>
-                <w:color w:val="EE0000"/>
-                <w:sz w:val="20"/>
-                <w:szCs w:val="20"/>
-                <w:lang w:eastAsia="es-CL"/>
-              </w:rPr>
-              <w:t>Diseñar y generar soluciones de software innovadoras y de calidad, aplicando el ciclo de vida de éste, según las características del proyecto, las mejores prácticas de la industria y sus estándares de calidad.</w:t>
+                <w:color w:val="548DD4"/>
+                <w:sz w:val="20"/>
+                <w:szCs w:val="20"/>
+                <w:lang w:eastAsia="es-CL"/>
+              </w:rPr>
+              <w:t>Ofrecer propuestas de solución informática analizando de forma integral los procesos de acuerdo a los requerimientos de la organización.</w:t>
             </w:r>
           </w:p>
           <w:p>
@@ -1754,7 +1742,7 @@
                 <w:rFonts w:ascii="Calibri" w:hAnsi="Calibri" w:cs="Arial"/>
                 <w:i/>
                 <w:iCs/>
-                <w:color w:val="EE0000"/>
+                <w:color w:val="548DD4"/>
                 <w:sz w:val="20"/>
                 <w:szCs w:val="20"/>
                 <w:lang w:eastAsia="es-CL"/>
@@ -1765,12 +1753,12 @@
                 <w:rFonts w:ascii="Calibri" w:hAnsi="Calibri" w:cs="Arial"/>
                 <w:i/>
                 <w:iCs/>
-                <w:color w:val="EE0000"/>
-                <w:sz w:val="20"/>
-                <w:szCs w:val="20"/>
-                <w:lang w:eastAsia="es-CL"/>
-              </w:rPr>
-              <w:t>Diseñar y generar soluciones que permitan resolver los requerimientos de información en el contexto de las organizaciones, considerando bases de datos relacionales y no relacionales.</w:t>
+                <w:color w:val="548DD4"/>
+                <w:sz w:val="20"/>
+                <w:szCs w:val="20"/>
+                <w:lang w:eastAsia="es-CL"/>
+              </w:rPr>
+              <w:t>Desarrollar una solución de software utilizando técnicas que permitan sistematizar el proceso de desarrollo y mantenimiento, asegurando el logro de los objetivos.</w:t>
             </w:r>
           </w:p>
           <w:p>
@@ -1783,7 +1771,7 @@
                 <w:rFonts w:ascii="Calibri" w:hAnsi="Calibri" w:cs="Arial"/>
                 <w:i/>
                 <w:iCs/>
-                <w:color w:val="EE0000"/>
+                <w:color w:val="548DD4"/>
                 <w:sz w:val="20"/>
                 <w:szCs w:val="20"/>
                 <w:lang w:eastAsia="es-CL"/>
@@ -1794,12 +1782,12 @@
                 <w:rFonts w:ascii="Calibri" w:hAnsi="Calibri" w:cs="Arial"/>
                 <w:i/>
                 <w:iCs/>
-                <w:color w:val="EE0000"/>
-                <w:sz w:val="20"/>
-                <w:szCs w:val="20"/>
-                <w:lang w:eastAsia="es-CL"/>
-              </w:rPr>
-              <w:t>Diseñar y adaptar los procesos de ingeniería de requisitos, a través del uso de metodologías de vanguardia y estándares de la industria, para el desarrollo de soluciones TI complejas, innovadoras y de calidad.</w:t>
+                <w:color w:val="548DD4"/>
+                <w:sz w:val="20"/>
+                <w:szCs w:val="20"/>
+                <w:lang w:eastAsia="es-CL"/>
+              </w:rPr>
+              <w:t>Construir Modelos de datos para soportar los requerimientos de la organización acuerdo a un diseño definido y escalable en el tiempo.</w:t>
             </w:r>
           </w:p>
           <w:p>
@@ -1812,7 +1800,7 @@
                 <w:rFonts w:ascii="Calibri" w:hAnsi="Calibri" w:cs="Arial"/>
                 <w:i/>
                 <w:iCs/>
-                <w:color w:val="EE0000"/>
+                <w:color w:val="548DD4"/>
                 <w:sz w:val="20"/>
                 <w:szCs w:val="20"/>
                 <w:lang w:eastAsia="es-CL"/>
@@ -1823,38 +1811,12 @@
                 <w:rFonts w:ascii="Calibri" w:hAnsi="Calibri" w:cs="Arial"/>
                 <w:i/>
                 <w:iCs/>
-                <w:color w:val="EE0000"/>
-                <w:sz w:val="20"/>
-                <w:szCs w:val="20"/>
-                <w:lang w:eastAsia="es-CL"/>
-              </w:rPr>
-              <w:t xml:space="preserve">Evaluar y gestionar proyectos en su área de especialización profesional, durante todo el ciclo de vida, </w:t>
-            </w:r>
-            <w:proofErr w:type="gramStart"/>
-            <w:r>
-              <w:rPr>
-                <w:rFonts w:ascii="Calibri" w:hAnsi="Calibri" w:cs="Arial"/>
-                <w:i/>
-                <w:iCs/>
-                <w:color w:val="EE0000"/>
-                <w:sz w:val="20"/>
-                <w:szCs w:val="20"/>
-                <w:lang w:eastAsia="es-CL"/>
-              </w:rPr>
-              <w:t>de acuerdo a</w:t>
-            </w:r>
-            <w:proofErr w:type="gramEnd"/>
-            <w:r>
-              <w:rPr>
-                <w:rFonts w:ascii="Calibri" w:hAnsi="Calibri" w:cs="Arial"/>
-                <w:i/>
-                <w:iCs/>
-                <w:color w:val="EE0000"/>
-                <w:sz w:val="20"/>
-                <w:szCs w:val="20"/>
-                <w:lang w:eastAsia="es-CL"/>
-              </w:rPr>
-              <w:t xml:space="preserve"> buenas prácticas y utilizando metodologías y herramientas de software, para cumplir con los requerimientos de la organización en contextos tradicionales y ágiles.</w:t>
+                <w:color w:val="548DD4"/>
+                <w:sz w:val="20"/>
+                <w:szCs w:val="20"/>
+                <w:lang w:eastAsia="es-CL"/>
+              </w:rPr>
+              <w:t>Programar consultas o rutinas para manipular información de una base de datos de acuerdo a los requerimientos de la organización.</w:t>
             </w:r>
           </w:p>
           <w:p>
@@ -1878,54 +1840,162 @@
                 <w:rFonts w:ascii="Calibri" w:hAnsi="Calibri" w:cs="Arial"/>
                 <w:i/>
                 <w:iCs/>
-                <w:color w:val="EE0000"/>
-                <w:sz w:val="20"/>
-                <w:szCs w:val="20"/>
-                <w:lang w:eastAsia="es-CL"/>
-              </w:rPr>
-              <w:t xml:space="preserve">Diseñar soluciones de software, abarcando todo el ciclo de vida de éste, </w:t>
-            </w:r>
-            <w:proofErr w:type="gramStart"/>
-            <w:r>
+                <w:color w:val="548DD4"/>
+                <w:sz w:val="20"/>
+                <w:szCs w:val="20"/>
+                <w:lang w:eastAsia="es-CL"/>
+              </w:rPr>
+              <w:t>Construir programas y rutinas de variada complejidad para dar solución a requerimientos de la organización, acordes a tecnologías de mercado y utilizando buenas prácticas de codificación.</w:t>
+            </w:r>
+          </w:p>
+          <w:p>
+            <w:pPr>
+              <w:numPr>
+                <w:ilvl w:val="0"/>
+                <w:numId w:val="5"/>
+              </w:numPr>
               <w:rPr>
                 <w:rFonts w:ascii="Calibri" w:hAnsi="Calibri" w:cs="Arial"/>
                 <w:i/>
                 <w:iCs/>
-                <w:color w:val="EE0000"/>
-                <w:sz w:val="20"/>
-                <w:szCs w:val="20"/>
-                <w:lang w:eastAsia="es-CL"/>
-              </w:rPr>
-              <w:t>de acuerdo a</w:t>
-            </w:r>
-            <w:proofErr w:type="gramEnd"/>
+                <w:color w:val="548DD4"/>
+                <w:sz w:val="20"/>
+                <w:szCs w:val="20"/>
+                <w:lang w:eastAsia="es-CL"/>
+              </w:rPr>
+            </w:pPr>
             <w:r>
               <w:rPr>
                 <w:rFonts w:ascii="Calibri" w:hAnsi="Calibri" w:cs="Arial"/>
                 <w:i/>
                 <w:iCs/>
-                <w:color w:val="EE0000"/>
-                <w:sz w:val="20"/>
-                <w:szCs w:val="20"/>
-                <w:lang w:eastAsia="es-CL"/>
-              </w:rPr>
-              <w:t xml:space="preserve"> estándares, marcos de trabajo y regulatorios, tecnologías y metodologías que promueven la innovación, con foco en la calidad, seguridad y sostenibilidad del proyecto.</w:t>
+                <w:color w:val="548DD4"/>
+                <w:sz w:val="20"/>
+                <w:szCs w:val="20"/>
+                <w:lang w:eastAsia="es-CL"/>
+              </w:rPr>
+              <w:t>Realizar pruebas de certificación tanto de los productos como de los procesos utilizando buenas prácticas definidas por la industria.</w:t>
+            </w:r>
+          </w:p>
+          <w:p>
+            <w:pPr>
+              <w:numPr>
+                <w:ilvl w:val="0"/>
+                <w:numId w:val="5"/>
+              </w:numPr>
+              <w:rPr>
+                <w:rFonts w:ascii="Calibri" w:hAnsi="Calibri" w:cs="Arial"/>
+                <w:i/>
+                <w:iCs/>
+                <w:color w:val="548DD4"/>
+                <w:sz w:val="20"/>
+                <w:szCs w:val="20"/>
+                <w:lang w:eastAsia="es-CL"/>
+              </w:rPr>
+            </w:pPr>
+            <w:r>
+              <w:rPr>
+                <w:rFonts w:ascii="Calibri" w:hAnsi="Calibri" w:cs="Arial"/>
+                <w:i/>
+                <w:iCs/>
+                <w:color w:val="548DD4"/>
+                <w:sz w:val="20"/>
+                <w:szCs w:val="20"/>
+                <w:lang w:eastAsia="es-CL"/>
+              </w:rPr>
+              <w:t>Construir el modelo arquitectónico de una solución sistémica que soporte los procesos de negocio de acuerdo los requerimientos de la organización y estándares industria.</w:t>
+            </w:r>
+          </w:p>
+          <w:p>
+            <w:pPr>
+              <w:numPr>
+                <w:ilvl w:val="0"/>
+                <w:numId w:val="5"/>
+              </w:numPr>
+              <w:rPr>
+                <w:rFonts w:ascii="Calibri" w:hAnsi="Calibri" w:cs="Arial"/>
+                <w:i/>
+                <w:iCs/>
+                <w:color w:val="548DD4"/>
+                <w:sz w:val="20"/>
+                <w:szCs w:val="20"/>
+                <w:lang w:eastAsia="es-CL"/>
+              </w:rPr>
+            </w:pPr>
+            <w:r>
+              <w:rPr>
+                <w:rFonts w:ascii="Calibri" w:hAnsi="Calibri" w:cs="Arial"/>
+                <w:i/>
+                <w:iCs/>
+                <w:color w:val="548DD4"/>
+                <w:sz w:val="20"/>
+                <w:szCs w:val="20"/>
+                <w:lang w:eastAsia="es-CL"/>
+              </w:rPr>
+              <w:t>Implementar soluciones sistémicas integrales para automatizar u optimizar procesos de negocio de acuerdo a las necesidades de la organización.</w:t>
+            </w:r>
+          </w:p>
+          <w:p>
+            <w:pPr>
+              <w:numPr>
+                <w:ilvl w:val="0"/>
+                <w:numId w:val="5"/>
+              </w:numPr>
+              <w:rPr>
+                <w:rFonts w:ascii="Calibri" w:hAnsi="Calibri" w:cs="Arial"/>
+                <w:i/>
+                <w:iCs/>
+                <w:color w:val="548DD4"/>
+                <w:sz w:val="20"/>
+                <w:szCs w:val="20"/>
+                <w:lang w:eastAsia="es-CL"/>
+              </w:rPr>
+            </w:pPr>
+            <w:r>
+              <w:rPr>
+                <w:rFonts w:ascii="Calibri" w:hAnsi="Calibri" w:cs="Arial"/>
+                <w:i/>
+                <w:iCs/>
+                <w:color w:val="548DD4"/>
+                <w:sz w:val="20"/>
+                <w:szCs w:val="20"/>
+                <w:lang w:eastAsia="es-CL"/>
+              </w:rPr>
+              <w:t>Gestionar proyectos informáticos, ofreciendo alternativas para la toma de decisiones de acuerdo a los requerimientos de la organización.</w:t>
+            </w:r>
+          </w:p>
+          <w:p>
+            <w:pPr>
+              <w:numPr>
+                <w:ilvl w:val="0"/>
+                <w:numId w:val="5"/>
+              </w:numPr>
+              <w:rPr>
+                <w:rFonts w:ascii="Calibri" w:hAnsi="Calibri" w:cs="Arial"/>
+                <w:i/>
+                <w:iCs/>
+                <w:color w:val="548DD4"/>
+                <w:sz w:val="20"/>
+                <w:szCs w:val="20"/>
+                <w:lang w:eastAsia="es-CL"/>
+              </w:rPr>
+            </w:pPr>
+            <w:r>
+              <w:rPr>
+                <w:rFonts w:ascii="Calibri" w:hAnsi="Calibri" w:cs="Arial"/>
+                <w:i/>
+                <w:iCs/>
+                <w:color w:val="548DD4"/>
+                <w:sz w:val="20"/>
+                <w:szCs w:val="20"/>
+                <w:lang w:eastAsia="es-CL"/>
+              </w:rPr>
+              <w:t>Desarrollar la transformación de grandes volúmenes de datos para la obtención de información y conocimiento de la organización a fin de apoyar la toma de decisiones y la mejora de los procesos de negocio, de acuerdo a las necesidades de la organización.</w:t>
             </w:r>
           </w:p>
         </w:tc>
       </w:tr>
     </w:tbl>
-    <w:p>
-      <w:pPr>
-        <w:spacing w:after="0" w:line="360" w:lineRule="auto"/>
-        <w:jc w:val="both"/>
-        <w:rPr>
-          <w:b/>
-          <w:sz w:val="24"/>
-          <w:szCs w:val="24"/>
-        </w:rPr>
-      </w:pPr>
-    </w:p>
     <w:p>
       <w:pPr>
         <w:spacing w:after="0" w:line="240" w:lineRule="auto"/>
@@ -1935,14 +2005,6 @@
           <w:szCs w:val="24"/>
         </w:rPr>
       </w:pPr>
-      <w:r>
-        <w:rPr>
-          <w:b/>
-          <w:sz w:val="24"/>
-          <w:szCs w:val="24"/>
-        </w:rPr>
-        <w:br w:type="page"/>
-      </w:r>
     </w:p>
     <w:tbl>
       <w:tblPr>
@@ -1987,7 +2049,6 @@
                 <w:sz w:val="28"/>
                 <w:szCs w:val="28"/>
               </w:rPr>
-              <w:lastRenderedPageBreak/>
               <w:t>3</w:t>
             </w:r>
             <w:r>
@@ -2317,131 +2378,128 @@
               <w:rPr>
                 <w:rFonts w:ascii="Calibri" w:hAnsi="Calibri" w:cs="Arial"/>
                 <w:i/>
-                <w:color w:val="EE0000"/>
-                <w:sz w:val="20"/>
-                <w:szCs w:val="20"/>
-                <w:lang w:eastAsia="es-CL"/>
-              </w:rPr>
-            </w:pPr>
-            <w:r>
-              <w:rPr>
-                <w:rFonts w:ascii="Calibri" w:hAnsi="Calibri" w:cs="Arial"/>
-                <w:i/>
-                <w:color w:val="EE0000"/>
-                <w:sz w:val="20"/>
-                <w:szCs w:val="20"/>
-                <w:lang w:eastAsia="es-CL"/>
-              </w:rPr>
-              <w:t>El Proyecto APT está directamente relacionado con el Perfil de Egreso de la Carrera de Ingeniería en Informática, ya que precisa de la aplicación de competencias de análisis, diseño, desarrollo y gestión de soluciones de software para solucionar un problema concreto de una organización.</w:t>
-            </w:r>
-          </w:p>
-          <w:p>
-            <w:pPr>
-              <w:jc w:val="both"/>
-              <w:rPr>
-                <w:rFonts w:ascii="Calibri" w:hAnsi="Calibri" w:cs="Arial"/>
-                <w:i/>
-                <w:color w:val="EE0000"/>
-                <w:sz w:val="20"/>
-                <w:szCs w:val="20"/>
-                <w:lang w:eastAsia="es-CL"/>
-              </w:rPr>
-            </w:pPr>
-            <w:r>
-              <w:rPr>
-                <w:rFonts w:ascii="Calibri" w:hAnsi="Calibri" w:cs="Arial"/>
-                <w:i/>
-                <w:color w:val="EE0000"/>
-                <w:sz w:val="20"/>
-                <w:szCs w:val="20"/>
-                <w:lang w:eastAsia="es-CL"/>
-              </w:rPr>
-              <w:t>Las competencias elegidas serán necesarias para diseñar e implementar la plataforma con sus procesos ETL, validaciones, bases de datos, reglas de negocio, reportes. La ingeniería de requisitos permitirá determinar las necesidades de la organización para traducirlas en funcionalidades del sistema.</w:t>
-            </w:r>
-          </w:p>
-          <w:p>
-            <w:pPr>
-              <w:jc w:val="both"/>
-              <w:rPr>
-                <w:rFonts w:ascii="Calibri" w:hAnsi="Calibri" w:cs="Arial"/>
-                <w:i/>
-                <w:color w:val="EE0000"/>
-                <w:sz w:val="20"/>
-                <w:szCs w:val="20"/>
-                <w:lang w:eastAsia="es-CL"/>
-              </w:rPr>
-            </w:pPr>
-            <w:r>
-              <w:rPr>
-                <w:rFonts w:ascii="Calibri" w:hAnsi="Calibri" w:cs="Arial"/>
-                <w:i/>
-                <w:color w:val="EE0000"/>
-                <w:sz w:val="20"/>
-                <w:szCs w:val="20"/>
-                <w:lang w:eastAsia="es-CL"/>
-              </w:rPr>
-              <w:t xml:space="preserve">También las competencias relacionadas con el diseño de </w:t>
-            </w:r>
-            <w:proofErr w:type="gramStart"/>
-            <w:r>
-              <w:rPr>
-                <w:rFonts w:ascii="Calibri" w:hAnsi="Calibri" w:cs="Arial"/>
-                <w:i/>
-                <w:color w:val="EE0000"/>
-                <w:sz w:val="20"/>
-                <w:szCs w:val="20"/>
-                <w:lang w:eastAsia="es-CL"/>
-              </w:rPr>
-              <w:t>soluciones,</w:t>
-            </w:r>
-            <w:proofErr w:type="gramEnd"/>
-            <w:r>
-              <w:rPr>
-                <w:rFonts w:ascii="Calibri" w:hAnsi="Calibri" w:cs="Arial"/>
-                <w:i/>
-                <w:color w:val="EE0000"/>
-                <w:sz w:val="20"/>
-                <w:szCs w:val="20"/>
-                <w:lang w:eastAsia="es-CL"/>
-              </w:rPr>
-              <w:t xml:space="preserve"> permiten atender aspectos de calidad, seguridad, trazabilidad, escalabilidad y la gestión de proyectos </w:t>
-            </w:r>
-            <w:r>
-              <w:rPr>
-                <w:rFonts w:ascii="Calibri" w:hAnsi="Calibri" w:cs="Arial"/>
-                <w:i/>
-                <w:color w:val="EE0000"/>
+                <w:color w:val="548DD4"/>
+                <w:sz w:val="20"/>
+                <w:szCs w:val="20"/>
+                <w:lang w:eastAsia="es-CL"/>
+              </w:rPr>
+            </w:pPr>
+            <w:r>
+              <w:rPr>
+                <w:rFonts w:ascii="Calibri" w:hAnsi="Calibri" w:cs="Arial"/>
+                <w:i/>
+                <w:color w:val="548DD4"/>
+                <w:sz w:val="20"/>
+                <w:szCs w:val="20"/>
+                <w:lang w:eastAsia="es-CL"/>
+              </w:rPr>
+              <w:t xml:space="preserve">El </w:t>
+            </w:r>
+            <w:r>
+              <w:rPr>
+                <w:rFonts w:ascii="Calibri" w:hAnsi="Calibri" w:cs="Arial"/>
+                <w:i/>
+                <w:color w:val="548DD4"/>
+                <w:sz w:val="20"/>
+                <w:szCs w:val="20"/>
+                <w:lang w:eastAsia="es-CL"/>
+              </w:rPr>
+              <w:t xml:space="preserve">proyecto </w:t>
+            </w:r>
+            <w:r>
+              <w:rPr>
+                <w:rFonts w:ascii="Calibri" w:hAnsi="Calibri" w:cs="Arial"/>
+                <w:i/>
+                <w:color w:val="548DD4"/>
+                <w:sz w:val="20"/>
+                <w:szCs w:val="20"/>
+                <w:lang w:eastAsia="es-CL"/>
+              </w:rPr>
+              <w:t xml:space="preserve"> se vincula con el Perfil de Egreso de la carrera de Ingeniería en Informática en cuanto que implica la aplicación de competencias de análisis, diseño, desarrollo, gestión y transformación de datos para atender una problemática específica de una organización.</w:t>
+            </w:r>
+          </w:p>
+          <w:p>
+            <w:pPr>
+              <w:jc w:val="both"/>
+              <w:rPr>
+                <w:rFonts w:ascii="Calibri" w:hAnsi="Calibri" w:cs="Arial"/>
+                <w:i/>
+                <w:color w:val="548DD4"/>
+                <w:sz w:val="20"/>
+                <w:szCs w:val="20"/>
+                <w:lang w:eastAsia="es-CL"/>
+              </w:rPr>
+            </w:pPr>
+            <w:r>
+              <w:rPr>
+                <w:rFonts w:ascii="Calibri" w:hAnsi="Calibri" w:cs="Arial"/>
+                <w:i/>
+                <w:color w:val="548DD4"/>
+                <w:sz w:val="20"/>
+                <w:szCs w:val="20"/>
+                <w:lang w:eastAsia="es-CL"/>
+              </w:rPr>
+              <w:t>Las competencias elegidas serán las que se deberán poseer para poder analizar el proceso y dar solución informáticamente al mismo, para diseñar la arquitectura y modelo de datos, involucrarse con los procesos ETL, consultas, validaciones, reglas de negocios, reportes y pruebas para corroborar la solución.</w:t>
+            </w:r>
+          </w:p>
+          <w:p>
+            <w:pPr>
+              <w:jc w:val="both"/>
+              <w:rPr>
+                <w:rFonts w:ascii="Calibri" w:hAnsi="Calibri" w:cs="Arial"/>
+                <w:i/>
+                <w:color w:val="548DD4"/>
+                <w:sz w:val="20"/>
+                <w:szCs w:val="20"/>
+                <w:lang w:eastAsia="es-CL"/>
+              </w:rPr>
+            </w:pPr>
+            <w:r>
+              <w:rPr>
+                <w:rFonts w:ascii="Calibri" w:hAnsi="Calibri" w:cs="Arial"/>
+                <w:i/>
+                <w:color w:val="548DD4"/>
+                <w:sz w:val="20"/>
+                <w:szCs w:val="20"/>
+                <w:lang w:eastAsia="es-CL"/>
+              </w:rPr>
+              <w:t xml:space="preserve">Además, la habilidad para aplicar soluciones sistémicas facilita la automatización/optimización del procedimiento, y la manipulación de grandes conjuntos de datos se asocia con el procesado, el análisis y la obtención de </w:t>
+            </w:r>
+            <w:r>
+              <w:rPr>
+                <w:rFonts w:ascii="Calibri" w:hAnsi="Calibri" w:cs="Arial"/>
+                <w:i/>
+                <w:color w:val="548DD4"/>
                 <w:sz w:val="20"/>
                 <w:szCs w:val="20"/>
                 <w:lang w:eastAsia="es-CL"/>
               </w:rPr>
               <w:lastRenderedPageBreak/>
-              <w:t>es relevante para planificar, llevar a cabo y monitorear el desarrollo del APT en su ciclo de vida, considerando metodologías y herramientas que se adecuen al proyecto.</w:t>
-            </w:r>
-          </w:p>
-          <w:p>
-            <w:pPr>
-              <w:jc w:val="both"/>
-              <w:rPr>
-                <w:rFonts w:ascii="Calibri" w:hAnsi="Calibri" w:cs="Arial"/>
-                <w:i/>
-                <w:color w:val="EE0000"/>
-                <w:sz w:val="20"/>
-                <w:szCs w:val="20"/>
-                <w:highlight w:val="yellow"/>
-                <w:lang w:eastAsia="es-CL"/>
-              </w:rPr>
-            </w:pPr>
-            <w:r>
-              <w:rPr>
-                <w:rFonts w:ascii="Calibri" w:hAnsi="Calibri" w:cs="Arial"/>
-                <w:i/>
-                <w:color w:val="EE0000"/>
-                <w:sz w:val="20"/>
-                <w:szCs w:val="20"/>
-                <w:lang w:eastAsia="es-CL"/>
-              </w:rPr>
-              <w:t>Así, el proyecto facilita la aplicación completa de las competencias del perfil de egreso, desde el levantamiento de requerimientos y planeación hasta el desarrollo y evaluación de una solución informática dirigida a una necesidad real en el contexto laboral.</w:t>
+              <w:t>información. Por último, el alcance del proyecto permitirá su planificación, ejecución y seguimiento durante la vida del APT.</w:t>
+            </w:r>
+          </w:p>
+          <w:p>
+            <w:pPr>
+              <w:jc w:val="both"/>
+              <w:rPr>
+                <w:rFonts w:ascii="Calibri" w:hAnsi="Calibri" w:cs="Arial"/>
+                <w:i/>
+                <w:color w:val="548DD4"/>
+                <w:sz w:val="20"/>
+                <w:szCs w:val="20"/>
+                <w:lang w:eastAsia="es-CL"/>
+              </w:rPr>
+            </w:pPr>
+            <w:r>
+              <w:rPr>
+                <w:rFonts w:ascii="Calibri" w:hAnsi="Calibri" w:cs="Arial"/>
+                <w:i/>
+                <w:color w:val="548DD4"/>
+                <w:sz w:val="20"/>
+                <w:szCs w:val="20"/>
+                <w:lang w:eastAsia="es-CL"/>
+              </w:rPr>
+              <w:t>De esta manera, el proyecto permite aplicar de forma integral las competencias del perfil de egreso, desde el análisis de la problemática y diseño de la solución hasta su desarrollo, pruebas y evaluación en un contexto laboral.</w:t>
             </w:r>
           </w:p>
         </w:tc>
@@ -2467,7 +2525,6 @@
                 <w:rFonts w:ascii="Calibri" w:hAnsi="Calibri"/>
                 <w:color w:val="1F3864" w:themeColor="accent1" w:themeShade="80"/>
               </w:rPr>
-              <w:lastRenderedPageBreak/>
               <w:t>Relación con los intereses profesionales</w:t>
             </w:r>
           </w:p>
@@ -2736,7 +2793,6 @@
           <w:sz w:val="32"/>
           <w:szCs w:val="32"/>
         </w:rPr>
-        <w:lastRenderedPageBreak/>
         <w:t xml:space="preserve">PARTE II </w:t>
       </w:r>
     </w:p>
@@ -2783,6 +2839,7 @@
                 <w:sz w:val="28"/>
                 <w:szCs w:val="28"/>
               </w:rPr>
+              <w:lastRenderedPageBreak/>
               <w:t>4</w:t>
             </w:r>
             <w:r>
@@ -3474,7 +3531,6 @@
                 <w:szCs w:val="20"/>
                 <w:lang w:eastAsia="es-CL"/>
               </w:rPr>
-              <w:lastRenderedPageBreak/>
               <w:t>Levantamiento y análisis de requerimientos: identificar y documentar los requerimientos funcionales y no funcionales de la solución, junto con las reglas de negocio y necesidades de información.</w:t>
             </w:r>
           </w:p>
@@ -3504,6 +3560,7 @@
                 <w:szCs w:val="20"/>
                 <w:lang w:eastAsia="es-CL"/>
               </w:rPr>
+              <w:lastRenderedPageBreak/>
               <w:t>Diseño: definir la arquitectura de la solución, modelo de datos, procesos ETL, estructura de los módulos y diseño de las interfaces.</w:t>
             </w:r>
           </w:p>
@@ -5687,23 +5744,7 @@
                 <w:rFonts w:ascii="Calibri" w:hAnsi="Calibri"/>
                 <w:color w:val="1F3864" w:themeColor="accent1" w:themeShade="80"/>
               </w:rPr>
-              <w:t xml:space="preserve">efine la planificación de tu Proyecto APT </w:t>
-            </w:r>
-            <w:proofErr w:type="gramStart"/>
-            <w:r>
-              <w:rPr>
-                <w:rFonts w:ascii="Calibri" w:hAnsi="Calibri"/>
-                <w:color w:val="1F3864" w:themeColor="accent1" w:themeShade="80"/>
-              </w:rPr>
-              <w:t>de acuerdo a</w:t>
-            </w:r>
-            <w:proofErr w:type="gramEnd"/>
-            <w:r>
-              <w:rPr>
-                <w:rFonts w:ascii="Calibri" w:hAnsi="Calibri"/>
-                <w:color w:val="1F3864" w:themeColor="accent1" w:themeShade="80"/>
-              </w:rPr>
-              <w:t xml:space="preserve"> lo requerido</w:t>
+              <w:t>efine la planificación de tu Proyecto APT de acuerdo a lo requerido</w:t>
             </w:r>
             <w:r>
               <w:rPr>
@@ -5841,30 +5882,14 @@
                 <w:rFonts w:ascii="Calibri" w:hAnsi="Calibri"/>
                 <w:color w:val="1F3864" w:themeColor="accent1" w:themeShade="80"/>
               </w:rPr>
-              <w:t xml:space="preserve">Nombre </w:t>
-            </w:r>
-            <w:proofErr w:type="gramStart"/>
-            <w:r>
-              <w:rPr>
-                <w:rFonts w:ascii="Calibri" w:hAnsi="Calibri"/>
-                <w:color w:val="1F3864" w:themeColor="accent1" w:themeShade="80"/>
-              </w:rPr>
-              <w:t xml:space="preserve">de </w:t>
-            </w:r>
-            <w:r>
-              <w:rPr>
-                <w:rFonts w:ascii="Calibri" w:hAnsi="Calibri"/>
-                <w:color w:val="1F3864" w:themeColor="accent1" w:themeShade="80"/>
-              </w:rPr>
-              <w:t xml:space="preserve"> Actividades</w:t>
-            </w:r>
-            <w:proofErr w:type="gramEnd"/>
-            <w:r>
-              <w:rPr>
-                <w:rFonts w:ascii="Calibri" w:hAnsi="Calibri"/>
-                <w:color w:val="1F3864" w:themeColor="accent1" w:themeShade="80"/>
-              </w:rPr>
-              <w:t>/Tareas</w:t>
+              <w:t xml:space="preserve">Nombre de </w:t>
+            </w:r>
+            <w:r>
+              <w:rPr>
+                <w:rFonts w:ascii="Calibri" w:hAnsi="Calibri"/>
+                <w:color w:val="1F3864" w:themeColor="accent1" w:themeShade="80"/>
+              </w:rPr>
+              <w:t xml:space="preserve"> Actividades/Tareas</w:t>
             </w:r>
           </w:p>
         </w:tc>

--- a/Fase 1/Evidencias Grupales/1.5_GuiaEstudiante_Fase 1_Definicion Proyecto APT.docx
+++ b/Fase 1/Evidencias Grupales/1.5_GuiaEstudiante_Fase 1_Definicion Proyecto APT.docx
@@ -156,7 +156,6 @@
                                 </w:rPr>
                                 <w:t xml:space="preserve">Asignatura </w:t>
                               </w:r>
-                              <w:proofErr w:type="spellStart"/>
                               <w:r>
                                 <w:rPr>
                                   <w:b/>
@@ -166,7 +165,6 @@
                                 </w:rPr>
                                 <w:t>Capstone</w:t>
                               </w:r>
-                              <w:proofErr w:type="spellEnd"/>
                             </w:p>
                           </w:txbxContent>
                         </wps:txbx>
@@ -331,7 +329,6 @@
                           </w:rPr>
                           <w:t xml:space="preserve">Asignatura </w:t>
                         </w:r>
-                        <w:proofErr w:type="spellStart"/>
                         <w:r>
                           <w:rPr>
                             <w:b/>
@@ -341,7 +338,6 @@
                           </w:rPr>
                           <w:t>Capstone</w:t>
                         </w:r>
-                        <w:proofErr w:type="spellEnd"/>
                       </w:p>
                     </w:txbxContent>
                   </v:textbox>
@@ -1635,31 +1631,7 @@
                 <w:szCs w:val="20"/>
                 <w:lang w:eastAsia="es-CL"/>
               </w:rPr>
-              <w:t xml:space="preserve">Desarrollo de software (Front End, Back End, </w:t>
-            </w:r>
-            <w:proofErr w:type="spellStart"/>
-            <w:r>
-              <w:rPr>
-                <w:rFonts w:ascii="Calibri" w:hAnsi="Calibri" w:cs="Arial"/>
-                <w:i/>
-                <w:color w:val="548DD4"/>
-                <w:sz w:val="20"/>
-                <w:szCs w:val="20"/>
-                <w:lang w:eastAsia="es-CL"/>
-              </w:rPr>
-              <w:t>FullStack</w:t>
-            </w:r>
-            <w:proofErr w:type="spellEnd"/>
-            <w:r>
-              <w:rPr>
-                <w:rFonts w:ascii="Calibri" w:hAnsi="Calibri" w:cs="Arial"/>
-                <w:i/>
-                <w:color w:val="548DD4"/>
-                <w:sz w:val="20"/>
-                <w:szCs w:val="20"/>
-                <w:lang w:eastAsia="es-CL"/>
-              </w:rPr>
-              <w:t>), gestión de proyectos, calidad de software, bases de datos, y automatización.</w:t>
+              <w:t>Desarrollo de software (Front End, Back End, FullStack), gestión de proyectos, calidad de software, bases de datos, y automatización.</w:t>
             </w:r>
           </w:p>
         </w:tc>
@@ -1729,7 +1701,33 @@
                 <w:szCs w:val="20"/>
                 <w:lang w:eastAsia="es-CL"/>
               </w:rPr>
-              <w:t>Ofrecer propuestas de solución informática analizando de forma integral los procesos de acuerdo a los requerimientos de la organización.</w:t>
+              <w:t xml:space="preserve">Ofrecer propuestas de solución informática analizando de forma integral los procesos </w:t>
+            </w:r>
+            <w:proofErr w:type="gramStart"/>
+            <w:r>
+              <w:rPr>
+                <w:rFonts w:ascii="Calibri" w:hAnsi="Calibri" w:cs="Arial"/>
+                <w:i/>
+                <w:iCs/>
+                <w:color w:val="548DD4"/>
+                <w:sz w:val="20"/>
+                <w:szCs w:val="20"/>
+                <w:lang w:eastAsia="es-CL"/>
+              </w:rPr>
+              <w:t>de acuerdo a</w:t>
+            </w:r>
+            <w:proofErr w:type="gramEnd"/>
+            <w:r>
+              <w:rPr>
+                <w:rFonts w:ascii="Calibri" w:hAnsi="Calibri" w:cs="Arial"/>
+                <w:i/>
+                <w:iCs/>
+                <w:color w:val="548DD4"/>
+                <w:sz w:val="20"/>
+                <w:szCs w:val="20"/>
+                <w:lang w:eastAsia="es-CL"/>
+              </w:rPr>
+              <w:t xml:space="preserve"> los requerimientos de la organización.</w:t>
             </w:r>
           </w:p>
           <w:p>
@@ -1816,7 +1814,33 @@
                 <w:szCs w:val="20"/>
                 <w:lang w:eastAsia="es-CL"/>
               </w:rPr>
-              <w:t>Programar consultas o rutinas para manipular información de una base de datos de acuerdo a los requerimientos de la organización.</w:t>
+              <w:t xml:space="preserve">Programar consultas o rutinas para manipular información de una base de datos </w:t>
+            </w:r>
+            <w:proofErr w:type="gramStart"/>
+            <w:r>
+              <w:rPr>
+                <w:rFonts w:ascii="Calibri" w:hAnsi="Calibri" w:cs="Arial"/>
+                <w:i/>
+                <w:iCs/>
+                <w:color w:val="548DD4"/>
+                <w:sz w:val="20"/>
+                <w:szCs w:val="20"/>
+                <w:lang w:eastAsia="es-CL"/>
+              </w:rPr>
+              <w:t>de acuerdo a</w:t>
+            </w:r>
+            <w:proofErr w:type="gramEnd"/>
+            <w:r>
+              <w:rPr>
+                <w:rFonts w:ascii="Calibri" w:hAnsi="Calibri" w:cs="Arial"/>
+                <w:i/>
+                <w:iCs/>
+                <w:color w:val="548DD4"/>
+                <w:sz w:val="20"/>
+                <w:szCs w:val="20"/>
+                <w:lang w:eastAsia="es-CL"/>
+              </w:rPr>
+              <w:t xml:space="preserve"> los requerimientos de la organización.</w:t>
             </w:r>
           </w:p>
           <w:p>
@@ -1932,7 +1956,33 @@
                 <w:szCs w:val="20"/>
                 <w:lang w:eastAsia="es-CL"/>
               </w:rPr>
-              <w:t>Implementar soluciones sistémicas integrales para automatizar u optimizar procesos de negocio de acuerdo a las necesidades de la organización.</w:t>
+              <w:t xml:space="preserve">Implementar soluciones sistémicas integrales para automatizar u optimizar procesos de negocio </w:t>
+            </w:r>
+            <w:proofErr w:type="gramStart"/>
+            <w:r>
+              <w:rPr>
+                <w:rFonts w:ascii="Calibri" w:hAnsi="Calibri" w:cs="Arial"/>
+                <w:i/>
+                <w:iCs/>
+                <w:color w:val="548DD4"/>
+                <w:sz w:val="20"/>
+                <w:szCs w:val="20"/>
+                <w:lang w:eastAsia="es-CL"/>
+              </w:rPr>
+              <w:t>de acuerdo a</w:t>
+            </w:r>
+            <w:proofErr w:type="gramEnd"/>
+            <w:r>
+              <w:rPr>
+                <w:rFonts w:ascii="Calibri" w:hAnsi="Calibri" w:cs="Arial"/>
+                <w:i/>
+                <w:iCs/>
+                <w:color w:val="548DD4"/>
+                <w:sz w:val="20"/>
+                <w:szCs w:val="20"/>
+                <w:lang w:eastAsia="es-CL"/>
+              </w:rPr>
+              <w:t xml:space="preserve"> las necesidades de la organización.</w:t>
             </w:r>
           </w:p>
           <w:p>
@@ -1961,7 +2011,33 @@
                 <w:szCs w:val="20"/>
                 <w:lang w:eastAsia="es-CL"/>
               </w:rPr>
-              <w:t>Gestionar proyectos informáticos, ofreciendo alternativas para la toma de decisiones de acuerdo a los requerimientos de la organización.</w:t>
+              <w:t xml:space="preserve">Gestionar proyectos informáticos, ofreciendo alternativas para la toma de decisiones </w:t>
+            </w:r>
+            <w:proofErr w:type="gramStart"/>
+            <w:r>
+              <w:rPr>
+                <w:rFonts w:ascii="Calibri" w:hAnsi="Calibri" w:cs="Arial"/>
+                <w:i/>
+                <w:iCs/>
+                <w:color w:val="548DD4"/>
+                <w:sz w:val="20"/>
+                <w:szCs w:val="20"/>
+                <w:lang w:eastAsia="es-CL"/>
+              </w:rPr>
+              <w:t>de acuerdo a</w:t>
+            </w:r>
+            <w:proofErr w:type="gramEnd"/>
+            <w:r>
+              <w:rPr>
+                <w:rFonts w:ascii="Calibri" w:hAnsi="Calibri" w:cs="Arial"/>
+                <w:i/>
+                <w:iCs/>
+                <w:color w:val="548DD4"/>
+                <w:sz w:val="20"/>
+                <w:szCs w:val="20"/>
+                <w:lang w:eastAsia="es-CL"/>
+              </w:rPr>
+              <w:t xml:space="preserve"> los requerimientos de la organización.</w:t>
             </w:r>
           </w:p>
           <w:p>
@@ -1990,7 +2066,33 @@
                 <w:szCs w:val="20"/>
                 <w:lang w:eastAsia="es-CL"/>
               </w:rPr>
-              <w:t>Desarrollar la transformación de grandes volúmenes de datos para la obtención de información y conocimiento de la organización a fin de apoyar la toma de decisiones y la mejora de los procesos de negocio, de acuerdo a las necesidades de la organización.</w:t>
+              <w:t xml:space="preserve">Desarrollar la transformación de grandes volúmenes de datos para la obtención de información y conocimiento de la organización a fin de apoyar la toma de decisiones y la mejora de los procesos de negocio, </w:t>
+            </w:r>
+            <w:proofErr w:type="gramStart"/>
+            <w:r>
+              <w:rPr>
+                <w:rFonts w:ascii="Calibri" w:hAnsi="Calibri" w:cs="Arial"/>
+                <w:i/>
+                <w:iCs/>
+                <w:color w:val="548DD4"/>
+                <w:sz w:val="20"/>
+                <w:szCs w:val="20"/>
+                <w:lang w:eastAsia="es-CL"/>
+              </w:rPr>
+              <w:t>de acuerdo a</w:t>
+            </w:r>
+            <w:proofErr w:type="gramEnd"/>
+            <w:r>
+              <w:rPr>
+                <w:rFonts w:ascii="Calibri" w:hAnsi="Calibri" w:cs="Arial"/>
+                <w:i/>
+                <w:iCs/>
+                <w:color w:val="548DD4"/>
+                <w:sz w:val="20"/>
+                <w:szCs w:val="20"/>
+                <w:lang w:eastAsia="es-CL"/>
+              </w:rPr>
+              <w:t xml:space="preserve"> las necesidades de la organización.</w:t>
             </w:r>
           </w:p>
         </w:tc>
@@ -2395,6 +2497,7 @@
               </w:rPr>
               <w:t xml:space="preserve">El </w:t>
             </w:r>
+            <w:proofErr w:type="gramStart"/>
             <w:r>
               <w:rPr>
                 <w:rFonts w:ascii="Calibri" w:hAnsi="Calibri" w:cs="Arial"/>
@@ -2415,7 +2518,19 @@
                 <w:szCs w:val="20"/>
                 <w:lang w:eastAsia="es-CL"/>
               </w:rPr>
-              <w:t xml:space="preserve"> se vincula con el Perfil de Egreso de la carrera de Ingeniería en Informática en cuanto que implica la aplicación de competencias de análisis, diseño, desarrollo, gestión y transformación de datos para atender una problemática específica de una organización.</w:t>
+              <w:t xml:space="preserve"> se</w:t>
+            </w:r>
+            <w:proofErr w:type="gramEnd"/>
+            <w:r>
+              <w:rPr>
+                <w:rFonts w:ascii="Calibri" w:hAnsi="Calibri" w:cs="Arial"/>
+                <w:i/>
+                <w:color w:val="548DD4"/>
+                <w:sz w:val="20"/>
+                <w:szCs w:val="20"/>
+                <w:lang w:eastAsia="es-CL"/>
+              </w:rPr>
+              <w:t xml:space="preserve"> vincula con el Perfil de Egreso de la carrera de Ingeniería en Informática en cuanto que implica la aplicación de competencias de análisis, diseño, desarrollo, gestión y transformación de datos para atender una problemática específica de una organización.</w:t>
             </w:r>
           </w:p>
           <w:p>
@@ -5744,7 +5859,23 @@
                 <w:rFonts w:ascii="Calibri" w:hAnsi="Calibri"/>
                 <w:color w:val="1F3864" w:themeColor="accent1" w:themeShade="80"/>
               </w:rPr>
-              <w:t>efine la planificación de tu Proyecto APT de acuerdo a lo requerido</w:t>
+              <w:t xml:space="preserve">efine la planificación de tu Proyecto APT </w:t>
+            </w:r>
+            <w:proofErr w:type="gramStart"/>
+            <w:r>
+              <w:rPr>
+                <w:rFonts w:ascii="Calibri" w:hAnsi="Calibri"/>
+                <w:color w:val="1F3864" w:themeColor="accent1" w:themeShade="80"/>
+              </w:rPr>
+              <w:t>de acuerdo a</w:t>
+            </w:r>
+            <w:proofErr w:type="gramEnd"/>
+            <w:r>
+              <w:rPr>
+                <w:rFonts w:ascii="Calibri" w:hAnsi="Calibri"/>
+                <w:color w:val="1F3864" w:themeColor="accent1" w:themeShade="80"/>
+              </w:rPr>
+              <w:t xml:space="preserve"> lo requerido</w:t>
             </w:r>
             <w:r>
               <w:rPr>
@@ -5882,14 +6013,30 @@
                 <w:rFonts w:ascii="Calibri" w:hAnsi="Calibri"/>
                 <w:color w:val="1F3864" w:themeColor="accent1" w:themeShade="80"/>
               </w:rPr>
-              <w:t xml:space="preserve">Nombre de </w:t>
-            </w:r>
-            <w:r>
-              <w:rPr>
-                <w:rFonts w:ascii="Calibri" w:hAnsi="Calibri"/>
-                <w:color w:val="1F3864" w:themeColor="accent1" w:themeShade="80"/>
-              </w:rPr>
-              <w:t xml:space="preserve"> Actividades/Tareas</w:t>
+              <w:t xml:space="preserve">Nombre </w:t>
+            </w:r>
+            <w:proofErr w:type="gramStart"/>
+            <w:r>
+              <w:rPr>
+                <w:rFonts w:ascii="Calibri" w:hAnsi="Calibri"/>
+                <w:color w:val="1F3864" w:themeColor="accent1" w:themeShade="80"/>
+              </w:rPr>
+              <w:t xml:space="preserve">de </w:t>
+            </w:r>
+            <w:r>
+              <w:rPr>
+                <w:rFonts w:ascii="Calibri" w:hAnsi="Calibri"/>
+                <w:color w:val="1F3864" w:themeColor="accent1" w:themeShade="80"/>
+              </w:rPr>
+              <w:t xml:space="preserve"> Actividades</w:t>
+            </w:r>
+            <w:proofErr w:type="gramEnd"/>
+            <w:r>
+              <w:rPr>
+                <w:rFonts w:ascii="Calibri" w:hAnsi="Calibri"/>
+                <w:color w:val="1F3864" w:themeColor="accent1" w:themeShade="80"/>
+              </w:rPr>
+              <w:t>/Tareas</w:t>
             </w:r>
           </w:p>
         </w:tc>
@@ -6057,29 +6204,7 @@
                 <w:szCs w:val="20"/>
                 <w:lang w:eastAsia="es-CL"/>
               </w:rPr>
-              <w:t xml:space="preserve">Nombra las competencias o unidades de competencias </w:t>
-            </w:r>
-            <w:r>
-              <w:rPr>
-                <w:rFonts w:ascii="Calibri" w:hAnsi="Calibri" w:cs="Arial"/>
-                <w:i/>
-                <w:color w:val="548DD4"/>
-                <w:sz w:val="18"/>
-                <w:szCs w:val="20"/>
-                <w:lang w:eastAsia="es-CL"/>
-              </w:rPr>
-              <w:t xml:space="preserve">que se relacionan con las diferentes actividades </w:t>
-            </w:r>
-            <w:r>
-              <w:rPr>
-                <w:rFonts w:ascii="Calibri" w:hAnsi="Calibri" w:cs="Arial"/>
-                <w:i/>
-                <w:color w:val="548DD4"/>
-                <w:sz w:val="18"/>
-                <w:szCs w:val="20"/>
-                <w:lang w:eastAsia="es-CL"/>
-              </w:rPr>
-              <w:t>requeridas para el desarrollo de la actividad.</w:t>
+              <w:t>Propuesta de solución informática</w:t>
             </w:r>
           </w:p>
         </w:tc>
@@ -6105,7 +6230,7 @@
                 <w:szCs w:val="20"/>
                 <w:lang w:eastAsia="es-CL"/>
               </w:rPr>
-              <w:t>Señale el nombre de la tarea o actividad.</w:t>
+              <w:t>Levantamiento de requerimientos</w:t>
             </w:r>
           </w:p>
         </w:tc>
@@ -6131,40 +6256,7 @@
                 <w:szCs w:val="20"/>
                 <w:lang w:eastAsia="es-CL"/>
               </w:rPr>
-              <w:t>Descri</w:t>
-            </w:r>
-            <w:r>
-              <w:rPr>
-                <w:rFonts w:ascii="Calibri" w:hAnsi="Calibri" w:cs="Arial"/>
-                <w:i/>
-                <w:color w:val="548DD4"/>
-                <w:sz w:val="18"/>
-                <w:szCs w:val="20"/>
-                <w:lang w:eastAsia="es-CL"/>
-              </w:rPr>
-              <w:t>be</w:t>
-            </w:r>
-            <w:r>
-              <w:rPr>
-                <w:rFonts w:ascii="Calibri" w:hAnsi="Calibri" w:cs="Arial"/>
-                <w:i/>
-                <w:color w:val="548DD4"/>
-                <w:sz w:val="18"/>
-                <w:szCs w:val="20"/>
-                <w:lang w:eastAsia="es-CL"/>
-              </w:rPr>
-              <w:t xml:space="preserve"> la tarea</w:t>
-            </w:r>
-            <w:r>
-              <w:rPr>
-                <w:rFonts w:ascii="Calibri" w:hAnsi="Calibri" w:cs="Arial"/>
-                <w:i/>
-                <w:color w:val="548DD4"/>
-                <w:sz w:val="18"/>
-                <w:szCs w:val="20"/>
-                <w:lang w:eastAsia="es-CL"/>
-              </w:rPr>
-              <w:t xml:space="preserve"> o actividad.</w:t>
+              <w:t>Identificar y documentar los requerimientos funcionales y no funcionales del proyecto.</w:t>
             </w:r>
           </w:p>
         </w:tc>
@@ -6193,18 +6285,7 @@
                 <w:szCs w:val="20"/>
                 <w:lang w:eastAsia="es-CL"/>
               </w:rPr>
-              <w:t>Nombra los recursos necesarios para llevar a cabo las actividades definidas</w:t>
-            </w:r>
-            <w:r>
-              <w:rPr>
-                <w:rFonts w:ascii="Calibri" w:hAnsi="Calibri" w:cs="Arial"/>
-                <w:i/>
-                <w:color w:val="548DD4"/>
-                <w:sz w:val="18"/>
-                <w:szCs w:val="20"/>
-                <w:lang w:eastAsia="es-CL"/>
-              </w:rPr>
-              <w:t>.</w:t>
+              <w:t>Computadores, documentación, herramientas de gestión</w:t>
             </w:r>
           </w:p>
         </w:tc>
@@ -6236,65 +6317,8 @@
                 <w:szCs w:val="20"/>
                 <w:lang w:eastAsia="es-CL"/>
               </w:rPr>
-              <w:t>Escrib</w:t>
-            </w:r>
-            <w:r>
-              <w:rPr>
-                <w:rFonts w:ascii="Calibri" w:hAnsi="Calibri" w:cs="Arial"/>
-                <w:i/>
-                <w:color w:val="548DD4"/>
-                <w:sz w:val="18"/>
-                <w:szCs w:val="20"/>
-                <w:lang w:eastAsia="es-CL"/>
-              </w:rPr>
-              <w:t>e</w:t>
-            </w:r>
-            <w:r>
-              <w:rPr>
-                <w:rFonts w:ascii="Calibri" w:hAnsi="Calibri" w:cs="Arial"/>
-                <w:i/>
-                <w:color w:val="548DD4"/>
-                <w:sz w:val="18"/>
-                <w:szCs w:val="20"/>
-                <w:lang w:eastAsia="es-CL"/>
-              </w:rPr>
-              <w:t xml:space="preserve"> la </w:t>
-            </w:r>
-            <w:r>
-              <w:rPr>
-                <w:rFonts w:ascii="Calibri" w:hAnsi="Calibri" w:cs="Arial"/>
-                <w:i/>
-                <w:color w:val="548DD4"/>
-                <w:sz w:val="18"/>
-                <w:szCs w:val="20"/>
-                <w:lang w:eastAsia="es-CL"/>
-              </w:rPr>
-              <w:t>duración de actividades o tarea</w:t>
-            </w:r>
-            <w:r>
-              <w:rPr>
-                <w:rFonts w:ascii="Calibri" w:hAnsi="Calibri" w:cs="Arial"/>
-                <w:i/>
-                <w:color w:val="548DD4"/>
-                <w:sz w:val="18"/>
-                <w:szCs w:val="20"/>
-                <w:lang w:eastAsia="es-CL"/>
-              </w:rPr>
-              <w:t>.</w:t>
-            </w:r>
-          </w:p>
-          <w:p>
-            <w:pPr>
-              <w:jc w:val="both"/>
-              <w:rPr>
-                <w:rFonts w:ascii="Calibri" w:hAnsi="Calibri" w:cs="Arial"/>
-                <w:i/>
-                <w:color w:val="548DD4"/>
-                <w:sz w:val="18"/>
-                <w:szCs w:val="20"/>
-                <w:lang w:eastAsia="es-CL"/>
-              </w:rPr>
-            </w:pPr>
+              <w:t>Semanas 1-2</w:t>
+            </w:r>
           </w:p>
         </w:tc>
         <w:tc>
@@ -6323,73 +6347,7 @@
                 <w:szCs w:val="20"/>
                 <w:lang w:eastAsia="es-CL"/>
               </w:rPr>
-              <w:t>Escrib</w:t>
-            </w:r>
-            <w:r>
-              <w:rPr>
-                <w:rFonts w:ascii="Calibri" w:hAnsi="Calibri" w:cs="Arial"/>
-                <w:i/>
-                <w:color w:val="548DD4"/>
-                <w:sz w:val="18"/>
-                <w:szCs w:val="20"/>
-                <w:lang w:eastAsia="es-CL"/>
-              </w:rPr>
-              <w:t>e</w:t>
-            </w:r>
-            <w:r>
-              <w:rPr>
-                <w:rFonts w:ascii="Calibri" w:hAnsi="Calibri" w:cs="Arial"/>
-                <w:i/>
-                <w:color w:val="548DD4"/>
-                <w:sz w:val="18"/>
-                <w:szCs w:val="20"/>
-                <w:lang w:eastAsia="es-CL"/>
-              </w:rPr>
-              <w:t xml:space="preserve"> </w:t>
-            </w:r>
-            <w:r>
-              <w:rPr>
-                <w:rFonts w:ascii="Calibri" w:hAnsi="Calibri" w:cs="Arial"/>
-                <w:i/>
-                <w:color w:val="548DD4"/>
-                <w:sz w:val="18"/>
-                <w:szCs w:val="20"/>
-                <w:lang w:eastAsia="es-CL"/>
-              </w:rPr>
-              <w:t xml:space="preserve">el </w:t>
-            </w:r>
-            <w:r>
-              <w:rPr>
-                <w:rFonts w:ascii="Calibri" w:hAnsi="Calibri" w:cs="Arial"/>
-                <w:i/>
-                <w:color w:val="548DD4"/>
-                <w:sz w:val="18"/>
-                <w:szCs w:val="20"/>
-                <w:lang w:eastAsia="es-CL"/>
-              </w:rPr>
-              <w:t xml:space="preserve">nombre </w:t>
-            </w:r>
-            <w:r>
-              <w:rPr>
-                <w:rFonts w:ascii="Calibri" w:hAnsi="Calibri" w:cs="Arial"/>
-                <w:i/>
-                <w:color w:val="548DD4"/>
-                <w:sz w:val="18"/>
-                <w:szCs w:val="20"/>
-                <w:lang w:eastAsia="es-CL"/>
-              </w:rPr>
-              <w:t>del</w:t>
-            </w:r>
-            <w:r>
-              <w:rPr>
-                <w:rFonts w:ascii="Calibri" w:hAnsi="Calibri" w:cs="Arial"/>
-                <w:i/>
-                <w:color w:val="548DD4"/>
-                <w:sz w:val="18"/>
-                <w:szCs w:val="20"/>
-                <w:lang w:eastAsia="es-CL"/>
-              </w:rPr>
-              <w:t xml:space="preserve"> integrante del equipo responsable de la actividad y tareas asociadas.</w:t>
+              <w:t>Integrante 1</w:t>
             </w:r>
           </w:p>
         </w:tc>
@@ -6415,62 +6373,7 @@
                 <w:szCs w:val="20"/>
                 <w:lang w:eastAsia="es-CL"/>
               </w:rPr>
-              <w:t>Escrib</w:t>
-            </w:r>
-            <w:r>
-              <w:rPr>
-                <w:rFonts w:ascii="Calibri" w:hAnsi="Calibri" w:cs="Arial"/>
-                <w:i/>
-                <w:color w:val="548DD4"/>
-                <w:sz w:val="18"/>
-                <w:szCs w:val="20"/>
-                <w:lang w:eastAsia="es-CL"/>
-              </w:rPr>
-              <w:t>e</w:t>
-            </w:r>
-            <w:r>
-              <w:rPr>
-                <w:rFonts w:ascii="Calibri" w:hAnsi="Calibri" w:cs="Arial"/>
-                <w:i/>
-                <w:color w:val="548DD4"/>
-                <w:sz w:val="18"/>
-                <w:szCs w:val="20"/>
-                <w:lang w:eastAsia="es-CL"/>
-              </w:rPr>
-              <w:t xml:space="preserve"> las dificultades o facilitadores que se </w:t>
-            </w:r>
-            <w:r>
-              <w:rPr>
-                <w:rFonts w:ascii="Calibri" w:hAnsi="Calibri" w:cs="Arial"/>
-                <w:i/>
-                <w:color w:val="548DD4"/>
-                <w:sz w:val="18"/>
-                <w:szCs w:val="20"/>
-                <w:lang w:eastAsia="es-CL"/>
-              </w:rPr>
-              <w:t xml:space="preserve">podrían </w:t>
-            </w:r>
-            <w:r>
-              <w:rPr>
-                <w:rFonts w:ascii="Calibri" w:hAnsi="Calibri" w:cs="Arial"/>
-                <w:i/>
-                <w:color w:val="548DD4"/>
-                <w:sz w:val="18"/>
-                <w:szCs w:val="20"/>
-                <w:lang w:eastAsia="es-CL"/>
-              </w:rPr>
-              <w:t>presentar durante la ejecución de cada una de las actividades propuestas para llevar a cabo el plan de trabajo</w:t>
-            </w:r>
-            <w:r>
-              <w:rPr>
-                <w:rFonts w:ascii="Calibri" w:hAnsi="Calibri" w:cs="Arial"/>
-                <w:i/>
-                <w:color w:val="548DD4"/>
-                <w:sz w:val="18"/>
-                <w:szCs w:val="20"/>
-                <w:lang w:eastAsia="es-CL"/>
-              </w:rPr>
-              <w:t>.</w:t>
+              <w:t>Requiere validar los requerimientos con el equipo y docente.</w:t>
             </w:r>
           </w:p>
         </w:tc>
@@ -6495,6 +6398,17 @@
                 <w:lang w:eastAsia="es-CL"/>
               </w:rPr>
             </w:pPr>
+            <w:r>
+              <w:rPr>
+                <w:rFonts w:ascii="Calibri" w:hAnsi="Calibri" w:cs="Arial"/>
+                <w:i/>
+                <w:color w:val="548DD4"/>
+                <w:sz w:val="18"/>
+                <w:szCs w:val="20"/>
+                <w:lang w:eastAsia="es-CL"/>
+              </w:rPr>
+              <w:t>Propuesta de solución informática</w:t>
+            </w:r>
           </w:p>
         </w:tc>
         <w:tc>
@@ -6513,6 +6427,17 @@
                 <w:lang w:eastAsia="es-CL"/>
               </w:rPr>
             </w:pPr>
+            <w:r>
+              <w:rPr>
+                <w:rFonts w:ascii="Calibri" w:hAnsi="Calibri" w:cs="Arial"/>
+                <w:i/>
+                <w:color w:val="548DD4"/>
+                <w:sz w:val="18"/>
+                <w:szCs w:val="20"/>
+                <w:lang w:eastAsia="es-CL"/>
+              </w:rPr>
+              <w:t>Casos de uso</w:t>
+            </w:r>
           </w:p>
         </w:tc>
         <w:tc>
@@ -6531,6 +6456,17 @@
                 <w:lang w:eastAsia="es-CL"/>
               </w:rPr>
             </w:pPr>
+            <w:r>
+              <w:rPr>
+                <w:rFonts w:ascii="Calibri" w:hAnsi="Calibri" w:cs="Arial"/>
+                <w:i/>
+                <w:color w:val="548DD4"/>
+                <w:sz w:val="18"/>
+                <w:szCs w:val="20"/>
+                <w:lang w:eastAsia="es-CL"/>
+              </w:rPr>
+              <w:t>Definir los actores y principales interacciones con el sistema.</w:t>
+            </w:r>
           </w:p>
         </w:tc>
         <w:tc>
@@ -6549,6 +6485,17 @@
                 <w:lang w:eastAsia="es-CL"/>
               </w:rPr>
             </w:pPr>
+            <w:r>
+              <w:rPr>
+                <w:rFonts w:ascii="Calibri" w:hAnsi="Calibri" w:cs="Arial"/>
+                <w:i/>
+                <w:color w:val="548DD4"/>
+                <w:sz w:val="18"/>
+                <w:szCs w:val="20"/>
+                <w:lang w:eastAsia="es-CL"/>
+              </w:rPr>
+              <w:t>Herramienta de diagramación</w:t>
+            </w:r>
           </w:p>
         </w:tc>
         <w:tc>
@@ -6570,6 +6517,17 @@
                 <w:lang w:eastAsia="es-CL"/>
               </w:rPr>
             </w:pPr>
+            <w:r>
+              <w:rPr>
+                <w:rFonts w:ascii="Calibri" w:hAnsi="Calibri" w:cs="Arial"/>
+                <w:i/>
+                <w:color w:val="548DD4"/>
+                <w:sz w:val="18"/>
+                <w:szCs w:val="20"/>
+                <w:lang w:eastAsia="es-CL"/>
+              </w:rPr>
+              <w:t>Semana 3</w:t>
+            </w:r>
           </w:p>
         </w:tc>
         <w:tc>
@@ -6592,6 +6550,17 @@
                 <w:lang w:eastAsia="es-CL"/>
               </w:rPr>
             </w:pPr>
+            <w:r>
+              <w:rPr>
+                <w:rFonts w:ascii="Calibri" w:hAnsi="Calibri" w:cs="Arial"/>
+                <w:i/>
+                <w:color w:val="548DD4"/>
+                <w:sz w:val="18"/>
+                <w:szCs w:val="20"/>
+                <w:lang w:eastAsia="es-CL"/>
+              </w:rPr>
+              <w:t>Integrante 1</w:t>
+            </w:r>
           </w:p>
         </w:tc>
         <w:tc>
@@ -6610,6 +6579,17 @@
                 <w:lang w:eastAsia="es-CL"/>
               </w:rPr>
             </w:pPr>
+            <w:r>
+              <w:rPr>
+                <w:rFonts w:ascii="Calibri" w:hAnsi="Calibri" w:cs="Arial"/>
+                <w:i/>
+                <w:color w:val="548DD4"/>
+                <w:sz w:val="18"/>
+                <w:szCs w:val="20"/>
+                <w:lang w:eastAsia="es-CL"/>
+              </w:rPr>
+              <w:t>Base para definir las funcionalidades del sistema.</w:t>
+            </w:r>
           </w:p>
         </w:tc>
       </w:tr>
@@ -6633,6 +6613,17 @@
                 <w:lang w:eastAsia="es-CL"/>
               </w:rPr>
             </w:pPr>
+            <w:r>
+              <w:rPr>
+                <w:rFonts w:ascii="Calibri" w:hAnsi="Calibri" w:cs="Arial"/>
+                <w:i/>
+                <w:color w:val="548DD4"/>
+                <w:sz w:val="18"/>
+                <w:szCs w:val="20"/>
+                <w:lang w:eastAsia="es-CL"/>
+              </w:rPr>
+              <w:t>Modelo arquitectónico / Modelos de datos</w:t>
+            </w:r>
           </w:p>
         </w:tc>
         <w:tc>
@@ -6651,6 +6642,17 @@
                 <w:lang w:eastAsia="es-CL"/>
               </w:rPr>
             </w:pPr>
+            <w:r>
+              <w:rPr>
+                <w:rFonts w:ascii="Calibri" w:hAnsi="Calibri" w:cs="Arial"/>
+                <w:i/>
+                <w:color w:val="548DD4"/>
+                <w:sz w:val="18"/>
+                <w:szCs w:val="20"/>
+                <w:lang w:eastAsia="es-CL"/>
+              </w:rPr>
+              <w:t>Diseño de arquitectura y base de datos</w:t>
+            </w:r>
           </w:p>
         </w:tc>
         <w:tc>
@@ -6669,6 +6671,17 @@
                 <w:lang w:eastAsia="es-CL"/>
               </w:rPr>
             </w:pPr>
+            <w:r>
+              <w:rPr>
+                <w:rFonts w:ascii="Calibri" w:hAnsi="Calibri" w:cs="Arial"/>
+                <w:i/>
+                <w:color w:val="548DD4"/>
+                <w:sz w:val="18"/>
+                <w:szCs w:val="20"/>
+                <w:lang w:eastAsia="es-CL"/>
+              </w:rPr>
+              <w:t>Definir la arquitectura general y el modelo de datos que soportará la solución.</w:t>
+            </w:r>
           </w:p>
         </w:tc>
         <w:tc>
@@ -6687,6 +6700,17 @@
                 <w:lang w:eastAsia="es-CL"/>
               </w:rPr>
             </w:pPr>
+            <w:r>
+              <w:rPr>
+                <w:rFonts w:ascii="Calibri" w:hAnsi="Calibri" w:cs="Arial"/>
+                <w:i/>
+                <w:color w:val="548DD4"/>
+                <w:sz w:val="18"/>
+                <w:szCs w:val="20"/>
+                <w:lang w:eastAsia="es-CL"/>
+              </w:rPr>
+              <w:t>Herramienta de modelado, gestor de BD</w:t>
+            </w:r>
           </w:p>
         </w:tc>
         <w:tc>
@@ -6708,6 +6732,17 @@
                 <w:lang w:eastAsia="es-CL"/>
               </w:rPr>
             </w:pPr>
+            <w:r>
+              <w:rPr>
+                <w:rFonts w:ascii="Calibri" w:hAnsi="Calibri" w:cs="Arial"/>
+                <w:i/>
+                <w:color w:val="548DD4"/>
+                <w:sz w:val="18"/>
+                <w:szCs w:val="20"/>
+                <w:lang w:eastAsia="es-CL"/>
+              </w:rPr>
+              <w:t>Semanas 3-4</w:t>
+            </w:r>
           </w:p>
         </w:tc>
         <w:tc>
@@ -6730,6 +6765,17 @@
                 <w:lang w:eastAsia="es-CL"/>
               </w:rPr>
             </w:pPr>
+            <w:r>
+              <w:rPr>
+                <w:rFonts w:ascii="Calibri" w:hAnsi="Calibri" w:cs="Arial"/>
+                <w:i/>
+                <w:color w:val="548DD4"/>
+                <w:sz w:val="18"/>
+                <w:szCs w:val="20"/>
+                <w:lang w:eastAsia="es-CL"/>
+              </w:rPr>
+              <w:t>Integrante 2</w:t>
+            </w:r>
           </w:p>
         </w:tc>
         <w:tc>
@@ -6748,6 +6794,2612 @@
                 <w:lang w:eastAsia="es-CL"/>
               </w:rPr>
             </w:pPr>
+            <w:r>
+              <w:rPr>
+                <w:rFonts w:ascii="Calibri" w:hAnsi="Calibri" w:cs="Arial"/>
+                <w:i/>
+                <w:color w:val="548DD4"/>
+                <w:sz w:val="18"/>
+                <w:szCs w:val="20"/>
+                <w:lang w:eastAsia="es-CL"/>
+              </w:rPr>
+              <w:t>Considerar escalabilidad, trazabilidad y almacenamiento histórico.</w:t>
+            </w:r>
+          </w:p>
+        </w:tc>
+      </w:tr>
+      <w:tr>
+        <w:trPr>
+          <w:jc w:val="center"/>
+        </w:trPr>
+        <w:tc>
+          <w:tcPr>
+            <w:tcW w:w="1580" w:type="dxa"/>
+          </w:tcPr>
+          <w:p>
+            <w:pPr>
+              <w:jc w:val="both"/>
+              <w:rPr>
+                <w:rFonts w:ascii="Calibri" w:hAnsi="Calibri" w:cs="Arial"/>
+                <w:i/>
+                <w:color w:val="548DD4"/>
+                <w:sz w:val="18"/>
+                <w:szCs w:val="20"/>
+                <w:lang w:eastAsia="es-CL"/>
+              </w:rPr>
+            </w:pPr>
+            <w:r>
+              <w:rPr>
+                <w:rFonts w:ascii="Calibri" w:hAnsi="Calibri" w:cs="Arial"/>
+                <w:i/>
+                <w:color w:val="548DD4"/>
+                <w:sz w:val="18"/>
+                <w:szCs w:val="20"/>
+                <w:lang w:eastAsia="es-CL"/>
+              </w:rPr>
+              <w:lastRenderedPageBreak/>
+              <w:t>Desarrollo de solución de software</w:t>
+            </w:r>
+          </w:p>
+        </w:tc>
+        <w:tc>
+          <w:tcPr>
+            <w:tcW w:w="1580" w:type="dxa"/>
+          </w:tcPr>
+          <w:p>
+            <w:pPr>
+              <w:jc w:val="both"/>
+              <w:rPr>
+                <w:rFonts w:ascii="Calibri" w:hAnsi="Calibri" w:cs="Arial"/>
+                <w:i/>
+                <w:color w:val="548DD4"/>
+                <w:sz w:val="18"/>
+                <w:szCs w:val="20"/>
+                <w:lang w:eastAsia="es-CL"/>
+              </w:rPr>
+            </w:pPr>
+            <w:r>
+              <w:rPr>
+                <w:rFonts w:ascii="Calibri" w:hAnsi="Calibri" w:cs="Arial"/>
+                <w:i/>
+                <w:color w:val="548DD4"/>
+                <w:sz w:val="18"/>
+                <w:szCs w:val="20"/>
+                <w:lang w:eastAsia="es-CL"/>
+              </w:rPr>
+              <w:t>Diseño de interfaces</w:t>
+            </w:r>
+          </w:p>
+        </w:tc>
+        <w:tc>
+          <w:tcPr>
+            <w:tcW w:w="1580" w:type="dxa"/>
+          </w:tcPr>
+          <w:p>
+            <w:pPr>
+              <w:jc w:val="both"/>
+              <w:rPr>
+                <w:rFonts w:ascii="Calibri" w:hAnsi="Calibri" w:cs="Arial"/>
+                <w:i/>
+                <w:color w:val="548DD4"/>
+                <w:sz w:val="18"/>
+                <w:szCs w:val="20"/>
+                <w:lang w:eastAsia="es-CL"/>
+              </w:rPr>
+            </w:pPr>
+            <w:r>
+              <w:rPr>
+                <w:rFonts w:ascii="Calibri" w:hAnsi="Calibri" w:cs="Arial"/>
+                <w:i/>
+                <w:color w:val="548DD4"/>
+                <w:sz w:val="18"/>
+                <w:szCs w:val="20"/>
+                <w:lang w:eastAsia="es-CL"/>
+              </w:rPr>
+              <w:t>Elaborar mockups de las principales pantallas y flujos de la plataforma.</w:t>
+            </w:r>
+          </w:p>
+        </w:tc>
+        <w:tc>
+          <w:tcPr>
+            <w:tcW w:w="1580" w:type="dxa"/>
+          </w:tcPr>
+          <w:p>
+            <w:pPr>
+              <w:jc w:val="both"/>
+              <w:rPr>
+                <w:rFonts w:ascii="Calibri" w:hAnsi="Calibri" w:cs="Arial"/>
+                <w:i/>
+                <w:color w:val="548DD4"/>
+                <w:sz w:val="18"/>
+                <w:szCs w:val="20"/>
+                <w:lang w:eastAsia="es-CL"/>
+              </w:rPr>
+            </w:pPr>
+            <w:r>
+              <w:rPr>
+                <w:rFonts w:ascii="Calibri" w:hAnsi="Calibri" w:cs="Arial"/>
+                <w:i/>
+                <w:color w:val="548DD4"/>
+                <w:sz w:val="18"/>
+                <w:szCs w:val="20"/>
+                <w:lang w:eastAsia="es-CL"/>
+              </w:rPr>
+              <w:t>Herramienta de prototipado</w:t>
+            </w:r>
+          </w:p>
+        </w:tc>
+        <w:tc>
+          <w:tcPr>
+            <w:tcW w:w="1580" w:type="dxa"/>
+            <w:tcBorders>
+              <w:right w:val="single" w:sz="4" w:space="0" w:color="FFFFFF" w:themeColor="background1"/>
+            </w:tcBorders>
+          </w:tcPr>
+          <w:p>
+            <w:pPr>
+              <w:jc w:val="both"/>
+              <w:rPr>
+                <w:rFonts w:ascii="Calibri" w:hAnsi="Calibri" w:cs="Arial"/>
+                <w:i/>
+                <w:color w:val="548DD4"/>
+                <w:sz w:val="18"/>
+                <w:szCs w:val="20"/>
+                <w:lang w:eastAsia="es-CL"/>
+              </w:rPr>
+            </w:pPr>
+            <w:r>
+              <w:rPr>
+                <w:rFonts w:ascii="Calibri" w:hAnsi="Calibri" w:cs="Arial"/>
+                <w:i/>
+                <w:color w:val="548DD4"/>
+                <w:sz w:val="18"/>
+                <w:szCs w:val="20"/>
+                <w:lang w:eastAsia="es-CL"/>
+              </w:rPr>
+              <w:t>Semana 4</w:t>
+            </w:r>
+          </w:p>
+        </w:tc>
+        <w:tc>
+          <w:tcPr>
+            <w:tcW w:w="1580" w:type="dxa"/>
+            <w:tcBorders>
+              <w:left w:val="single" w:sz="4" w:space="0" w:color="FFFFFF" w:themeColor="background1"/>
+            </w:tcBorders>
+            <w:shd w:val="clear" w:color="auto" w:fill="D9D9D9" w:themeFill="background1" w:themeFillShade="D9"/>
+          </w:tcPr>
+          <w:p>
+            <w:pPr>
+              <w:jc w:val="both"/>
+              <w:rPr>
+                <w:rFonts w:ascii="Calibri" w:hAnsi="Calibri" w:cs="Arial"/>
+                <w:i/>
+                <w:color w:val="548DD4"/>
+                <w:sz w:val="18"/>
+                <w:szCs w:val="20"/>
+                <w:lang w:eastAsia="es-CL"/>
+              </w:rPr>
+            </w:pPr>
+            <w:r>
+              <w:rPr>
+                <w:rFonts w:ascii="Calibri" w:hAnsi="Calibri" w:cs="Arial"/>
+                <w:i/>
+                <w:color w:val="548DD4"/>
+                <w:sz w:val="18"/>
+                <w:szCs w:val="20"/>
+                <w:lang w:eastAsia="es-CL"/>
+              </w:rPr>
+              <w:t>Integrante 3</w:t>
+            </w:r>
+          </w:p>
+        </w:tc>
+        <w:tc>
+          <w:tcPr>
+            <w:tcW w:w="1581" w:type="dxa"/>
+          </w:tcPr>
+          <w:p>
+            <w:pPr>
+              <w:jc w:val="both"/>
+              <w:rPr>
+                <w:rFonts w:ascii="Calibri" w:hAnsi="Calibri" w:cs="Arial"/>
+                <w:i/>
+                <w:color w:val="548DD4"/>
+                <w:sz w:val="18"/>
+                <w:szCs w:val="20"/>
+                <w:lang w:eastAsia="es-CL"/>
+              </w:rPr>
+            </w:pPr>
+            <w:r>
+              <w:rPr>
+                <w:rFonts w:ascii="Calibri" w:hAnsi="Calibri" w:cs="Arial"/>
+                <w:i/>
+                <w:color w:val="548DD4"/>
+                <w:sz w:val="18"/>
+                <w:szCs w:val="20"/>
+                <w:lang w:eastAsia="es-CL"/>
+              </w:rPr>
+              <w:t>Validar el diseño antes de iniciar la implementación.</w:t>
+            </w:r>
+          </w:p>
+        </w:tc>
+      </w:tr>
+      <w:tr>
+        <w:trPr>
+          <w:jc w:val="center"/>
+        </w:trPr>
+        <w:tc>
+          <w:tcPr>
+            <w:tcW w:w="1580" w:type="dxa"/>
+          </w:tcPr>
+          <w:p>
+            <w:pPr>
+              <w:jc w:val="both"/>
+              <w:rPr>
+                <w:rFonts w:ascii="Calibri" w:hAnsi="Calibri" w:cs="Arial"/>
+                <w:i/>
+                <w:color w:val="548DD4"/>
+                <w:sz w:val="18"/>
+                <w:szCs w:val="20"/>
+                <w:lang w:eastAsia="es-CL"/>
+              </w:rPr>
+            </w:pPr>
+            <w:r>
+              <w:rPr>
+                <w:rFonts w:ascii="Calibri" w:hAnsi="Calibri" w:cs="Arial"/>
+                <w:i/>
+                <w:color w:val="548DD4"/>
+                <w:sz w:val="18"/>
+                <w:szCs w:val="20"/>
+                <w:lang w:eastAsia="es-CL"/>
+              </w:rPr>
+              <w:t>Transformación de grandes volúmenes de datos</w:t>
+            </w:r>
+          </w:p>
+        </w:tc>
+        <w:tc>
+          <w:tcPr>
+            <w:tcW w:w="1580" w:type="dxa"/>
+          </w:tcPr>
+          <w:p>
+            <w:pPr>
+              <w:jc w:val="both"/>
+              <w:rPr>
+                <w:rFonts w:ascii="Calibri" w:hAnsi="Calibri" w:cs="Arial"/>
+                <w:i/>
+                <w:color w:val="548DD4"/>
+                <w:sz w:val="18"/>
+                <w:szCs w:val="20"/>
+                <w:lang w:eastAsia="es-CL"/>
+              </w:rPr>
+            </w:pPr>
+            <w:r>
+              <w:rPr>
+                <w:rFonts w:ascii="Calibri" w:hAnsi="Calibri" w:cs="Arial"/>
+                <w:i/>
+                <w:color w:val="548DD4"/>
+                <w:sz w:val="18"/>
+                <w:szCs w:val="20"/>
+                <w:lang w:eastAsia="es-CL"/>
+              </w:rPr>
+              <w:t>Diseño del proceso ETL</w:t>
+            </w:r>
+          </w:p>
+        </w:tc>
+        <w:tc>
+          <w:tcPr>
+            <w:tcW w:w="1580" w:type="dxa"/>
+          </w:tcPr>
+          <w:p>
+            <w:pPr>
+              <w:jc w:val="both"/>
+              <w:rPr>
+                <w:rFonts w:ascii="Calibri" w:hAnsi="Calibri" w:cs="Arial"/>
+                <w:i/>
+                <w:color w:val="548DD4"/>
+                <w:sz w:val="18"/>
+                <w:szCs w:val="20"/>
+                <w:lang w:eastAsia="es-CL"/>
+              </w:rPr>
+            </w:pPr>
+            <w:r>
+              <w:rPr>
+                <w:rFonts w:ascii="Calibri" w:hAnsi="Calibri" w:cs="Arial"/>
+                <w:i/>
+                <w:color w:val="548DD4"/>
+                <w:sz w:val="18"/>
+                <w:szCs w:val="20"/>
+                <w:lang w:eastAsia="es-CL"/>
+              </w:rPr>
+              <w:t>Definir las etapas de extracción, transformación, validación y carga de información.</w:t>
+            </w:r>
+          </w:p>
+        </w:tc>
+        <w:tc>
+          <w:tcPr>
+            <w:tcW w:w="1580" w:type="dxa"/>
+          </w:tcPr>
+          <w:p>
+            <w:pPr>
+              <w:jc w:val="both"/>
+              <w:rPr>
+                <w:rFonts w:ascii="Calibri" w:hAnsi="Calibri" w:cs="Arial"/>
+                <w:i/>
+                <w:color w:val="548DD4"/>
+                <w:sz w:val="18"/>
+                <w:szCs w:val="20"/>
+                <w:lang w:eastAsia="es-CL"/>
+              </w:rPr>
+            </w:pPr>
+            <w:r>
+              <w:rPr>
+                <w:rFonts w:ascii="Calibri" w:hAnsi="Calibri" w:cs="Arial"/>
+                <w:i/>
+                <w:color w:val="548DD4"/>
+                <w:sz w:val="18"/>
+                <w:szCs w:val="20"/>
+                <w:lang w:eastAsia="es-CL"/>
+              </w:rPr>
+              <w:t>Herramientas ETL, documentación técnica</w:t>
+            </w:r>
+          </w:p>
+        </w:tc>
+        <w:tc>
+          <w:tcPr>
+            <w:tcW w:w="1580" w:type="dxa"/>
+            <w:tcBorders>
+              <w:right w:val="single" w:sz="4" w:space="0" w:color="FFFFFF" w:themeColor="background1"/>
+            </w:tcBorders>
+          </w:tcPr>
+          <w:p>
+            <w:pPr>
+              <w:jc w:val="both"/>
+              <w:rPr>
+                <w:rFonts w:ascii="Calibri" w:hAnsi="Calibri" w:cs="Arial"/>
+                <w:i/>
+                <w:color w:val="548DD4"/>
+                <w:sz w:val="18"/>
+                <w:szCs w:val="20"/>
+                <w:lang w:eastAsia="es-CL"/>
+              </w:rPr>
+            </w:pPr>
+            <w:r>
+              <w:rPr>
+                <w:rFonts w:ascii="Calibri" w:hAnsi="Calibri" w:cs="Arial"/>
+                <w:i/>
+                <w:color w:val="548DD4"/>
+                <w:sz w:val="18"/>
+                <w:szCs w:val="20"/>
+                <w:lang w:eastAsia="es-CL"/>
+              </w:rPr>
+              <w:t>Semana 5</w:t>
+            </w:r>
+          </w:p>
+        </w:tc>
+        <w:tc>
+          <w:tcPr>
+            <w:tcW w:w="1580" w:type="dxa"/>
+            <w:tcBorders>
+              <w:left w:val="single" w:sz="4" w:space="0" w:color="FFFFFF" w:themeColor="background1"/>
+            </w:tcBorders>
+            <w:shd w:val="clear" w:color="auto" w:fill="D9D9D9" w:themeFill="background1" w:themeFillShade="D9"/>
+          </w:tcPr>
+          <w:p>
+            <w:pPr>
+              <w:jc w:val="both"/>
+              <w:rPr>
+                <w:rFonts w:ascii="Calibri" w:hAnsi="Calibri" w:cs="Arial"/>
+                <w:i/>
+                <w:color w:val="548DD4"/>
+                <w:sz w:val="18"/>
+                <w:szCs w:val="20"/>
+                <w:lang w:eastAsia="es-CL"/>
+              </w:rPr>
+            </w:pPr>
+            <w:r>
+              <w:rPr>
+                <w:rFonts w:ascii="Calibri" w:hAnsi="Calibri" w:cs="Arial"/>
+                <w:i/>
+                <w:color w:val="548DD4"/>
+                <w:sz w:val="18"/>
+                <w:szCs w:val="20"/>
+                <w:lang w:eastAsia="es-CL"/>
+              </w:rPr>
+              <w:t>Integrante 2</w:t>
+            </w:r>
+          </w:p>
+        </w:tc>
+        <w:tc>
+          <w:tcPr>
+            <w:tcW w:w="1581" w:type="dxa"/>
+          </w:tcPr>
+          <w:p>
+            <w:pPr>
+              <w:jc w:val="both"/>
+              <w:rPr>
+                <w:rFonts w:ascii="Calibri" w:hAnsi="Calibri" w:cs="Arial"/>
+                <w:i/>
+                <w:color w:val="548DD4"/>
+                <w:sz w:val="18"/>
+                <w:szCs w:val="20"/>
+                <w:lang w:eastAsia="es-CL"/>
+              </w:rPr>
+            </w:pPr>
+            <w:r>
+              <w:rPr>
+                <w:rFonts w:ascii="Calibri" w:hAnsi="Calibri" w:cs="Arial"/>
+                <w:i/>
+                <w:color w:val="548DD4"/>
+                <w:sz w:val="18"/>
+                <w:szCs w:val="20"/>
+                <w:lang w:eastAsia="es-CL"/>
+              </w:rPr>
+              <w:t>Considerar archivos CSV, Excel y otros formatos definidos.</w:t>
+            </w:r>
+          </w:p>
+        </w:tc>
+      </w:tr>
+      <w:tr>
+        <w:trPr>
+          <w:jc w:val="center"/>
+        </w:trPr>
+        <w:tc>
+          <w:tcPr>
+            <w:tcW w:w="1580" w:type="dxa"/>
+          </w:tcPr>
+          <w:p>
+            <w:pPr>
+              <w:rPr>
+                <w:rFonts w:ascii="Calibri" w:hAnsi="Calibri" w:cs="Arial"/>
+                <w:i/>
+                <w:color w:val="548DD4"/>
+                <w:sz w:val="18"/>
+                <w:szCs w:val="20"/>
+                <w:lang w:eastAsia="es-CL"/>
+              </w:rPr>
+            </w:pPr>
+            <w:r>
+              <w:rPr>
+                <w:rFonts w:ascii="Calibri" w:hAnsi="Calibri" w:cs="Arial"/>
+                <w:i/>
+                <w:color w:val="548DD4"/>
+                <w:sz w:val="18"/>
+                <w:szCs w:val="20"/>
+                <w:lang w:eastAsia="es-CL"/>
+              </w:rPr>
+              <w:t>Desarrollo de solución de software / Bases de datos</w:t>
+            </w:r>
+          </w:p>
+        </w:tc>
+        <w:tc>
+          <w:tcPr>
+            <w:tcW w:w="1580" w:type="dxa"/>
+          </w:tcPr>
+          <w:p>
+            <w:pPr>
+              <w:jc w:val="both"/>
+              <w:rPr>
+                <w:rFonts w:ascii="Calibri" w:hAnsi="Calibri" w:cs="Arial"/>
+                <w:i/>
+                <w:color w:val="548DD4"/>
+                <w:sz w:val="18"/>
+                <w:szCs w:val="20"/>
+                <w:lang w:eastAsia="es-CL"/>
+              </w:rPr>
+            </w:pPr>
+            <w:r>
+              <w:rPr>
+                <w:rFonts w:ascii="Calibri" w:hAnsi="Calibri" w:cs="Arial"/>
+                <w:i/>
+                <w:color w:val="548DD4"/>
+                <w:sz w:val="18"/>
+                <w:szCs w:val="20"/>
+                <w:lang w:eastAsia="es-CL"/>
+              </w:rPr>
+              <w:t>Implementación del ETL</w:t>
+            </w:r>
+          </w:p>
+        </w:tc>
+        <w:tc>
+          <w:tcPr>
+            <w:tcW w:w="1580" w:type="dxa"/>
+          </w:tcPr>
+          <w:p>
+            <w:pPr>
+              <w:jc w:val="both"/>
+              <w:rPr>
+                <w:rFonts w:ascii="Calibri" w:hAnsi="Calibri" w:cs="Arial"/>
+                <w:i/>
+                <w:color w:val="548DD4"/>
+                <w:sz w:val="18"/>
+                <w:szCs w:val="20"/>
+                <w:lang w:eastAsia="es-CL"/>
+              </w:rPr>
+            </w:pPr>
+            <w:r>
+              <w:rPr>
+                <w:rFonts w:ascii="Calibri" w:hAnsi="Calibri" w:cs="Arial"/>
+                <w:i/>
+                <w:color w:val="548DD4"/>
+                <w:sz w:val="18"/>
+                <w:szCs w:val="20"/>
+                <w:lang w:eastAsia="es-CL"/>
+              </w:rPr>
+              <w:t>Desarrollar el proceso para recibir, transformar, validar y cargar los datos en la base de datos.</w:t>
+            </w:r>
+          </w:p>
+        </w:tc>
+        <w:tc>
+          <w:tcPr>
+            <w:tcW w:w="1580" w:type="dxa"/>
+          </w:tcPr>
+          <w:p>
+            <w:pPr>
+              <w:jc w:val="both"/>
+              <w:rPr>
+                <w:rFonts w:ascii="Calibri" w:hAnsi="Calibri" w:cs="Arial"/>
+                <w:i/>
+                <w:color w:val="548DD4"/>
+                <w:sz w:val="18"/>
+                <w:szCs w:val="20"/>
+                <w:lang w:eastAsia="es-CL"/>
+              </w:rPr>
+            </w:pPr>
+            <w:r>
+              <w:rPr>
+                <w:rFonts w:ascii="Calibri" w:hAnsi="Calibri" w:cs="Arial"/>
+                <w:i/>
+                <w:color w:val="548DD4"/>
+                <w:sz w:val="18"/>
+                <w:szCs w:val="20"/>
+                <w:lang w:eastAsia="es-CL"/>
+              </w:rPr>
+              <w:t>Lenguaje de programación, BD, herramientas ETL</w:t>
+            </w:r>
+          </w:p>
+        </w:tc>
+        <w:tc>
+          <w:tcPr>
+            <w:tcW w:w="1580" w:type="dxa"/>
+            <w:tcBorders>
+              <w:right w:val="single" w:sz="4" w:space="0" w:color="FFFFFF" w:themeColor="background1"/>
+            </w:tcBorders>
+          </w:tcPr>
+          <w:p>
+            <w:pPr>
+              <w:jc w:val="both"/>
+              <w:rPr>
+                <w:rFonts w:ascii="Calibri" w:hAnsi="Calibri" w:cs="Arial"/>
+                <w:i/>
+                <w:color w:val="548DD4"/>
+                <w:sz w:val="18"/>
+                <w:szCs w:val="20"/>
+                <w:lang w:eastAsia="es-CL"/>
+              </w:rPr>
+            </w:pPr>
+            <w:r>
+              <w:rPr>
+                <w:rFonts w:ascii="Calibri" w:hAnsi="Calibri" w:cs="Arial"/>
+                <w:i/>
+                <w:color w:val="548DD4"/>
+                <w:sz w:val="18"/>
+                <w:szCs w:val="20"/>
+                <w:lang w:eastAsia="es-CL"/>
+              </w:rPr>
+              <w:t>Semanas 6-8</w:t>
+            </w:r>
+          </w:p>
+        </w:tc>
+        <w:tc>
+          <w:tcPr>
+            <w:tcW w:w="1580" w:type="dxa"/>
+            <w:tcBorders>
+              <w:left w:val="single" w:sz="4" w:space="0" w:color="FFFFFF" w:themeColor="background1"/>
+            </w:tcBorders>
+            <w:shd w:val="clear" w:color="auto" w:fill="D9D9D9" w:themeFill="background1" w:themeFillShade="D9"/>
+          </w:tcPr>
+          <w:p>
+            <w:pPr>
+              <w:jc w:val="both"/>
+              <w:rPr>
+                <w:rFonts w:ascii="Calibri" w:hAnsi="Calibri" w:cs="Arial"/>
+                <w:i/>
+                <w:color w:val="548DD4"/>
+                <w:sz w:val="18"/>
+                <w:szCs w:val="20"/>
+                <w:lang w:eastAsia="es-CL"/>
+              </w:rPr>
+            </w:pPr>
+            <w:r>
+              <w:rPr>
+                <w:rFonts w:ascii="Calibri" w:hAnsi="Calibri" w:cs="Arial"/>
+                <w:i/>
+                <w:color w:val="548DD4"/>
+                <w:sz w:val="18"/>
+                <w:szCs w:val="20"/>
+                <w:lang w:eastAsia="es-CL"/>
+              </w:rPr>
+              <w:t>Integrante 2</w:t>
+            </w:r>
+          </w:p>
+        </w:tc>
+        <w:tc>
+          <w:tcPr>
+            <w:tcW w:w="1581" w:type="dxa"/>
+          </w:tcPr>
+          <w:p>
+            <w:pPr>
+              <w:jc w:val="both"/>
+              <w:rPr>
+                <w:rFonts w:ascii="Calibri" w:hAnsi="Calibri" w:cs="Arial"/>
+                <w:i/>
+                <w:color w:val="548DD4"/>
+                <w:sz w:val="18"/>
+                <w:szCs w:val="20"/>
+                <w:lang w:eastAsia="es-CL"/>
+              </w:rPr>
+            </w:pPr>
+            <w:r>
+              <w:rPr>
+                <w:rFonts w:ascii="Calibri" w:hAnsi="Calibri" w:cs="Arial"/>
+                <w:i/>
+                <w:color w:val="548DD4"/>
+                <w:sz w:val="18"/>
+                <w:szCs w:val="20"/>
+                <w:lang w:eastAsia="es-CL"/>
+              </w:rPr>
+              <w:t>Realizar pruebas parciales durante el desarrollo.</w:t>
+            </w:r>
+          </w:p>
+        </w:tc>
+      </w:tr>
+      <w:tr>
+        <w:trPr>
+          <w:jc w:val="center"/>
+        </w:trPr>
+        <w:tc>
+          <w:tcPr>
+            <w:tcW w:w="1580" w:type="dxa"/>
+          </w:tcPr>
+          <w:p>
+            <w:pPr>
+              <w:rPr>
+                <w:rFonts w:ascii="Calibri" w:hAnsi="Calibri" w:cs="Arial"/>
+                <w:i/>
+                <w:color w:val="548DD4"/>
+                <w:sz w:val="18"/>
+                <w:szCs w:val="20"/>
+                <w:lang w:eastAsia="es-CL"/>
+              </w:rPr>
+            </w:pPr>
+            <w:r>
+              <w:rPr>
+                <w:rFonts w:ascii="Calibri" w:hAnsi="Calibri" w:cs="Arial"/>
+                <w:i/>
+                <w:color w:val="548DD4"/>
+                <w:sz w:val="18"/>
+                <w:szCs w:val="20"/>
+                <w:lang w:eastAsia="es-CL"/>
+              </w:rPr>
+              <w:t>Desarrollo de solución de software</w:t>
+            </w:r>
+          </w:p>
+        </w:tc>
+        <w:tc>
+          <w:tcPr>
+            <w:tcW w:w="1580" w:type="dxa"/>
+          </w:tcPr>
+          <w:p>
+            <w:pPr>
+              <w:jc w:val="both"/>
+              <w:rPr>
+                <w:rFonts w:ascii="Calibri" w:hAnsi="Calibri" w:cs="Arial"/>
+                <w:i/>
+                <w:color w:val="548DD4"/>
+                <w:sz w:val="18"/>
+                <w:szCs w:val="20"/>
+                <w:lang w:eastAsia="es-CL"/>
+              </w:rPr>
+            </w:pPr>
+            <w:r>
+              <w:rPr>
+                <w:rFonts w:ascii="Calibri" w:hAnsi="Calibri" w:cs="Arial"/>
+                <w:i/>
+                <w:color w:val="548DD4"/>
+                <w:sz w:val="18"/>
+                <w:szCs w:val="20"/>
+                <w:lang w:eastAsia="es-CL"/>
+              </w:rPr>
+              <w:t>Implementación de validaciones y reglas de negocio</w:t>
+            </w:r>
+          </w:p>
+        </w:tc>
+        <w:tc>
+          <w:tcPr>
+            <w:tcW w:w="1580" w:type="dxa"/>
+          </w:tcPr>
+          <w:p>
+            <w:pPr>
+              <w:jc w:val="both"/>
+              <w:rPr>
+                <w:rFonts w:ascii="Calibri" w:hAnsi="Calibri" w:cs="Arial"/>
+                <w:i/>
+                <w:color w:val="548DD4"/>
+                <w:sz w:val="18"/>
+                <w:szCs w:val="20"/>
+                <w:lang w:eastAsia="es-CL"/>
+              </w:rPr>
+            </w:pPr>
+            <w:r>
+              <w:rPr>
+                <w:rFonts w:ascii="Calibri" w:hAnsi="Calibri" w:cs="Arial"/>
+                <w:i/>
+                <w:color w:val="548DD4"/>
+                <w:sz w:val="18"/>
+                <w:szCs w:val="20"/>
+                <w:lang w:eastAsia="es-CL"/>
+              </w:rPr>
+              <w:t>Implementar validaciones de RUT, duplicados, campos incompletos, formatos y reglas asociadas al procesamiento.</w:t>
+            </w:r>
+          </w:p>
+        </w:tc>
+        <w:tc>
+          <w:tcPr>
+            <w:tcW w:w="1580" w:type="dxa"/>
+          </w:tcPr>
+          <w:p>
+            <w:pPr>
+              <w:jc w:val="both"/>
+              <w:rPr>
+                <w:rFonts w:ascii="Calibri" w:hAnsi="Calibri" w:cs="Arial"/>
+                <w:i/>
+                <w:color w:val="548DD4"/>
+                <w:sz w:val="18"/>
+                <w:szCs w:val="20"/>
+                <w:lang w:eastAsia="es-CL"/>
+              </w:rPr>
+            </w:pPr>
+            <w:r>
+              <w:rPr>
+                <w:rFonts w:ascii="Calibri" w:hAnsi="Calibri" w:cs="Arial"/>
+                <w:i/>
+                <w:color w:val="548DD4"/>
+                <w:sz w:val="18"/>
+                <w:szCs w:val="20"/>
+                <w:lang w:eastAsia="es-CL"/>
+              </w:rPr>
+              <w:t>Lenguaje de programación, BD</w:t>
+            </w:r>
+          </w:p>
+        </w:tc>
+        <w:tc>
+          <w:tcPr>
+            <w:tcW w:w="1580" w:type="dxa"/>
+            <w:tcBorders>
+              <w:right w:val="single" w:sz="4" w:space="0" w:color="FFFFFF" w:themeColor="background1"/>
+            </w:tcBorders>
+          </w:tcPr>
+          <w:p>
+            <w:pPr>
+              <w:jc w:val="both"/>
+              <w:rPr>
+                <w:rFonts w:ascii="Calibri" w:hAnsi="Calibri" w:cs="Arial"/>
+                <w:i/>
+                <w:color w:val="548DD4"/>
+                <w:sz w:val="18"/>
+                <w:szCs w:val="20"/>
+                <w:lang w:eastAsia="es-CL"/>
+              </w:rPr>
+            </w:pPr>
+            <w:r>
+              <w:rPr>
+                <w:rFonts w:ascii="Calibri" w:hAnsi="Calibri" w:cs="Arial"/>
+                <w:i/>
+                <w:color w:val="548DD4"/>
+                <w:sz w:val="18"/>
+                <w:szCs w:val="20"/>
+                <w:lang w:eastAsia="es-CL"/>
+              </w:rPr>
+              <w:t>Semanas 9-10</w:t>
+            </w:r>
+          </w:p>
+        </w:tc>
+        <w:tc>
+          <w:tcPr>
+            <w:tcW w:w="1580" w:type="dxa"/>
+            <w:tcBorders>
+              <w:left w:val="single" w:sz="4" w:space="0" w:color="FFFFFF" w:themeColor="background1"/>
+            </w:tcBorders>
+            <w:shd w:val="clear" w:color="auto" w:fill="D9D9D9" w:themeFill="background1" w:themeFillShade="D9"/>
+          </w:tcPr>
+          <w:p>
+            <w:pPr>
+              <w:jc w:val="both"/>
+              <w:rPr>
+                <w:rFonts w:ascii="Calibri" w:hAnsi="Calibri" w:cs="Arial"/>
+                <w:i/>
+                <w:color w:val="548DD4"/>
+                <w:sz w:val="18"/>
+                <w:szCs w:val="20"/>
+                <w:lang w:eastAsia="es-CL"/>
+              </w:rPr>
+            </w:pPr>
+            <w:r>
+              <w:rPr>
+                <w:rFonts w:ascii="Calibri" w:hAnsi="Calibri" w:cs="Arial"/>
+                <w:i/>
+                <w:color w:val="548DD4"/>
+                <w:sz w:val="18"/>
+                <w:szCs w:val="20"/>
+                <w:lang w:eastAsia="es-CL"/>
+              </w:rPr>
+              <w:t>Integrante 3</w:t>
+            </w:r>
+          </w:p>
+        </w:tc>
+        <w:tc>
+          <w:tcPr>
+            <w:tcW w:w="1581" w:type="dxa"/>
+          </w:tcPr>
+          <w:p>
+            <w:pPr>
+              <w:jc w:val="both"/>
+              <w:rPr>
+                <w:rFonts w:ascii="Calibri" w:hAnsi="Calibri" w:cs="Arial"/>
+                <w:i/>
+                <w:color w:val="548DD4"/>
+                <w:sz w:val="18"/>
+                <w:szCs w:val="20"/>
+                <w:lang w:eastAsia="es-CL"/>
+              </w:rPr>
+            </w:pPr>
+            <w:r>
+              <w:rPr>
+                <w:rFonts w:ascii="Calibri" w:hAnsi="Calibri" w:cs="Arial"/>
+                <w:i/>
+                <w:color w:val="548DD4"/>
+                <w:sz w:val="18"/>
+                <w:szCs w:val="20"/>
+                <w:lang w:eastAsia="es-CL"/>
+              </w:rPr>
+              <w:t>Utilizar datos de prueba para validar las reglas.</w:t>
+            </w:r>
+          </w:p>
+        </w:tc>
+      </w:tr>
+      <w:tr>
+        <w:trPr>
+          <w:jc w:val="center"/>
+        </w:trPr>
+        <w:tc>
+          <w:tcPr>
+            <w:tcW w:w="1580" w:type="dxa"/>
+          </w:tcPr>
+          <w:p>
+            <w:pPr>
+              <w:rPr>
+                <w:rFonts w:ascii="Calibri" w:hAnsi="Calibri" w:cs="Arial"/>
+                <w:i/>
+                <w:color w:val="548DD4"/>
+                <w:sz w:val="18"/>
+                <w:szCs w:val="20"/>
+                <w:lang w:eastAsia="es-CL"/>
+              </w:rPr>
+            </w:pPr>
+            <w:r>
+              <w:rPr>
+                <w:rFonts w:ascii="Calibri" w:hAnsi="Calibri" w:cs="Arial"/>
+                <w:i/>
+                <w:color w:val="548DD4"/>
+                <w:sz w:val="18"/>
+                <w:szCs w:val="20"/>
+                <w:lang w:eastAsia="es-CL"/>
+              </w:rPr>
+              <w:t>Transformación de datos / Implementación de soluciones</w:t>
+            </w:r>
+          </w:p>
+        </w:tc>
+        <w:tc>
+          <w:tcPr>
+            <w:tcW w:w="1580" w:type="dxa"/>
+          </w:tcPr>
+          <w:p>
+            <w:pPr>
+              <w:jc w:val="both"/>
+              <w:rPr>
+                <w:rFonts w:ascii="Calibri" w:hAnsi="Calibri" w:cs="Arial"/>
+                <w:i/>
+                <w:color w:val="548DD4"/>
+                <w:sz w:val="18"/>
+                <w:szCs w:val="20"/>
+                <w:lang w:eastAsia="es-CL"/>
+              </w:rPr>
+            </w:pPr>
+            <w:r>
+              <w:rPr>
+                <w:rFonts w:ascii="Calibri" w:hAnsi="Calibri" w:cs="Arial"/>
+                <w:i/>
+                <w:color w:val="548DD4"/>
+                <w:sz w:val="18"/>
+                <w:szCs w:val="20"/>
+                <w:lang w:eastAsia="es-CL"/>
+              </w:rPr>
+              <w:t>Comparación histórica y trazabilidad</w:t>
+            </w:r>
+          </w:p>
+        </w:tc>
+        <w:tc>
+          <w:tcPr>
+            <w:tcW w:w="1580" w:type="dxa"/>
+          </w:tcPr>
+          <w:p>
+            <w:pPr>
+              <w:jc w:val="both"/>
+              <w:rPr>
+                <w:rFonts w:ascii="Calibri" w:hAnsi="Calibri" w:cs="Arial"/>
+                <w:i/>
+                <w:color w:val="548DD4"/>
+                <w:sz w:val="18"/>
+                <w:szCs w:val="20"/>
+                <w:lang w:eastAsia="es-CL"/>
+              </w:rPr>
+            </w:pPr>
+            <w:r>
+              <w:rPr>
+                <w:rFonts w:ascii="Calibri" w:hAnsi="Calibri" w:cs="Arial"/>
+                <w:i/>
+                <w:color w:val="548DD4"/>
+                <w:sz w:val="18"/>
+                <w:szCs w:val="20"/>
+                <w:lang w:eastAsia="es-CL"/>
+              </w:rPr>
+              <w:t>Implementar el registro de ejecuciones y la identificación de registros nuevos, modificados, eliminados y sin cambios.</w:t>
+            </w:r>
+          </w:p>
+        </w:tc>
+        <w:tc>
+          <w:tcPr>
+            <w:tcW w:w="1580" w:type="dxa"/>
+          </w:tcPr>
+          <w:p>
+            <w:pPr>
+              <w:jc w:val="both"/>
+              <w:rPr>
+                <w:rFonts w:ascii="Calibri" w:hAnsi="Calibri" w:cs="Arial"/>
+                <w:i/>
+                <w:color w:val="548DD4"/>
+                <w:sz w:val="18"/>
+                <w:szCs w:val="20"/>
+                <w:lang w:eastAsia="es-CL"/>
+              </w:rPr>
+            </w:pPr>
+            <w:r>
+              <w:rPr>
+                <w:rFonts w:ascii="Calibri" w:hAnsi="Calibri" w:cs="Arial"/>
+                <w:i/>
+                <w:color w:val="548DD4"/>
+                <w:sz w:val="18"/>
+                <w:szCs w:val="20"/>
+                <w:lang w:eastAsia="es-CL"/>
+              </w:rPr>
+              <w:t>BD, lenguaje de programación</w:t>
+            </w:r>
+          </w:p>
+        </w:tc>
+        <w:tc>
+          <w:tcPr>
+            <w:tcW w:w="1580" w:type="dxa"/>
+            <w:tcBorders>
+              <w:right w:val="single" w:sz="4" w:space="0" w:color="FFFFFF" w:themeColor="background1"/>
+            </w:tcBorders>
+          </w:tcPr>
+          <w:p>
+            <w:pPr>
+              <w:jc w:val="both"/>
+              <w:rPr>
+                <w:rFonts w:ascii="Calibri" w:hAnsi="Calibri" w:cs="Arial"/>
+                <w:i/>
+                <w:color w:val="548DD4"/>
+                <w:sz w:val="18"/>
+                <w:szCs w:val="20"/>
+                <w:lang w:eastAsia="es-CL"/>
+              </w:rPr>
+            </w:pPr>
+            <w:r>
+              <w:rPr>
+                <w:rFonts w:ascii="Calibri" w:hAnsi="Calibri" w:cs="Arial"/>
+                <w:i/>
+                <w:color w:val="548DD4"/>
+                <w:sz w:val="18"/>
+                <w:szCs w:val="20"/>
+                <w:lang w:eastAsia="es-CL"/>
+              </w:rPr>
+              <w:t>Semana 11</w:t>
+            </w:r>
+          </w:p>
+        </w:tc>
+        <w:tc>
+          <w:tcPr>
+            <w:tcW w:w="1580" w:type="dxa"/>
+            <w:tcBorders>
+              <w:left w:val="single" w:sz="4" w:space="0" w:color="FFFFFF" w:themeColor="background1"/>
+            </w:tcBorders>
+            <w:shd w:val="clear" w:color="auto" w:fill="D9D9D9" w:themeFill="background1" w:themeFillShade="D9"/>
+          </w:tcPr>
+          <w:p>
+            <w:pPr>
+              <w:jc w:val="both"/>
+              <w:rPr>
+                <w:rFonts w:ascii="Calibri" w:hAnsi="Calibri" w:cs="Arial"/>
+                <w:i/>
+                <w:color w:val="548DD4"/>
+                <w:sz w:val="18"/>
+                <w:szCs w:val="20"/>
+                <w:lang w:eastAsia="es-CL"/>
+              </w:rPr>
+            </w:pPr>
+            <w:r>
+              <w:rPr>
+                <w:rFonts w:ascii="Calibri" w:hAnsi="Calibri" w:cs="Arial"/>
+                <w:i/>
+                <w:color w:val="548DD4"/>
+                <w:sz w:val="18"/>
+                <w:szCs w:val="20"/>
+                <w:lang w:eastAsia="es-CL"/>
+              </w:rPr>
+              <w:t>Integrante 2</w:t>
+            </w:r>
+          </w:p>
+        </w:tc>
+        <w:tc>
+          <w:tcPr>
+            <w:tcW w:w="1581" w:type="dxa"/>
+          </w:tcPr>
+          <w:p>
+            <w:pPr>
+              <w:jc w:val="both"/>
+              <w:rPr>
+                <w:rFonts w:ascii="Calibri" w:hAnsi="Calibri" w:cs="Arial"/>
+                <w:i/>
+                <w:color w:val="548DD4"/>
+                <w:sz w:val="18"/>
+                <w:szCs w:val="20"/>
+                <w:lang w:eastAsia="es-CL"/>
+              </w:rPr>
+            </w:pPr>
+            <w:r>
+              <w:rPr>
+                <w:rFonts w:ascii="Calibri" w:hAnsi="Calibri" w:cs="Arial"/>
+                <w:i/>
+                <w:color w:val="548DD4"/>
+                <w:sz w:val="18"/>
+                <w:szCs w:val="20"/>
+                <w:lang w:eastAsia="es-CL"/>
+              </w:rPr>
+              <w:t>Mantener historial de los procesos ejecutados.</w:t>
+            </w:r>
+          </w:p>
+        </w:tc>
+      </w:tr>
+      <w:tr>
+        <w:trPr>
+          <w:jc w:val="center"/>
+        </w:trPr>
+        <w:tc>
+          <w:tcPr>
+            <w:tcW w:w="1580" w:type="dxa"/>
+          </w:tcPr>
+          <w:p>
+            <w:pPr>
+              <w:rPr>
+                <w:rFonts w:ascii="Calibri" w:hAnsi="Calibri" w:cs="Arial"/>
+                <w:i/>
+                <w:color w:val="548DD4"/>
+                <w:sz w:val="18"/>
+                <w:szCs w:val="20"/>
+                <w:lang w:eastAsia="es-CL"/>
+              </w:rPr>
+            </w:pPr>
+            <w:r>
+              <w:rPr>
+                <w:rFonts w:ascii="Calibri" w:hAnsi="Calibri" w:cs="Arial"/>
+                <w:i/>
+                <w:color w:val="548DD4"/>
+                <w:sz w:val="18"/>
+                <w:szCs w:val="20"/>
+                <w:lang w:eastAsia="es-CL"/>
+              </w:rPr>
+              <w:t>Implementación de soluciones sistémicas</w:t>
+            </w:r>
+          </w:p>
+        </w:tc>
+        <w:tc>
+          <w:tcPr>
+            <w:tcW w:w="1580" w:type="dxa"/>
+          </w:tcPr>
+          <w:p>
+            <w:pPr>
+              <w:jc w:val="both"/>
+              <w:rPr>
+                <w:rFonts w:ascii="Calibri" w:hAnsi="Calibri" w:cs="Arial"/>
+                <w:i/>
+                <w:color w:val="548DD4"/>
+                <w:sz w:val="18"/>
+                <w:szCs w:val="20"/>
+                <w:lang w:eastAsia="es-CL"/>
+              </w:rPr>
+            </w:pPr>
+            <w:r>
+              <w:rPr>
+                <w:rFonts w:ascii="Calibri" w:hAnsi="Calibri" w:cs="Arial"/>
+                <w:i/>
+                <w:color w:val="548DD4"/>
+                <w:sz w:val="18"/>
+                <w:szCs w:val="20"/>
+                <w:lang w:eastAsia="es-CL"/>
+              </w:rPr>
+              <w:t>Desarrollo de dashboard y monitoreo</w:t>
+            </w:r>
+          </w:p>
+        </w:tc>
+        <w:tc>
+          <w:tcPr>
+            <w:tcW w:w="1580" w:type="dxa"/>
+          </w:tcPr>
+          <w:p>
+            <w:pPr>
+              <w:jc w:val="both"/>
+              <w:rPr>
+                <w:rFonts w:ascii="Calibri" w:hAnsi="Calibri" w:cs="Arial"/>
+                <w:i/>
+                <w:color w:val="548DD4"/>
+                <w:sz w:val="18"/>
+                <w:szCs w:val="20"/>
+                <w:lang w:eastAsia="es-CL"/>
+              </w:rPr>
+            </w:pPr>
+            <w:r>
+              <w:rPr>
+                <w:rFonts w:ascii="Calibri" w:hAnsi="Calibri" w:cs="Arial"/>
+                <w:i/>
+                <w:color w:val="548DD4"/>
+                <w:sz w:val="18"/>
+                <w:szCs w:val="20"/>
+                <w:lang w:eastAsia="es-CL"/>
+              </w:rPr>
+              <w:t>Implementar indicadores para visualizar el estado y resultados de los procesos.</w:t>
+            </w:r>
+          </w:p>
+        </w:tc>
+        <w:tc>
+          <w:tcPr>
+            <w:tcW w:w="1580" w:type="dxa"/>
+          </w:tcPr>
+          <w:p>
+            <w:pPr>
+              <w:jc w:val="both"/>
+              <w:rPr>
+                <w:rFonts w:ascii="Calibri" w:hAnsi="Calibri" w:cs="Arial"/>
+                <w:i/>
+                <w:color w:val="548DD4"/>
+                <w:sz w:val="18"/>
+                <w:szCs w:val="20"/>
+                <w:lang w:eastAsia="es-CL"/>
+              </w:rPr>
+            </w:pPr>
+            <w:r>
+              <w:rPr>
+                <w:rFonts w:ascii="Calibri" w:hAnsi="Calibri" w:cs="Arial"/>
+                <w:i/>
+                <w:color w:val="548DD4"/>
+                <w:sz w:val="18"/>
+                <w:szCs w:val="20"/>
+                <w:lang w:eastAsia="es-CL"/>
+              </w:rPr>
+              <w:t>Framework de desarrollo, BD</w:t>
+            </w:r>
+          </w:p>
+        </w:tc>
+        <w:tc>
+          <w:tcPr>
+            <w:tcW w:w="1580" w:type="dxa"/>
+            <w:tcBorders>
+              <w:right w:val="single" w:sz="4" w:space="0" w:color="FFFFFF" w:themeColor="background1"/>
+            </w:tcBorders>
+          </w:tcPr>
+          <w:p>
+            <w:pPr>
+              <w:jc w:val="both"/>
+              <w:rPr>
+                <w:rFonts w:ascii="Calibri" w:hAnsi="Calibri" w:cs="Arial"/>
+                <w:i/>
+                <w:color w:val="548DD4"/>
+                <w:sz w:val="18"/>
+                <w:szCs w:val="20"/>
+                <w:lang w:eastAsia="es-CL"/>
+              </w:rPr>
+            </w:pPr>
+            <w:r>
+              <w:rPr>
+                <w:rFonts w:ascii="Calibri" w:hAnsi="Calibri" w:cs="Arial"/>
+                <w:i/>
+                <w:color w:val="548DD4"/>
+                <w:sz w:val="18"/>
+                <w:szCs w:val="20"/>
+                <w:lang w:eastAsia="es-CL"/>
+              </w:rPr>
+              <w:t>Semana 12</w:t>
+            </w:r>
+          </w:p>
+        </w:tc>
+        <w:tc>
+          <w:tcPr>
+            <w:tcW w:w="1580" w:type="dxa"/>
+            <w:tcBorders>
+              <w:left w:val="single" w:sz="4" w:space="0" w:color="FFFFFF" w:themeColor="background1"/>
+            </w:tcBorders>
+            <w:shd w:val="clear" w:color="auto" w:fill="D9D9D9" w:themeFill="background1" w:themeFillShade="D9"/>
+          </w:tcPr>
+          <w:p>
+            <w:pPr>
+              <w:jc w:val="both"/>
+              <w:rPr>
+                <w:rFonts w:ascii="Calibri" w:hAnsi="Calibri" w:cs="Arial"/>
+                <w:i/>
+                <w:color w:val="548DD4"/>
+                <w:sz w:val="18"/>
+                <w:szCs w:val="20"/>
+                <w:lang w:eastAsia="es-CL"/>
+              </w:rPr>
+            </w:pPr>
+            <w:r>
+              <w:rPr>
+                <w:rFonts w:ascii="Calibri" w:hAnsi="Calibri" w:cs="Arial"/>
+                <w:i/>
+                <w:color w:val="548DD4"/>
+                <w:sz w:val="18"/>
+                <w:szCs w:val="20"/>
+                <w:lang w:eastAsia="es-CL"/>
+              </w:rPr>
+              <w:t>Integrante 3</w:t>
+            </w:r>
+          </w:p>
+        </w:tc>
+        <w:tc>
+          <w:tcPr>
+            <w:tcW w:w="1581" w:type="dxa"/>
+          </w:tcPr>
+          <w:p>
+            <w:pPr>
+              <w:jc w:val="both"/>
+              <w:rPr>
+                <w:rFonts w:ascii="Calibri" w:hAnsi="Calibri" w:cs="Arial"/>
+                <w:i/>
+                <w:color w:val="548DD4"/>
+                <w:sz w:val="18"/>
+                <w:szCs w:val="20"/>
+                <w:lang w:eastAsia="es-CL"/>
+              </w:rPr>
+            </w:pPr>
+            <w:r>
+              <w:rPr>
+                <w:rFonts w:ascii="Calibri" w:hAnsi="Calibri" w:cs="Arial"/>
+                <w:i/>
+                <w:color w:val="548DD4"/>
+                <w:sz w:val="18"/>
+                <w:szCs w:val="20"/>
+                <w:lang w:eastAsia="es-CL"/>
+              </w:rPr>
+              <w:t>Mostrar información relevante para el seguimiento del proceso.</w:t>
+            </w:r>
+          </w:p>
+        </w:tc>
+      </w:tr>
+      <w:tr>
+        <w:trPr>
+          <w:jc w:val="center"/>
+        </w:trPr>
+        <w:tc>
+          <w:tcPr>
+            <w:tcW w:w="1580" w:type="dxa"/>
+          </w:tcPr>
+          <w:p>
+            <w:pPr>
+              <w:rPr>
+                <w:rFonts w:ascii="Calibri" w:hAnsi="Calibri" w:cs="Arial"/>
+                <w:i/>
+                <w:color w:val="548DD4"/>
+                <w:sz w:val="18"/>
+                <w:szCs w:val="20"/>
+                <w:lang w:eastAsia="es-CL"/>
+              </w:rPr>
+            </w:pPr>
+            <w:r>
+              <w:rPr>
+                <w:rFonts w:ascii="Calibri" w:hAnsi="Calibri" w:cs="Arial"/>
+                <w:i/>
+                <w:color w:val="548DD4"/>
+                <w:sz w:val="18"/>
+                <w:szCs w:val="20"/>
+                <w:lang w:eastAsia="es-CL"/>
+              </w:rPr>
+              <w:t>Desarrollo de solución de software</w:t>
+            </w:r>
+          </w:p>
+        </w:tc>
+        <w:tc>
+          <w:tcPr>
+            <w:tcW w:w="1580" w:type="dxa"/>
+          </w:tcPr>
+          <w:p>
+            <w:pPr>
+              <w:jc w:val="both"/>
+              <w:rPr>
+                <w:rFonts w:ascii="Calibri" w:hAnsi="Calibri" w:cs="Arial"/>
+                <w:i/>
+                <w:color w:val="548DD4"/>
+                <w:sz w:val="18"/>
+                <w:szCs w:val="20"/>
+                <w:lang w:eastAsia="es-CL"/>
+              </w:rPr>
+            </w:pPr>
+            <w:r>
+              <w:rPr>
+                <w:rFonts w:ascii="Calibri" w:hAnsi="Calibri" w:cs="Arial"/>
+                <w:i/>
+                <w:color w:val="548DD4"/>
+                <w:sz w:val="18"/>
+                <w:szCs w:val="20"/>
+                <w:lang w:eastAsia="es-CL"/>
+              </w:rPr>
+              <w:t>Implementación de reportes</w:t>
+            </w:r>
+          </w:p>
+        </w:tc>
+        <w:tc>
+          <w:tcPr>
+            <w:tcW w:w="1580" w:type="dxa"/>
+          </w:tcPr>
+          <w:p>
+            <w:pPr>
+              <w:jc w:val="both"/>
+              <w:rPr>
+                <w:rFonts w:ascii="Calibri" w:hAnsi="Calibri" w:cs="Arial"/>
+                <w:i/>
+                <w:color w:val="548DD4"/>
+                <w:sz w:val="18"/>
+                <w:szCs w:val="20"/>
+                <w:lang w:eastAsia="es-CL"/>
+              </w:rPr>
+            </w:pPr>
+            <w:r>
+              <w:rPr>
+                <w:rFonts w:ascii="Calibri" w:hAnsi="Calibri" w:cs="Arial"/>
+                <w:i/>
+                <w:color w:val="548DD4"/>
+                <w:sz w:val="18"/>
+                <w:szCs w:val="20"/>
+                <w:lang w:eastAsia="es-CL"/>
+              </w:rPr>
+              <w:t>Desarrollar reportes parametrizables y exportables en diferentes formatos.</w:t>
+            </w:r>
+          </w:p>
+        </w:tc>
+        <w:tc>
+          <w:tcPr>
+            <w:tcW w:w="1580" w:type="dxa"/>
+          </w:tcPr>
+          <w:p>
+            <w:pPr>
+              <w:jc w:val="both"/>
+              <w:rPr>
+                <w:rFonts w:ascii="Calibri" w:hAnsi="Calibri" w:cs="Arial"/>
+                <w:i/>
+                <w:color w:val="548DD4"/>
+                <w:sz w:val="18"/>
+                <w:szCs w:val="20"/>
+                <w:lang w:eastAsia="es-CL"/>
+              </w:rPr>
+            </w:pPr>
+            <w:r>
+              <w:rPr>
+                <w:rFonts w:ascii="Calibri" w:hAnsi="Calibri" w:cs="Arial"/>
+                <w:i/>
+                <w:color w:val="548DD4"/>
+                <w:sz w:val="18"/>
+                <w:szCs w:val="20"/>
+                <w:lang w:eastAsia="es-CL"/>
+              </w:rPr>
+              <w:t>Lenguaje de programación, librerías de generación de reportes</w:t>
+            </w:r>
+          </w:p>
+        </w:tc>
+        <w:tc>
+          <w:tcPr>
+            <w:tcW w:w="1580" w:type="dxa"/>
+            <w:tcBorders>
+              <w:right w:val="single" w:sz="4" w:space="0" w:color="FFFFFF" w:themeColor="background1"/>
+            </w:tcBorders>
+          </w:tcPr>
+          <w:p>
+            <w:pPr>
+              <w:jc w:val="both"/>
+              <w:rPr>
+                <w:rFonts w:ascii="Calibri" w:hAnsi="Calibri" w:cs="Arial"/>
+                <w:i/>
+                <w:color w:val="548DD4"/>
+                <w:sz w:val="18"/>
+                <w:szCs w:val="20"/>
+                <w:lang w:eastAsia="es-CL"/>
+              </w:rPr>
+            </w:pPr>
+            <w:r>
+              <w:rPr>
+                <w:rFonts w:ascii="Calibri" w:hAnsi="Calibri" w:cs="Arial"/>
+                <w:i/>
+                <w:color w:val="548DD4"/>
+                <w:sz w:val="18"/>
+                <w:szCs w:val="20"/>
+                <w:lang w:eastAsia="es-CL"/>
+              </w:rPr>
+              <w:t>Semana 13</w:t>
+            </w:r>
+          </w:p>
+        </w:tc>
+        <w:tc>
+          <w:tcPr>
+            <w:tcW w:w="1580" w:type="dxa"/>
+            <w:tcBorders>
+              <w:left w:val="single" w:sz="4" w:space="0" w:color="FFFFFF" w:themeColor="background1"/>
+            </w:tcBorders>
+            <w:shd w:val="clear" w:color="auto" w:fill="D9D9D9" w:themeFill="background1" w:themeFillShade="D9"/>
+          </w:tcPr>
+          <w:p>
+            <w:pPr>
+              <w:jc w:val="both"/>
+              <w:rPr>
+                <w:rFonts w:ascii="Calibri" w:hAnsi="Calibri" w:cs="Arial"/>
+                <w:i/>
+                <w:color w:val="548DD4"/>
+                <w:sz w:val="18"/>
+                <w:szCs w:val="20"/>
+                <w:lang w:eastAsia="es-CL"/>
+              </w:rPr>
+            </w:pPr>
+            <w:r>
+              <w:rPr>
+                <w:rFonts w:ascii="Calibri" w:hAnsi="Calibri" w:cs="Arial"/>
+                <w:i/>
+                <w:color w:val="548DD4"/>
+                <w:sz w:val="18"/>
+                <w:szCs w:val="20"/>
+                <w:lang w:eastAsia="es-CL"/>
+              </w:rPr>
+              <w:t>Integrante 3</w:t>
+            </w:r>
+          </w:p>
+        </w:tc>
+        <w:tc>
+          <w:tcPr>
+            <w:tcW w:w="1581" w:type="dxa"/>
+          </w:tcPr>
+          <w:p>
+            <w:pPr>
+              <w:jc w:val="both"/>
+              <w:rPr>
+                <w:rFonts w:ascii="Calibri" w:hAnsi="Calibri" w:cs="Arial"/>
+                <w:i/>
+                <w:color w:val="548DD4"/>
+                <w:sz w:val="18"/>
+                <w:szCs w:val="20"/>
+                <w:lang w:eastAsia="es-CL"/>
+              </w:rPr>
+            </w:pPr>
+            <w:r>
+              <w:rPr>
+                <w:rFonts w:ascii="Calibri" w:hAnsi="Calibri" w:cs="Arial"/>
+                <w:i/>
+                <w:color w:val="548DD4"/>
+                <w:sz w:val="18"/>
+                <w:szCs w:val="20"/>
+                <w:lang w:eastAsia="es-CL"/>
+              </w:rPr>
+              <w:t>Considerar filtros y criterios definidos en los requerimientos.</w:t>
+            </w:r>
+          </w:p>
+        </w:tc>
+      </w:tr>
+      <w:tr>
+        <w:trPr>
+          <w:jc w:val="center"/>
+        </w:trPr>
+        <w:tc>
+          <w:tcPr>
+            <w:tcW w:w="1580" w:type="dxa"/>
+          </w:tcPr>
+          <w:p>
+            <w:pPr>
+              <w:rPr>
+                <w:rFonts w:ascii="Calibri" w:hAnsi="Calibri" w:cs="Arial"/>
+                <w:i/>
+                <w:color w:val="548DD4"/>
+                <w:sz w:val="18"/>
+                <w:szCs w:val="20"/>
+                <w:lang w:eastAsia="es-CL"/>
+              </w:rPr>
+            </w:pPr>
+            <w:r>
+              <w:rPr>
+                <w:rFonts w:ascii="Calibri" w:hAnsi="Calibri" w:cs="Arial"/>
+                <w:i/>
+                <w:color w:val="548DD4"/>
+                <w:sz w:val="18"/>
+                <w:szCs w:val="20"/>
+                <w:lang w:eastAsia="es-CL"/>
+              </w:rPr>
+              <w:t>Transformación de grandes volúmenes de datos</w:t>
+            </w:r>
+          </w:p>
+        </w:tc>
+        <w:tc>
+          <w:tcPr>
+            <w:tcW w:w="1580" w:type="dxa"/>
+          </w:tcPr>
+          <w:p>
+            <w:pPr>
+              <w:jc w:val="both"/>
+              <w:rPr>
+                <w:rFonts w:ascii="Calibri" w:hAnsi="Calibri" w:cs="Arial"/>
+                <w:i/>
+                <w:color w:val="548DD4"/>
+                <w:sz w:val="18"/>
+                <w:szCs w:val="20"/>
+                <w:lang w:eastAsia="es-CL"/>
+              </w:rPr>
+            </w:pPr>
+            <w:r>
+              <w:rPr>
+                <w:rFonts w:ascii="Calibri" w:hAnsi="Calibri" w:cs="Arial"/>
+                <w:i/>
+                <w:color w:val="548DD4"/>
+                <w:sz w:val="18"/>
+                <w:szCs w:val="20"/>
+                <w:lang w:eastAsia="es-CL"/>
+              </w:rPr>
+              <w:t>Implementación del componente de IA</w:t>
+            </w:r>
+          </w:p>
+        </w:tc>
+        <w:tc>
+          <w:tcPr>
+            <w:tcW w:w="1580" w:type="dxa"/>
+          </w:tcPr>
+          <w:p>
+            <w:pPr>
+              <w:jc w:val="both"/>
+              <w:rPr>
+                <w:rFonts w:ascii="Calibri" w:hAnsi="Calibri" w:cs="Arial"/>
+                <w:i/>
+                <w:color w:val="548DD4"/>
+                <w:sz w:val="18"/>
+                <w:szCs w:val="20"/>
+                <w:lang w:eastAsia="es-CL"/>
+              </w:rPr>
+            </w:pPr>
+            <w:r>
+              <w:rPr>
+                <w:rFonts w:ascii="Calibri" w:hAnsi="Calibri" w:cs="Arial"/>
+                <w:i/>
+                <w:color w:val="548DD4"/>
+                <w:sz w:val="18"/>
+                <w:szCs w:val="20"/>
+                <w:lang w:eastAsia="es-CL"/>
+              </w:rPr>
+              <w:t xml:space="preserve">Incorporar análisis de datos para detectar anomalías y generar sugerencias de </w:t>
+            </w:r>
+            <w:r>
+              <w:rPr>
+                <w:rFonts w:ascii="Calibri" w:hAnsi="Calibri" w:cs="Arial"/>
+                <w:i/>
+                <w:color w:val="548DD4"/>
+                <w:sz w:val="18"/>
+                <w:szCs w:val="20"/>
+                <w:lang w:eastAsia="es-CL"/>
+              </w:rPr>
+              <w:lastRenderedPageBreak/>
+              <w:t>posibles validaciones.</w:t>
+            </w:r>
+          </w:p>
+        </w:tc>
+        <w:tc>
+          <w:tcPr>
+            <w:tcW w:w="1580" w:type="dxa"/>
+          </w:tcPr>
+          <w:p>
+            <w:pPr>
+              <w:jc w:val="both"/>
+              <w:rPr>
+                <w:rFonts w:ascii="Calibri" w:hAnsi="Calibri" w:cs="Arial"/>
+                <w:i/>
+                <w:color w:val="548DD4"/>
+                <w:sz w:val="18"/>
+                <w:szCs w:val="20"/>
+                <w:lang w:eastAsia="es-CL"/>
+              </w:rPr>
+            </w:pPr>
+            <w:r>
+              <w:rPr>
+                <w:rFonts w:ascii="Calibri" w:hAnsi="Calibri" w:cs="Arial"/>
+                <w:i/>
+                <w:color w:val="548DD4"/>
+                <w:sz w:val="18"/>
+                <w:szCs w:val="20"/>
+                <w:lang w:eastAsia="es-CL"/>
+              </w:rPr>
+              <w:lastRenderedPageBreak/>
+              <w:t>Lenguaje de programación, herramientas de IA, datos de prueba</w:t>
+            </w:r>
+          </w:p>
+        </w:tc>
+        <w:tc>
+          <w:tcPr>
+            <w:tcW w:w="1580" w:type="dxa"/>
+            <w:tcBorders>
+              <w:right w:val="single" w:sz="4" w:space="0" w:color="FFFFFF" w:themeColor="background1"/>
+            </w:tcBorders>
+          </w:tcPr>
+          <w:p>
+            <w:pPr>
+              <w:jc w:val="both"/>
+              <w:rPr>
+                <w:rFonts w:ascii="Calibri" w:hAnsi="Calibri" w:cs="Arial"/>
+                <w:i/>
+                <w:color w:val="548DD4"/>
+                <w:sz w:val="18"/>
+                <w:szCs w:val="20"/>
+                <w:lang w:eastAsia="es-CL"/>
+              </w:rPr>
+            </w:pPr>
+            <w:r>
+              <w:rPr>
+                <w:rFonts w:ascii="Calibri" w:hAnsi="Calibri" w:cs="Arial"/>
+                <w:i/>
+                <w:color w:val="548DD4"/>
+                <w:sz w:val="18"/>
+                <w:szCs w:val="20"/>
+                <w:lang w:eastAsia="es-CL"/>
+              </w:rPr>
+              <w:t>Semanas 13-14</w:t>
+            </w:r>
+          </w:p>
+        </w:tc>
+        <w:tc>
+          <w:tcPr>
+            <w:tcW w:w="1580" w:type="dxa"/>
+            <w:tcBorders>
+              <w:left w:val="single" w:sz="4" w:space="0" w:color="FFFFFF" w:themeColor="background1"/>
+            </w:tcBorders>
+            <w:shd w:val="clear" w:color="auto" w:fill="D9D9D9" w:themeFill="background1" w:themeFillShade="D9"/>
+          </w:tcPr>
+          <w:p>
+            <w:pPr>
+              <w:jc w:val="both"/>
+              <w:rPr>
+                <w:rFonts w:ascii="Calibri" w:hAnsi="Calibri" w:cs="Arial"/>
+                <w:i/>
+                <w:color w:val="548DD4"/>
+                <w:sz w:val="18"/>
+                <w:szCs w:val="20"/>
+                <w:lang w:eastAsia="es-CL"/>
+              </w:rPr>
+            </w:pPr>
+            <w:r>
+              <w:rPr>
+                <w:rFonts w:ascii="Calibri" w:hAnsi="Calibri" w:cs="Arial"/>
+                <w:i/>
+                <w:color w:val="548DD4"/>
+                <w:sz w:val="18"/>
+                <w:szCs w:val="20"/>
+                <w:lang w:eastAsia="es-CL"/>
+              </w:rPr>
+              <w:t>Integrante 4</w:t>
+            </w:r>
+          </w:p>
+        </w:tc>
+        <w:tc>
+          <w:tcPr>
+            <w:tcW w:w="1581" w:type="dxa"/>
+          </w:tcPr>
+          <w:p>
+            <w:pPr>
+              <w:jc w:val="both"/>
+              <w:rPr>
+                <w:rFonts w:ascii="Calibri" w:hAnsi="Calibri" w:cs="Arial"/>
+                <w:i/>
+                <w:color w:val="548DD4"/>
+                <w:sz w:val="18"/>
+                <w:szCs w:val="20"/>
+                <w:lang w:eastAsia="es-CL"/>
+              </w:rPr>
+            </w:pPr>
+            <w:r>
+              <w:rPr>
+                <w:rFonts w:ascii="Calibri" w:hAnsi="Calibri" w:cs="Arial"/>
+                <w:i/>
+                <w:color w:val="548DD4"/>
+                <w:sz w:val="18"/>
+                <w:szCs w:val="20"/>
+                <w:lang w:eastAsia="es-CL"/>
+              </w:rPr>
+              <w:t>La IA funcionará como apoyo al análisis, no como reemplazo de las reglas de negocio.</w:t>
+            </w:r>
+          </w:p>
+        </w:tc>
+      </w:tr>
+      <w:tr>
+        <w:trPr>
+          <w:jc w:val="center"/>
+        </w:trPr>
+        <w:tc>
+          <w:tcPr>
+            <w:tcW w:w="1580" w:type="dxa"/>
+          </w:tcPr>
+          <w:p>
+            <w:pPr>
+              <w:rPr>
+                <w:rFonts w:ascii="Calibri" w:hAnsi="Calibri" w:cs="Arial"/>
+                <w:i/>
+                <w:color w:val="548DD4"/>
+                <w:sz w:val="18"/>
+                <w:szCs w:val="20"/>
+                <w:lang w:eastAsia="es-CL"/>
+              </w:rPr>
+            </w:pPr>
+            <w:r>
+              <w:rPr>
+                <w:rFonts w:ascii="Calibri" w:hAnsi="Calibri" w:cs="Arial"/>
+                <w:i/>
+                <w:color w:val="548DD4"/>
+                <w:sz w:val="18"/>
+                <w:szCs w:val="20"/>
+                <w:lang w:eastAsia="es-CL"/>
+              </w:rPr>
+              <w:t>Desarrollo de solución / Arquitectura</w:t>
+            </w:r>
+          </w:p>
+        </w:tc>
+        <w:tc>
+          <w:tcPr>
+            <w:tcW w:w="1580" w:type="dxa"/>
+          </w:tcPr>
+          <w:p>
+            <w:pPr>
+              <w:jc w:val="both"/>
+              <w:rPr>
+                <w:rFonts w:ascii="Calibri" w:hAnsi="Calibri" w:cs="Arial"/>
+                <w:i/>
+                <w:color w:val="548DD4"/>
+                <w:sz w:val="18"/>
+                <w:szCs w:val="20"/>
+                <w:lang w:eastAsia="es-CL"/>
+              </w:rPr>
+            </w:pPr>
+            <w:r>
+              <w:rPr>
+                <w:rFonts w:ascii="Calibri" w:hAnsi="Calibri" w:cs="Arial"/>
+                <w:i/>
+                <w:color w:val="548DD4"/>
+                <w:sz w:val="18"/>
+                <w:szCs w:val="20"/>
+                <w:lang w:eastAsia="es-CL"/>
+              </w:rPr>
+              <w:t>Integración de componentes</w:t>
+            </w:r>
+          </w:p>
+        </w:tc>
+        <w:tc>
+          <w:tcPr>
+            <w:tcW w:w="1580" w:type="dxa"/>
+          </w:tcPr>
+          <w:p>
+            <w:pPr>
+              <w:jc w:val="both"/>
+              <w:rPr>
+                <w:rFonts w:ascii="Calibri" w:hAnsi="Calibri" w:cs="Arial"/>
+                <w:i/>
+                <w:color w:val="548DD4"/>
+                <w:sz w:val="18"/>
+                <w:szCs w:val="20"/>
+                <w:lang w:eastAsia="es-CL"/>
+              </w:rPr>
+            </w:pPr>
+            <w:r>
+              <w:rPr>
+                <w:rFonts w:ascii="Calibri" w:hAnsi="Calibri" w:cs="Arial"/>
+                <w:i/>
+                <w:color w:val="548DD4"/>
+                <w:sz w:val="18"/>
+                <w:szCs w:val="20"/>
+                <w:lang w:eastAsia="es-CL"/>
+              </w:rPr>
+              <w:t>Integrar ETL, base de datos, validaciones, dashboard, reportes e IA en una solución funcional.</w:t>
+            </w:r>
+          </w:p>
+        </w:tc>
+        <w:tc>
+          <w:tcPr>
+            <w:tcW w:w="1580" w:type="dxa"/>
+          </w:tcPr>
+          <w:p>
+            <w:pPr>
+              <w:jc w:val="both"/>
+              <w:rPr>
+                <w:rFonts w:ascii="Calibri" w:hAnsi="Calibri" w:cs="Arial"/>
+                <w:i/>
+                <w:color w:val="548DD4"/>
+                <w:sz w:val="18"/>
+                <w:szCs w:val="20"/>
+                <w:lang w:eastAsia="es-CL"/>
+              </w:rPr>
+            </w:pPr>
+            <w:r>
+              <w:rPr>
+                <w:rFonts w:ascii="Calibri" w:hAnsi="Calibri" w:cs="Arial"/>
+                <w:i/>
+                <w:color w:val="548DD4"/>
+                <w:sz w:val="18"/>
+                <w:szCs w:val="20"/>
+                <w:lang w:eastAsia="es-CL"/>
+              </w:rPr>
+              <w:t>Entorno de desarrollo, BD, repositorio Git</w:t>
+            </w:r>
+          </w:p>
+        </w:tc>
+        <w:tc>
+          <w:tcPr>
+            <w:tcW w:w="1580" w:type="dxa"/>
+            <w:tcBorders>
+              <w:right w:val="single" w:sz="4" w:space="0" w:color="FFFFFF" w:themeColor="background1"/>
+            </w:tcBorders>
+          </w:tcPr>
+          <w:p>
+            <w:pPr>
+              <w:jc w:val="both"/>
+              <w:rPr>
+                <w:rFonts w:ascii="Calibri" w:hAnsi="Calibri" w:cs="Arial"/>
+                <w:i/>
+                <w:color w:val="548DD4"/>
+                <w:sz w:val="18"/>
+                <w:szCs w:val="20"/>
+                <w:lang w:eastAsia="es-CL"/>
+              </w:rPr>
+            </w:pPr>
+            <w:r>
+              <w:rPr>
+                <w:rFonts w:ascii="Calibri" w:hAnsi="Calibri" w:cs="Arial"/>
+                <w:i/>
+                <w:color w:val="548DD4"/>
+                <w:sz w:val="18"/>
+                <w:szCs w:val="20"/>
+                <w:lang w:eastAsia="es-CL"/>
+              </w:rPr>
+              <w:t>Semana 15</w:t>
+            </w:r>
+          </w:p>
+        </w:tc>
+        <w:tc>
+          <w:tcPr>
+            <w:tcW w:w="1580" w:type="dxa"/>
+            <w:tcBorders>
+              <w:left w:val="single" w:sz="4" w:space="0" w:color="FFFFFF" w:themeColor="background1"/>
+            </w:tcBorders>
+            <w:shd w:val="clear" w:color="auto" w:fill="D9D9D9" w:themeFill="background1" w:themeFillShade="D9"/>
+          </w:tcPr>
+          <w:p>
+            <w:pPr>
+              <w:jc w:val="both"/>
+              <w:rPr>
+                <w:rFonts w:ascii="Calibri" w:hAnsi="Calibri" w:cs="Arial"/>
+                <w:i/>
+                <w:color w:val="548DD4"/>
+                <w:sz w:val="18"/>
+                <w:szCs w:val="20"/>
+                <w:lang w:eastAsia="es-CL"/>
+              </w:rPr>
+            </w:pPr>
+            <w:r>
+              <w:rPr>
+                <w:rFonts w:ascii="Calibri" w:hAnsi="Calibri" w:cs="Arial"/>
+                <w:i/>
+                <w:color w:val="548DD4"/>
+                <w:sz w:val="18"/>
+                <w:szCs w:val="20"/>
+                <w:lang w:eastAsia="es-CL"/>
+              </w:rPr>
+              <w:t>Todos</w:t>
+            </w:r>
+          </w:p>
+        </w:tc>
+        <w:tc>
+          <w:tcPr>
+            <w:tcW w:w="1581" w:type="dxa"/>
+          </w:tcPr>
+          <w:p>
+            <w:pPr>
+              <w:jc w:val="both"/>
+              <w:rPr>
+                <w:rFonts w:ascii="Calibri" w:hAnsi="Calibri" w:cs="Arial"/>
+                <w:i/>
+                <w:color w:val="548DD4"/>
+                <w:sz w:val="18"/>
+                <w:szCs w:val="20"/>
+                <w:lang w:eastAsia="es-CL"/>
+              </w:rPr>
+            </w:pPr>
+            <w:r>
+              <w:rPr>
+                <w:rFonts w:ascii="Calibri" w:hAnsi="Calibri" w:cs="Arial"/>
+                <w:i/>
+                <w:color w:val="548DD4"/>
+                <w:sz w:val="18"/>
+                <w:szCs w:val="20"/>
+                <w:lang w:eastAsia="es-CL"/>
+              </w:rPr>
+              <w:t>Verificar la comunicación entre los diferentes módulos</w:t>
+            </w:r>
+            <w:r>
+              <w:rPr>
+                <w:rFonts w:ascii="Calibri" w:hAnsi="Calibri" w:cs="Arial"/>
+                <w:i/>
+                <w:color w:val="548DD4"/>
+                <w:sz w:val="18"/>
+                <w:szCs w:val="20"/>
+                <w:lang w:eastAsia="es-CL"/>
+              </w:rPr>
+              <w:t>.</w:t>
+            </w:r>
+          </w:p>
+        </w:tc>
+      </w:tr>
+      <w:tr>
+        <w:trPr>
+          <w:jc w:val="center"/>
+        </w:trPr>
+        <w:tc>
+          <w:tcPr>
+            <w:tcW w:w="1580" w:type="dxa"/>
+          </w:tcPr>
+          <w:p>
+            <w:pPr>
+              <w:rPr>
+                <w:rFonts w:ascii="Calibri" w:hAnsi="Calibri" w:cs="Arial"/>
+                <w:i/>
+                <w:color w:val="548DD4"/>
+                <w:sz w:val="18"/>
+                <w:szCs w:val="20"/>
+                <w:lang w:eastAsia="es-CL"/>
+              </w:rPr>
+            </w:pPr>
+            <w:r>
+              <w:rPr>
+                <w:rFonts w:ascii="Calibri" w:hAnsi="Calibri" w:cs="Arial"/>
+                <w:i/>
+                <w:color w:val="548DD4"/>
+                <w:sz w:val="18"/>
+                <w:szCs w:val="20"/>
+                <w:lang w:eastAsia="es-CL"/>
+              </w:rPr>
+              <w:t>Pruebas de certificación</w:t>
+            </w:r>
+          </w:p>
+        </w:tc>
+        <w:tc>
+          <w:tcPr>
+            <w:tcW w:w="1580" w:type="dxa"/>
+          </w:tcPr>
+          <w:p>
+            <w:pPr>
+              <w:jc w:val="both"/>
+              <w:rPr>
+                <w:rFonts w:ascii="Calibri" w:hAnsi="Calibri" w:cs="Arial"/>
+                <w:i/>
+                <w:color w:val="548DD4"/>
+                <w:sz w:val="18"/>
+                <w:szCs w:val="20"/>
+                <w:lang w:eastAsia="es-CL"/>
+              </w:rPr>
+            </w:pPr>
+            <w:r>
+              <w:rPr>
+                <w:rFonts w:ascii="Calibri" w:hAnsi="Calibri" w:cs="Arial"/>
+                <w:i/>
+                <w:color w:val="548DD4"/>
+                <w:sz w:val="18"/>
+                <w:szCs w:val="20"/>
+                <w:lang w:eastAsia="es-CL"/>
+              </w:rPr>
+              <w:t>Pruebas funcionales y de integración</w:t>
+            </w:r>
+          </w:p>
+        </w:tc>
+        <w:tc>
+          <w:tcPr>
+            <w:tcW w:w="1580" w:type="dxa"/>
+          </w:tcPr>
+          <w:p>
+            <w:pPr>
+              <w:jc w:val="both"/>
+              <w:rPr>
+                <w:rFonts w:ascii="Calibri" w:hAnsi="Calibri" w:cs="Arial"/>
+                <w:i/>
+                <w:color w:val="548DD4"/>
+                <w:sz w:val="18"/>
+                <w:szCs w:val="20"/>
+                <w:lang w:eastAsia="es-CL"/>
+              </w:rPr>
+            </w:pPr>
+            <w:r>
+              <w:rPr>
+                <w:rFonts w:ascii="Calibri" w:hAnsi="Calibri" w:cs="Arial"/>
+                <w:i/>
+                <w:color w:val="548DD4"/>
+                <w:sz w:val="18"/>
+                <w:szCs w:val="20"/>
+                <w:lang w:eastAsia="es-CL"/>
+              </w:rPr>
+              <w:t>Ejecutar pruebas para verificar el correcto funcionamiento de los componentes y procesos.</w:t>
+            </w:r>
+          </w:p>
+        </w:tc>
+        <w:tc>
+          <w:tcPr>
+            <w:tcW w:w="1580" w:type="dxa"/>
+          </w:tcPr>
+          <w:p>
+            <w:pPr>
+              <w:jc w:val="both"/>
+              <w:rPr>
+                <w:rFonts w:ascii="Calibri" w:hAnsi="Calibri" w:cs="Arial"/>
+                <w:i/>
+                <w:color w:val="548DD4"/>
+                <w:sz w:val="18"/>
+                <w:szCs w:val="20"/>
+                <w:lang w:eastAsia="es-CL"/>
+              </w:rPr>
+            </w:pPr>
+            <w:r>
+              <w:rPr>
+                <w:rFonts w:ascii="Calibri" w:hAnsi="Calibri" w:cs="Arial"/>
+                <w:i/>
+                <w:color w:val="548DD4"/>
+                <w:sz w:val="18"/>
+                <w:szCs w:val="20"/>
+                <w:lang w:eastAsia="es-CL"/>
+              </w:rPr>
+              <w:t>Datos de prueba, herramientas de testing</w:t>
+            </w:r>
+          </w:p>
+        </w:tc>
+        <w:tc>
+          <w:tcPr>
+            <w:tcW w:w="1580" w:type="dxa"/>
+            <w:tcBorders>
+              <w:right w:val="single" w:sz="4" w:space="0" w:color="FFFFFF" w:themeColor="background1"/>
+            </w:tcBorders>
+          </w:tcPr>
+          <w:p>
+            <w:pPr>
+              <w:jc w:val="both"/>
+              <w:rPr>
+                <w:rFonts w:ascii="Calibri" w:hAnsi="Calibri" w:cs="Arial"/>
+                <w:i/>
+                <w:color w:val="548DD4"/>
+                <w:sz w:val="18"/>
+                <w:szCs w:val="20"/>
+                <w:lang w:eastAsia="es-CL"/>
+              </w:rPr>
+            </w:pPr>
+            <w:r>
+              <w:rPr>
+                <w:rFonts w:ascii="Calibri" w:hAnsi="Calibri" w:cs="Arial"/>
+                <w:i/>
+                <w:color w:val="548DD4"/>
+                <w:sz w:val="18"/>
+                <w:szCs w:val="20"/>
+                <w:lang w:eastAsia="es-CL"/>
+              </w:rPr>
+              <w:t>Semana 16</w:t>
+            </w:r>
+          </w:p>
+        </w:tc>
+        <w:tc>
+          <w:tcPr>
+            <w:tcW w:w="1580" w:type="dxa"/>
+            <w:tcBorders>
+              <w:left w:val="single" w:sz="4" w:space="0" w:color="FFFFFF" w:themeColor="background1"/>
+            </w:tcBorders>
+            <w:shd w:val="clear" w:color="auto" w:fill="D9D9D9" w:themeFill="background1" w:themeFillShade="D9"/>
+          </w:tcPr>
+          <w:p>
+            <w:pPr>
+              <w:jc w:val="both"/>
+              <w:rPr>
+                <w:rFonts w:ascii="Calibri" w:hAnsi="Calibri" w:cs="Arial"/>
+                <w:i/>
+                <w:color w:val="548DD4"/>
+                <w:sz w:val="18"/>
+                <w:szCs w:val="20"/>
+                <w:lang w:eastAsia="es-CL"/>
+              </w:rPr>
+            </w:pPr>
+            <w:r>
+              <w:rPr>
+                <w:rFonts w:ascii="Calibri" w:hAnsi="Calibri" w:cs="Arial"/>
+                <w:i/>
+                <w:color w:val="548DD4"/>
+                <w:sz w:val="18"/>
+                <w:szCs w:val="20"/>
+                <w:lang w:eastAsia="es-CL"/>
+              </w:rPr>
+              <w:t>Integrante 4</w:t>
+            </w:r>
+          </w:p>
+        </w:tc>
+        <w:tc>
+          <w:tcPr>
+            <w:tcW w:w="1581" w:type="dxa"/>
+          </w:tcPr>
+          <w:p>
+            <w:pPr>
+              <w:jc w:val="both"/>
+              <w:rPr>
+                <w:rFonts w:ascii="Calibri" w:hAnsi="Calibri" w:cs="Arial"/>
+                <w:i/>
+                <w:color w:val="548DD4"/>
+                <w:sz w:val="18"/>
+                <w:szCs w:val="20"/>
+                <w:lang w:eastAsia="es-CL"/>
+              </w:rPr>
+            </w:pPr>
+            <w:r>
+              <w:rPr>
+                <w:rFonts w:ascii="Calibri" w:hAnsi="Calibri" w:cs="Arial"/>
+                <w:i/>
+                <w:color w:val="548DD4"/>
+                <w:sz w:val="18"/>
+                <w:szCs w:val="20"/>
+                <w:lang w:eastAsia="es-CL"/>
+              </w:rPr>
+              <w:t>Registrar resultados y errores encontrados.</w:t>
+            </w:r>
+          </w:p>
+        </w:tc>
+      </w:tr>
+      <w:tr>
+        <w:trPr>
+          <w:jc w:val="center"/>
+        </w:trPr>
+        <w:tc>
+          <w:tcPr>
+            <w:tcW w:w="1580" w:type="dxa"/>
+          </w:tcPr>
+          <w:p>
+            <w:pPr>
+              <w:rPr>
+                <w:rFonts w:ascii="Calibri" w:hAnsi="Calibri" w:cs="Arial"/>
+                <w:i/>
+                <w:color w:val="548DD4"/>
+                <w:sz w:val="18"/>
+                <w:szCs w:val="20"/>
+                <w:lang w:eastAsia="es-CL"/>
+              </w:rPr>
+            </w:pPr>
+            <w:r>
+              <w:rPr>
+                <w:rFonts w:ascii="Calibri" w:hAnsi="Calibri" w:cs="Arial"/>
+                <w:i/>
+                <w:color w:val="548DD4"/>
+                <w:sz w:val="18"/>
+                <w:szCs w:val="20"/>
+                <w:lang w:eastAsia="es-CL"/>
+              </w:rPr>
+              <w:t>Pruebas / Gestión de proyectos</w:t>
+            </w:r>
+          </w:p>
+        </w:tc>
+        <w:tc>
+          <w:tcPr>
+            <w:tcW w:w="1580" w:type="dxa"/>
+          </w:tcPr>
+          <w:p>
+            <w:pPr>
+              <w:jc w:val="both"/>
+              <w:rPr>
+                <w:rFonts w:ascii="Calibri" w:hAnsi="Calibri" w:cs="Arial"/>
+                <w:i/>
+                <w:color w:val="548DD4"/>
+                <w:sz w:val="18"/>
+                <w:szCs w:val="20"/>
+                <w:lang w:eastAsia="es-CL"/>
+              </w:rPr>
+            </w:pPr>
+            <w:r>
+              <w:rPr>
+                <w:rFonts w:ascii="Calibri" w:hAnsi="Calibri" w:cs="Arial"/>
+                <w:i/>
+                <w:color w:val="548DD4"/>
+                <w:sz w:val="18"/>
+                <w:szCs w:val="20"/>
+                <w:lang w:eastAsia="es-CL"/>
+              </w:rPr>
+              <w:t>Correcciones y documentación final</w:t>
+            </w:r>
+          </w:p>
+        </w:tc>
+        <w:tc>
+          <w:tcPr>
+            <w:tcW w:w="1580" w:type="dxa"/>
+          </w:tcPr>
+          <w:p>
+            <w:pPr>
+              <w:jc w:val="both"/>
+              <w:rPr>
+                <w:rFonts w:ascii="Calibri" w:hAnsi="Calibri" w:cs="Arial"/>
+                <w:i/>
+                <w:color w:val="548DD4"/>
+                <w:sz w:val="18"/>
+                <w:szCs w:val="20"/>
+                <w:lang w:eastAsia="es-CL"/>
+              </w:rPr>
+            </w:pPr>
+            <w:r>
+              <w:rPr>
+                <w:rFonts w:ascii="Calibri" w:hAnsi="Calibri" w:cs="Arial"/>
+                <w:i/>
+                <w:color w:val="548DD4"/>
+                <w:sz w:val="18"/>
+                <w:szCs w:val="20"/>
+                <w:lang w:eastAsia="es-CL"/>
+              </w:rPr>
+              <w:t>Resolver errores detectados, completar documentación técnica y preparar evidencias finales.</w:t>
+            </w:r>
+          </w:p>
+        </w:tc>
+        <w:tc>
+          <w:tcPr>
+            <w:tcW w:w="1580" w:type="dxa"/>
+          </w:tcPr>
+          <w:p>
+            <w:pPr>
+              <w:jc w:val="both"/>
+              <w:rPr>
+                <w:rFonts w:ascii="Calibri" w:hAnsi="Calibri" w:cs="Arial"/>
+                <w:i/>
+                <w:color w:val="548DD4"/>
+                <w:sz w:val="18"/>
+                <w:szCs w:val="20"/>
+                <w:lang w:eastAsia="es-CL"/>
+              </w:rPr>
+            </w:pPr>
+            <w:r>
+              <w:rPr>
+                <w:rFonts w:ascii="Calibri" w:hAnsi="Calibri" w:cs="Arial"/>
+                <w:i/>
+                <w:color w:val="548DD4"/>
+                <w:sz w:val="18"/>
+                <w:szCs w:val="20"/>
+                <w:lang w:eastAsia="es-CL"/>
+              </w:rPr>
+              <w:t>Herramientas de desarrollo y documentación</w:t>
+            </w:r>
+          </w:p>
+        </w:tc>
+        <w:tc>
+          <w:tcPr>
+            <w:tcW w:w="1580" w:type="dxa"/>
+            <w:tcBorders>
+              <w:right w:val="single" w:sz="4" w:space="0" w:color="FFFFFF" w:themeColor="background1"/>
+            </w:tcBorders>
+          </w:tcPr>
+          <w:p>
+            <w:pPr>
+              <w:jc w:val="both"/>
+              <w:rPr>
+                <w:rFonts w:ascii="Calibri" w:hAnsi="Calibri" w:cs="Arial"/>
+                <w:i/>
+                <w:color w:val="548DD4"/>
+                <w:sz w:val="18"/>
+                <w:szCs w:val="20"/>
+                <w:lang w:eastAsia="es-CL"/>
+              </w:rPr>
+            </w:pPr>
+            <w:r>
+              <w:rPr>
+                <w:rFonts w:ascii="Calibri" w:hAnsi="Calibri" w:cs="Arial"/>
+                <w:i/>
+                <w:color w:val="548DD4"/>
+                <w:sz w:val="18"/>
+                <w:szCs w:val="20"/>
+                <w:lang w:eastAsia="es-CL"/>
+              </w:rPr>
+              <w:t>Semana 17</w:t>
+            </w:r>
+          </w:p>
+        </w:tc>
+        <w:tc>
+          <w:tcPr>
+            <w:tcW w:w="1580" w:type="dxa"/>
+            <w:tcBorders>
+              <w:left w:val="single" w:sz="4" w:space="0" w:color="FFFFFF" w:themeColor="background1"/>
+            </w:tcBorders>
+            <w:shd w:val="clear" w:color="auto" w:fill="D9D9D9" w:themeFill="background1" w:themeFillShade="D9"/>
+          </w:tcPr>
+          <w:p>
+            <w:pPr>
+              <w:jc w:val="both"/>
+              <w:rPr>
+                <w:rFonts w:ascii="Calibri" w:hAnsi="Calibri" w:cs="Arial"/>
+                <w:i/>
+                <w:color w:val="548DD4"/>
+                <w:sz w:val="18"/>
+                <w:szCs w:val="20"/>
+                <w:lang w:eastAsia="es-CL"/>
+              </w:rPr>
+            </w:pPr>
+            <w:r>
+              <w:rPr>
+                <w:rFonts w:ascii="Calibri" w:hAnsi="Calibri" w:cs="Arial"/>
+                <w:i/>
+                <w:color w:val="548DD4"/>
+                <w:sz w:val="18"/>
+                <w:szCs w:val="20"/>
+                <w:lang w:eastAsia="es-CL"/>
+              </w:rPr>
+              <w:t>Todos</w:t>
+            </w:r>
+          </w:p>
+        </w:tc>
+        <w:tc>
+          <w:tcPr>
+            <w:tcW w:w="1581" w:type="dxa"/>
+          </w:tcPr>
+          <w:p>
+            <w:pPr>
+              <w:jc w:val="both"/>
+              <w:rPr>
+                <w:rFonts w:ascii="Calibri" w:hAnsi="Calibri" w:cs="Arial"/>
+                <w:i/>
+                <w:color w:val="548DD4"/>
+                <w:sz w:val="18"/>
+                <w:szCs w:val="20"/>
+                <w:lang w:eastAsia="es-CL"/>
+              </w:rPr>
+            </w:pPr>
+            <w:r>
+              <w:rPr>
+                <w:rFonts w:ascii="Calibri" w:hAnsi="Calibri" w:cs="Arial"/>
+                <w:i/>
+                <w:color w:val="548DD4"/>
+                <w:sz w:val="18"/>
+                <w:szCs w:val="20"/>
+                <w:lang w:eastAsia="es-CL"/>
+              </w:rPr>
+              <w:t>Realizar validación final del cumplimiento de objetivos.</w:t>
+            </w:r>
+          </w:p>
+        </w:tc>
+      </w:tr>
+      <w:tr>
+        <w:trPr>
+          <w:jc w:val="center"/>
+        </w:trPr>
+        <w:tc>
+          <w:tcPr>
+            <w:tcW w:w="1580" w:type="dxa"/>
+          </w:tcPr>
+          <w:p>
+            <w:pPr>
+              <w:rPr>
+                <w:rFonts w:ascii="Calibri" w:hAnsi="Calibri" w:cs="Arial"/>
+                <w:i/>
+                <w:color w:val="548DD4"/>
+                <w:sz w:val="18"/>
+                <w:szCs w:val="20"/>
+                <w:lang w:eastAsia="es-CL"/>
+              </w:rPr>
+            </w:pPr>
+            <w:r>
+              <w:rPr>
+                <w:rFonts w:ascii="Calibri" w:hAnsi="Calibri" w:cs="Arial"/>
+                <w:i/>
+                <w:color w:val="548DD4"/>
+                <w:sz w:val="18"/>
+                <w:szCs w:val="20"/>
+                <w:lang w:eastAsia="es-CL"/>
+              </w:rPr>
+              <w:t>Gestión de proyectos informáticos</w:t>
+            </w:r>
+          </w:p>
+        </w:tc>
+        <w:tc>
+          <w:tcPr>
+            <w:tcW w:w="1580" w:type="dxa"/>
+          </w:tcPr>
+          <w:p>
+            <w:pPr>
+              <w:jc w:val="both"/>
+              <w:rPr>
+                <w:rFonts w:ascii="Calibri" w:hAnsi="Calibri" w:cs="Arial"/>
+                <w:i/>
+                <w:color w:val="548DD4"/>
+                <w:sz w:val="18"/>
+                <w:szCs w:val="20"/>
+                <w:lang w:eastAsia="es-CL"/>
+              </w:rPr>
+            </w:pPr>
+            <w:r>
+              <w:rPr>
+                <w:rFonts w:ascii="Calibri" w:hAnsi="Calibri" w:cs="Arial"/>
+                <w:i/>
+                <w:color w:val="548DD4"/>
+                <w:sz w:val="18"/>
+                <w:szCs w:val="20"/>
+                <w:lang w:eastAsia="es-CL"/>
+              </w:rPr>
+              <w:t>Presentación y cierre del proyecto</w:t>
+            </w:r>
+          </w:p>
+        </w:tc>
+        <w:tc>
+          <w:tcPr>
+            <w:tcW w:w="1580" w:type="dxa"/>
+          </w:tcPr>
+          <w:p>
+            <w:pPr>
+              <w:jc w:val="both"/>
+              <w:rPr>
+                <w:rFonts w:ascii="Calibri" w:hAnsi="Calibri" w:cs="Arial"/>
+                <w:i/>
+                <w:color w:val="548DD4"/>
+                <w:sz w:val="18"/>
+                <w:szCs w:val="20"/>
+                <w:lang w:eastAsia="es-CL"/>
+              </w:rPr>
+            </w:pPr>
+            <w:r>
+              <w:rPr>
+                <w:rFonts w:ascii="Calibri" w:hAnsi="Calibri" w:cs="Arial"/>
+                <w:i/>
+                <w:color w:val="548DD4"/>
+                <w:sz w:val="18"/>
+                <w:szCs w:val="20"/>
+                <w:lang w:eastAsia="es-CL"/>
+              </w:rPr>
+              <w:t>Preparar la presentación, demostración de la solución y entrega final del proyecto.</w:t>
+            </w:r>
+          </w:p>
+        </w:tc>
+        <w:tc>
+          <w:tcPr>
+            <w:tcW w:w="1580" w:type="dxa"/>
+          </w:tcPr>
+          <w:p>
+            <w:pPr>
+              <w:jc w:val="both"/>
+              <w:rPr>
+                <w:rFonts w:ascii="Calibri" w:hAnsi="Calibri" w:cs="Arial"/>
+                <w:i/>
+                <w:color w:val="548DD4"/>
+                <w:sz w:val="18"/>
+                <w:szCs w:val="20"/>
+                <w:lang w:eastAsia="es-CL"/>
+              </w:rPr>
+            </w:pPr>
+            <w:r>
+              <w:rPr>
+                <w:rFonts w:ascii="Calibri" w:hAnsi="Calibri" w:cs="Arial"/>
+                <w:i/>
+                <w:color w:val="548DD4"/>
+                <w:sz w:val="18"/>
+                <w:szCs w:val="20"/>
+                <w:lang w:eastAsia="es-CL"/>
+              </w:rPr>
+              <w:t>Presentación, documentación, plataforma desarrollada</w:t>
+            </w:r>
+          </w:p>
+        </w:tc>
+        <w:tc>
+          <w:tcPr>
+            <w:tcW w:w="1580" w:type="dxa"/>
+            <w:tcBorders>
+              <w:right w:val="single" w:sz="4" w:space="0" w:color="FFFFFF" w:themeColor="background1"/>
+            </w:tcBorders>
+          </w:tcPr>
+          <w:p>
+            <w:pPr>
+              <w:jc w:val="both"/>
+              <w:rPr>
+                <w:rFonts w:ascii="Calibri" w:hAnsi="Calibri" w:cs="Arial"/>
+                <w:i/>
+                <w:color w:val="548DD4"/>
+                <w:sz w:val="18"/>
+                <w:szCs w:val="20"/>
+                <w:lang w:eastAsia="es-CL"/>
+              </w:rPr>
+            </w:pPr>
+            <w:r>
+              <w:rPr>
+                <w:rFonts w:ascii="Calibri" w:hAnsi="Calibri" w:cs="Arial"/>
+                <w:i/>
+                <w:color w:val="548DD4"/>
+                <w:sz w:val="18"/>
+                <w:szCs w:val="20"/>
+                <w:lang w:eastAsia="es-CL"/>
+              </w:rPr>
+              <w:t>Semana 18</w:t>
+            </w:r>
+          </w:p>
+        </w:tc>
+        <w:tc>
+          <w:tcPr>
+            <w:tcW w:w="1580" w:type="dxa"/>
+            <w:tcBorders>
+              <w:left w:val="single" w:sz="4" w:space="0" w:color="FFFFFF" w:themeColor="background1"/>
+            </w:tcBorders>
+            <w:shd w:val="clear" w:color="auto" w:fill="D9D9D9" w:themeFill="background1" w:themeFillShade="D9"/>
+          </w:tcPr>
+          <w:p>
+            <w:pPr>
+              <w:jc w:val="both"/>
+              <w:rPr>
+                <w:rFonts w:ascii="Calibri" w:hAnsi="Calibri" w:cs="Arial"/>
+                <w:i/>
+                <w:color w:val="548DD4"/>
+                <w:sz w:val="18"/>
+                <w:szCs w:val="20"/>
+                <w:lang w:eastAsia="es-CL"/>
+              </w:rPr>
+            </w:pPr>
+            <w:r>
+              <w:rPr>
+                <w:rFonts w:ascii="Calibri" w:hAnsi="Calibri" w:cs="Arial"/>
+                <w:i/>
+                <w:color w:val="548DD4"/>
+                <w:sz w:val="18"/>
+                <w:szCs w:val="20"/>
+                <w:lang w:eastAsia="es-CL"/>
+              </w:rPr>
+              <w:t>Todos</w:t>
+            </w:r>
+          </w:p>
+        </w:tc>
+        <w:tc>
+          <w:tcPr>
+            <w:tcW w:w="1581" w:type="dxa"/>
+          </w:tcPr>
+          <w:p>
+            <w:pPr>
+              <w:jc w:val="both"/>
+              <w:rPr>
+                <w:rFonts w:ascii="Calibri" w:hAnsi="Calibri" w:cs="Arial"/>
+                <w:i/>
+                <w:color w:val="548DD4"/>
+                <w:sz w:val="18"/>
+                <w:szCs w:val="20"/>
+                <w:lang w:eastAsia="es-CL"/>
+              </w:rPr>
+            </w:pPr>
+            <w:r>
+              <w:rPr>
+                <w:rFonts w:ascii="Calibri" w:hAnsi="Calibri" w:cs="Arial"/>
+                <w:i/>
+                <w:color w:val="548DD4"/>
+                <w:sz w:val="18"/>
+                <w:szCs w:val="20"/>
+                <w:lang w:eastAsia="es-CL"/>
+              </w:rPr>
+              <w:t>Considerar resultados, evidencias y conclusiones del proyecto.</w:t>
+            </w:r>
           </w:p>
         </w:tc>
       </w:tr>
@@ -6853,7 +9505,6 @@
                 <w:rFonts w:ascii="Calibri" w:hAnsi="Calibri"/>
                 <w:color w:val="1F3864" w:themeColor="accent1" w:themeShade="80"/>
               </w:rPr>
-              <w:lastRenderedPageBreak/>
               <w:t xml:space="preserve">Busca un formato de Carta Gantt que te acomode y organiza en </w:t>
             </w:r>
             <w:r>

--- a/Fase 1/Evidencias Grupales/1.5_GuiaEstudiante_Fase 1_Definicion Proyecto APT.docx
+++ b/Fase 1/Evidencias Grupales/1.5_GuiaEstudiante_Fase 1_Definicion Proyecto APT.docx
@@ -156,6 +156,7 @@
                                 </w:rPr>
                                 <w:t xml:space="preserve">Asignatura </w:t>
                               </w:r>
+                              <w:proofErr w:type="spellStart"/>
                               <w:r>
                                 <w:rPr>
                                   <w:b/>
@@ -165,6 +166,7 @@
                                 </w:rPr>
                                 <w:t>Capstone</w:t>
                               </w:r>
+                              <w:proofErr w:type="spellEnd"/>
                             </w:p>
                           </w:txbxContent>
                         </wps:txbx>
@@ -329,6 +331,7 @@
                           </w:rPr>
                           <w:t xml:space="preserve">Asignatura </w:t>
                         </w:r>
+                        <w:proofErr w:type="spellStart"/>
                         <w:r>
                           <w:rPr>
                             <w:b/>
@@ -338,6 +341,7 @@
                           </w:rPr>
                           <w:t>Capstone</w:t>
                         </w:r>
+                        <w:proofErr w:type="spellEnd"/>
                       </w:p>
                     </w:txbxContent>
                   </v:textbox>
@@ -1631,7 +1635,31 @@
                 <w:szCs w:val="20"/>
                 <w:lang w:eastAsia="es-CL"/>
               </w:rPr>
-              <w:t>Desarrollo de software (Front End, Back End, FullStack), gestión de proyectos, calidad de software, bases de datos, y automatización.</w:t>
+              <w:t xml:space="preserve">Desarrollo de software (Front End, Back End, </w:t>
+            </w:r>
+            <w:proofErr w:type="spellStart"/>
+            <w:r>
+              <w:rPr>
+                <w:rFonts w:ascii="Calibri" w:hAnsi="Calibri" w:cs="Arial"/>
+                <w:i/>
+                <w:color w:val="548DD4"/>
+                <w:sz w:val="20"/>
+                <w:szCs w:val="20"/>
+                <w:lang w:eastAsia="es-CL"/>
+              </w:rPr>
+              <w:t>FullStack</w:t>
+            </w:r>
+            <w:proofErr w:type="spellEnd"/>
+            <w:r>
+              <w:rPr>
+                <w:rFonts w:ascii="Calibri" w:hAnsi="Calibri" w:cs="Arial"/>
+                <w:i/>
+                <w:color w:val="548DD4"/>
+                <w:sz w:val="20"/>
+                <w:szCs w:val="20"/>
+                <w:lang w:eastAsia="es-CL"/>
+              </w:rPr>
+              <w:t>), gestión de proyectos, calidad de software, bases de datos, y automatización.</w:t>
             </w:r>
           </w:p>
         </w:tc>
@@ -2507,18 +2535,7 @@
                 <w:szCs w:val="20"/>
                 <w:lang w:eastAsia="es-CL"/>
               </w:rPr>
-              <w:t xml:space="preserve">proyecto </w:t>
-            </w:r>
-            <w:r>
-              <w:rPr>
-                <w:rFonts w:ascii="Calibri" w:hAnsi="Calibri" w:cs="Arial"/>
-                <w:i/>
-                <w:color w:val="548DD4"/>
-                <w:sz w:val="20"/>
-                <w:szCs w:val="20"/>
-                <w:lang w:eastAsia="es-CL"/>
-              </w:rPr>
-              <w:t xml:space="preserve"> se</w:t>
+              <w:t>proyecto  se</w:t>
             </w:r>
             <w:proofErr w:type="gramEnd"/>
             <w:r>
@@ -2640,6 +2657,7 @@
                 <w:rFonts w:ascii="Calibri" w:hAnsi="Calibri"/>
                 <w:color w:val="1F3864" w:themeColor="accent1" w:themeShade="80"/>
               </w:rPr>
+              <w:lastRenderedPageBreak/>
               <w:t>Relación con los intereses profesionales</w:t>
             </w:r>
           </w:p>
@@ -7938,7 +7956,31 @@
                 <w:szCs w:val="20"/>
                 <w:lang w:eastAsia="es-CL"/>
               </w:rPr>
-              <w:t>Desarrollo de dashboard y monitoreo</w:t>
+              <w:t xml:space="preserve">Desarrollo de </w:t>
+            </w:r>
+            <w:proofErr w:type="spellStart"/>
+            <w:r>
+              <w:rPr>
+                <w:rFonts w:ascii="Calibri" w:hAnsi="Calibri" w:cs="Arial"/>
+                <w:i/>
+                <w:color w:val="548DD4"/>
+                <w:sz w:val="18"/>
+                <w:szCs w:val="20"/>
+                <w:lang w:eastAsia="es-CL"/>
+              </w:rPr>
+              <w:t>dashboard</w:t>
+            </w:r>
+            <w:proofErr w:type="spellEnd"/>
+            <w:r>
+              <w:rPr>
+                <w:rFonts w:ascii="Calibri" w:hAnsi="Calibri" w:cs="Arial"/>
+                <w:i/>
+                <w:color w:val="548DD4"/>
+                <w:sz w:val="18"/>
+                <w:szCs w:val="20"/>
+                <w:lang w:eastAsia="es-CL"/>
+              </w:rPr>
+              <w:t xml:space="preserve"> y monitoreo</w:t>
             </w:r>
           </w:p>
         </w:tc>
@@ -8622,7 +8664,31 @@
                 <w:szCs w:val="20"/>
                 <w:lang w:eastAsia="es-CL"/>
               </w:rPr>
-              <w:t>Integrar ETL, base de datos, validaciones, dashboard, reportes e IA en una solución funcional.</w:t>
+              <w:t xml:space="preserve">Integrar ETL, base de datos, validaciones, </w:t>
+            </w:r>
+            <w:proofErr w:type="spellStart"/>
+            <w:r>
+              <w:rPr>
+                <w:rFonts w:ascii="Calibri" w:hAnsi="Calibri" w:cs="Arial"/>
+                <w:i/>
+                <w:color w:val="548DD4"/>
+                <w:sz w:val="18"/>
+                <w:szCs w:val="20"/>
+                <w:lang w:eastAsia="es-CL"/>
+              </w:rPr>
+              <w:t>dashboard</w:t>
+            </w:r>
+            <w:proofErr w:type="spellEnd"/>
+            <w:r>
+              <w:rPr>
+                <w:rFonts w:ascii="Calibri" w:hAnsi="Calibri" w:cs="Arial"/>
+                <w:i/>
+                <w:color w:val="548DD4"/>
+                <w:sz w:val="18"/>
+                <w:szCs w:val="20"/>
+                <w:lang w:eastAsia="es-CL"/>
+              </w:rPr>
+              <w:t>, reportes e IA en una solución funcional.</w:t>
             </w:r>
           </w:p>
         </w:tc>
@@ -8876,8 +8942,21 @@
                 <w:szCs w:val="20"/>
                 <w:lang w:eastAsia="es-CL"/>
               </w:rPr>
-              <w:t>Datos de prueba, herramientas de testing</w:t>
-            </w:r>
+              <w:t xml:space="preserve">Datos de prueba, herramientas de </w:t>
+            </w:r>
+            <w:proofErr w:type="spellStart"/>
+            <w:r>
+              <w:rPr>
+                <w:rFonts w:ascii="Calibri" w:hAnsi="Calibri" w:cs="Arial"/>
+                <w:i/>
+                <w:color w:val="548DD4"/>
+                <w:sz w:val="18"/>
+                <w:szCs w:val="20"/>
+                <w:lang w:eastAsia="es-CL"/>
+              </w:rPr>
+              <w:t>testing</w:t>
+            </w:r>
+            <w:proofErr w:type="spellEnd"/>
           </w:p>
         </w:tc>
         <w:tc>
@@ -9539,6 +9618,83 @@
         </w:tc>
       </w:tr>
     </w:tbl>
+    <w:p>
+      <w:pPr>
+        <w:spacing w:after="0" w:line="360" w:lineRule="auto"/>
+        <w:jc w:val="both"/>
+        <w:rPr>
+          <w:b/>
+          <w:sz w:val="24"/>
+          <w:szCs w:val="24"/>
+        </w:rPr>
+      </w:pPr>
+    </w:p>
+    <w:p>
+      <w:pPr>
+        <w:spacing w:after="0" w:line="360" w:lineRule="auto"/>
+        <w:jc w:val="both"/>
+        <w:rPr>
+          <w:b/>
+          <w:sz w:val="24"/>
+          <w:szCs w:val="24"/>
+        </w:rPr>
+      </w:pPr>
+    </w:p>
+    <w:p>
+      <w:pPr>
+        <w:spacing w:after="0" w:line="360" w:lineRule="auto"/>
+        <w:jc w:val="both"/>
+        <w:rPr>
+          <w:b/>
+          <w:sz w:val="24"/>
+          <w:szCs w:val="24"/>
+        </w:rPr>
+      </w:pPr>
+    </w:p>
+    <w:p>
+      <w:pPr>
+        <w:spacing w:after="0" w:line="360" w:lineRule="auto"/>
+        <w:jc w:val="both"/>
+        <w:rPr>
+          <w:b/>
+          <w:sz w:val="24"/>
+          <w:szCs w:val="24"/>
+        </w:rPr>
+      </w:pPr>
+    </w:p>
+    <w:p>
+      <w:pPr>
+        <w:spacing w:after="0" w:line="360" w:lineRule="auto"/>
+        <w:jc w:val="both"/>
+        <w:rPr>
+          <w:b/>
+          <w:sz w:val="24"/>
+          <w:szCs w:val="24"/>
+        </w:rPr>
+      </w:pPr>
+    </w:p>
+    <w:p>
+      <w:pPr>
+        <w:spacing w:after="0" w:line="360" w:lineRule="auto"/>
+        <w:jc w:val="both"/>
+        <w:rPr>
+          <w:b/>
+          <w:sz w:val="24"/>
+          <w:szCs w:val="24"/>
+        </w:rPr>
+      </w:pPr>
+    </w:p>
+    <w:p>
+      <w:pPr>
+        <w:spacing w:after="0" w:line="360" w:lineRule="auto"/>
+        <w:jc w:val="both"/>
+        <w:rPr>
+          <w:b/>
+          <w:sz w:val="24"/>
+          <w:szCs w:val="24"/>
+        </w:rPr>
+      </w:pPr>
+    </w:p>
     <w:p>
       <w:pPr>
         <w:spacing w:after="0" w:line="360" w:lineRule="auto"/>
@@ -9577,26 +9733,26 @@
         <w:tblLook w:val="04A0" w:firstRow="1" w:lastRow="0" w:firstColumn="1" w:lastColumn="0" w:noHBand="0" w:noVBand="1"/>
       </w:tblPr>
       <w:tblGrid>
-        <w:gridCol w:w="1351"/>
-        <w:gridCol w:w="536"/>
-        <w:gridCol w:w="522"/>
+        <w:gridCol w:w="1399"/>
+        <w:gridCol w:w="532"/>
+        <w:gridCol w:w="518"/>
+        <w:gridCol w:w="519"/>
         <w:gridCol w:w="523"/>
-        <w:gridCol w:w="526"/>
+        <w:gridCol w:w="520"/>
+        <w:gridCol w:w="520"/>
+        <w:gridCol w:w="520"/>
+        <w:gridCol w:w="520"/>
+        <w:gridCol w:w="520"/>
+        <w:gridCol w:w="521"/>
+        <w:gridCol w:w="521"/>
+        <w:gridCol w:w="521"/>
         <w:gridCol w:w="523"/>
         <w:gridCol w:w="523"/>
         <w:gridCol w:w="523"/>
+        <w:gridCol w:w="7"/>
+        <w:gridCol w:w="516"/>
         <w:gridCol w:w="523"/>
         <w:gridCol w:w="523"/>
-        <w:gridCol w:w="523"/>
-        <w:gridCol w:w="523"/>
-        <w:gridCol w:w="523"/>
-        <w:gridCol w:w="525"/>
-        <w:gridCol w:w="525"/>
-        <w:gridCol w:w="525"/>
-        <w:gridCol w:w="7"/>
-        <w:gridCol w:w="518"/>
-        <w:gridCol w:w="525"/>
-        <w:gridCol w:w="525"/>
         <w:gridCol w:w="10"/>
       </w:tblGrid>
       <w:tr>
@@ -9605,7 +9761,7 @@
         </w:trPr>
         <w:tc>
           <w:tcPr>
-            <w:tcW w:w="1351" w:type="dxa"/>
+            <w:tcW w:w="1399" w:type="dxa"/>
             <w:vMerge w:val="restart"/>
             <w:hideMark/>
           </w:tcPr>
@@ -9625,13 +9781,14 @@
                 <w:sz w:val="16"/>
                 <w:szCs w:val="16"/>
               </w:rPr>
+              <w:lastRenderedPageBreak/>
               <w:t>Actividad</w:t>
             </w:r>
           </w:p>
         </w:tc>
         <w:tc>
           <w:tcPr>
-            <w:tcW w:w="2107" w:type="dxa"/>
+            <w:tcW w:w="2092" w:type="dxa"/>
             <w:gridSpan w:val="4"/>
             <w:shd w:val="clear" w:color="auto" w:fill="E2EFD9" w:themeFill="accent6" w:themeFillTint="33"/>
             <w:hideMark/>
@@ -9658,7 +9815,7 @@
         </w:tc>
         <w:tc>
           <w:tcPr>
-            <w:tcW w:w="5766" w:type="dxa"/>
+            <w:tcW w:w="5739" w:type="dxa"/>
             <w:gridSpan w:val="12"/>
             <w:shd w:val="clear" w:color="auto" w:fill="FFF2CC" w:themeFill="accent4" w:themeFillTint="33"/>
             <w:hideMark/>
@@ -9685,7 +9842,7 @@
         </w:tc>
         <w:tc>
           <w:tcPr>
-            <w:tcW w:w="1578" w:type="dxa"/>
+            <w:tcW w:w="1572" w:type="dxa"/>
             <w:gridSpan w:val="4"/>
             <w:shd w:val="clear" w:color="auto" w:fill="FBE4D5" w:themeFill="accent2" w:themeFillTint="33"/>
             <w:hideMark/>
@@ -9736,7 +9893,7 @@
         </w:tc>
         <w:tc>
           <w:tcPr>
-            <w:tcW w:w="536" w:type="dxa"/>
+            <w:tcW w:w="532" w:type="dxa"/>
             <w:hideMark/>
           </w:tcPr>
           <w:p>
@@ -9761,7 +9918,7 @@
         </w:tc>
         <w:tc>
           <w:tcPr>
-            <w:tcW w:w="522" w:type="dxa"/>
+            <w:tcW w:w="518" w:type="dxa"/>
             <w:hideMark/>
           </w:tcPr>
           <w:p>
@@ -9781,6 +9938,31 @@
                 <w:szCs w:val="16"/>
               </w:rPr>
               <w:t>S 2</w:t>
+            </w:r>
+          </w:p>
+        </w:tc>
+        <w:tc>
+          <w:tcPr>
+            <w:tcW w:w="519" w:type="dxa"/>
+            <w:hideMark/>
+          </w:tcPr>
+          <w:p>
+            <w:pPr>
+              <w:spacing w:line="360" w:lineRule="auto"/>
+              <w:jc w:val="center"/>
+              <w:rPr>
+                <w:b/>
+                <w:sz w:val="16"/>
+                <w:szCs w:val="16"/>
+              </w:rPr>
+            </w:pPr>
+            <w:r>
+              <w:rPr>
+                <w:b/>
+                <w:sz w:val="16"/>
+                <w:szCs w:val="16"/>
+              </w:rPr>
+              <w:t>S 3</w:t>
             </w:r>
           </w:p>
         </w:tc>
@@ -9805,13 +9987,13 @@
                 <w:sz w:val="16"/>
                 <w:szCs w:val="16"/>
               </w:rPr>
-              <w:t>S 3</w:t>
-            </w:r>
-          </w:p>
-        </w:tc>
-        <w:tc>
-          <w:tcPr>
-            <w:tcW w:w="526" w:type="dxa"/>
+              <w:t>S 4</w:t>
+            </w:r>
+          </w:p>
+        </w:tc>
+        <w:tc>
+          <w:tcPr>
+            <w:tcW w:w="520" w:type="dxa"/>
             <w:hideMark/>
           </w:tcPr>
           <w:p>
@@ -9830,7 +10012,182 @@
                 <w:sz w:val="16"/>
                 <w:szCs w:val="16"/>
               </w:rPr>
-              <w:t>S 4</w:t>
+              <w:t>S 5</w:t>
+            </w:r>
+          </w:p>
+        </w:tc>
+        <w:tc>
+          <w:tcPr>
+            <w:tcW w:w="520" w:type="dxa"/>
+            <w:hideMark/>
+          </w:tcPr>
+          <w:p>
+            <w:pPr>
+              <w:spacing w:line="360" w:lineRule="auto"/>
+              <w:jc w:val="center"/>
+              <w:rPr>
+                <w:b/>
+                <w:sz w:val="16"/>
+                <w:szCs w:val="16"/>
+              </w:rPr>
+            </w:pPr>
+            <w:r>
+              <w:rPr>
+                <w:b/>
+                <w:sz w:val="16"/>
+                <w:szCs w:val="16"/>
+              </w:rPr>
+              <w:t>S 6</w:t>
+            </w:r>
+          </w:p>
+        </w:tc>
+        <w:tc>
+          <w:tcPr>
+            <w:tcW w:w="520" w:type="dxa"/>
+            <w:hideMark/>
+          </w:tcPr>
+          <w:p>
+            <w:pPr>
+              <w:spacing w:line="360" w:lineRule="auto"/>
+              <w:jc w:val="center"/>
+              <w:rPr>
+                <w:b/>
+                <w:sz w:val="16"/>
+                <w:szCs w:val="16"/>
+              </w:rPr>
+            </w:pPr>
+            <w:r>
+              <w:rPr>
+                <w:b/>
+                <w:sz w:val="16"/>
+                <w:szCs w:val="16"/>
+              </w:rPr>
+              <w:t>S 7</w:t>
+            </w:r>
+          </w:p>
+        </w:tc>
+        <w:tc>
+          <w:tcPr>
+            <w:tcW w:w="520" w:type="dxa"/>
+            <w:hideMark/>
+          </w:tcPr>
+          <w:p>
+            <w:pPr>
+              <w:spacing w:line="360" w:lineRule="auto"/>
+              <w:jc w:val="center"/>
+              <w:rPr>
+                <w:b/>
+                <w:sz w:val="16"/>
+                <w:szCs w:val="16"/>
+              </w:rPr>
+            </w:pPr>
+            <w:r>
+              <w:rPr>
+                <w:b/>
+                <w:sz w:val="16"/>
+                <w:szCs w:val="16"/>
+              </w:rPr>
+              <w:t>S 8</w:t>
+            </w:r>
+          </w:p>
+        </w:tc>
+        <w:tc>
+          <w:tcPr>
+            <w:tcW w:w="520" w:type="dxa"/>
+            <w:hideMark/>
+          </w:tcPr>
+          <w:p>
+            <w:pPr>
+              <w:spacing w:line="360" w:lineRule="auto"/>
+              <w:jc w:val="center"/>
+              <w:rPr>
+                <w:b/>
+                <w:sz w:val="16"/>
+                <w:szCs w:val="16"/>
+              </w:rPr>
+            </w:pPr>
+            <w:r>
+              <w:rPr>
+                <w:b/>
+                <w:sz w:val="16"/>
+                <w:szCs w:val="16"/>
+              </w:rPr>
+              <w:t>S 9</w:t>
+            </w:r>
+          </w:p>
+        </w:tc>
+        <w:tc>
+          <w:tcPr>
+            <w:tcW w:w="521" w:type="dxa"/>
+            <w:hideMark/>
+          </w:tcPr>
+          <w:p>
+            <w:pPr>
+              <w:spacing w:line="360" w:lineRule="auto"/>
+              <w:jc w:val="center"/>
+              <w:rPr>
+                <w:b/>
+                <w:sz w:val="16"/>
+                <w:szCs w:val="16"/>
+              </w:rPr>
+            </w:pPr>
+            <w:r>
+              <w:rPr>
+                <w:b/>
+                <w:sz w:val="16"/>
+                <w:szCs w:val="16"/>
+              </w:rPr>
+              <w:t>S 10</w:t>
+            </w:r>
+          </w:p>
+        </w:tc>
+        <w:tc>
+          <w:tcPr>
+            <w:tcW w:w="521" w:type="dxa"/>
+            <w:hideMark/>
+          </w:tcPr>
+          <w:p>
+            <w:pPr>
+              <w:spacing w:line="360" w:lineRule="auto"/>
+              <w:jc w:val="center"/>
+              <w:rPr>
+                <w:b/>
+                <w:sz w:val="16"/>
+                <w:szCs w:val="16"/>
+              </w:rPr>
+            </w:pPr>
+            <w:r>
+              <w:rPr>
+                <w:b/>
+                <w:sz w:val="16"/>
+                <w:szCs w:val="16"/>
+              </w:rPr>
+              <w:t>S 11</w:t>
+            </w:r>
+          </w:p>
+        </w:tc>
+        <w:tc>
+          <w:tcPr>
+            <w:tcW w:w="521" w:type="dxa"/>
+            <w:hideMark/>
+          </w:tcPr>
+          <w:p>
+            <w:pPr>
+              <w:spacing w:line="360" w:lineRule="auto"/>
+              <w:jc w:val="center"/>
+              <w:rPr>
+                <w:b/>
+                <w:sz w:val="16"/>
+                <w:szCs w:val="16"/>
+              </w:rPr>
+            </w:pPr>
+            <w:r>
+              <w:rPr>
+                <w:b/>
+                <w:sz w:val="16"/>
+                <w:szCs w:val="16"/>
+              </w:rPr>
+              <w:t>S 12</w:t>
             </w:r>
           </w:p>
         </w:tc>
@@ -9855,7 +10212,7 @@
                 <w:sz w:val="16"/>
                 <w:szCs w:val="16"/>
               </w:rPr>
-              <w:t>S 5</w:t>
+              <w:t>S 13</w:t>
             </w:r>
           </w:p>
         </w:tc>
@@ -9880,7 +10237,7 @@
                 <w:sz w:val="16"/>
                 <w:szCs w:val="16"/>
               </w:rPr>
-              <w:t>S 6</w:t>
+              <w:t>S 14</w:t>
             </w:r>
           </w:p>
         </w:tc>
@@ -9905,7 +10262,33 @@
                 <w:sz w:val="16"/>
                 <w:szCs w:val="16"/>
               </w:rPr>
-              <w:t>S 7</w:t>
+              <w:t>S 15</w:t>
+            </w:r>
+          </w:p>
+        </w:tc>
+        <w:tc>
+          <w:tcPr>
+            <w:tcW w:w="523" w:type="dxa"/>
+            <w:gridSpan w:val="2"/>
+            <w:hideMark/>
+          </w:tcPr>
+          <w:p>
+            <w:pPr>
+              <w:spacing w:line="360" w:lineRule="auto"/>
+              <w:jc w:val="center"/>
+              <w:rPr>
+                <w:b/>
+                <w:sz w:val="16"/>
+                <w:szCs w:val="16"/>
+              </w:rPr>
+            </w:pPr>
+            <w:r>
+              <w:rPr>
+                <w:b/>
+                <w:sz w:val="16"/>
+                <w:szCs w:val="16"/>
+              </w:rPr>
+              <w:t>S 16</w:t>
             </w:r>
           </w:p>
         </w:tc>
@@ -9930,239 +10313,13 @@
                 <w:sz w:val="16"/>
                 <w:szCs w:val="16"/>
               </w:rPr>
-              <w:t>S 8</w:t>
+              <w:t>S 17</w:t>
             </w:r>
           </w:p>
         </w:tc>
         <w:tc>
           <w:tcPr>
             <w:tcW w:w="523" w:type="dxa"/>
-            <w:hideMark/>
-          </w:tcPr>
-          <w:p>
-            <w:pPr>
-              <w:spacing w:line="360" w:lineRule="auto"/>
-              <w:jc w:val="center"/>
-              <w:rPr>
-                <w:b/>
-                <w:sz w:val="16"/>
-                <w:szCs w:val="16"/>
-              </w:rPr>
-            </w:pPr>
-            <w:r>
-              <w:rPr>
-                <w:b/>
-                <w:sz w:val="16"/>
-                <w:szCs w:val="16"/>
-              </w:rPr>
-              <w:t>S 9</w:t>
-            </w:r>
-          </w:p>
-        </w:tc>
-        <w:tc>
-          <w:tcPr>
-            <w:tcW w:w="523" w:type="dxa"/>
-            <w:hideMark/>
-          </w:tcPr>
-          <w:p>
-            <w:pPr>
-              <w:spacing w:line="360" w:lineRule="auto"/>
-              <w:jc w:val="center"/>
-              <w:rPr>
-                <w:b/>
-                <w:sz w:val="16"/>
-                <w:szCs w:val="16"/>
-              </w:rPr>
-            </w:pPr>
-            <w:r>
-              <w:rPr>
-                <w:b/>
-                <w:sz w:val="16"/>
-                <w:szCs w:val="16"/>
-              </w:rPr>
-              <w:t>S 10</w:t>
-            </w:r>
-          </w:p>
-        </w:tc>
-        <w:tc>
-          <w:tcPr>
-            <w:tcW w:w="523" w:type="dxa"/>
-            <w:hideMark/>
-          </w:tcPr>
-          <w:p>
-            <w:pPr>
-              <w:spacing w:line="360" w:lineRule="auto"/>
-              <w:jc w:val="center"/>
-              <w:rPr>
-                <w:b/>
-                <w:sz w:val="16"/>
-                <w:szCs w:val="16"/>
-              </w:rPr>
-            </w:pPr>
-            <w:r>
-              <w:rPr>
-                <w:b/>
-                <w:sz w:val="16"/>
-                <w:szCs w:val="16"/>
-              </w:rPr>
-              <w:t>S 11</w:t>
-            </w:r>
-          </w:p>
-        </w:tc>
-        <w:tc>
-          <w:tcPr>
-            <w:tcW w:w="523" w:type="dxa"/>
-            <w:hideMark/>
-          </w:tcPr>
-          <w:p>
-            <w:pPr>
-              <w:spacing w:line="360" w:lineRule="auto"/>
-              <w:jc w:val="center"/>
-              <w:rPr>
-                <w:b/>
-                <w:sz w:val="16"/>
-                <w:szCs w:val="16"/>
-              </w:rPr>
-            </w:pPr>
-            <w:r>
-              <w:rPr>
-                <w:b/>
-                <w:sz w:val="16"/>
-                <w:szCs w:val="16"/>
-              </w:rPr>
-              <w:t>S 12</w:t>
-            </w:r>
-          </w:p>
-        </w:tc>
-        <w:tc>
-          <w:tcPr>
-            <w:tcW w:w="525" w:type="dxa"/>
-            <w:hideMark/>
-          </w:tcPr>
-          <w:p>
-            <w:pPr>
-              <w:spacing w:line="360" w:lineRule="auto"/>
-              <w:jc w:val="center"/>
-              <w:rPr>
-                <w:b/>
-                <w:sz w:val="16"/>
-                <w:szCs w:val="16"/>
-              </w:rPr>
-            </w:pPr>
-            <w:r>
-              <w:rPr>
-                <w:b/>
-                <w:sz w:val="16"/>
-                <w:szCs w:val="16"/>
-              </w:rPr>
-              <w:t>S 13</w:t>
-            </w:r>
-          </w:p>
-        </w:tc>
-        <w:tc>
-          <w:tcPr>
-            <w:tcW w:w="525" w:type="dxa"/>
-            <w:hideMark/>
-          </w:tcPr>
-          <w:p>
-            <w:pPr>
-              <w:spacing w:line="360" w:lineRule="auto"/>
-              <w:jc w:val="center"/>
-              <w:rPr>
-                <w:b/>
-                <w:sz w:val="16"/>
-                <w:szCs w:val="16"/>
-              </w:rPr>
-            </w:pPr>
-            <w:r>
-              <w:rPr>
-                <w:b/>
-                <w:sz w:val="16"/>
-                <w:szCs w:val="16"/>
-              </w:rPr>
-              <w:t>S 14</w:t>
-            </w:r>
-          </w:p>
-        </w:tc>
-        <w:tc>
-          <w:tcPr>
-            <w:tcW w:w="525" w:type="dxa"/>
-            <w:hideMark/>
-          </w:tcPr>
-          <w:p>
-            <w:pPr>
-              <w:spacing w:line="360" w:lineRule="auto"/>
-              <w:jc w:val="center"/>
-              <w:rPr>
-                <w:b/>
-                <w:sz w:val="16"/>
-                <w:szCs w:val="16"/>
-              </w:rPr>
-            </w:pPr>
-            <w:r>
-              <w:rPr>
-                <w:b/>
-                <w:sz w:val="16"/>
-                <w:szCs w:val="16"/>
-              </w:rPr>
-              <w:t>S 15</w:t>
-            </w:r>
-          </w:p>
-        </w:tc>
-        <w:tc>
-          <w:tcPr>
-            <w:tcW w:w="525" w:type="dxa"/>
-            <w:gridSpan w:val="2"/>
-            <w:hideMark/>
-          </w:tcPr>
-          <w:p>
-            <w:pPr>
-              <w:spacing w:line="360" w:lineRule="auto"/>
-              <w:jc w:val="center"/>
-              <w:rPr>
-                <w:b/>
-                <w:sz w:val="16"/>
-                <w:szCs w:val="16"/>
-              </w:rPr>
-            </w:pPr>
-            <w:r>
-              <w:rPr>
-                <w:b/>
-                <w:sz w:val="16"/>
-                <w:szCs w:val="16"/>
-              </w:rPr>
-              <w:t>S 16</w:t>
-            </w:r>
-          </w:p>
-        </w:tc>
-        <w:tc>
-          <w:tcPr>
-            <w:tcW w:w="525" w:type="dxa"/>
-            <w:hideMark/>
-          </w:tcPr>
-          <w:p>
-            <w:pPr>
-              <w:spacing w:line="360" w:lineRule="auto"/>
-              <w:jc w:val="center"/>
-              <w:rPr>
-                <w:b/>
-                <w:sz w:val="16"/>
-                <w:szCs w:val="16"/>
-              </w:rPr>
-            </w:pPr>
-            <w:r>
-              <w:rPr>
-                <w:b/>
-                <w:sz w:val="16"/>
-                <w:szCs w:val="16"/>
-              </w:rPr>
-              <w:t>S 17</w:t>
-            </w:r>
-          </w:p>
-        </w:tc>
-        <w:tc>
-          <w:tcPr>
-            <w:tcW w:w="525" w:type="dxa"/>
             <w:hideMark/>
           </w:tcPr>
           <w:p>
@@ -10194,7 +10351,7 @@
         </w:trPr>
         <w:tc>
           <w:tcPr>
-            <w:tcW w:w="1351" w:type="dxa"/>
+            <w:tcW w:w="1399" w:type="dxa"/>
             <w:hideMark/>
           </w:tcPr>
           <w:p>
@@ -10212,33 +10369,51 @@
                 <w:rFonts w:ascii="Calibri" w:hAnsi="Calibri" w:cs="Arial"/>
                 <w:i/>
                 <w:color w:val="548DD4"/>
-                <w:sz w:val="16"/>
-                <w:szCs w:val="16"/>
-                <w:lang w:eastAsia="es-CL"/>
-              </w:rPr>
-              <w:t>Describe actividades del punto anterior</w:t>
-            </w:r>
-          </w:p>
-        </w:tc>
-        <w:tc>
-          <w:tcPr>
-            <w:tcW w:w="536" w:type="dxa"/>
-          </w:tcPr>
-          <w:p>
-            <w:pPr>
-              <w:spacing w:line="360" w:lineRule="auto"/>
-              <w:jc w:val="both"/>
-              <w:rPr>
-                <w:b/>
-                <w:sz w:val="16"/>
-                <w:szCs w:val="16"/>
-              </w:rPr>
-            </w:pPr>
-          </w:p>
-        </w:tc>
-        <w:tc>
-          <w:tcPr>
-            <w:tcW w:w="522" w:type="dxa"/>
+                <w:sz w:val="18"/>
+                <w:szCs w:val="20"/>
+                <w:lang w:eastAsia="es-CL"/>
+              </w:rPr>
+              <w:t>Levantamiento de requerimientos</w:t>
+            </w:r>
+          </w:p>
+        </w:tc>
+        <w:tc>
+          <w:tcPr>
+            <w:tcW w:w="532" w:type="dxa"/>
+            <w:shd w:val="clear" w:color="auto" w:fill="FFD966" w:themeFill="accent4" w:themeFillTint="99"/>
+          </w:tcPr>
+          <w:p>
+            <w:pPr>
+              <w:spacing w:line="360" w:lineRule="auto"/>
+              <w:jc w:val="both"/>
+              <w:rPr>
+                <w:b/>
+                <w:sz w:val="16"/>
+                <w:szCs w:val="16"/>
+              </w:rPr>
+            </w:pPr>
+          </w:p>
+        </w:tc>
+        <w:tc>
+          <w:tcPr>
+            <w:tcW w:w="518" w:type="dxa"/>
+            <w:shd w:val="clear" w:color="auto" w:fill="FFD966" w:themeFill="accent4" w:themeFillTint="99"/>
+          </w:tcPr>
+          <w:p>
+            <w:pPr>
+              <w:spacing w:line="360" w:lineRule="auto"/>
+              <w:jc w:val="both"/>
+              <w:rPr>
+                <w:b/>
+                <w:sz w:val="16"/>
+                <w:szCs w:val="16"/>
+              </w:rPr>
+            </w:pPr>
+          </w:p>
+        </w:tc>
+        <w:tc>
+          <w:tcPr>
+            <w:tcW w:w="519" w:type="dxa"/>
           </w:tcPr>
           <w:p>
             <w:pPr>
@@ -10270,7 +10445,119 @@
         </w:tc>
         <w:tc>
           <w:tcPr>
-            <w:tcW w:w="526" w:type="dxa"/>
+            <w:tcW w:w="520" w:type="dxa"/>
+          </w:tcPr>
+          <w:p>
+            <w:pPr>
+              <w:spacing w:line="360" w:lineRule="auto"/>
+              <w:jc w:val="both"/>
+              <w:rPr>
+                <w:b/>
+                <w:sz w:val="16"/>
+                <w:szCs w:val="16"/>
+              </w:rPr>
+            </w:pPr>
+          </w:p>
+        </w:tc>
+        <w:tc>
+          <w:tcPr>
+            <w:tcW w:w="520" w:type="dxa"/>
+          </w:tcPr>
+          <w:p>
+            <w:pPr>
+              <w:spacing w:line="360" w:lineRule="auto"/>
+              <w:jc w:val="both"/>
+              <w:rPr>
+                <w:b/>
+                <w:sz w:val="16"/>
+                <w:szCs w:val="16"/>
+              </w:rPr>
+            </w:pPr>
+          </w:p>
+        </w:tc>
+        <w:tc>
+          <w:tcPr>
+            <w:tcW w:w="520" w:type="dxa"/>
+          </w:tcPr>
+          <w:p>
+            <w:pPr>
+              <w:spacing w:line="360" w:lineRule="auto"/>
+              <w:jc w:val="both"/>
+              <w:rPr>
+                <w:b/>
+                <w:sz w:val="16"/>
+                <w:szCs w:val="16"/>
+              </w:rPr>
+            </w:pPr>
+          </w:p>
+        </w:tc>
+        <w:tc>
+          <w:tcPr>
+            <w:tcW w:w="520" w:type="dxa"/>
+          </w:tcPr>
+          <w:p>
+            <w:pPr>
+              <w:spacing w:line="360" w:lineRule="auto"/>
+              <w:jc w:val="both"/>
+              <w:rPr>
+                <w:b/>
+                <w:sz w:val="16"/>
+                <w:szCs w:val="16"/>
+              </w:rPr>
+            </w:pPr>
+          </w:p>
+        </w:tc>
+        <w:tc>
+          <w:tcPr>
+            <w:tcW w:w="520" w:type="dxa"/>
+          </w:tcPr>
+          <w:p>
+            <w:pPr>
+              <w:spacing w:line="360" w:lineRule="auto"/>
+              <w:jc w:val="both"/>
+              <w:rPr>
+                <w:b/>
+                <w:sz w:val="16"/>
+                <w:szCs w:val="16"/>
+              </w:rPr>
+            </w:pPr>
+          </w:p>
+        </w:tc>
+        <w:tc>
+          <w:tcPr>
+            <w:tcW w:w="521" w:type="dxa"/>
+          </w:tcPr>
+          <w:p>
+            <w:pPr>
+              <w:spacing w:line="360" w:lineRule="auto"/>
+              <w:jc w:val="both"/>
+              <w:rPr>
+                <w:b/>
+                <w:sz w:val="16"/>
+                <w:szCs w:val="16"/>
+              </w:rPr>
+            </w:pPr>
+          </w:p>
+        </w:tc>
+        <w:tc>
+          <w:tcPr>
+            <w:tcW w:w="521" w:type="dxa"/>
+          </w:tcPr>
+          <w:p>
+            <w:pPr>
+              <w:spacing w:line="360" w:lineRule="auto"/>
+              <w:jc w:val="both"/>
+              <w:rPr>
+                <w:b/>
+                <w:sz w:val="16"/>
+                <w:szCs w:val="16"/>
+              </w:rPr>
+            </w:pPr>
+          </w:p>
+        </w:tc>
+        <w:tc>
+          <w:tcPr>
+            <w:tcW w:w="521" w:type="dxa"/>
           </w:tcPr>
           <w:p>
             <w:pPr>
@@ -10335,6 +10622,7 @@
         <w:tc>
           <w:tcPr>
             <w:tcW w:w="523" w:type="dxa"/>
+            <w:gridSpan w:val="2"/>
           </w:tcPr>
           <w:p>
             <w:pPr>
@@ -10367,135 +10655,6 @@
         <w:tc>
           <w:tcPr>
             <w:tcW w:w="523" w:type="dxa"/>
-          </w:tcPr>
-          <w:p>
-            <w:pPr>
-              <w:spacing w:line="360" w:lineRule="auto"/>
-              <w:jc w:val="both"/>
-              <w:rPr>
-                <w:b/>
-                <w:sz w:val="16"/>
-                <w:szCs w:val="16"/>
-              </w:rPr>
-            </w:pPr>
-          </w:p>
-        </w:tc>
-        <w:tc>
-          <w:tcPr>
-            <w:tcW w:w="523" w:type="dxa"/>
-          </w:tcPr>
-          <w:p>
-            <w:pPr>
-              <w:spacing w:line="360" w:lineRule="auto"/>
-              <w:jc w:val="both"/>
-              <w:rPr>
-                <w:b/>
-                <w:sz w:val="16"/>
-                <w:szCs w:val="16"/>
-              </w:rPr>
-            </w:pPr>
-          </w:p>
-        </w:tc>
-        <w:tc>
-          <w:tcPr>
-            <w:tcW w:w="523" w:type="dxa"/>
-          </w:tcPr>
-          <w:p>
-            <w:pPr>
-              <w:spacing w:line="360" w:lineRule="auto"/>
-              <w:jc w:val="both"/>
-              <w:rPr>
-                <w:b/>
-                <w:sz w:val="16"/>
-                <w:szCs w:val="16"/>
-              </w:rPr>
-            </w:pPr>
-          </w:p>
-        </w:tc>
-        <w:tc>
-          <w:tcPr>
-            <w:tcW w:w="525" w:type="dxa"/>
-          </w:tcPr>
-          <w:p>
-            <w:pPr>
-              <w:spacing w:line="360" w:lineRule="auto"/>
-              <w:jc w:val="both"/>
-              <w:rPr>
-                <w:b/>
-                <w:sz w:val="16"/>
-                <w:szCs w:val="16"/>
-              </w:rPr>
-            </w:pPr>
-          </w:p>
-        </w:tc>
-        <w:tc>
-          <w:tcPr>
-            <w:tcW w:w="525" w:type="dxa"/>
-          </w:tcPr>
-          <w:p>
-            <w:pPr>
-              <w:spacing w:line="360" w:lineRule="auto"/>
-              <w:jc w:val="both"/>
-              <w:rPr>
-                <w:b/>
-                <w:sz w:val="16"/>
-                <w:szCs w:val="16"/>
-              </w:rPr>
-            </w:pPr>
-          </w:p>
-        </w:tc>
-        <w:tc>
-          <w:tcPr>
-            <w:tcW w:w="525" w:type="dxa"/>
-          </w:tcPr>
-          <w:p>
-            <w:pPr>
-              <w:spacing w:line="360" w:lineRule="auto"/>
-              <w:jc w:val="both"/>
-              <w:rPr>
-                <w:b/>
-                <w:sz w:val="16"/>
-                <w:szCs w:val="16"/>
-              </w:rPr>
-            </w:pPr>
-          </w:p>
-        </w:tc>
-        <w:tc>
-          <w:tcPr>
-            <w:tcW w:w="525" w:type="dxa"/>
-            <w:gridSpan w:val="2"/>
-          </w:tcPr>
-          <w:p>
-            <w:pPr>
-              <w:spacing w:line="360" w:lineRule="auto"/>
-              <w:jc w:val="both"/>
-              <w:rPr>
-                <w:b/>
-                <w:sz w:val="16"/>
-                <w:szCs w:val="16"/>
-              </w:rPr>
-            </w:pPr>
-          </w:p>
-        </w:tc>
-        <w:tc>
-          <w:tcPr>
-            <w:tcW w:w="525" w:type="dxa"/>
-          </w:tcPr>
-          <w:p>
-            <w:pPr>
-              <w:spacing w:line="360" w:lineRule="auto"/>
-              <w:jc w:val="both"/>
-              <w:rPr>
-                <w:b/>
-                <w:sz w:val="16"/>
-                <w:szCs w:val="16"/>
-              </w:rPr>
-            </w:pPr>
-          </w:p>
-        </w:tc>
-        <w:tc>
-          <w:tcPr>
-            <w:tcW w:w="525" w:type="dxa"/>
           </w:tcPr>
           <w:p>
             <w:pPr>
@@ -10518,39 +10677,67 @@
         </w:trPr>
         <w:tc>
           <w:tcPr>
-            <w:tcW w:w="1351" w:type="dxa"/>
-          </w:tcPr>
-          <w:p>
-            <w:pPr>
-              <w:spacing w:line="360" w:lineRule="auto"/>
-              <w:jc w:val="both"/>
-              <w:rPr>
-                <w:b/>
-                <w:sz w:val="16"/>
-                <w:szCs w:val="16"/>
-              </w:rPr>
-            </w:pPr>
-          </w:p>
-        </w:tc>
-        <w:tc>
-          <w:tcPr>
-            <w:tcW w:w="536" w:type="dxa"/>
-          </w:tcPr>
-          <w:p>
-            <w:pPr>
-              <w:spacing w:line="360" w:lineRule="auto"/>
-              <w:jc w:val="both"/>
-              <w:rPr>
-                <w:b/>
-                <w:sz w:val="16"/>
-                <w:szCs w:val="16"/>
-              </w:rPr>
-            </w:pPr>
-          </w:p>
-        </w:tc>
-        <w:tc>
-          <w:tcPr>
-            <w:tcW w:w="522" w:type="dxa"/>
+            <w:tcW w:w="1399" w:type="dxa"/>
+          </w:tcPr>
+          <w:p>
+            <w:pPr>
+              <w:spacing w:line="360" w:lineRule="auto"/>
+              <w:jc w:val="both"/>
+              <w:rPr>
+                <w:b/>
+                <w:sz w:val="16"/>
+                <w:szCs w:val="16"/>
+              </w:rPr>
+            </w:pPr>
+            <w:r>
+              <w:rPr>
+                <w:rFonts w:ascii="Calibri" w:hAnsi="Calibri" w:cs="Arial"/>
+                <w:i/>
+                <w:color w:val="548DD4"/>
+                <w:sz w:val="18"/>
+                <w:szCs w:val="20"/>
+                <w:lang w:eastAsia="es-CL"/>
+              </w:rPr>
+              <w:t>Casos de uso</w:t>
+            </w:r>
+          </w:p>
+        </w:tc>
+        <w:tc>
+          <w:tcPr>
+            <w:tcW w:w="532" w:type="dxa"/>
+          </w:tcPr>
+          <w:p>
+            <w:pPr>
+              <w:spacing w:line="360" w:lineRule="auto"/>
+              <w:jc w:val="both"/>
+              <w:rPr>
+                <w:b/>
+                <w:sz w:val="16"/>
+                <w:szCs w:val="16"/>
+              </w:rPr>
+            </w:pPr>
+          </w:p>
+        </w:tc>
+        <w:tc>
+          <w:tcPr>
+            <w:tcW w:w="518" w:type="dxa"/>
+          </w:tcPr>
+          <w:p>
+            <w:pPr>
+              <w:spacing w:line="360" w:lineRule="auto"/>
+              <w:jc w:val="both"/>
+              <w:rPr>
+                <w:b/>
+                <w:sz w:val="16"/>
+                <w:szCs w:val="16"/>
+              </w:rPr>
+            </w:pPr>
+          </w:p>
+        </w:tc>
+        <w:tc>
+          <w:tcPr>
+            <w:tcW w:w="519" w:type="dxa"/>
+            <w:shd w:val="clear" w:color="auto" w:fill="9CC2E5" w:themeFill="accent5" w:themeFillTint="99"/>
           </w:tcPr>
           <w:p>
             <w:pPr>
@@ -10582,7 +10769,119 @@
         </w:tc>
         <w:tc>
           <w:tcPr>
-            <w:tcW w:w="526" w:type="dxa"/>
+            <w:tcW w:w="520" w:type="dxa"/>
+          </w:tcPr>
+          <w:p>
+            <w:pPr>
+              <w:spacing w:line="360" w:lineRule="auto"/>
+              <w:jc w:val="both"/>
+              <w:rPr>
+                <w:b/>
+                <w:sz w:val="16"/>
+                <w:szCs w:val="16"/>
+              </w:rPr>
+            </w:pPr>
+          </w:p>
+        </w:tc>
+        <w:tc>
+          <w:tcPr>
+            <w:tcW w:w="520" w:type="dxa"/>
+          </w:tcPr>
+          <w:p>
+            <w:pPr>
+              <w:spacing w:line="360" w:lineRule="auto"/>
+              <w:jc w:val="both"/>
+              <w:rPr>
+                <w:b/>
+                <w:sz w:val="16"/>
+                <w:szCs w:val="16"/>
+              </w:rPr>
+            </w:pPr>
+          </w:p>
+        </w:tc>
+        <w:tc>
+          <w:tcPr>
+            <w:tcW w:w="520" w:type="dxa"/>
+          </w:tcPr>
+          <w:p>
+            <w:pPr>
+              <w:spacing w:line="360" w:lineRule="auto"/>
+              <w:jc w:val="both"/>
+              <w:rPr>
+                <w:b/>
+                <w:sz w:val="16"/>
+                <w:szCs w:val="16"/>
+              </w:rPr>
+            </w:pPr>
+          </w:p>
+        </w:tc>
+        <w:tc>
+          <w:tcPr>
+            <w:tcW w:w="520" w:type="dxa"/>
+          </w:tcPr>
+          <w:p>
+            <w:pPr>
+              <w:spacing w:line="360" w:lineRule="auto"/>
+              <w:jc w:val="both"/>
+              <w:rPr>
+                <w:b/>
+                <w:sz w:val="16"/>
+                <w:szCs w:val="16"/>
+              </w:rPr>
+            </w:pPr>
+          </w:p>
+        </w:tc>
+        <w:tc>
+          <w:tcPr>
+            <w:tcW w:w="520" w:type="dxa"/>
+          </w:tcPr>
+          <w:p>
+            <w:pPr>
+              <w:spacing w:line="360" w:lineRule="auto"/>
+              <w:jc w:val="both"/>
+              <w:rPr>
+                <w:b/>
+                <w:sz w:val="16"/>
+                <w:szCs w:val="16"/>
+              </w:rPr>
+            </w:pPr>
+          </w:p>
+        </w:tc>
+        <w:tc>
+          <w:tcPr>
+            <w:tcW w:w="521" w:type="dxa"/>
+          </w:tcPr>
+          <w:p>
+            <w:pPr>
+              <w:spacing w:line="360" w:lineRule="auto"/>
+              <w:jc w:val="both"/>
+              <w:rPr>
+                <w:b/>
+                <w:sz w:val="16"/>
+                <w:szCs w:val="16"/>
+              </w:rPr>
+            </w:pPr>
+          </w:p>
+        </w:tc>
+        <w:tc>
+          <w:tcPr>
+            <w:tcW w:w="521" w:type="dxa"/>
+          </w:tcPr>
+          <w:p>
+            <w:pPr>
+              <w:spacing w:line="360" w:lineRule="auto"/>
+              <w:jc w:val="both"/>
+              <w:rPr>
+                <w:b/>
+                <w:sz w:val="16"/>
+                <w:szCs w:val="16"/>
+              </w:rPr>
+            </w:pPr>
+          </w:p>
+        </w:tc>
+        <w:tc>
+          <w:tcPr>
+            <w:tcW w:w="521" w:type="dxa"/>
           </w:tcPr>
           <w:p>
             <w:pPr>
@@ -10647,6 +10946,7 @@
         <w:tc>
           <w:tcPr>
             <w:tcW w:w="523" w:type="dxa"/>
+            <w:gridSpan w:val="2"/>
           </w:tcPr>
           <w:p>
             <w:pPr>
@@ -10679,135 +10979,6 @@
         <w:tc>
           <w:tcPr>
             <w:tcW w:w="523" w:type="dxa"/>
-          </w:tcPr>
-          <w:p>
-            <w:pPr>
-              <w:spacing w:line="360" w:lineRule="auto"/>
-              <w:jc w:val="both"/>
-              <w:rPr>
-                <w:b/>
-                <w:sz w:val="16"/>
-                <w:szCs w:val="16"/>
-              </w:rPr>
-            </w:pPr>
-          </w:p>
-        </w:tc>
-        <w:tc>
-          <w:tcPr>
-            <w:tcW w:w="523" w:type="dxa"/>
-          </w:tcPr>
-          <w:p>
-            <w:pPr>
-              <w:spacing w:line="360" w:lineRule="auto"/>
-              <w:jc w:val="both"/>
-              <w:rPr>
-                <w:b/>
-                <w:sz w:val="16"/>
-                <w:szCs w:val="16"/>
-              </w:rPr>
-            </w:pPr>
-          </w:p>
-        </w:tc>
-        <w:tc>
-          <w:tcPr>
-            <w:tcW w:w="523" w:type="dxa"/>
-          </w:tcPr>
-          <w:p>
-            <w:pPr>
-              <w:spacing w:line="360" w:lineRule="auto"/>
-              <w:jc w:val="both"/>
-              <w:rPr>
-                <w:b/>
-                <w:sz w:val="16"/>
-                <w:szCs w:val="16"/>
-              </w:rPr>
-            </w:pPr>
-          </w:p>
-        </w:tc>
-        <w:tc>
-          <w:tcPr>
-            <w:tcW w:w="525" w:type="dxa"/>
-          </w:tcPr>
-          <w:p>
-            <w:pPr>
-              <w:spacing w:line="360" w:lineRule="auto"/>
-              <w:jc w:val="both"/>
-              <w:rPr>
-                <w:b/>
-                <w:sz w:val="16"/>
-                <w:szCs w:val="16"/>
-              </w:rPr>
-            </w:pPr>
-          </w:p>
-        </w:tc>
-        <w:tc>
-          <w:tcPr>
-            <w:tcW w:w="525" w:type="dxa"/>
-          </w:tcPr>
-          <w:p>
-            <w:pPr>
-              <w:spacing w:line="360" w:lineRule="auto"/>
-              <w:jc w:val="both"/>
-              <w:rPr>
-                <w:b/>
-                <w:sz w:val="16"/>
-                <w:szCs w:val="16"/>
-              </w:rPr>
-            </w:pPr>
-          </w:p>
-        </w:tc>
-        <w:tc>
-          <w:tcPr>
-            <w:tcW w:w="525" w:type="dxa"/>
-          </w:tcPr>
-          <w:p>
-            <w:pPr>
-              <w:spacing w:line="360" w:lineRule="auto"/>
-              <w:jc w:val="both"/>
-              <w:rPr>
-                <w:b/>
-                <w:sz w:val="16"/>
-                <w:szCs w:val="16"/>
-              </w:rPr>
-            </w:pPr>
-          </w:p>
-        </w:tc>
-        <w:tc>
-          <w:tcPr>
-            <w:tcW w:w="525" w:type="dxa"/>
-            <w:gridSpan w:val="2"/>
-          </w:tcPr>
-          <w:p>
-            <w:pPr>
-              <w:spacing w:line="360" w:lineRule="auto"/>
-              <w:jc w:val="both"/>
-              <w:rPr>
-                <w:b/>
-                <w:sz w:val="16"/>
-                <w:szCs w:val="16"/>
-              </w:rPr>
-            </w:pPr>
-          </w:p>
-        </w:tc>
-        <w:tc>
-          <w:tcPr>
-            <w:tcW w:w="525" w:type="dxa"/>
-          </w:tcPr>
-          <w:p>
-            <w:pPr>
-              <w:spacing w:line="360" w:lineRule="auto"/>
-              <w:jc w:val="both"/>
-              <w:rPr>
-                <w:b/>
-                <w:sz w:val="16"/>
-                <w:szCs w:val="16"/>
-              </w:rPr>
-            </w:pPr>
-          </w:p>
-        </w:tc>
-        <w:tc>
-          <w:tcPr>
-            <w:tcW w:w="525" w:type="dxa"/>
           </w:tcPr>
           <w:p>
             <w:pPr>
@@ -10830,39 +11001,67 @@
         </w:trPr>
         <w:tc>
           <w:tcPr>
-            <w:tcW w:w="1351" w:type="dxa"/>
-          </w:tcPr>
-          <w:p>
-            <w:pPr>
-              <w:spacing w:line="360" w:lineRule="auto"/>
-              <w:jc w:val="both"/>
-              <w:rPr>
-                <w:b/>
-                <w:sz w:val="16"/>
-                <w:szCs w:val="16"/>
-              </w:rPr>
-            </w:pPr>
-          </w:p>
-        </w:tc>
-        <w:tc>
-          <w:tcPr>
-            <w:tcW w:w="536" w:type="dxa"/>
-          </w:tcPr>
-          <w:p>
-            <w:pPr>
-              <w:spacing w:line="360" w:lineRule="auto"/>
-              <w:jc w:val="both"/>
-              <w:rPr>
-                <w:b/>
-                <w:sz w:val="16"/>
-                <w:szCs w:val="16"/>
-              </w:rPr>
-            </w:pPr>
-          </w:p>
-        </w:tc>
-        <w:tc>
-          <w:tcPr>
-            <w:tcW w:w="522" w:type="dxa"/>
+            <w:tcW w:w="1399" w:type="dxa"/>
+          </w:tcPr>
+          <w:p>
+            <w:pPr>
+              <w:spacing w:line="360" w:lineRule="auto"/>
+              <w:jc w:val="both"/>
+              <w:rPr>
+                <w:b/>
+                <w:sz w:val="16"/>
+                <w:szCs w:val="16"/>
+              </w:rPr>
+            </w:pPr>
+            <w:r>
+              <w:rPr>
+                <w:rFonts w:ascii="Calibri" w:hAnsi="Calibri" w:cs="Arial"/>
+                <w:i/>
+                <w:color w:val="548DD4"/>
+                <w:sz w:val="18"/>
+                <w:szCs w:val="20"/>
+                <w:lang w:eastAsia="es-CL"/>
+              </w:rPr>
+              <w:t>Diseño de arquitectura y base de datos</w:t>
+            </w:r>
+          </w:p>
+        </w:tc>
+        <w:tc>
+          <w:tcPr>
+            <w:tcW w:w="532" w:type="dxa"/>
+          </w:tcPr>
+          <w:p>
+            <w:pPr>
+              <w:spacing w:line="360" w:lineRule="auto"/>
+              <w:jc w:val="both"/>
+              <w:rPr>
+                <w:b/>
+                <w:sz w:val="16"/>
+                <w:szCs w:val="16"/>
+              </w:rPr>
+            </w:pPr>
+          </w:p>
+        </w:tc>
+        <w:tc>
+          <w:tcPr>
+            <w:tcW w:w="518" w:type="dxa"/>
+          </w:tcPr>
+          <w:p>
+            <w:pPr>
+              <w:spacing w:line="360" w:lineRule="auto"/>
+              <w:jc w:val="both"/>
+              <w:rPr>
+                <w:b/>
+                <w:sz w:val="16"/>
+                <w:szCs w:val="16"/>
+              </w:rPr>
+            </w:pPr>
+          </w:p>
+        </w:tc>
+        <w:tc>
+          <w:tcPr>
+            <w:tcW w:w="519" w:type="dxa"/>
+            <w:shd w:val="clear" w:color="auto" w:fill="A8D08D" w:themeFill="accent6" w:themeFillTint="99"/>
           </w:tcPr>
           <w:p>
             <w:pPr>
@@ -10879,22 +11078,135 @@
         <w:tc>
           <w:tcPr>
             <w:tcW w:w="523" w:type="dxa"/>
-          </w:tcPr>
-          <w:p>
-            <w:pPr>
-              <w:spacing w:line="360" w:lineRule="auto"/>
-              <w:jc w:val="both"/>
-              <w:rPr>
-                <w:b/>
-                <w:sz w:val="16"/>
-                <w:szCs w:val="16"/>
-              </w:rPr>
-            </w:pPr>
-          </w:p>
-        </w:tc>
-        <w:tc>
-          <w:tcPr>
-            <w:tcW w:w="526" w:type="dxa"/>
+            <w:shd w:val="clear" w:color="auto" w:fill="A8D08D" w:themeFill="accent6" w:themeFillTint="99"/>
+          </w:tcPr>
+          <w:p>
+            <w:pPr>
+              <w:spacing w:line="360" w:lineRule="auto"/>
+              <w:jc w:val="both"/>
+              <w:rPr>
+                <w:b/>
+                <w:sz w:val="16"/>
+                <w:szCs w:val="16"/>
+              </w:rPr>
+            </w:pPr>
+          </w:p>
+        </w:tc>
+        <w:tc>
+          <w:tcPr>
+            <w:tcW w:w="520" w:type="dxa"/>
+          </w:tcPr>
+          <w:p>
+            <w:pPr>
+              <w:spacing w:line="360" w:lineRule="auto"/>
+              <w:jc w:val="both"/>
+              <w:rPr>
+                <w:b/>
+                <w:sz w:val="16"/>
+                <w:szCs w:val="16"/>
+              </w:rPr>
+            </w:pPr>
+          </w:p>
+        </w:tc>
+        <w:tc>
+          <w:tcPr>
+            <w:tcW w:w="520" w:type="dxa"/>
+          </w:tcPr>
+          <w:p>
+            <w:pPr>
+              <w:spacing w:line="360" w:lineRule="auto"/>
+              <w:jc w:val="both"/>
+              <w:rPr>
+                <w:b/>
+                <w:sz w:val="16"/>
+                <w:szCs w:val="16"/>
+              </w:rPr>
+            </w:pPr>
+          </w:p>
+        </w:tc>
+        <w:tc>
+          <w:tcPr>
+            <w:tcW w:w="520" w:type="dxa"/>
+          </w:tcPr>
+          <w:p>
+            <w:pPr>
+              <w:spacing w:line="360" w:lineRule="auto"/>
+              <w:jc w:val="both"/>
+              <w:rPr>
+                <w:b/>
+                <w:sz w:val="16"/>
+                <w:szCs w:val="16"/>
+              </w:rPr>
+            </w:pPr>
+          </w:p>
+        </w:tc>
+        <w:tc>
+          <w:tcPr>
+            <w:tcW w:w="520" w:type="dxa"/>
+          </w:tcPr>
+          <w:p>
+            <w:pPr>
+              <w:spacing w:line="360" w:lineRule="auto"/>
+              <w:jc w:val="both"/>
+              <w:rPr>
+                <w:b/>
+                <w:sz w:val="16"/>
+                <w:szCs w:val="16"/>
+              </w:rPr>
+            </w:pPr>
+          </w:p>
+        </w:tc>
+        <w:tc>
+          <w:tcPr>
+            <w:tcW w:w="520" w:type="dxa"/>
+          </w:tcPr>
+          <w:p>
+            <w:pPr>
+              <w:spacing w:line="360" w:lineRule="auto"/>
+              <w:jc w:val="both"/>
+              <w:rPr>
+                <w:b/>
+                <w:sz w:val="16"/>
+                <w:szCs w:val="16"/>
+              </w:rPr>
+            </w:pPr>
+          </w:p>
+        </w:tc>
+        <w:tc>
+          <w:tcPr>
+            <w:tcW w:w="521" w:type="dxa"/>
+          </w:tcPr>
+          <w:p>
+            <w:pPr>
+              <w:spacing w:line="360" w:lineRule="auto"/>
+              <w:jc w:val="both"/>
+              <w:rPr>
+                <w:b/>
+                <w:sz w:val="16"/>
+                <w:szCs w:val="16"/>
+              </w:rPr>
+            </w:pPr>
+          </w:p>
+        </w:tc>
+        <w:tc>
+          <w:tcPr>
+            <w:tcW w:w="521" w:type="dxa"/>
+          </w:tcPr>
+          <w:p>
+            <w:pPr>
+              <w:spacing w:line="360" w:lineRule="auto"/>
+              <w:jc w:val="both"/>
+              <w:rPr>
+                <w:b/>
+                <w:sz w:val="16"/>
+                <w:szCs w:val="16"/>
+              </w:rPr>
+            </w:pPr>
+          </w:p>
+        </w:tc>
+        <w:tc>
+          <w:tcPr>
+            <w:tcW w:w="521" w:type="dxa"/>
           </w:tcPr>
           <w:p>
             <w:pPr>
@@ -10959,6 +11271,7 @@
         <w:tc>
           <w:tcPr>
             <w:tcW w:w="523" w:type="dxa"/>
+            <w:gridSpan w:val="2"/>
           </w:tcPr>
           <w:p>
             <w:pPr>
@@ -11004,9 +11317,223 @@
             </w:pPr>
           </w:p>
         </w:tc>
+      </w:tr>
+      <w:tr>
+        <w:trPr>
+          <w:gridAfter w:val="1"/>
+          <w:wAfter w:w="10" w:type="dxa"/>
+          <w:trHeight w:val="294"/>
+        </w:trPr>
+        <w:tc>
+          <w:tcPr>
+            <w:tcW w:w="1399" w:type="dxa"/>
+          </w:tcPr>
+          <w:p>
+            <w:pPr>
+              <w:spacing w:line="360" w:lineRule="auto"/>
+              <w:jc w:val="both"/>
+              <w:rPr>
+                <w:rFonts w:ascii="Calibri" w:hAnsi="Calibri" w:cs="Arial"/>
+                <w:i/>
+                <w:color w:val="548DD4"/>
+                <w:sz w:val="18"/>
+                <w:szCs w:val="20"/>
+                <w:lang w:eastAsia="es-CL"/>
+              </w:rPr>
+            </w:pPr>
+            <w:r>
+              <w:rPr>
+                <w:rFonts w:ascii="Calibri" w:hAnsi="Calibri" w:cs="Arial"/>
+                <w:i/>
+                <w:color w:val="548DD4"/>
+                <w:sz w:val="18"/>
+                <w:szCs w:val="20"/>
+                <w:lang w:eastAsia="es-CL"/>
+              </w:rPr>
+              <w:t>Diseño de interfaces</w:t>
+            </w:r>
+          </w:p>
+        </w:tc>
+        <w:tc>
+          <w:tcPr>
+            <w:tcW w:w="532" w:type="dxa"/>
+          </w:tcPr>
+          <w:p>
+            <w:pPr>
+              <w:spacing w:line="360" w:lineRule="auto"/>
+              <w:jc w:val="both"/>
+              <w:rPr>
+                <w:b/>
+                <w:sz w:val="16"/>
+                <w:szCs w:val="16"/>
+              </w:rPr>
+            </w:pPr>
+          </w:p>
+        </w:tc>
+        <w:tc>
+          <w:tcPr>
+            <w:tcW w:w="518" w:type="dxa"/>
+          </w:tcPr>
+          <w:p>
+            <w:pPr>
+              <w:spacing w:line="360" w:lineRule="auto"/>
+              <w:jc w:val="both"/>
+              <w:rPr>
+                <w:b/>
+                <w:sz w:val="16"/>
+                <w:szCs w:val="16"/>
+              </w:rPr>
+            </w:pPr>
+          </w:p>
+        </w:tc>
+        <w:tc>
+          <w:tcPr>
+            <w:tcW w:w="519" w:type="dxa"/>
+          </w:tcPr>
+          <w:p>
+            <w:pPr>
+              <w:spacing w:line="360" w:lineRule="auto"/>
+              <w:jc w:val="both"/>
+              <w:rPr>
+                <w:b/>
+                <w:sz w:val="16"/>
+                <w:szCs w:val="16"/>
+              </w:rPr>
+            </w:pPr>
+          </w:p>
+        </w:tc>
         <w:tc>
           <w:tcPr>
             <w:tcW w:w="523" w:type="dxa"/>
+            <w:shd w:val="clear" w:color="auto" w:fill="F4B083" w:themeFill="accent2" w:themeFillTint="99"/>
+          </w:tcPr>
+          <w:p>
+            <w:pPr>
+              <w:spacing w:line="360" w:lineRule="auto"/>
+              <w:jc w:val="both"/>
+              <w:rPr>
+                <w:b/>
+                <w:sz w:val="16"/>
+                <w:szCs w:val="16"/>
+              </w:rPr>
+            </w:pPr>
+          </w:p>
+        </w:tc>
+        <w:tc>
+          <w:tcPr>
+            <w:tcW w:w="520" w:type="dxa"/>
+          </w:tcPr>
+          <w:p>
+            <w:pPr>
+              <w:spacing w:line="360" w:lineRule="auto"/>
+              <w:jc w:val="both"/>
+              <w:rPr>
+                <w:b/>
+                <w:sz w:val="16"/>
+                <w:szCs w:val="16"/>
+              </w:rPr>
+            </w:pPr>
+          </w:p>
+        </w:tc>
+        <w:tc>
+          <w:tcPr>
+            <w:tcW w:w="520" w:type="dxa"/>
+          </w:tcPr>
+          <w:p>
+            <w:pPr>
+              <w:spacing w:line="360" w:lineRule="auto"/>
+              <w:jc w:val="both"/>
+              <w:rPr>
+                <w:b/>
+                <w:sz w:val="16"/>
+                <w:szCs w:val="16"/>
+              </w:rPr>
+            </w:pPr>
+          </w:p>
+        </w:tc>
+        <w:tc>
+          <w:tcPr>
+            <w:tcW w:w="520" w:type="dxa"/>
+          </w:tcPr>
+          <w:p>
+            <w:pPr>
+              <w:spacing w:line="360" w:lineRule="auto"/>
+              <w:jc w:val="both"/>
+              <w:rPr>
+                <w:b/>
+                <w:sz w:val="16"/>
+                <w:szCs w:val="16"/>
+              </w:rPr>
+            </w:pPr>
+          </w:p>
+        </w:tc>
+        <w:tc>
+          <w:tcPr>
+            <w:tcW w:w="520" w:type="dxa"/>
+          </w:tcPr>
+          <w:p>
+            <w:pPr>
+              <w:spacing w:line="360" w:lineRule="auto"/>
+              <w:jc w:val="both"/>
+              <w:rPr>
+                <w:b/>
+                <w:sz w:val="16"/>
+                <w:szCs w:val="16"/>
+              </w:rPr>
+            </w:pPr>
+          </w:p>
+        </w:tc>
+        <w:tc>
+          <w:tcPr>
+            <w:tcW w:w="520" w:type="dxa"/>
+          </w:tcPr>
+          <w:p>
+            <w:pPr>
+              <w:spacing w:line="360" w:lineRule="auto"/>
+              <w:jc w:val="both"/>
+              <w:rPr>
+                <w:b/>
+                <w:sz w:val="16"/>
+                <w:szCs w:val="16"/>
+              </w:rPr>
+            </w:pPr>
+          </w:p>
+        </w:tc>
+        <w:tc>
+          <w:tcPr>
+            <w:tcW w:w="521" w:type="dxa"/>
+          </w:tcPr>
+          <w:p>
+            <w:pPr>
+              <w:spacing w:line="360" w:lineRule="auto"/>
+              <w:jc w:val="both"/>
+              <w:rPr>
+                <w:b/>
+                <w:sz w:val="16"/>
+                <w:szCs w:val="16"/>
+              </w:rPr>
+            </w:pPr>
+          </w:p>
+        </w:tc>
+        <w:tc>
+          <w:tcPr>
+            <w:tcW w:w="521" w:type="dxa"/>
+          </w:tcPr>
+          <w:p>
+            <w:pPr>
+              <w:spacing w:line="360" w:lineRule="auto"/>
+              <w:jc w:val="both"/>
+              <w:rPr>
+                <w:b/>
+                <w:sz w:val="16"/>
+                <w:szCs w:val="16"/>
+              </w:rPr>
+            </w:pPr>
+          </w:p>
+        </w:tc>
+        <w:tc>
+          <w:tcPr>
+            <w:tcW w:w="521" w:type="dxa"/>
           </w:tcPr>
           <w:p>
             <w:pPr>
@@ -11038,55 +11565,39 @@
         </w:tc>
         <w:tc>
           <w:tcPr>
-            <w:tcW w:w="525" w:type="dxa"/>
-          </w:tcPr>
-          <w:p>
-            <w:pPr>
-              <w:spacing w:line="360" w:lineRule="auto"/>
-              <w:jc w:val="both"/>
-              <w:rPr>
-                <w:b/>
-                <w:sz w:val="16"/>
-                <w:szCs w:val="16"/>
-              </w:rPr>
-            </w:pPr>
-          </w:p>
-        </w:tc>
-        <w:tc>
-          <w:tcPr>
-            <w:tcW w:w="525" w:type="dxa"/>
-          </w:tcPr>
-          <w:p>
-            <w:pPr>
-              <w:spacing w:line="360" w:lineRule="auto"/>
-              <w:jc w:val="both"/>
-              <w:rPr>
-                <w:b/>
-                <w:sz w:val="16"/>
-                <w:szCs w:val="16"/>
-              </w:rPr>
-            </w:pPr>
-          </w:p>
-        </w:tc>
-        <w:tc>
-          <w:tcPr>
-            <w:tcW w:w="525" w:type="dxa"/>
-          </w:tcPr>
-          <w:p>
-            <w:pPr>
-              <w:spacing w:line="360" w:lineRule="auto"/>
-              <w:jc w:val="both"/>
-              <w:rPr>
-                <w:b/>
-                <w:sz w:val="16"/>
-                <w:szCs w:val="16"/>
-              </w:rPr>
-            </w:pPr>
-          </w:p>
-        </w:tc>
-        <w:tc>
-          <w:tcPr>
-            <w:tcW w:w="525" w:type="dxa"/>
+            <w:tcW w:w="523" w:type="dxa"/>
+          </w:tcPr>
+          <w:p>
+            <w:pPr>
+              <w:spacing w:line="360" w:lineRule="auto"/>
+              <w:jc w:val="both"/>
+              <w:rPr>
+                <w:b/>
+                <w:sz w:val="16"/>
+                <w:szCs w:val="16"/>
+              </w:rPr>
+            </w:pPr>
+          </w:p>
+        </w:tc>
+        <w:tc>
+          <w:tcPr>
+            <w:tcW w:w="523" w:type="dxa"/>
+          </w:tcPr>
+          <w:p>
+            <w:pPr>
+              <w:spacing w:line="360" w:lineRule="auto"/>
+              <w:jc w:val="both"/>
+              <w:rPr>
+                <w:b/>
+                <w:sz w:val="16"/>
+                <w:szCs w:val="16"/>
+              </w:rPr>
+            </w:pPr>
+          </w:p>
+        </w:tc>
+        <w:tc>
+          <w:tcPr>
+            <w:tcW w:w="523" w:type="dxa"/>
             <w:gridSpan w:val="2"/>
           </w:tcPr>
           <w:p>
@@ -11103,23 +11614,3649 @@
         </w:tc>
         <w:tc>
           <w:tcPr>
-            <w:tcW w:w="525" w:type="dxa"/>
-          </w:tcPr>
-          <w:p>
-            <w:pPr>
-              <w:spacing w:line="360" w:lineRule="auto"/>
-              <w:jc w:val="both"/>
-              <w:rPr>
-                <w:b/>
-                <w:sz w:val="16"/>
-                <w:szCs w:val="16"/>
-              </w:rPr>
-            </w:pPr>
-          </w:p>
-        </w:tc>
-        <w:tc>
-          <w:tcPr>
-            <w:tcW w:w="525" w:type="dxa"/>
+            <w:tcW w:w="523" w:type="dxa"/>
+          </w:tcPr>
+          <w:p>
+            <w:pPr>
+              <w:spacing w:line="360" w:lineRule="auto"/>
+              <w:jc w:val="both"/>
+              <w:rPr>
+                <w:b/>
+                <w:sz w:val="16"/>
+                <w:szCs w:val="16"/>
+              </w:rPr>
+            </w:pPr>
+          </w:p>
+        </w:tc>
+        <w:tc>
+          <w:tcPr>
+            <w:tcW w:w="523" w:type="dxa"/>
+          </w:tcPr>
+          <w:p>
+            <w:pPr>
+              <w:spacing w:line="360" w:lineRule="auto"/>
+              <w:jc w:val="both"/>
+              <w:rPr>
+                <w:b/>
+                <w:sz w:val="16"/>
+                <w:szCs w:val="16"/>
+              </w:rPr>
+            </w:pPr>
+          </w:p>
+        </w:tc>
+      </w:tr>
+      <w:tr>
+        <w:trPr>
+          <w:gridAfter w:val="1"/>
+          <w:wAfter w:w="10" w:type="dxa"/>
+          <w:trHeight w:val="294"/>
+        </w:trPr>
+        <w:tc>
+          <w:tcPr>
+            <w:tcW w:w="1399" w:type="dxa"/>
+          </w:tcPr>
+          <w:p>
+            <w:pPr>
+              <w:spacing w:line="360" w:lineRule="auto"/>
+              <w:jc w:val="both"/>
+              <w:rPr>
+                <w:rFonts w:ascii="Calibri" w:hAnsi="Calibri" w:cs="Arial"/>
+                <w:i/>
+                <w:color w:val="548DD4"/>
+                <w:sz w:val="18"/>
+                <w:szCs w:val="20"/>
+                <w:lang w:eastAsia="es-CL"/>
+              </w:rPr>
+            </w:pPr>
+            <w:r>
+              <w:rPr>
+                <w:rFonts w:ascii="Calibri" w:hAnsi="Calibri" w:cs="Arial"/>
+                <w:i/>
+                <w:color w:val="548DD4"/>
+                <w:sz w:val="18"/>
+                <w:szCs w:val="20"/>
+                <w:lang w:eastAsia="es-CL"/>
+              </w:rPr>
+              <w:t>Diseño del proceso ETL</w:t>
+            </w:r>
+          </w:p>
+        </w:tc>
+        <w:tc>
+          <w:tcPr>
+            <w:tcW w:w="532" w:type="dxa"/>
+          </w:tcPr>
+          <w:p>
+            <w:pPr>
+              <w:spacing w:line="360" w:lineRule="auto"/>
+              <w:jc w:val="both"/>
+              <w:rPr>
+                <w:b/>
+                <w:sz w:val="16"/>
+                <w:szCs w:val="16"/>
+              </w:rPr>
+            </w:pPr>
+          </w:p>
+        </w:tc>
+        <w:tc>
+          <w:tcPr>
+            <w:tcW w:w="518" w:type="dxa"/>
+          </w:tcPr>
+          <w:p>
+            <w:pPr>
+              <w:spacing w:line="360" w:lineRule="auto"/>
+              <w:jc w:val="both"/>
+              <w:rPr>
+                <w:b/>
+                <w:sz w:val="16"/>
+                <w:szCs w:val="16"/>
+              </w:rPr>
+            </w:pPr>
+          </w:p>
+        </w:tc>
+        <w:tc>
+          <w:tcPr>
+            <w:tcW w:w="519" w:type="dxa"/>
+          </w:tcPr>
+          <w:p>
+            <w:pPr>
+              <w:spacing w:line="360" w:lineRule="auto"/>
+              <w:jc w:val="both"/>
+              <w:rPr>
+                <w:b/>
+                <w:sz w:val="16"/>
+                <w:szCs w:val="16"/>
+              </w:rPr>
+            </w:pPr>
+          </w:p>
+        </w:tc>
+        <w:tc>
+          <w:tcPr>
+            <w:tcW w:w="523" w:type="dxa"/>
+          </w:tcPr>
+          <w:p>
+            <w:pPr>
+              <w:spacing w:line="360" w:lineRule="auto"/>
+              <w:jc w:val="both"/>
+              <w:rPr>
+                <w:b/>
+                <w:sz w:val="16"/>
+                <w:szCs w:val="16"/>
+              </w:rPr>
+            </w:pPr>
+          </w:p>
+        </w:tc>
+        <w:tc>
+          <w:tcPr>
+            <w:tcW w:w="520" w:type="dxa"/>
+            <w:shd w:val="clear" w:color="auto" w:fill="D6BEFA"/>
+          </w:tcPr>
+          <w:p>
+            <w:pPr>
+              <w:spacing w:line="360" w:lineRule="auto"/>
+              <w:jc w:val="both"/>
+              <w:rPr>
+                <w:b/>
+                <w:sz w:val="16"/>
+                <w:szCs w:val="16"/>
+              </w:rPr>
+            </w:pPr>
+          </w:p>
+        </w:tc>
+        <w:tc>
+          <w:tcPr>
+            <w:tcW w:w="520" w:type="dxa"/>
+          </w:tcPr>
+          <w:p>
+            <w:pPr>
+              <w:spacing w:line="360" w:lineRule="auto"/>
+              <w:jc w:val="both"/>
+              <w:rPr>
+                <w:b/>
+                <w:sz w:val="16"/>
+                <w:szCs w:val="16"/>
+              </w:rPr>
+            </w:pPr>
+          </w:p>
+        </w:tc>
+        <w:tc>
+          <w:tcPr>
+            <w:tcW w:w="520" w:type="dxa"/>
+          </w:tcPr>
+          <w:p>
+            <w:pPr>
+              <w:spacing w:line="360" w:lineRule="auto"/>
+              <w:jc w:val="both"/>
+              <w:rPr>
+                <w:b/>
+                <w:sz w:val="16"/>
+                <w:szCs w:val="16"/>
+              </w:rPr>
+            </w:pPr>
+          </w:p>
+        </w:tc>
+        <w:tc>
+          <w:tcPr>
+            <w:tcW w:w="520" w:type="dxa"/>
+          </w:tcPr>
+          <w:p>
+            <w:pPr>
+              <w:spacing w:line="360" w:lineRule="auto"/>
+              <w:jc w:val="both"/>
+              <w:rPr>
+                <w:b/>
+                <w:sz w:val="16"/>
+                <w:szCs w:val="16"/>
+              </w:rPr>
+            </w:pPr>
+          </w:p>
+        </w:tc>
+        <w:tc>
+          <w:tcPr>
+            <w:tcW w:w="520" w:type="dxa"/>
+          </w:tcPr>
+          <w:p>
+            <w:pPr>
+              <w:spacing w:line="360" w:lineRule="auto"/>
+              <w:jc w:val="both"/>
+              <w:rPr>
+                <w:b/>
+                <w:sz w:val="16"/>
+                <w:szCs w:val="16"/>
+              </w:rPr>
+            </w:pPr>
+          </w:p>
+        </w:tc>
+        <w:tc>
+          <w:tcPr>
+            <w:tcW w:w="521" w:type="dxa"/>
+          </w:tcPr>
+          <w:p>
+            <w:pPr>
+              <w:spacing w:line="360" w:lineRule="auto"/>
+              <w:jc w:val="both"/>
+              <w:rPr>
+                <w:b/>
+                <w:sz w:val="16"/>
+                <w:szCs w:val="16"/>
+              </w:rPr>
+            </w:pPr>
+          </w:p>
+        </w:tc>
+        <w:tc>
+          <w:tcPr>
+            <w:tcW w:w="521" w:type="dxa"/>
+          </w:tcPr>
+          <w:p>
+            <w:pPr>
+              <w:spacing w:line="360" w:lineRule="auto"/>
+              <w:jc w:val="both"/>
+              <w:rPr>
+                <w:b/>
+                <w:sz w:val="16"/>
+                <w:szCs w:val="16"/>
+              </w:rPr>
+            </w:pPr>
+          </w:p>
+        </w:tc>
+        <w:tc>
+          <w:tcPr>
+            <w:tcW w:w="521" w:type="dxa"/>
+          </w:tcPr>
+          <w:p>
+            <w:pPr>
+              <w:spacing w:line="360" w:lineRule="auto"/>
+              <w:jc w:val="both"/>
+              <w:rPr>
+                <w:b/>
+                <w:sz w:val="16"/>
+                <w:szCs w:val="16"/>
+              </w:rPr>
+            </w:pPr>
+          </w:p>
+        </w:tc>
+        <w:tc>
+          <w:tcPr>
+            <w:tcW w:w="523" w:type="dxa"/>
+          </w:tcPr>
+          <w:p>
+            <w:pPr>
+              <w:spacing w:line="360" w:lineRule="auto"/>
+              <w:jc w:val="both"/>
+              <w:rPr>
+                <w:b/>
+                <w:sz w:val="16"/>
+                <w:szCs w:val="16"/>
+              </w:rPr>
+            </w:pPr>
+          </w:p>
+        </w:tc>
+        <w:tc>
+          <w:tcPr>
+            <w:tcW w:w="523" w:type="dxa"/>
+          </w:tcPr>
+          <w:p>
+            <w:pPr>
+              <w:spacing w:line="360" w:lineRule="auto"/>
+              <w:jc w:val="both"/>
+              <w:rPr>
+                <w:b/>
+                <w:sz w:val="16"/>
+                <w:szCs w:val="16"/>
+              </w:rPr>
+            </w:pPr>
+          </w:p>
+        </w:tc>
+        <w:tc>
+          <w:tcPr>
+            <w:tcW w:w="523" w:type="dxa"/>
+          </w:tcPr>
+          <w:p>
+            <w:pPr>
+              <w:spacing w:line="360" w:lineRule="auto"/>
+              <w:jc w:val="both"/>
+              <w:rPr>
+                <w:b/>
+                <w:sz w:val="16"/>
+                <w:szCs w:val="16"/>
+              </w:rPr>
+            </w:pPr>
+          </w:p>
+        </w:tc>
+        <w:tc>
+          <w:tcPr>
+            <w:tcW w:w="523" w:type="dxa"/>
+            <w:gridSpan w:val="2"/>
+          </w:tcPr>
+          <w:p>
+            <w:pPr>
+              <w:spacing w:line="360" w:lineRule="auto"/>
+              <w:jc w:val="both"/>
+              <w:rPr>
+                <w:b/>
+                <w:sz w:val="16"/>
+                <w:szCs w:val="16"/>
+              </w:rPr>
+            </w:pPr>
+          </w:p>
+        </w:tc>
+        <w:tc>
+          <w:tcPr>
+            <w:tcW w:w="523" w:type="dxa"/>
+          </w:tcPr>
+          <w:p>
+            <w:pPr>
+              <w:spacing w:line="360" w:lineRule="auto"/>
+              <w:jc w:val="both"/>
+              <w:rPr>
+                <w:b/>
+                <w:sz w:val="16"/>
+                <w:szCs w:val="16"/>
+              </w:rPr>
+            </w:pPr>
+          </w:p>
+        </w:tc>
+        <w:tc>
+          <w:tcPr>
+            <w:tcW w:w="523" w:type="dxa"/>
+          </w:tcPr>
+          <w:p>
+            <w:pPr>
+              <w:spacing w:line="360" w:lineRule="auto"/>
+              <w:jc w:val="both"/>
+              <w:rPr>
+                <w:b/>
+                <w:sz w:val="16"/>
+                <w:szCs w:val="16"/>
+              </w:rPr>
+            </w:pPr>
+          </w:p>
+        </w:tc>
+      </w:tr>
+      <w:tr>
+        <w:trPr>
+          <w:gridAfter w:val="1"/>
+          <w:wAfter w:w="10" w:type="dxa"/>
+          <w:trHeight w:val="294"/>
+        </w:trPr>
+        <w:tc>
+          <w:tcPr>
+            <w:tcW w:w="1399" w:type="dxa"/>
+          </w:tcPr>
+          <w:p>
+            <w:pPr>
+              <w:spacing w:line="360" w:lineRule="auto"/>
+              <w:jc w:val="both"/>
+              <w:rPr>
+                <w:rFonts w:ascii="Calibri" w:hAnsi="Calibri" w:cs="Arial"/>
+                <w:i/>
+                <w:color w:val="548DD4"/>
+                <w:sz w:val="18"/>
+                <w:szCs w:val="20"/>
+                <w:lang w:eastAsia="es-CL"/>
+              </w:rPr>
+            </w:pPr>
+            <w:r>
+              <w:rPr>
+                <w:rFonts w:ascii="Calibri" w:hAnsi="Calibri" w:cs="Arial"/>
+                <w:i/>
+                <w:color w:val="548DD4"/>
+                <w:sz w:val="18"/>
+                <w:szCs w:val="20"/>
+                <w:lang w:eastAsia="es-CL"/>
+              </w:rPr>
+              <w:t>Implementación del ETL</w:t>
+            </w:r>
+          </w:p>
+        </w:tc>
+        <w:tc>
+          <w:tcPr>
+            <w:tcW w:w="532" w:type="dxa"/>
+          </w:tcPr>
+          <w:p>
+            <w:pPr>
+              <w:spacing w:line="360" w:lineRule="auto"/>
+              <w:jc w:val="both"/>
+              <w:rPr>
+                <w:b/>
+                <w:sz w:val="16"/>
+                <w:szCs w:val="16"/>
+              </w:rPr>
+            </w:pPr>
+          </w:p>
+        </w:tc>
+        <w:tc>
+          <w:tcPr>
+            <w:tcW w:w="518" w:type="dxa"/>
+          </w:tcPr>
+          <w:p>
+            <w:pPr>
+              <w:spacing w:line="360" w:lineRule="auto"/>
+              <w:jc w:val="both"/>
+              <w:rPr>
+                <w:b/>
+                <w:sz w:val="16"/>
+                <w:szCs w:val="16"/>
+              </w:rPr>
+            </w:pPr>
+          </w:p>
+        </w:tc>
+        <w:tc>
+          <w:tcPr>
+            <w:tcW w:w="519" w:type="dxa"/>
+          </w:tcPr>
+          <w:p>
+            <w:pPr>
+              <w:spacing w:line="360" w:lineRule="auto"/>
+              <w:jc w:val="both"/>
+              <w:rPr>
+                <w:b/>
+                <w:sz w:val="16"/>
+                <w:szCs w:val="16"/>
+              </w:rPr>
+            </w:pPr>
+          </w:p>
+        </w:tc>
+        <w:tc>
+          <w:tcPr>
+            <w:tcW w:w="523" w:type="dxa"/>
+          </w:tcPr>
+          <w:p>
+            <w:pPr>
+              <w:spacing w:line="360" w:lineRule="auto"/>
+              <w:jc w:val="both"/>
+              <w:rPr>
+                <w:b/>
+                <w:sz w:val="16"/>
+                <w:szCs w:val="16"/>
+              </w:rPr>
+            </w:pPr>
+          </w:p>
+        </w:tc>
+        <w:tc>
+          <w:tcPr>
+            <w:tcW w:w="520" w:type="dxa"/>
+          </w:tcPr>
+          <w:p>
+            <w:pPr>
+              <w:spacing w:line="360" w:lineRule="auto"/>
+              <w:jc w:val="both"/>
+              <w:rPr>
+                <w:b/>
+                <w:sz w:val="16"/>
+                <w:szCs w:val="16"/>
+              </w:rPr>
+            </w:pPr>
+          </w:p>
+        </w:tc>
+        <w:tc>
+          <w:tcPr>
+            <w:tcW w:w="520" w:type="dxa"/>
+            <w:shd w:val="clear" w:color="auto" w:fill="00B0F0"/>
+          </w:tcPr>
+          <w:p>
+            <w:pPr>
+              <w:spacing w:line="360" w:lineRule="auto"/>
+              <w:jc w:val="both"/>
+              <w:rPr>
+                <w:b/>
+                <w:sz w:val="16"/>
+                <w:szCs w:val="16"/>
+              </w:rPr>
+            </w:pPr>
+          </w:p>
+        </w:tc>
+        <w:tc>
+          <w:tcPr>
+            <w:tcW w:w="520" w:type="dxa"/>
+            <w:shd w:val="clear" w:color="auto" w:fill="00B0F0"/>
+          </w:tcPr>
+          <w:p>
+            <w:pPr>
+              <w:spacing w:line="360" w:lineRule="auto"/>
+              <w:jc w:val="both"/>
+              <w:rPr>
+                <w:b/>
+                <w:sz w:val="16"/>
+                <w:szCs w:val="16"/>
+              </w:rPr>
+            </w:pPr>
+          </w:p>
+        </w:tc>
+        <w:tc>
+          <w:tcPr>
+            <w:tcW w:w="520" w:type="dxa"/>
+            <w:shd w:val="clear" w:color="auto" w:fill="00B0F0"/>
+          </w:tcPr>
+          <w:p>
+            <w:pPr>
+              <w:spacing w:line="360" w:lineRule="auto"/>
+              <w:jc w:val="both"/>
+              <w:rPr>
+                <w:b/>
+                <w:sz w:val="16"/>
+                <w:szCs w:val="16"/>
+              </w:rPr>
+            </w:pPr>
+          </w:p>
+        </w:tc>
+        <w:tc>
+          <w:tcPr>
+            <w:tcW w:w="520" w:type="dxa"/>
+          </w:tcPr>
+          <w:p>
+            <w:pPr>
+              <w:spacing w:line="360" w:lineRule="auto"/>
+              <w:jc w:val="both"/>
+              <w:rPr>
+                <w:b/>
+                <w:sz w:val="16"/>
+                <w:szCs w:val="16"/>
+              </w:rPr>
+            </w:pPr>
+          </w:p>
+        </w:tc>
+        <w:tc>
+          <w:tcPr>
+            <w:tcW w:w="521" w:type="dxa"/>
+          </w:tcPr>
+          <w:p>
+            <w:pPr>
+              <w:spacing w:line="360" w:lineRule="auto"/>
+              <w:jc w:val="both"/>
+              <w:rPr>
+                <w:b/>
+                <w:sz w:val="16"/>
+                <w:szCs w:val="16"/>
+              </w:rPr>
+            </w:pPr>
+          </w:p>
+        </w:tc>
+        <w:tc>
+          <w:tcPr>
+            <w:tcW w:w="521" w:type="dxa"/>
+          </w:tcPr>
+          <w:p>
+            <w:pPr>
+              <w:spacing w:line="360" w:lineRule="auto"/>
+              <w:jc w:val="both"/>
+              <w:rPr>
+                <w:b/>
+                <w:sz w:val="16"/>
+                <w:szCs w:val="16"/>
+              </w:rPr>
+            </w:pPr>
+          </w:p>
+        </w:tc>
+        <w:tc>
+          <w:tcPr>
+            <w:tcW w:w="521" w:type="dxa"/>
+          </w:tcPr>
+          <w:p>
+            <w:pPr>
+              <w:spacing w:line="360" w:lineRule="auto"/>
+              <w:jc w:val="both"/>
+              <w:rPr>
+                <w:b/>
+                <w:sz w:val="16"/>
+                <w:szCs w:val="16"/>
+              </w:rPr>
+            </w:pPr>
+          </w:p>
+        </w:tc>
+        <w:tc>
+          <w:tcPr>
+            <w:tcW w:w="523" w:type="dxa"/>
+          </w:tcPr>
+          <w:p>
+            <w:pPr>
+              <w:spacing w:line="360" w:lineRule="auto"/>
+              <w:jc w:val="both"/>
+              <w:rPr>
+                <w:b/>
+                <w:sz w:val="16"/>
+                <w:szCs w:val="16"/>
+              </w:rPr>
+            </w:pPr>
+          </w:p>
+        </w:tc>
+        <w:tc>
+          <w:tcPr>
+            <w:tcW w:w="523" w:type="dxa"/>
+          </w:tcPr>
+          <w:p>
+            <w:pPr>
+              <w:spacing w:line="360" w:lineRule="auto"/>
+              <w:jc w:val="both"/>
+              <w:rPr>
+                <w:b/>
+                <w:sz w:val="16"/>
+                <w:szCs w:val="16"/>
+              </w:rPr>
+            </w:pPr>
+          </w:p>
+        </w:tc>
+        <w:tc>
+          <w:tcPr>
+            <w:tcW w:w="523" w:type="dxa"/>
+          </w:tcPr>
+          <w:p>
+            <w:pPr>
+              <w:spacing w:line="360" w:lineRule="auto"/>
+              <w:jc w:val="both"/>
+              <w:rPr>
+                <w:b/>
+                <w:sz w:val="16"/>
+                <w:szCs w:val="16"/>
+              </w:rPr>
+            </w:pPr>
+          </w:p>
+        </w:tc>
+        <w:tc>
+          <w:tcPr>
+            <w:tcW w:w="523" w:type="dxa"/>
+            <w:gridSpan w:val="2"/>
+          </w:tcPr>
+          <w:p>
+            <w:pPr>
+              <w:spacing w:line="360" w:lineRule="auto"/>
+              <w:jc w:val="both"/>
+              <w:rPr>
+                <w:b/>
+                <w:sz w:val="16"/>
+                <w:szCs w:val="16"/>
+              </w:rPr>
+            </w:pPr>
+          </w:p>
+        </w:tc>
+        <w:tc>
+          <w:tcPr>
+            <w:tcW w:w="523" w:type="dxa"/>
+          </w:tcPr>
+          <w:p>
+            <w:pPr>
+              <w:spacing w:line="360" w:lineRule="auto"/>
+              <w:jc w:val="both"/>
+              <w:rPr>
+                <w:b/>
+                <w:sz w:val="16"/>
+                <w:szCs w:val="16"/>
+              </w:rPr>
+            </w:pPr>
+          </w:p>
+        </w:tc>
+        <w:tc>
+          <w:tcPr>
+            <w:tcW w:w="523" w:type="dxa"/>
+          </w:tcPr>
+          <w:p>
+            <w:pPr>
+              <w:spacing w:line="360" w:lineRule="auto"/>
+              <w:jc w:val="both"/>
+              <w:rPr>
+                <w:b/>
+                <w:sz w:val="16"/>
+                <w:szCs w:val="16"/>
+              </w:rPr>
+            </w:pPr>
+          </w:p>
+        </w:tc>
+      </w:tr>
+      <w:tr>
+        <w:trPr>
+          <w:gridAfter w:val="1"/>
+          <w:wAfter w:w="10" w:type="dxa"/>
+          <w:trHeight w:val="294"/>
+        </w:trPr>
+        <w:tc>
+          <w:tcPr>
+            <w:tcW w:w="1399" w:type="dxa"/>
+          </w:tcPr>
+          <w:p>
+            <w:pPr>
+              <w:spacing w:line="360" w:lineRule="auto"/>
+              <w:jc w:val="both"/>
+              <w:rPr>
+                <w:rFonts w:ascii="Calibri" w:hAnsi="Calibri" w:cs="Arial"/>
+                <w:i/>
+                <w:color w:val="548DD4"/>
+                <w:sz w:val="18"/>
+                <w:szCs w:val="20"/>
+                <w:lang w:eastAsia="es-CL"/>
+              </w:rPr>
+            </w:pPr>
+            <w:r>
+              <w:rPr>
+                <w:rFonts w:ascii="Calibri" w:hAnsi="Calibri" w:cs="Arial"/>
+                <w:i/>
+                <w:color w:val="548DD4"/>
+                <w:sz w:val="18"/>
+                <w:szCs w:val="20"/>
+                <w:lang w:eastAsia="es-CL"/>
+              </w:rPr>
+              <w:t>Implementación de validaciones y reglas de negocio</w:t>
+            </w:r>
+          </w:p>
+        </w:tc>
+        <w:tc>
+          <w:tcPr>
+            <w:tcW w:w="532" w:type="dxa"/>
+          </w:tcPr>
+          <w:p>
+            <w:pPr>
+              <w:spacing w:line="360" w:lineRule="auto"/>
+              <w:jc w:val="both"/>
+              <w:rPr>
+                <w:b/>
+                <w:sz w:val="16"/>
+                <w:szCs w:val="16"/>
+              </w:rPr>
+            </w:pPr>
+          </w:p>
+        </w:tc>
+        <w:tc>
+          <w:tcPr>
+            <w:tcW w:w="518" w:type="dxa"/>
+          </w:tcPr>
+          <w:p>
+            <w:pPr>
+              <w:spacing w:line="360" w:lineRule="auto"/>
+              <w:jc w:val="both"/>
+              <w:rPr>
+                <w:b/>
+                <w:sz w:val="16"/>
+                <w:szCs w:val="16"/>
+              </w:rPr>
+            </w:pPr>
+          </w:p>
+        </w:tc>
+        <w:tc>
+          <w:tcPr>
+            <w:tcW w:w="519" w:type="dxa"/>
+          </w:tcPr>
+          <w:p>
+            <w:pPr>
+              <w:spacing w:line="360" w:lineRule="auto"/>
+              <w:jc w:val="both"/>
+              <w:rPr>
+                <w:b/>
+                <w:sz w:val="16"/>
+                <w:szCs w:val="16"/>
+              </w:rPr>
+            </w:pPr>
+          </w:p>
+        </w:tc>
+        <w:tc>
+          <w:tcPr>
+            <w:tcW w:w="523" w:type="dxa"/>
+          </w:tcPr>
+          <w:p>
+            <w:pPr>
+              <w:spacing w:line="360" w:lineRule="auto"/>
+              <w:jc w:val="both"/>
+              <w:rPr>
+                <w:b/>
+                <w:sz w:val="16"/>
+                <w:szCs w:val="16"/>
+              </w:rPr>
+            </w:pPr>
+          </w:p>
+        </w:tc>
+        <w:tc>
+          <w:tcPr>
+            <w:tcW w:w="520" w:type="dxa"/>
+          </w:tcPr>
+          <w:p>
+            <w:pPr>
+              <w:spacing w:line="360" w:lineRule="auto"/>
+              <w:jc w:val="both"/>
+              <w:rPr>
+                <w:b/>
+                <w:sz w:val="16"/>
+                <w:szCs w:val="16"/>
+              </w:rPr>
+            </w:pPr>
+          </w:p>
+        </w:tc>
+        <w:tc>
+          <w:tcPr>
+            <w:tcW w:w="520" w:type="dxa"/>
+          </w:tcPr>
+          <w:p>
+            <w:pPr>
+              <w:spacing w:line="360" w:lineRule="auto"/>
+              <w:jc w:val="both"/>
+              <w:rPr>
+                <w:b/>
+                <w:sz w:val="16"/>
+                <w:szCs w:val="16"/>
+              </w:rPr>
+            </w:pPr>
+          </w:p>
+        </w:tc>
+        <w:tc>
+          <w:tcPr>
+            <w:tcW w:w="520" w:type="dxa"/>
+          </w:tcPr>
+          <w:p>
+            <w:pPr>
+              <w:spacing w:line="360" w:lineRule="auto"/>
+              <w:jc w:val="both"/>
+              <w:rPr>
+                <w:b/>
+                <w:sz w:val="16"/>
+                <w:szCs w:val="16"/>
+              </w:rPr>
+            </w:pPr>
+          </w:p>
+        </w:tc>
+        <w:tc>
+          <w:tcPr>
+            <w:tcW w:w="520" w:type="dxa"/>
+          </w:tcPr>
+          <w:p>
+            <w:pPr>
+              <w:spacing w:line="360" w:lineRule="auto"/>
+              <w:jc w:val="both"/>
+              <w:rPr>
+                <w:b/>
+                <w:sz w:val="16"/>
+                <w:szCs w:val="16"/>
+              </w:rPr>
+            </w:pPr>
+          </w:p>
+        </w:tc>
+        <w:tc>
+          <w:tcPr>
+            <w:tcW w:w="520" w:type="dxa"/>
+            <w:shd w:val="clear" w:color="auto" w:fill="FFFF00"/>
+          </w:tcPr>
+          <w:p>
+            <w:pPr>
+              <w:spacing w:line="360" w:lineRule="auto"/>
+              <w:jc w:val="both"/>
+              <w:rPr>
+                <w:b/>
+                <w:sz w:val="16"/>
+                <w:szCs w:val="16"/>
+              </w:rPr>
+            </w:pPr>
+          </w:p>
+        </w:tc>
+        <w:tc>
+          <w:tcPr>
+            <w:tcW w:w="521" w:type="dxa"/>
+            <w:shd w:val="clear" w:color="auto" w:fill="FFFF00"/>
+          </w:tcPr>
+          <w:p>
+            <w:pPr>
+              <w:spacing w:line="360" w:lineRule="auto"/>
+              <w:jc w:val="both"/>
+              <w:rPr>
+                <w:b/>
+                <w:sz w:val="16"/>
+                <w:szCs w:val="16"/>
+              </w:rPr>
+            </w:pPr>
+          </w:p>
+        </w:tc>
+        <w:tc>
+          <w:tcPr>
+            <w:tcW w:w="521" w:type="dxa"/>
+          </w:tcPr>
+          <w:p>
+            <w:pPr>
+              <w:spacing w:line="360" w:lineRule="auto"/>
+              <w:jc w:val="both"/>
+              <w:rPr>
+                <w:b/>
+                <w:sz w:val="16"/>
+                <w:szCs w:val="16"/>
+              </w:rPr>
+            </w:pPr>
+          </w:p>
+        </w:tc>
+        <w:tc>
+          <w:tcPr>
+            <w:tcW w:w="521" w:type="dxa"/>
+          </w:tcPr>
+          <w:p>
+            <w:pPr>
+              <w:spacing w:line="360" w:lineRule="auto"/>
+              <w:jc w:val="both"/>
+              <w:rPr>
+                <w:b/>
+                <w:sz w:val="16"/>
+                <w:szCs w:val="16"/>
+              </w:rPr>
+            </w:pPr>
+          </w:p>
+        </w:tc>
+        <w:tc>
+          <w:tcPr>
+            <w:tcW w:w="523" w:type="dxa"/>
+          </w:tcPr>
+          <w:p>
+            <w:pPr>
+              <w:spacing w:line="360" w:lineRule="auto"/>
+              <w:jc w:val="both"/>
+              <w:rPr>
+                <w:b/>
+                <w:sz w:val="16"/>
+                <w:szCs w:val="16"/>
+              </w:rPr>
+            </w:pPr>
+          </w:p>
+        </w:tc>
+        <w:tc>
+          <w:tcPr>
+            <w:tcW w:w="523" w:type="dxa"/>
+          </w:tcPr>
+          <w:p>
+            <w:pPr>
+              <w:spacing w:line="360" w:lineRule="auto"/>
+              <w:jc w:val="both"/>
+              <w:rPr>
+                <w:b/>
+                <w:sz w:val="16"/>
+                <w:szCs w:val="16"/>
+              </w:rPr>
+            </w:pPr>
+          </w:p>
+        </w:tc>
+        <w:tc>
+          <w:tcPr>
+            <w:tcW w:w="523" w:type="dxa"/>
+          </w:tcPr>
+          <w:p>
+            <w:pPr>
+              <w:spacing w:line="360" w:lineRule="auto"/>
+              <w:jc w:val="both"/>
+              <w:rPr>
+                <w:b/>
+                <w:sz w:val="16"/>
+                <w:szCs w:val="16"/>
+              </w:rPr>
+            </w:pPr>
+          </w:p>
+        </w:tc>
+        <w:tc>
+          <w:tcPr>
+            <w:tcW w:w="523" w:type="dxa"/>
+            <w:gridSpan w:val="2"/>
+          </w:tcPr>
+          <w:p>
+            <w:pPr>
+              <w:spacing w:line="360" w:lineRule="auto"/>
+              <w:jc w:val="both"/>
+              <w:rPr>
+                <w:b/>
+                <w:sz w:val="16"/>
+                <w:szCs w:val="16"/>
+              </w:rPr>
+            </w:pPr>
+          </w:p>
+        </w:tc>
+        <w:tc>
+          <w:tcPr>
+            <w:tcW w:w="523" w:type="dxa"/>
+          </w:tcPr>
+          <w:p>
+            <w:pPr>
+              <w:spacing w:line="360" w:lineRule="auto"/>
+              <w:jc w:val="both"/>
+              <w:rPr>
+                <w:b/>
+                <w:sz w:val="16"/>
+                <w:szCs w:val="16"/>
+              </w:rPr>
+            </w:pPr>
+          </w:p>
+        </w:tc>
+        <w:tc>
+          <w:tcPr>
+            <w:tcW w:w="523" w:type="dxa"/>
+          </w:tcPr>
+          <w:p>
+            <w:pPr>
+              <w:spacing w:line="360" w:lineRule="auto"/>
+              <w:jc w:val="both"/>
+              <w:rPr>
+                <w:b/>
+                <w:sz w:val="16"/>
+                <w:szCs w:val="16"/>
+              </w:rPr>
+            </w:pPr>
+          </w:p>
+        </w:tc>
+      </w:tr>
+      <w:tr>
+        <w:trPr>
+          <w:gridAfter w:val="1"/>
+          <w:wAfter w:w="10" w:type="dxa"/>
+          <w:trHeight w:val="294"/>
+        </w:trPr>
+        <w:tc>
+          <w:tcPr>
+            <w:tcW w:w="1399" w:type="dxa"/>
+          </w:tcPr>
+          <w:p>
+            <w:pPr>
+              <w:spacing w:line="360" w:lineRule="auto"/>
+              <w:jc w:val="both"/>
+              <w:rPr>
+                <w:rFonts w:ascii="Calibri" w:hAnsi="Calibri" w:cs="Arial"/>
+                <w:i/>
+                <w:color w:val="548DD4"/>
+                <w:sz w:val="18"/>
+                <w:szCs w:val="20"/>
+                <w:lang w:eastAsia="es-CL"/>
+              </w:rPr>
+            </w:pPr>
+            <w:r>
+              <w:rPr>
+                <w:rFonts w:ascii="Calibri" w:hAnsi="Calibri" w:cs="Arial"/>
+                <w:i/>
+                <w:color w:val="548DD4"/>
+                <w:sz w:val="18"/>
+                <w:szCs w:val="20"/>
+                <w:lang w:eastAsia="es-CL"/>
+              </w:rPr>
+              <w:t>Comparación histórica y trazabilidad</w:t>
+            </w:r>
+          </w:p>
+        </w:tc>
+        <w:tc>
+          <w:tcPr>
+            <w:tcW w:w="532" w:type="dxa"/>
+          </w:tcPr>
+          <w:p>
+            <w:pPr>
+              <w:spacing w:line="360" w:lineRule="auto"/>
+              <w:jc w:val="both"/>
+              <w:rPr>
+                <w:b/>
+                <w:sz w:val="16"/>
+                <w:szCs w:val="16"/>
+              </w:rPr>
+            </w:pPr>
+          </w:p>
+        </w:tc>
+        <w:tc>
+          <w:tcPr>
+            <w:tcW w:w="518" w:type="dxa"/>
+          </w:tcPr>
+          <w:p>
+            <w:pPr>
+              <w:spacing w:line="360" w:lineRule="auto"/>
+              <w:jc w:val="both"/>
+              <w:rPr>
+                <w:b/>
+                <w:sz w:val="16"/>
+                <w:szCs w:val="16"/>
+              </w:rPr>
+            </w:pPr>
+          </w:p>
+        </w:tc>
+        <w:tc>
+          <w:tcPr>
+            <w:tcW w:w="519" w:type="dxa"/>
+          </w:tcPr>
+          <w:p>
+            <w:pPr>
+              <w:spacing w:line="360" w:lineRule="auto"/>
+              <w:jc w:val="both"/>
+              <w:rPr>
+                <w:b/>
+                <w:sz w:val="16"/>
+                <w:szCs w:val="16"/>
+              </w:rPr>
+            </w:pPr>
+          </w:p>
+        </w:tc>
+        <w:tc>
+          <w:tcPr>
+            <w:tcW w:w="523" w:type="dxa"/>
+          </w:tcPr>
+          <w:p>
+            <w:pPr>
+              <w:spacing w:line="360" w:lineRule="auto"/>
+              <w:jc w:val="both"/>
+              <w:rPr>
+                <w:b/>
+                <w:sz w:val="16"/>
+                <w:szCs w:val="16"/>
+              </w:rPr>
+            </w:pPr>
+          </w:p>
+        </w:tc>
+        <w:tc>
+          <w:tcPr>
+            <w:tcW w:w="520" w:type="dxa"/>
+          </w:tcPr>
+          <w:p>
+            <w:pPr>
+              <w:spacing w:line="360" w:lineRule="auto"/>
+              <w:jc w:val="both"/>
+              <w:rPr>
+                <w:b/>
+                <w:sz w:val="16"/>
+                <w:szCs w:val="16"/>
+              </w:rPr>
+            </w:pPr>
+          </w:p>
+        </w:tc>
+        <w:tc>
+          <w:tcPr>
+            <w:tcW w:w="520" w:type="dxa"/>
+          </w:tcPr>
+          <w:p>
+            <w:pPr>
+              <w:spacing w:line="360" w:lineRule="auto"/>
+              <w:jc w:val="both"/>
+              <w:rPr>
+                <w:b/>
+                <w:sz w:val="16"/>
+                <w:szCs w:val="16"/>
+              </w:rPr>
+            </w:pPr>
+          </w:p>
+        </w:tc>
+        <w:tc>
+          <w:tcPr>
+            <w:tcW w:w="520" w:type="dxa"/>
+          </w:tcPr>
+          <w:p>
+            <w:pPr>
+              <w:spacing w:line="360" w:lineRule="auto"/>
+              <w:jc w:val="both"/>
+              <w:rPr>
+                <w:b/>
+                <w:sz w:val="16"/>
+                <w:szCs w:val="16"/>
+              </w:rPr>
+            </w:pPr>
+          </w:p>
+        </w:tc>
+        <w:tc>
+          <w:tcPr>
+            <w:tcW w:w="520" w:type="dxa"/>
+          </w:tcPr>
+          <w:p>
+            <w:pPr>
+              <w:spacing w:line="360" w:lineRule="auto"/>
+              <w:jc w:val="both"/>
+              <w:rPr>
+                <w:b/>
+                <w:sz w:val="16"/>
+                <w:szCs w:val="16"/>
+              </w:rPr>
+            </w:pPr>
+          </w:p>
+        </w:tc>
+        <w:tc>
+          <w:tcPr>
+            <w:tcW w:w="520" w:type="dxa"/>
+          </w:tcPr>
+          <w:p>
+            <w:pPr>
+              <w:spacing w:line="360" w:lineRule="auto"/>
+              <w:jc w:val="both"/>
+              <w:rPr>
+                <w:b/>
+                <w:sz w:val="16"/>
+                <w:szCs w:val="16"/>
+              </w:rPr>
+            </w:pPr>
+          </w:p>
+        </w:tc>
+        <w:tc>
+          <w:tcPr>
+            <w:tcW w:w="521" w:type="dxa"/>
+          </w:tcPr>
+          <w:p>
+            <w:pPr>
+              <w:spacing w:line="360" w:lineRule="auto"/>
+              <w:jc w:val="both"/>
+              <w:rPr>
+                <w:b/>
+                <w:sz w:val="16"/>
+                <w:szCs w:val="16"/>
+              </w:rPr>
+            </w:pPr>
+          </w:p>
+        </w:tc>
+        <w:tc>
+          <w:tcPr>
+            <w:tcW w:w="521" w:type="dxa"/>
+            <w:shd w:val="clear" w:color="auto" w:fill="FF9999"/>
+          </w:tcPr>
+          <w:p>
+            <w:pPr>
+              <w:spacing w:line="360" w:lineRule="auto"/>
+              <w:jc w:val="both"/>
+              <w:rPr>
+                <w:b/>
+                <w:sz w:val="16"/>
+                <w:szCs w:val="16"/>
+              </w:rPr>
+            </w:pPr>
+          </w:p>
+        </w:tc>
+        <w:tc>
+          <w:tcPr>
+            <w:tcW w:w="521" w:type="dxa"/>
+          </w:tcPr>
+          <w:p>
+            <w:pPr>
+              <w:spacing w:line="360" w:lineRule="auto"/>
+              <w:jc w:val="both"/>
+              <w:rPr>
+                <w:b/>
+                <w:sz w:val="16"/>
+                <w:szCs w:val="16"/>
+              </w:rPr>
+            </w:pPr>
+          </w:p>
+        </w:tc>
+        <w:tc>
+          <w:tcPr>
+            <w:tcW w:w="523" w:type="dxa"/>
+          </w:tcPr>
+          <w:p>
+            <w:pPr>
+              <w:spacing w:line="360" w:lineRule="auto"/>
+              <w:jc w:val="both"/>
+              <w:rPr>
+                <w:b/>
+                <w:sz w:val="16"/>
+                <w:szCs w:val="16"/>
+              </w:rPr>
+            </w:pPr>
+          </w:p>
+        </w:tc>
+        <w:tc>
+          <w:tcPr>
+            <w:tcW w:w="523" w:type="dxa"/>
+          </w:tcPr>
+          <w:p>
+            <w:pPr>
+              <w:spacing w:line="360" w:lineRule="auto"/>
+              <w:jc w:val="both"/>
+              <w:rPr>
+                <w:b/>
+                <w:sz w:val="16"/>
+                <w:szCs w:val="16"/>
+              </w:rPr>
+            </w:pPr>
+          </w:p>
+        </w:tc>
+        <w:tc>
+          <w:tcPr>
+            <w:tcW w:w="523" w:type="dxa"/>
+          </w:tcPr>
+          <w:p>
+            <w:pPr>
+              <w:spacing w:line="360" w:lineRule="auto"/>
+              <w:jc w:val="both"/>
+              <w:rPr>
+                <w:b/>
+                <w:sz w:val="16"/>
+                <w:szCs w:val="16"/>
+              </w:rPr>
+            </w:pPr>
+          </w:p>
+        </w:tc>
+        <w:tc>
+          <w:tcPr>
+            <w:tcW w:w="523" w:type="dxa"/>
+            <w:gridSpan w:val="2"/>
+          </w:tcPr>
+          <w:p>
+            <w:pPr>
+              <w:spacing w:line="360" w:lineRule="auto"/>
+              <w:jc w:val="both"/>
+              <w:rPr>
+                <w:b/>
+                <w:sz w:val="16"/>
+                <w:szCs w:val="16"/>
+              </w:rPr>
+            </w:pPr>
+          </w:p>
+        </w:tc>
+        <w:tc>
+          <w:tcPr>
+            <w:tcW w:w="523" w:type="dxa"/>
+          </w:tcPr>
+          <w:p>
+            <w:pPr>
+              <w:spacing w:line="360" w:lineRule="auto"/>
+              <w:jc w:val="both"/>
+              <w:rPr>
+                <w:b/>
+                <w:sz w:val="16"/>
+                <w:szCs w:val="16"/>
+              </w:rPr>
+            </w:pPr>
+          </w:p>
+        </w:tc>
+        <w:tc>
+          <w:tcPr>
+            <w:tcW w:w="523" w:type="dxa"/>
+          </w:tcPr>
+          <w:p>
+            <w:pPr>
+              <w:spacing w:line="360" w:lineRule="auto"/>
+              <w:jc w:val="both"/>
+              <w:rPr>
+                <w:b/>
+                <w:sz w:val="16"/>
+                <w:szCs w:val="16"/>
+              </w:rPr>
+            </w:pPr>
+          </w:p>
+        </w:tc>
+      </w:tr>
+      <w:tr>
+        <w:trPr>
+          <w:gridAfter w:val="1"/>
+          <w:wAfter w:w="10" w:type="dxa"/>
+          <w:trHeight w:val="294"/>
+        </w:trPr>
+        <w:tc>
+          <w:tcPr>
+            <w:tcW w:w="1399" w:type="dxa"/>
+          </w:tcPr>
+          <w:p>
+            <w:pPr>
+              <w:spacing w:line="360" w:lineRule="auto"/>
+              <w:jc w:val="both"/>
+              <w:rPr>
+                <w:rFonts w:ascii="Calibri" w:hAnsi="Calibri" w:cs="Arial"/>
+                <w:i/>
+                <w:color w:val="548DD4"/>
+                <w:sz w:val="18"/>
+                <w:szCs w:val="20"/>
+                <w:lang w:eastAsia="es-CL"/>
+              </w:rPr>
+            </w:pPr>
+            <w:r>
+              <w:rPr>
+                <w:rFonts w:ascii="Calibri" w:hAnsi="Calibri" w:cs="Arial"/>
+                <w:i/>
+                <w:color w:val="548DD4"/>
+                <w:sz w:val="18"/>
+                <w:szCs w:val="20"/>
+                <w:lang w:eastAsia="es-CL"/>
+              </w:rPr>
+              <w:t xml:space="preserve">Desarrollo de </w:t>
+            </w:r>
+            <w:proofErr w:type="spellStart"/>
+            <w:r>
+              <w:rPr>
+                <w:rFonts w:ascii="Calibri" w:hAnsi="Calibri" w:cs="Arial"/>
+                <w:i/>
+                <w:color w:val="548DD4"/>
+                <w:sz w:val="18"/>
+                <w:szCs w:val="20"/>
+                <w:lang w:eastAsia="es-CL"/>
+              </w:rPr>
+              <w:t>dashboard</w:t>
+            </w:r>
+            <w:proofErr w:type="spellEnd"/>
+            <w:r>
+              <w:rPr>
+                <w:rFonts w:ascii="Calibri" w:hAnsi="Calibri" w:cs="Arial"/>
+                <w:i/>
+                <w:color w:val="548DD4"/>
+                <w:sz w:val="18"/>
+                <w:szCs w:val="20"/>
+                <w:lang w:eastAsia="es-CL"/>
+              </w:rPr>
+              <w:t xml:space="preserve"> y monitoreo</w:t>
+            </w:r>
+          </w:p>
+        </w:tc>
+        <w:tc>
+          <w:tcPr>
+            <w:tcW w:w="532" w:type="dxa"/>
+          </w:tcPr>
+          <w:p>
+            <w:pPr>
+              <w:spacing w:line="360" w:lineRule="auto"/>
+              <w:jc w:val="both"/>
+              <w:rPr>
+                <w:b/>
+                <w:sz w:val="16"/>
+                <w:szCs w:val="16"/>
+              </w:rPr>
+            </w:pPr>
+          </w:p>
+        </w:tc>
+        <w:tc>
+          <w:tcPr>
+            <w:tcW w:w="518" w:type="dxa"/>
+          </w:tcPr>
+          <w:p>
+            <w:pPr>
+              <w:spacing w:line="360" w:lineRule="auto"/>
+              <w:jc w:val="both"/>
+              <w:rPr>
+                <w:b/>
+                <w:sz w:val="16"/>
+                <w:szCs w:val="16"/>
+              </w:rPr>
+            </w:pPr>
+          </w:p>
+        </w:tc>
+        <w:tc>
+          <w:tcPr>
+            <w:tcW w:w="519" w:type="dxa"/>
+          </w:tcPr>
+          <w:p>
+            <w:pPr>
+              <w:spacing w:line="360" w:lineRule="auto"/>
+              <w:jc w:val="both"/>
+              <w:rPr>
+                <w:b/>
+                <w:sz w:val="16"/>
+                <w:szCs w:val="16"/>
+              </w:rPr>
+            </w:pPr>
+          </w:p>
+        </w:tc>
+        <w:tc>
+          <w:tcPr>
+            <w:tcW w:w="523" w:type="dxa"/>
+          </w:tcPr>
+          <w:p>
+            <w:pPr>
+              <w:spacing w:line="360" w:lineRule="auto"/>
+              <w:jc w:val="both"/>
+              <w:rPr>
+                <w:b/>
+                <w:sz w:val="16"/>
+                <w:szCs w:val="16"/>
+              </w:rPr>
+            </w:pPr>
+          </w:p>
+        </w:tc>
+        <w:tc>
+          <w:tcPr>
+            <w:tcW w:w="520" w:type="dxa"/>
+          </w:tcPr>
+          <w:p>
+            <w:pPr>
+              <w:spacing w:line="360" w:lineRule="auto"/>
+              <w:jc w:val="both"/>
+              <w:rPr>
+                <w:b/>
+                <w:sz w:val="16"/>
+                <w:szCs w:val="16"/>
+              </w:rPr>
+            </w:pPr>
+          </w:p>
+        </w:tc>
+        <w:tc>
+          <w:tcPr>
+            <w:tcW w:w="520" w:type="dxa"/>
+          </w:tcPr>
+          <w:p>
+            <w:pPr>
+              <w:spacing w:line="360" w:lineRule="auto"/>
+              <w:jc w:val="both"/>
+              <w:rPr>
+                <w:b/>
+                <w:sz w:val="16"/>
+                <w:szCs w:val="16"/>
+              </w:rPr>
+            </w:pPr>
+          </w:p>
+        </w:tc>
+        <w:tc>
+          <w:tcPr>
+            <w:tcW w:w="520" w:type="dxa"/>
+          </w:tcPr>
+          <w:p>
+            <w:pPr>
+              <w:spacing w:line="360" w:lineRule="auto"/>
+              <w:jc w:val="both"/>
+              <w:rPr>
+                <w:b/>
+                <w:sz w:val="16"/>
+                <w:szCs w:val="16"/>
+              </w:rPr>
+            </w:pPr>
+          </w:p>
+        </w:tc>
+        <w:tc>
+          <w:tcPr>
+            <w:tcW w:w="520" w:type="dxa"/>
+          </w:tcPr>
+          <w:p>
+            <w:pPr>
+              <w:spacing w:line="360" w:lineRule="auto"/>
+              <w:jc w:val="both"/>
+              <w:rPr>
+                <w:b/>
+                <w:sz w:val="16"/>
+                <w:szCs w:val="16"/>
+              </w:rPr>
+            </w:pPr>
+          </w:p>
+        </w:tc>
+        <w:tc>
+          <w:tcPr>
+            <w:tcW w:w="520" w:type="dxa"/>
+          </w:tcPr>
+          <w:p>
+            <w:pPr>
+              <w:spacing w:line="360" w:lineRule="auto"/>
+              <w:jc w:val="both"/>
+              <w:rPr>
+                <w:b/>
+                <w:sz w:val="16"/>
+                <w:szCs w:val="16"/>
+              </w:rPr>
+            </w:pPr>
+          </w:p>
+        </w:tc>
+        <w:tc>
+          <w:tcPr>
+            <w:tcW w:w="521" w:type="dxa"/>
+          </w:tcPr>
+          <w:p>
+            <w:pPr>
+              <w:spacing w:line="360" w:lineRule="auto"/>
+              <w:jc w:val="both"/>
+              <w:rPr>
+                <w:b/>
+                <w:sz w:val="16"/>
+                <w:szCs w:val="16"/>
+              </w:rPr>
+            </w:pPr>
+          </w:p>
+        </w:tc>
+        <w:tc>
+          <w:tcPr>
+            <w:tcW w:w="521" w:type="dxa"/>
+          </w:tcPr>
+          <w:p>
+            <w:pPr>
+              <w:spacing w:line="360" w:lineRule="auto"/>
+              <w:jc w:val="both"/>
+              <w:rPr>
+                <w:b/>
+                <w:sz w:val="16"/>
+                <w:szCs w:val="16"/>
+              </w:rPr>
+            </w:pPr>
+          </w:p>
+        </w:tc>
+        <w:tc>
+          <w:tcPr>
+            <w:tcW w:w="521" w:type="dxa"/>
+            <w:shd w:val="clear" w:color="auto" w:fill="00FFCC"/>
+          </w:tcPr>
+          <w:p>
+            <w:pPr>
+              <w:spacing w:line="360" w:lineRule="auto"/>
+              <w:jc w:val="both"/>
+              <w:rPr>
+                <w:b/>
+                <w:sz w:val="16"/>
+                <w:szCs w:val="16"/>
+              </w:rPr>
+            </w:pPr>
+          </w:p>
+        </w:tc>
+        <w:tc>
+          <w:tcPr>
+            <w:tcW w:w="523" w:type="dxa"/>
+          </w:tcPr>
+          <w:p>
+            <w:pPr>
+              <w:spacing w:line="360" w:lineRule="auto"/>
+              <w:jc w:val="both"/>
+              <w:rPr>
+                <w:b/>
+                <w:sz w:val="16"/>
+                <w:szCs w:val="16"/>
+              </w:rPr>
+            </w:pPr>
+          </w:p>
+        </w:tc>
+        <w:tc>
+          <w:tcPr>
+            <w:tcW w:w="523" w:type="dxa"/>
+          </w:tcPr>
+          <w:p>
+            <w:pPr>
+              <w:spacing w:line="360" w:lineRule="auto"/>
+              <w:jc w:val="both"/>
+              <w:rPr>
+                <w:b/>
+                <w:sz w:val="16"/>
+                <w:szCs w:val="16"/>
+              </w:rPr>
+            </w:pPr>
+          </w:p>
+        </w:tc>
+        <w:tc>
+          <w:tcPr>
+            <w:tcW w:w="523" w:type="dxa"/>
+          </w:tcPr>
+          <w:p>
+            <w:pPr>
+              <w:spacing w:line="360" w:lineRule="auto"/>
+              <w:jc w:val="both"/>
+              <w:rPr>
+                <w:b/>
+                <w:sz w:val="16"/>
+                <w:szCs w:val="16"/>
+              </w:rPr>
+            </w:pPr>
+          </w:p>
+        </w:tc>
+        <w:tc>
+          <w:tcPr>
+            <w:tcW w:w="523" w:type="dxa"/>
+            <w:gridSpan w:val="2"/>
+          </w:tcPr>
+          <w:p>
+            <w:pPr>
+              <w:spacing w:line="360" w:lineRule="auto"/>
+              <w:jc w:val="both"/>
+              <w:rPr>
+                <w:b/>
+                <w:sz w:val="16"/>
+                <w:szCs w:val="16"/>
+              </w:rPr>
+            </w:pPr>
+          </w:p>
+        </w:tc>
+        <w:tc>
+          <w:tcPr>
+            <w:tcW w:w="523" w:type="dxa"/>
+          </w:tcPr>
+          <w:p>
+            <w:pPr>
+              <w:spacing w:line="360" w:lineRule="auto"/>
+              <w:jc w:val="both"/>
+              <w:rPr>
+                <w:b/>
+                <w:sz w:val="16"/>
+                <w:szCs w:val="16"/>
+              </w:rPr>
+            </w:pPr>
+          </w:p>
+        </w:tc>
+        <w:tc>
+          <w:tcPr>
+            <w:tcW w:w="523" w:type="dxa"/>
+          </w:tcPr>
+          <w:p>
+            <w:pPr>
+              <w:spacing w:line="360" w:lineRule="auto"/>
+              <w:jc w:val="both"/>
+              <w:rPr>
+                <w:b/>
+                <w:sz w:val="16"/>
+                <w:szCs w:val="16"/>
+              </w:rPr>
+            </w:pPr>
+          </w:p>
+        </w:tc>
+      </w:tr>
+      <w:tr>
+        <w:trPr>
+          <w:gridAfter w:val="1"/>
+          <w:wAfter w:w="10" w:type="dxa"/>
+          <w:trHeight w:val="294"/>
+        </w:trPr>
+        <w:tc>
+          <w:tcPr>
+            <w:tcW w:w="1399" w:type="dxa"/>
+          </w:tcPr>
+          <w:p>
+            <w:pPr>
+              <w:spacing w:line="360" w:lineRule="auto"/>
+              <w:jc w:val="both"/>
+              <w:rPr>
+                <w:rFonts w:ascii="Calibri" w:hAnsi="Calibri" w:cs="Arial"/>
+                <w:i/>
+                <w:color w:val="548DD4"/>
+                <w:sz w:val="18"/>
+                <w:szCs w:val="20"/>
+                <w:lang w:eastAsia="es-CL"/>
+              </w:rPr>
+            </w:pPr>
+            <w:r>
+              <w:rPr>
+                <w:rFonts w:ascii="Calibri" w:hAnsi="Calibri" w:cs="Arial"/>
+                <w:i/>
+                <w:color w:val="548DD4"/>
+                <w:sz w:val="18"/>
+                <w:szCs w:val="20"/>
+                <w:lang w:eastAsia="es-CL"/>
+              </w:rPr>
+              <w:t>Implementación de reportes</w:t>
+            </w:r>
+          </w:p>
+        </w:tc>
+        <w:tc>
+          <w:tcPr>
+            <w:tcW w:w="532" w:type="dxa"/>
+          </w:tcPr>
+          <w:p>
+            <w:pPr>
+              <w:spacing w:line="360" w:lineRule="auto"/>
+              <w:jc w:val="both"/>
+              <w:rPr>
+                <w:b/>
+                <w:sz w:val="16"/>
+                <w:szCs w:val="16"/>
+              </w:rPr>
+            </w:pPr>
+          </w:p>
+        </w:tc>
+        <w:tc>
+          <w:tcPr>
+            <w:tcW w:w="518" w:type="dxa"/>
+          </w:tcPr>
+          <w:p>
+            <w:pPr>
+              <w:spacing w:line="360" w:lineRule="auto"/>
+              <w:jc w:val="both"/>
+              <w:rPr>
+                <w:b/>
+                <w:sz w:val="16"/>
+                <w:szCs w:val="16"/>
+              </w:rPr>
+            </w:pPr>
+          </w:p>
+        </w:tc>
+        <w:tc>
+          <w:tcPr>
+            <w:tcW w:w="519" w:type="dxa"/>
+          </w:tcPr>
+          <w:p>
+            <w:pPr>
+              <w:spacing w:line="360" w:lineRule="auto"/>
+              <w:jc w:val="both"/>
+              <w:rPr>
+                <w:b/>
+                <w:sz w:val="16"/>
+                <w:szCs w:val="16"/>
+              </w:rPr>
+            </w:pPr>
+          </w:p>
+        </w:tc>
+        <w:tc>
+          <w:tcPr>
+            <w:tcW w:w="523" w:type="dxa"/>
+          </w:tcPr>
+          <w:p>
+            <w:pPr>
+              <w:spacing w:line="360" w:lineRule="auto"/>
+              <w:jc w:val="both"/>
+              <w:rPr>
+                <w:b/>
+                <w:sz w:val="16"/>
+                <w:szCs w:val="16"/>
+              </w:rPr>
+            </w:pPr>
+          </w:p>
+        </w:tc>
+        <w:tc>
+          <w:tcPr>
+            <w:tcW w:w="520" w:type="dxa"/>
+          </w:tcPr>
+          <w:p>
+            <w:pPr>
+              <w:spacing w:line="360" w:lineRule="auto"/>
+              <w:jc w:val="both"/>
+              <w:rPr>
+                <w:b/>
+                <w:sz w:val="16"/>
+                <w:szCs w:val="16"/>
+              </w:rPr>
+            </w:pPr>
+          </w:p>
+        </w:tc>
+        <w:tc>
+          <w:tcPr>
+            <w:tcW w:w="520" w:type="dxa"/>
+          </w:tcPr>
+          <w:p>
+            <w:pPr>
+              <w:spacing w:line="360" w:lineRule="auto"/>
+              <w:jc w:val="both"/>
+              <w:rPr>
+                <w:b/>
+                <w:sz w:val="16"/>
+                <w:szCs w:val="16"/>
+              </w:rPr>
+            </w:pPr>
+          </w:p>
+        </w:tc>
+        <w:tc>
+          <w:tcPr>
+            <w:tcW w:w="520" w:type="dxa"/>
+          </w:tcPr>
+          <w:p>
+            <w:pPr>
+              <w:spacing w:line="360" w:lineRule="auto"/>
+              <w:jc w:val="both"/>
+              <w:rPr>
+                <w:b/>
+                <w:sz w:val="16"/>
+                <w:szCs w:val="16"/>
+              </w:rPr>
+            </w:pPr>
+          </w:p>
+        </w:tc>
+        <w:tc>
+          <w:tcPr>
+            <w:tcW w:w="520" w:type="dxa"/>
+          </w:tcPr>
+          <w:p>
+            <w:pPr>
+              <w:spacing w:line="360" w:lineRule="auto"/>
+              <w:jc w:val="both"/>
+              <w:rPr>
+                <w:b/>
+                <w:sz w:val="16"/>
+                <w:szCs w:val="16"/>
+              </w:rPr>
+            </w:pPr>
+          </w:p>
+        </w:tc>
+        <w:tc>
+          <w:tcPr>
+            <w:tcW w:w="520" w:type="dxa"/>
+          </w:tcPr>
+          <w:p>
+            <w:pPr>
+              <w:spacing w:line="360" w:lineRule="auto"/>
+              <w:jc w:val="both"/>
+              <w:rPr>
+                <w:b/>
+                <w:sz w:val="16"/>
+                <w:szCs w:val="16"/>
+              </w:rPr>
+            </w:pPr>
+          </w:p>
+        </w:tc>
+        <w:tc>
+          <w:tcPr>
+            <w:tcW w:w="521" w:type="dxa"/>
+          </w:tcPr>
+          <w:p>
+            <w:pPr>
+              <w:spacing w:line="360" w:lineRule="auto"/>
+              <w:jc w:val="both"/>
+              <w:rPr>
+                <w:b/>
+                <w:sz w:val="16"/>
+                <w:szCs w:val="16"/>
+              </w:rPr>
+            </w:pPr>
+          </w:p>
+        </w:tc>
+        <w:tc>
+          <w:tcPr>
+            <w:tcW w:w="521" w:type="dxa"/>
+          </w:tcPr>
+          <w:p>
+            <w:pPr>
+              <w:spacing w:line="360" w:lineRule="auto"/>
+              <w:jc w:val="both"/>
+              <w:rPr>
+                <w:b/>
+                <w:sz w:val="16"/>
+                <w:szCs w:val="16"/>
+              </w:rPr>
+            </w:pPr>
+          </w:p>
+        </w:tc>
+        <w:tc>
+          <w:tcPr>
+            <w:tcW w:w="521" w:type="dxa"/>
+          </w:tcPr>
+          <w:p>
+            <w:pPr>
+              <w:spacing w:line="360" w:lineRule="auto"/>
+              <w:jc w:val="both"/>
+              <w:rPr>
+                <w:b/>
+                <w:sz w:val="16"/>
+                <w:szCs w:val="16"/>
+              </w:rPr>
+            </w:pPr>
+          </w:p>
+        </w:tc>
+        <w:tc>
+          <w:tcPr>
+            <w:tcW w:w="523" w:type="dxa"/>
+            <w:shd w:val="clear" w:color="auto" w:fill="993366"/>
+          </w:tcPr>
+          <w:p>
+            <w:pPr>
+              <w:spacing w:line="360" w:lineRule="auto"/>
+              <w:jc w:val="both"/>
+              <w:rPr>
+                <w:b/>
+                <w:sz w:val="16"/>
+                <w:szCs w:val="16"/>
+              </w:rPr>
+            </w:pPr>
+          </w:p>
+        </w:tc>
+        <w:tc>
+          <w:tcPr>
+            <w:tcW w:w="523" w:type="dxa"/>
+          </w:tcPr>
+          <w:p>
+            <w:pPr>
+              <w:spacing w:line="360" w:lineRule="auto"/>
+              <w:jc w:val="both"/>
+              <w:rPr>
+                <w:b/>
+                <w:sz w:val="16"/>
+                <w:szCs w:val="16"/>
+              </w:rPr>
+            </w:pPr>
+          </w:p>
+        </w:tc>
+        <w:tc>
+          <w:tcPr>
+            <w:tcW w:w="523" w:type="dxa"/>
+          </w:tcPr>
+          <w:p>
+            <w:pPr>
+              <w:spacing w:line="360" w:lineRule="auto"/>
+              <w:jc w:val="both"/>
+              <w:rPr>
+                <w:b/>
+                <w:sz w:val="16"/>
+                <w:szCs w:val="16"/>
+              </w:rPr>
+            </w:pPr>
+          </w:p>
+        </w:tc>
+        <w:tc>
+          <w:tcPr>
+            <w:tcW w:w="523" w:type="dxa"/>
+            <w:gridSpan w:val="2"/>
+          </w:tcPr>
+          <w:p>
+            <w:pPr>
+              <w:spacing w:line="360" w:lineRule="auto"/>
+              <w:jc w:val="both"/>
+              <w:rPr>
+                <w:b/>
+                <w:sz w:val="16"/>
+                <w:szCs w:val="16"/>
+              </w:rPr>
+            </w:pPr>
+          </w:p>
+        </w:tc>
+        <w:tc>
+          <w:tcPr>
+            <w:tcW w:w="523" w:type="dxa"/>
+          </w:tcPr>
+          <w:p>
+            <w:pPr>
+              <w:spacing w:line="360" w:lineRule="auto"/>
+              <w:jc w:val="both"/>
+              <w:rPr>
+                <w:b/>
+                <w:sz w:val="16"/>
+                <w:szCs w:val="16"/>
+              </w:rPr>
+            </w:pPr>
+          </w:p>
+        </w:tc>
+        <w:tc>
+          <w:tcPr>
+            <w:tcW w:w="523" w:type="dxa"/>
+          </w:tcPr>
+          <w:p>
+            <w:pPr>
+              <w:spacing w:line="360" w:lineRule="auto"/>
+              <w:jc w:val="both"/>
+              <w:rPr>
+                <w:b/>
+                <w:sz w:val="16"/>
+                <w:szCs w:val="16"/>
+              </w:rPr>
+            </w:pPr>
+          </w:p>
+        </w:tc>
+      </w:tr>
+      <w:tr>
+        <w:trPr>
+          <w:gridAfter w:val="1"/>
+          <w:wAfter w:w="10" w:type="dxa"/>
+          <w:trHeight w:val="294"/>
+        </w:trPr>
+        <w:tc>
+          <w:tcPr>
+            <w:tcW w:w="1399" w:type="dxa"/>
+          </w:tcPr>
+          <w:p>
+            <w:pPr>
+              <w:spacing w:line="360" w:lineRule="auto"/>
+              <w:jc w:val="both"/>
+              <w:rPr>
+                <w:rFonts w:ascii="Calibri" w:hAnsi="Calibri" w:cs="Arial"/>
+                <w:i/>
+                <w:color w:val="548DD4"/>
+                <w:sz w:val="18"/>
+                <w:szCs w:val="20"/>
+                <w:lang w:eastAsia="es-CL"/>
+              </w:rPr>
+            </w:pPr>
+            <w:r>
+              <w:rPr>
+                <w:rFonts w:ascii="Calibri" w:hAnsi="Calibri" w:cs="Arial"/>
+                <w:i/>
+                <w:color w:val="548DD4"/>
+                <w:sz w:val="18"/>
+                <w:szCs w:val="20"/>
+                <w:lang w:eastAsia="es-CL"/>
+              </w:rPr>
+              <w:t>Implementación del componente de IA</w:t>
+            </w:r>
+          </w:p>
+        </w:tc>
+        <w:tc>
+          <w:tcPr>
+            <w:tcW w:w="532" w:type="dxa"/>
+          </w:tcPr>
+          <w:p>
+            <w:pPr>
+              <w:spacing w:line="360" w:lineRule="auto"/>
+              <w:jc w:val="both"/>
+              <w:rPr>
+                <w:b/>
+                <w:sz w:val="16"/>
+                <w:szCs w:val="16"/>
+              </w:rPr>
+            </w:pPr>
+          </w:p>
+        </w:tc>
+        <w:tc>
+          <w:tcPr>
+            <w:tcW w:w="518" w:type="dxa"/>
+          </w:tcPr>
+          <w:p>
+            <w:pPr>
+              <w:spacing w:line="360" w:lineRule="auto"/>
+              <w:jc w:val="both"/>
+              <w:rPr>
+                <w:b/>
+                <w:sz w:val="16"/>
+                <w:szCs w:val="16"/>
+              </w:rPr>
+            </w:pPr>
+          </w:p>
+        </w:tc>
+        <w:tc>
+          <w:tcPr>
+            <w:tcW w:w="519" w:type="dxa"/>
+          </w:tcPr>
+          <w:p>
+            <w:pPr>
+              <w:spacing w:line="360" w:lineRule="auto"/>
+              <w:jc w:val="both"/>
+              <w:rPr>
+                <w:b/>
+                <w:sz w:val="16"/>
+                <w:szCs w:val="16"/>
+              </w:rPr>
+            </w:pPr>
+          </w:p>
+        </w:tc>
+        <w:tc>
+          <w:tcPr>
+            <w:tcW w:w="523" w:type="dxa"/>
+          </w:tcPr>
+          <w:p>
+            <w:pPr>
+              <w:spacing w:line="360" w:lineRule="auto"/>
+              <w:jc w:val="both"/>
+              <w:rPr>
+                <w:b/>
+                <w:sz w:val="16"/>
+                <w:szCs w:val="16"/>
+              </w:rPr>
+            </w:pPr>
+          </w:p>
+        </w:tc>
+        <w:tc>
+          <w:tcPr>
+            <w:tcW w:w="520" w:type="dxa"/>
+          </w:tcPr>
+          <w:p>
+            <w:pPr>
+              <w:spacing w:line="360" w:lineRule="auto"/>
+              <w:jc w:val="both"/>
+              <w:rPr>
+                <w:b/>
+                <w:sz w:val="16"/>
+                <w:szCs w:val="16"/>
+              </w:rPr>
+            </w:pPr>
+          </w:p>
+        </w:tc>
+        <w:tc>
+          <w:tcPr>
+            <w:tcW w:w="520" w:type="dxa"/>
+          </w:tcPr>
+          <w:p>
+            <w:pPr>
+              <w:spacing w:line="360" w:lineRule="auto"/>
+              <w:jc w:val="both"/>
+              <w:rPr>
+                <w:b/>
+                <w:sz w:val="16"/>
+                <w:szCs w:val="16"/>
+              </w:rPr>
+            </w:pPr>
+          </w:p>
+        </w:tc>
+        <w:tc>
+          <w:tcPr>
+            <w:tcW w:w="520" w:type="dxa"/>
+          </w:tcPr>
+          <w:p>
+            <w:pPr>
+              <w:spacing w:line="360" w:lineRule="auto"/>
+              <w:jc w:val="both"/>
+              <w:rPr>
+                <w:b/>
+                <w:sz w:val="16"/>
+                <w:szCs w:val="16"/>
+              </w:rPr>
+            </w:pPr>
+          </w:p>
+        </w:tc>
+        <w:tc>
+          <w:tcPr>
+            <w:tcW w:w="520" w:type="dxa"/>
+          </w:tcPr>
+          <w:p>
+            <w:pPr>
+              <w:spacing w:line="360" w:lineRule="auto"/>
+              <w:jc w:val="both"/>
+              <w:rPr>
+                <w:b/>
+                <w:sz w:val="16"/>
+                <w:szCs w:val="16"/>
+              </w:rPr>
+            </w:pPr>
+          </w:p>
+        </w:tc>
+        <w:tc>
+          <w:tcPr>
+            <w:tcW w:w="520" w:type="dxa"/>
+          </w:tcPr>
+          <w:p>
+            <w:pPr>
+              <w:spacing w:line="360" w:lineRule="auto"/>
+              <w:jc w:val="both"/>
+              <w:rPr>
+                <w:b/>
+                <w:sz w:val="16"/>
+                <w:szCs w:val="16"/>
+              </w:rPr>
+            </w:pPr>
+          </w:p>
+        </w:tc>
+        <w:tc>
+          <w:tcPr>
+            <w:tcW w:w="521" w:type="dxa"/>
+          </w:tcPr>
+          <w:p>
+            <w:pPr>
+              <w:spacing w:line="360" w:lineRule="auto"/>
+              <w:jc w:val="both"/>
+              <w:rPr>
+                <w:b/>
+                <w:sz w:val="16"/>
+                <w:szCs w:val="16"/>
+              </w:rPr>
+            </w:pPr>
+          </w:p>
+        </w:tc>
+        <w:tc>
+          <w:tcPr>
+            <w:tcW w:w="521" w:type="dxa"/>
+          </w:tcPr>
+          <w:p>
+            <w:pPr>
+              <w:spacing w:line="360" w:lineRule="auto"/>
+              <w:jc w:val="both"/>
+              <w:rPr>
+                <w:b/>
+                <w:sz w:val="16"/>
+                <w:szCs w:val="16"/>
+              </w:rPr>
+            </w:pPr>
+          </w:p>
+        </w:tc>
+        <w:tc>
+          <w:tcPr>
+            <w:tcW w:w="521" w:type="dxa"/>
+          </w:tcPr>
+          <w:p>
+            <w:pPr>
+              <w:spacing w:line="360" w:lineRule="auto"/>
+              <w:jc w:val="both"/>
+              <w:rPr>
+                <w:b/>
+                <w:sz w:val="16"/>
+                <w:szCs w:val="16"/>
+              </w:rPr>
+            </w:pPr>
+          </w:p>
+        </w:tc>
+        <w:tc>
+          <w:tcPr>
+            <w:tcW w:w="523" w:type="dxa"/>
+            <w:shd w:val="clear" w:color="auto" w:fill="00CC66"/>
+          </w:tcPr>
+          <w:p>
+            <w:pPr>
+              <w:spacing w:line="360" w:lineRule="auto"/>
+              <w:jc w:val="both"/>
+              <w:rPr>
+                <w:b/>
+                <w:sz w:val="16"/>
+                <w:szCs w:val="16"/>
+              </w:rPr>
+            </w:pPr>
+          </w:p>
+        </w:tc>
+        <w:tc>
+          <w:tcPr>
+            <w:tcW w:w="523" w:type="dxa"/>
+            <w:shd w:val="clear" w:color="auto" w:fill="00CC66"/>
+          </w:tcPr>
+          <w:p>
+            <w:pPr>
+              <w:spacing w:line="360" w:lineRule="auto"/>
+              <w:jc w:val="both"/>
+              <w:rPr>
+                <w:b/>
+                <w:sz w:val="16"/>
+                <w:szCs w:val="16"/>
+              </w:rPr>
+            </w:pPr>
+          </w:p>
+        </w:tc>
+        <w:tc>
+          <w:tcPr>
+            <w:tcW w:w="523" w:type="dxa"/>
+          </w:tcPr>
+          <w:p>
+            <w:pPr>
+              <w:spacing w:line="360" w:lineRule="auto"/>
+              <w:jc w:val="both"/>
+              <w:rPr>
+                <w:b/>
+                <w:sz w:val="16"/>
+                <w:szCs w:val="16"/>
+              </w:rPr>
+            </w:pPr>
+          </w:p>
+        </w:tc>
+        <w:tc>
+          <w:tcPr>
+            <w:tcW w:w="523" w:type="dxa"/>
+            <w:gridSpan w:val="2"/>
+          </w:tcPr>
+          <w:p>
+            <w:pPr>
+              <w:spacing w:line="360" w:lineRule="auto"/>
+              <w:jc w:val="both"/>
+              <w:rPr>
+                <w:b/>
+                <w:sz w:val="16"/>
+                <w:szCs w:val="16"/>
+              </w:rPr>
+            </w:pPr>
+          </w:p>
+        </w:tc>
+        <w:tc>
+          <w:tcPr>
+            <w:tcW w:w="523" w:type="dxa"/>
+          </w:tcPr>
+          <w:p>
+            <w:pPr>
+              <w:spacing w:line="360" w:lineRule="auto"/>
+              <w:jc w:val="both"/>
+              <w:rPr>
+                <w:b/>
+                <w:sz w:val="16"/>
+                <w:szCs w:val="16"/>
+              </w:rPr>
+            </w:pPr>
+          </w:p>
+        </w:tc>
+        <w:tc>
+          <w:tcPr>
+            <w:tcW w:w="523" w:type="dxa"/>
+          </w:tcPr>
+          <w:p>
+            <w:pPr>
+              <w:spacing w:line="360" w:lineRule="auto"/>
+              <w:jc w:val="both"/>
+              <w:rPr>
+                <w:b/>
+                <w:sz w:val="16"/>
+                <w:szCs w:val="16"/>
+              </w:rPr>
+            </w:pPr>
+          </w:p>
+        </w:tc>
+      </w:tr>
+      <w:tr>
+        <w:trPr>
+          <w:gridAfter w:val="1"/>
+          <w:wAfter w:w="10" w:type="dxa"/>
+          <w:trHeight w:val="294"/>
+        </w:trPr>
+        <w:tc>
+          <w:tcPr>
+            <w:tcW w:w="1399" w:type="dxa"/>
+          </w:tcPr>
+          <w:p>
+            <w:pPr>
+              <w:spacing w:line="360" w:lineRule="auto"/>
+              <w:jc w:val="both"/>
+              <w:rPr>
+                <w:rFonts w:ascii="Calibri" w:hAnsi="Calibri" w:cs="Arial"/>
+                <w:i/>
+                <w:color w:val="548DD4"/>
+                <w:sz w:val="18"/>
+                <w:szCs w:val="20"/>
+                <w:lang w:eastAsia="es-CL"/>
+              </w:rPr>
+            </w:pPr>
+            <w:r>
+              <w:rPr>
+                <w:rFonts w:ascii="Calibri" w:hAnsi="Calibri" w:cs="Arial"/>
+                <w:i/>
+                <w:color w:val="548DD4"/>
+                <w:sz w:val="18"/>
+                <w:szCs w:val="20"/>
+                <w:lang w:eastAsia="es-CL"/>
+              </w:rPr>
+              <w:t>Integración de componentes</w:t>
+            </w:r>
+          </w:p>
+        </w:tc>
+        <w:tc>
+          <w:tcPr>
+            <w:tcW w:w="532" w:type="dxa"/>
+          </w:tcPr>
+          <w:p>
+            <w:pPr>
+              <w:spacing w:line="360" w:lineRule="auto"/>
+              <w:jc w:val="both"/>
+              <w:rPr>
+                <w:b/>
+                <w:sz w:val="16"/>
+                <w:szCs w:val="16"/>
+              </w:rPr>
+            </w:pPr>
+          </w:p>
+        </w:tc>
+        <w:tc>
+          <w:tcPr>
+            <w:tcW w:w="518" w:type="dxa"/>
+          </w:tcPr>
+          <w:p>
+            <w:pPr>
+              <w:spacing w:line="360" w:lineRule="auto"/>
+              <w:jc w:val="both"/>
+              <w:rPr>
+                <w:b/>
+                <w:sz w:val="16"/>
+                <w:szCs w:val="16"/>
+              </w:rPr>
+            </w:pPr>
+          </w:p>
+        </w:tc>
+        <w:tc>
+          <w:tcPr>
+            <w:tcW w:w="519" w:type="dxa"/>
+          </w:tcPr>
+          <w:p>
+            <w:pPr>
+              <w:spacing w:line="360" w:lineRule="auto"/>
+              <w:jc w:val="both"/>
+              <w:rPr>
+                <w:b/>
+                <w:sz w:val="16"/>
+                <w:szCs w:val="16"/>
+              </w:rPr>
+            </w:pPr>
+          </w:p>
+        </w:tc>
+        <w:tc>
+          <w:tcPr>
+            <w:tcW w:w="523" w:type="dxa"/>
+          </w:tcPr>
+          <w:p>
+            <w:pPr>
+              <w:spacing w:line="360" w:lineRule="auto"/>
+              <w:jc w:val="both"/>
+              <w:rPr>
+                <w:b/>
+                <w:sz w:val="16"/>
+                <w:szCs w:val="16"/>
+              </w:rPr>
+            </w:pPr>
+          </w:p>
+        </w:tc>
+        <w:tc>
+          <w:tcPr>
+            <w:tcW w:w="520" w:type="dxa"/>
+          </w:tcPr>
+          <w:p>
+            <w:pPr>
+              <w:spacing w:line="360" w:lineRule="auto"/>
+              <w:jc w:val="both"/>
+              <w:rPr>
+                <w:b/>
+                <w:sz w:val="16"/>
+                <w:szCs w:val="16"/>
+              </w:rPr>
+            </w:pPr>
+          </w:p>
+        </w:tc>
+        <w:tc>
+          <w:tcPr>
+            <w:tcW w:w="520" w:type="dxa"/>
+          </w:tcPr>
+          <w:p>
+            <w:pPr>
+              <w:spacing w:line="360" w:lineRule="auto"/>
+              <w:jc w:val="both"/>
+              <w:rPr>
+                <w:b/>
+                <w:sz w:val="16"/>
+                <w:szCs w:val="16"/>
+              </w:rPr>
+            </w:pPr>
+          </w:p>
+        </w:tc>
+        <w:tc>
+          <w:tcPr>
+            <w:tcW w:w="520" w:type="dxa"/>
+          </w:tcPr>
+          <w:p>
+            <w:pPr>
+              <w:spacing w:line="360" w:lineRule="auto"/>
+              <w:jc w:val="both"/>
+              <w:rPr>
+                <w:b/>
+                <w:sz w:val="16"/>
+                <w:szCs w:val="16"/>
+              </w:rPr>
+            </w:pPr>
+          </w:p>
+        </w:tc>
+        <w:tc>
+          <w:tcPr>
+            <w:tcW w:w="520" w:type="dxa"/>
+          </w:tcPr>
+          <w:p>
+            <w:pPr>
+              <w:spacing w:line="360" w:lineRule="auto"/>
+              <w:jc w:val="both"/>
+              <w:rPr>
+                <w:b/>
+                <w:sz w:val="16"/>
+                <w:szCs w:val="16"/>
+              </w:rPr>
+            </w:pPr>
+          </w:p>
+        </w:tc>
+        <w:tc>
+          <w:tcPr>
+            <w:tcW w:w="520" w:type="dxa"/>
+          </w:tcPr>
+          <w:p>
+            <w:pPr>
+              <w:spacing w:line="360" w:lineRule="auto"/>
+              <w:jc w:val="both"/>
+              <w:rPr>
+                <w:b/>
+                <w:sz w:val="16"/>
+                <w:szCs w:val="16"/>
+              </w:rPr>
+            </w:pPr>
+          </w:p>
+        </w:tc>
+        <w:tc>
+          <w:tcPr>
+            <w:tcW w:w="521" w:type="dxa"/>
+          </w:tcPr>
+          <w:p>
+            <w:pPr>
+              <w:spacing w:line="360" w:lineRule="auto"/>
+              <w:jc w:val="both"/>
+              <w:rPr>
+                <w:b/>
+                <w:sz w:val="16"/>
+                <w:szCs w:val="16"/>
+              </w:rPr>
+            </w:pPr>
+          </w:p>
+        </w:tc>
+        <w:tc>
+          <w:tcPr>
+            <w:tcW w:w="521" w:type="dxa"/>
+          </w:tcPr>
+          <w:p>
+            <w:pPr>
+              <w:spacing w:line="360" w:lineRule="auto"/>
+              <w:jc w:val="both"/>
+              <w:rPr>
+                <w:b/>
+                <w:sz w:val="16"/>
+                <w:szCs w:val="16"/>
+              </w:rPr>
+            </w:pPr>
+          </w:p>
+        </w:tc>
+        <w:tc>
+          <w:tcPr>
+            <w:tcW w:w="521" w:type="dxa"/>
+          </w:tcPr>
+          <w:p>
+            <w:pPr>
+              <w:spacing w:line="360" w:lineRule="auto"/>
+              <w:jc w:val="both"/>
+              <w:rPr>
+                <w:b/>
+                <w:sz w:val="16"/>
+                <w:szCs w:val="16"/>
+              </w:rPr>
+            </w:pPr>
+          </w:p>
+        </w:tc>
+        <w:tc>
+          <w:tcPr>
+            <w:tcW w:w="523" w:type="dxa"/>
+          </w:tcPr>
+          <w:p>
+            <w:pPr>
+              <w:spacing w:line="360" w:lineRule="auto"/>
+              <w:jc w:val="both"/>
+              <w:rPr>
+                <w:b/>
+                <w:sz w:val="16"/>
+                <w:szCs w:val="16"/>
+              </w:rPr>
+            </w:pPr>
+          </w:p>
+        </w:tc>
+        <w:tc>
+          <w:tcPr>
+            <w:tcW w:w="523" w:type="dxa"/>
+          </w:tcPr>
+          <w:p>
+            <w:pPr>
+              <w:spacing w:line="360" w:lineRule="auto"/>
+              <w:jc w:val="both"/>
+              <w:rPr>
+                <w:b/>
+                <w:sz w:val="16"/>
+                <w:szCs w:val="16"/>
+              </w:rPr>
+            </w:pPr>
+          </w:p>
+        </w:tc>
+        <w:tc>
+          <w:tcPr>
+            <w:tcW w:w="523" w:type="dxa"/>
+            <w:shd w:val="clear" w:color="auto" w:fill="FF6600"/>
+          </w:tcPr>
+          <w:p>
+            <w:pPr>
+              <w:spacing w:line="360" w:lineRule="auto"/>
+              <w:jc w:val="both"/>
+              <w:rPr>
+                <w:b/>
+                <w:sz w:val="16"/>
+                <w:szCs w:val="16"/>
+              </w:rPr>
+            </w:pPr>
+          </w:p>
+        </w:tc>
+        <w:tc>
+          <w:tcPr>
+            <w:tcW w:w="523" w:type="dxa"/>
+            <w:gridSpan w:val="2"/>
+          </w:tcPr>
+          <w:p>
+            <w:pPr>
+              <w:spacing w:line="360" w:lineRule="auto"/>
+              <w:jc w:val="both"/>
+              <w:rPr>
+                <w:b/>
+                <w:sz w:val="16"/>
+                <w:szCs w:val="16"/>
+              </w:rPr>
+            </w:pPr>
+          </w:p>
+        </w:tc>
+        <w:tc>
+          <w:tcPr>
+            <w:tcW w:w="523" w:type="dxa"/>
+          </w:tcPr>
+          <w:p>
+            <w:pPr>
+              <w:spacing w:line="360" w:lineRule="auto"/>
+              <w:jc w:val="both"/>
+              <w:rPr>
+                <w:b/>
+                <w:sz w:val="16"/>
+                <w:szCs w:val="16"/>
+              </w:rPr>
+            </w:pPr>
+          </w:p>
+        </w:tc>
+        <w:tc>
+          <w:tcPr>
+            <w:tcW w:w="523" w:type="dxa"/>
+          </w:tcPr>
+          <w:p>
+            <w:pPr>
+              <w:spacing w:line="360" w:lineRule="auto"/>
+              <w:jc w:val="both"/>
+              <w:rPr>
+                <w:b/>
+                <w:sz w:val="16"/>
+                <w:szCs w:val="16"/>
+              </w:rPr>
+            </w:pPr>
+          </w:p>
+        </w:tc>
+      </w:tr>
+      <w:tr>
+        <w:trPr>
+          <w:gridAfter w:val="1"/>
+          <w:wAfter w:w="10" w:type="dxa"/>
+          <w:trHeight w:val="294"/>
+        </w:trPr>
+        <w:tc>
+          <w:tcPr>
+            <w:tcW w:w="1399" w:type="dxa"/>
+          </w:tcPr>
+          <w:p>
+            <w:pPr>
+              <w:spacing w:line="360" w:lineRule="auto"/>
+              <w:jc w:val="both"/>
+              <w:rPr>
+                <w:rFonts w:ascii="Calibri" w:hAnsi="Calibri" w:cs="Arial"/>
+                <w:i/>
+                <w:color w:val="548DD4"/>
+                <w:sz w:val="18"/>
+                <w:szCs w:val="20"/>
+                <w:lang w:eastAsia="es-CL"/>
+              </w:rPr>
+            </w:pPr>
+            <w:r>
+              <w:rPr>
+                <w:rFonts w:ascii="Calibri" w:hAnsi="Calibri" w:cs="Arial"/>
+                <w:i/>
+                <w:color w:val="548DD4"/>
+                <w:sz w:val="18"/>
+                <w:szCs w:val="20"/>
+                <w:lang w:eastAsia="es-CL"/>
+              </w:rPr>
+              <w:lastRenderedPageBreak/>
+              <w:t>Pruebas funcionales y de integración</w:t>
+            </w:r>
+          </w:p>
+        </w:tc>
+        <w:tc>
+          <w:tcPr>
+            <w:tcW w:w="532" w:type="dxa"/>
+          </w:tcPr>
+          <w:p>
+            <w:pPr>
+              <w:spacing w:line="360" w:lineRule="auto"/>
+              <w:jc w:val="both"/>
+              <w:rPr>
+                <w:b/>
+                <w:sz w:val="16"/>
+                <w:szCs w:val="16"/>
+              </w:rPr>
+            </w:pPr>
+          </w:p>
+        </w:tc>
+        <w:tc>
+          <w:tcPr>
+            <w:tcW w:w="518" w:type="dxa"/>
+          </w:tcPr>
+          <w:p>
+            <w:pPr>
+              <w:spacing w:line="360" w:lineRule="auto"/>
+              <w:jc w:val="both"/>
+              <w:rPr>
+                <w:b/>
+                <w:sz w:val="16"/>
+                <w:szCs w:val="16"/>
+              </w:rPr>
+            </w:pPr>
+          </w:p>
+        </w:tc>
+        <w:tc>
+          <w:tcPr>
+            <w:tcW w:w="519" w:type="dxa"/>
+          </w:tcPr>
+          <w:p>
+            <w:pPr>
+              <w:spacing w:line="360" w:lineRule="auto"/>
+              <w:jc w:val="both"/>
+              <w:rPr>
+                <w:b/>
+                <w:sz w:val="16"/>
+                <w:szCs w:val="16"/>
+              </w:rPr>
+            </w:pPr>
+          </w:p>
+        </w:tc>
+        <w:tc>
+          <w:tcPr>
+            <w:tcW w:w="523" w:type="dxa"/>
+          </w:tcPr>
+          <w:p>
+            <w:pPr>
+              <w:spacing w:line="360" w:lineRule="auto"/>
+              <w:jc w:val="both"/>
+              <w:rPr>
+                <w:b/>
+                <w:sz w:val="16"/>
+                <w:szCs w:val="16"/>
+              </w:rPr>
+            </w:pPr>
+          </w:p>
+        </w:tc>
+        <w:tc>
+          <w:tcPr>
+            <w:tcW w:w="520" w:type="dxa"/>
+          </w:tcPr>
+          <w:p>
+            <w:pPr>
+              <w:spacing w:line="360" w:lineRule="auto"/>
+              <w:jc w:val="both"/>
+              <w:rPr>
+                <w:b/>
+                <w:sz w:val="16"/>
+                <w:szCs w:val="16"/>
+              </w:rPr>
+            </w:pPr>
+          </w:p>
+        </w:tc>
+        <w:tc>
+          <w:tcPr>
+            <w:tcW w:w="520" w:type="dxa"/>
+          </w:tcPr>
+          <w:p>
+            <w:pPr>
+              <w:spacing w:line="360" w:lineRule="auto"/>
+              <w:jc w:val="both"/>
+              <w:rPr>
+                <w:b/>
+                <w:sz w:val="16"/>
+                <w:szCs w:val="16"/>
+              </w:rPr>
+            </w:pPr>
+          </w:p>
+        </w:tc>
+        <w:tc>
+          <w:tcPr>
+            <w:tcW w:w="520" w:type="dxa"/>
+          </w:tcPr>
+          <w:p>
+            <w:pPr>
+              <w:spacing w:line="360" w:lineRule="auto"/>
+              <w:jc w:val="both"/>
+              <w:rPr>
+                <w:b/>
+                <w:sz w:val="16"/>
+                <w:szCs w:val="16"/>
+              </w:rPr>
+            </w:pPr>
+          </w:p>
+        </w:tc>
+        <w:tc>
+          <w:tcPr>
+            <w:tcW w:w="520" w:type="dxa"/>
+          </w:tcPr>
+          <w:p>
+            <w:pPr>
+              <w:spacing w:line="360" w:lineRule="auto"/>
+              <w:jc w:val="both"/>
+              <w:rPr>
+                <w:b/>
+                <w:sz w:val="16"/>
+                <w:szCs w:val="16"/>
+              </w:rPr>
+            </w:pPr>
+          </w:p>
+        </w:tc>
+        <w:tc>
+          <w:tcPr>
+            <w:tcW w:w="520" w:type="dxa"/>
+          </w:tcPr>
+          <w:p>
+            <w:pPr>
+              <w:spacing w:line="360" w:lineRule="auto"/>
+              <w:jc w:val="both"/>
+              <w:rPr>
+                <w:b/>
+                <w:sz w:val="16"/>
+                <w:szCs w:val="16"/>
+              </w:rPr>
+            </w:pPr>
+          </w:p>
+        </w:tc>
+        <w:tc>
+          <w:tcPr>
+            <w:tcW w:w="521" w:type="dxa"/>
+          </w:tcPr>
+          <w:p>
+            <w:pPr>
+              <w:spacing w:line="360" w:lineRule="auto"/>
+              <w:jc w:val="both"/>
+              <w:rPr>
+                <w:b/>
+                <w:sz w:val="16"/>
+                <w:szCs w:val="16"/>
+              </w:rPr>
+            </w:pPr>
+          </w:p>
+        </w:tc>
+        <w:tc>
+          <w:tcPr>
+            <w:tcW w:w="521" w:type="dxa"/>
+          </w:tcPr>
+          <w:p>
+            <w:pPr>
+              <w:spacing w:line="360" w:lineRule="auto"/>
+              <w:jc w:val="both"/>
+              <w:rPr>
+                <w:b/>
+                <w:sz w:val="16"/>
+                <w:szCs w:val="16"/>
+              </w:rPr>
+            </w:pPr>
+          </w:p>
+        </w:tc>
+        <w:tc>
+          <w:tcPr>
+            <w:tcW w:w="521" w:type="dxa"/>
+          </w:tcPr>
+          <w:p>
+            <w:pPr>
+              <w:spacing w:line="360" w:lineRule="auto"/>
+              <w:jc w:val="both"/>
+              <w:rPr>
+                <w:b/>
+                <w:sz w:val="16"/>
+                <w:szCs w:val="16"/>
+              </w:rPr>
+            </w:pPr>
+          </w:p>
+        </w:tc>
+        <w:tc>
+          <w:tcPr>
+            <w:tcW w:w="523" w:type="dxa"/>
+          </w:tcPr>
+          <w:p>
+            <w:pPr>
+              <w:spacing w:line="360" w:lineRule="auto"/>
+              <w:jc w:val="both"/>
+              <w:rPr>
+                <w:b/>
+                <w:sz w:val="16"/>
+                <w:szCs w:val="16"/>
+              </w:rPr>
+            </w:pPr>
+          </w:p>
+        </w:tc>
+        <w:tc>
+          <w:tcPr>
+            <w:tcW w:w="523" w:type="dxa"/>
+          </w:tcPr>
+          <w:p>
+            <w:pPr>
+              <w:spacing w:line="360" w:lineRule="auto"/>
+              <w:jc w:val="both"/>
+              <w:rPr>
+                <w:b/>
+                <w:sz w:val="16"/>
+                <w:szCs w:val="16"/>
+              </w:rPr>
+            </w:pPr>
+          </w:p>
+        </w:tc>
+        <w:tc>
+          <w:tcPr>
+            <w:tcW w:w="523" w:type="dxa"/>
+          </w:tcPr>
+          <w:p>
+            <w:pPr>
+              <w:spacing w:line="360" w:lineRule="auto"/>
+              <w:jc w:val="both"/>
+              <w:rPr>
+                <w:b/>
+                <w:sz w:val="16"/>
+                <w:szCs w:val="16"/>
+              </w:rPr>
+            </w:pPr>
+          </w:p>
+        </w:tc>
+        <w:tc>
+          <w:tcPr>
+            <w:tcW w:w="523" w:type="dxa"/>
+            <w:gridSpan w:val="2"/>
+            <w:shd w:val="clear" w:color="auto" w:fill="00B050"/>
+          </w:tcPr>
+          <w:p>
+            <w:pPr>
+              <w:spacing w:line="360" w:lineRule="auto"/>
+              <w:jc w:val="both"/>
+              <w:rPr>
+                <w:b/>
+                <w:sz w:val="16"/>
+                <w:szCs w:val="16"/>
+              </w:rPr>
+            </w:pPr>
+          </w:p>
+        </w:tc>
+        <w:tc>
+          <w:tcPr>
+            <w:tcW w:w="523" w:type="dxa"/>
+          </w:tcPr>
+          <w:p>
+            <w:pPr>
+              <w:spacing w:line="360" w:lineRule="auto"/>
+              <w:jc w:val="both"/>
+              <w:rPr>
+                <w:b/>
+                <w:sz w:val="16"/>
+                <w:szCs w:val="16"/>
+              </w:rPr>
+            </w:pPr>
+          </w:p>
+        </w:tc>
+        <w:tc>
+          <w:tcPr>
+            <w:tcW w:w="523" w:type="dxa"/>
+          </w:tcPr>
+          <w:p>
+            <w:pPr>
+              <w:spacing w:line="360" w:lineRule="auto"/>
+              <w:jc w:val="both"/>
+              <w:rPr>
+                <w:b/>
+                <w:sz w:val="16"/>
+                <w:szCs w:val="16"/>
+              </w:rPr>
+            </w:pPr>
+          </w:p>
+        </w:tc>
+      </w:tr>
+      <w:tr>
+        <w:trPr>
+          <w:gridAfter w:val="1"/>
+          <w:wAfter w:w="10" w:type="dxa"/>
+          <w:trHeight w:val="294"/>
+        </w:trPr>
+        <w:tc>
+          <w:tcPr>
+            <w:tcW w:w="1399" w:type="dxa"/>
+          </w:tcPr>
+          <w:p>
+            <w:pPr>
+              <w:spacing w:line="360" w:lineRule="auto"/>
+              <w:jc w:val="both"/>
+              <w:rPr>
+                <w:rFonts w:ascii="Calibri" w:hAnsi="Calibri" w:cs="Arial"/>
+                <w:i/>
+                <w:color w:val="548DD4"/>
+                <w:sz w:val="18"/>
+                <w:szCs w:val="20"/>
+                <w:lang w:eastAsia="es-CL"/>
+              </w:rPr>
+            </w:pPr>
+            <w:r>
+              <w:rPr>
+                <w:rFonts w:ascii="Calibri" w:hAnsi="Calibri" w:cs="Arial"/>
+                <w:i/>
+                <w:color w:val="548DD4"/>
+                <w:sz w:val="18"/>
+                <w:szCs w:val="20"/>
+                <w:lang w:eastAsia="es-CL"/>
+              </w:rPr>
+              <w:t>Correcciones y documentación final</w:t>
+            </w:r>
+          </w:p>
+        </w:tc>
+        <w:tc>
+          <w:tcPr>
+            <w:tcW w:w="532" w:type="dxa"/>
+          </w:tcPr>
+          <w:p>
+            <w:pPr>
+              <w:spacing w:line="360" w:lineRule="auto"/>
+              <w:jc w:val="both"/>
+              <w:rPr>
+                <w:b/>
+                <w:sz w:val="16"/>
+                <w:szCs w:val="16"/>
+              </w:rPr>
+            </w:pPr>
+          </w:p>
+        </w:tc>
+        <w:tc>
+          <w:tcPr>
+            <w:tcW w:w="518" w:type="dxa"/>
+          </w:tcPr>
+          <w:p>
+            <w:pPr>
+              <w:spacing w:line="360" w:lineRule="auto"/>
+              <w:jc w:val="both"/>
+              <w:rPr>
+                <w:b/>
+                <w:sz w:val="16"/>
+                <w:szCs w:val="16"/>
+              </w:rPr>
+            </w:pPr>
+          </w:p>
+        </w:tc>
+        <w:tc>
+          <w:tcPr>
+            <w:tcW w:w="519" w:type="dxa"/>
+          </w:tcPr>
+          <w:p>
+            <w:pPr>
+              <w:spacing w:line="360" w:lineRule="auto"/>
+              <w:jc w:val="both"/>
+              <w:rPr>
+                <w:b/>
+                <w:sz w:val="16"/>
+                <w:szCs w:val="16"/>
+              </w:rPr>
+            </w:pPr>
+          </w:p>
+        </w:tc>
+        <w:tc>
+          <w:tcPr>
+            <w:tcW w:w="523" w:type="dxa"/>
+          </w:tcPr>
+          <w:p>
+            <w:pPr>
+              <w:spacing w:line="360" w:lineRule="auto"/>
+              <w:jc w:val="both"/>
+              <w:rPr>
+                <w:b/>
+                <w:sz w:val="16"/>
+                <w:szCs w:val="16"/>
+              </w:rPr>
+            </w:pPr>
+          </w:p>
+        </w:tc>
+        <w:tc>
+          <w:tcPr>
+            <w:tcW w:w="520" w:type="dxa"/>
+          </w:tcPr>
+          <w:p>
+            <w:pPr>
+              <w:spacing w:line="360" w:lineRule="auto"/>
+              <w:jc w:val="both"/>
+              <w:rPr>
+                <w:b/>
+                <w:sz w:val="16"/>
+                <w:szCs w:val="16"/>
+              </w:rPr>
+            </w:pPr>
+          </w:p>
+        </w:tc>
+        <w:tc>
+          <w:tcPr>
+            <w:tcW w:w="520" w:type="dxa"/>
+          </w:tcPr>
+          <w:p>
+            <w:pPr>
+              <w:spacing w:line="360" w:lineRule="auto"/>
+              <w:jc w:val="both"/>
+              <w:rPr>
+                <w:b/>
+                <w:sz w:val="16"/>
+                <w:szCs w:val="16"/>
+              </w:rPr>
+            </w:pPr>
+          </w:p>
+        </w:tc>
+        <w:tc>
+          <w:tcPr>
+            <w:tcW w:w="520" w:type="dxa"/>
+          </w:tcPr>
+          <w:p>
+            <w:pPr>
+              <w:spacing w:line="360" w:lineRule="auto"/>
+              <w:jc w:val="both"/>
+              <w:rPr>
+                <w:b/>
+                <w:sz w:val="16"/>
+                <w:szCs w:val="16"/>
+              </w:rPr>
+            </w:pPr>
+          </w:p>
+        </w:tc>
+        <w:tc>
+          <w:tcPr>
+            <w:tcW w:w="520" w:type="dxa"/>
+          </w:tcPr>
+          <w:p>
+            <w:pPr>
+              <w:spacing w:line="360" w:lineRule="auto"/>
+              <w:jc w:val="both"/>
+              <w:rPr>
+                <w:b/>
+                <w:sz w:val="16"/>
+                <w:szCs w:val="16"/>
+              </w:rPr>
+            </w:pPr>
+          </w:p>
+        </w:tc>
+        <w:tc>
+          <w:tcPr>
+            <w:tcW w:w="520" w:type="dxa"/>
+          </w:tcPr>
+          <w:p>
+            <w:pPr>
+              <w:spacing w:line="360" w:lineRule="auto"/>
+              <w:jc w:val="both"/>
+              <w:rPr>
+                <w:b/>
+                <w:sz w:val="16"/>
+                <w:szCs w:val="16"/>
+              </w:rPr>
+            </w:pPr>
+          </w:p>
+        </w:tc>
+        <w:tc>
+          <w:tcPr>
+            <w:tcW w:w="521" w:type="dxa"/>
+          </w:tcPr>
+          <w:p>
+            <w:pPr>
+              <w:spacing w:line="360" w:lineRule="auto"/>
+              <w:jc w:val="both"/>
+              <w:rPr>
+                <w:b/>
+                <w:sz w:val="16"/>
+                <w:szCs w:val="16"/>
+              </w:rPr>
+            </w:pPr>
+          </w:p>
+        </w:tc>
+        <w:tc>
+          <w:tcPr>
+            <w:tcW w:w="521" w:type="dxa"/>
+          </w:tcPr>
+          <w:p>
+            <w:pPr>
+              <w:spacing w:line="360" w:lineRule="auto"/>
+              <w:jc w:val="both"/>
+              <w:rPr>
+                <w:b/>
+                <w:sz w:val="16"/>
+                <w:szCs w:val="16"/>
+              </w:rPr>
+            </w:pPr>
+          </w:p>
+        </w:tc>
+        <w:tc>
+          <w:tcPr>
+            <w:tcW w:w="521" w:type="dxa"/>
+          </w:tcPr>
+          <w:p>
+            <w:pPr>
+              <w:spacing w:line="360" w:lineRule="auto"/>
+              <w:jc w:val="both"/>
+              <w:rPr>
+                <w:b/>
+                <w:sz w:val="16"/>
+                <w:szCs w:val="16"/>
+              </w:rPr>
+            </w:pPr>
+          </w:p>
+        </w:tc>
+        <w:tc>
+          <w:tcPr>
+            <w:tcW w:w="523" w:type="dxa"/>
+          </w:tcPr>
+          <w:p>
+            <w:pPr>
+              <w:spacing w:line="360" w:lineRule="auto"/>
+              <w:jc w:val="both"/>
+              <w:rPr>
+                <w:b/>
+                <w:sz w:val="16"/>
+                <w:szCs w:val="16"/>
+              </w:rPr>
+            </w:pPr>
+          </w:p>
+        </w:tc>
+        <w:tc>
+          <w:tcPr>
+            <w:tcW w:w="523" w:type="dxa"/>
+          </w:tcPr>
+          <w:p>
+            <w:pPr>
+              <w:spacing w:line="360" w:lineRule="auto"/>
+              <w:jc w:val="both"/>
+              <w:rPr>
+                <w:b/>
+                <w:sz w:val="16"/>
+                <w:szCs w:val="16"/>
+              </w:rPr>
+            </w:pPr>
+          </w:p>
+        </w:tc>
+        <w:tc>
+          <w:tcPr>
+            <w:tcW w:w="523" w:type="dxa"/>
+          </w:tcPr>
+          <w:p>
+            <w:pPr>
+              <w:spacing w:line="360" w:lineRule="auto"/>
+              <w:jc w:val="both"/>
+              <w:rPr>
+                <w:b/>
+                <w:sz w:val="16"/>
+                <w:szCs w:val="16"/>
+              </w:rPr>
+            </w:pPr>
+          </w:p>
+        </w:tc>
+        <w:tc>
+          <w:tcPr>
+            <w:tcW w:w="523" w:type="dxa"/>
+            <w:gridSpan w:val="2"/>
+          </w:tcPr>
+          <w:p>
+            <w:pPr>
+              <w:spacing w:line="360" w:lineRule="auto"/>
+              <w:jc w:val="both"/>
+              <w:rPr>
+                <w:b/>
+                <w:sz w:val="16"/>
+                <w:szCs w:val="16"/>
+              </w:rPr>
+            </w:pPr>
+          </w:p>
+        </w:tc>
+        <w:tc>
+          <w:tcPr>
+            <w:tcW w:w="523" w:type="dxa"/>
+            <w:shd w:val="clear" w:color="auto" w:fill="FF3399"/>
+          </w:tcPr>
+          <w:p>
+            <w:pPr>
+              <w:spacing w:line="360" w:lineRule="auto"/>
+              <w:jc w:val="both"/>
+              <w:rPr>
+                <w:b/>
+                <w:sz w:val="16"/>
+                <w:szCs w:val="16"/>
+              </w:rPr>
+            </w:pPr>
+          </w:p>
+        </w:tc>
+        <w:tc>
+          <w:tcPr>
+            <w:tcW w:w="523" w:type="dxa"/>
+          </w:tcPr>
+          <w:p>
+            <w:pPr>
+              <w:spacing w:line="360" w:lineRule="auto"/>
+              <w:jc w:val="both"/>
+              <w:rPr>
+                <w:b/>
+                <w:sz w:val="16"/>
+                <w:szCs w:val="16"/>
+              </w:rPr>
+            </w:pPr>
+          </w:p>
+        </w:tc>
+      </w:tr>
+      <w:tr>
+        <w:trPr>
+          <w:gridAfter w:val="1"/>
+          <w:wAfter w:w="10" w:type="dxa"/>
+          <w:trHeight w:val="294"/>
+        </w:trPr>
+        <w:tc>
+          <w:tcPr>
+            <w:tcW w:w="1399" w:type="dxa"/>
+          </w:tcPr>
+          <w:p>
+            <w:pPr>
+              <w:spacing w:line="360" w:lineRule="auto"/>
+              <w:jc w:val="both"/>
+              <w:rPr>
+                <w:rFonts w:ascii="Calibri" w:hAnsi="Calibri" w:cs="Arial"/>
+                <w:i/>
+                <w:color w:val="548DD4"/>
+                <w:sz w:val="18"/>
+                <w:szCs w:val="20"/>
+                <w:lang w:eastAsia="es-CL"/>
+              </w:rPr>
+            </w:pPr>
+            <w:r>
+              <w:rPr>
+                <w:rFonts w:ascii="Calibri" w:hAnsi="Calibri" w:cs="Arial"/>
+                <w:i/>
+                <w:color w:val="548DD4"/>
+                <w:sz w:val="18"/>
+                <w:szCs w:val="20"/>
+                <w:lang w:eastAsia="es-CL"/>
+              </w:rPr>
+              <w:t>Presentación y cierre del proyecto</w:t>
+            </w:r>
+          </w:p>
+        </w:tc>
+        <w:tc>
+          <w:tcPr>
+            <w:tcW w:w="532" w:type="dxa"/>
+          </w:tcPr>
+          <w:p>
+            <w:pPr>
+              <w:spacing w:line="360" w:lineRule="auto"/>
+              <w:jc w:val="both"/>
+              <w:rPr>
+                <w:b/>
+                <w:sz w:val="16"/>
+                <w:szCs w:val="16"/>
+              </w:rPr>
+            </w:pPr>
+          </w:p>
+        </w:tc>
+        <w:tc>
+          <w:tcPr>
+            <w:tcW w:w="518" w:type="dxa"/>
+          </w:tcPr>
+          <w:p>
+            <w:pPr>
+              <w:spacing w:line="360" w:lineRule="auto"/>
+              <w:jc w:val="both"/>
+              <w:rPr>
+                <w:b/>
+                <w:sz w:val="16"/>
+                <w:szCs w:val="16"/>
+              </w:rPr>
+            </w:pPr>
+          </w:p>
+        </w:tc>
+        <w:tc>
+          <w:tcPr>
+            <w:tcW w:w="519" w:type="dxa"/>
+          </w:tcPr>
+          <w:p>
+            <w:pPr>
+              <w:spacing w:line="360" w:lineRule="auto"/>
+              <w:jc w:val="both"/>
+              <w:rPr>
+                <w:b/>
+                <w:sz w:val="16"/>
+                <w:szCs w:val="16"/>
+              </w:rPr>
+            </w:pPr>
+          </w:p>
+        </w:tc>
+        <w:tc>
+          <w:tcPr>
+            <w:tcW w:w="523" w:type="dxa"/>
+          </w:tcPr>
+          <w:p>
+            <w:pPr>
+              <w:spacing w:line="360" w:lineRule="auto"/>
+              <w:jc w:val="both"/>
+              <w:rPr>
+                <w:b/>
+                <w:sz w:val="16"/>
+                <w:szCs w:val="16"/>
+              </w:rPr>
+            </w:pPr>
+          </w:p>
+        </w:tc>
+        <w:tc>
+          <w:tcPr>
+            <w:tcW w:w="520" w:type="dxa"/>
+          </w:tcPr>
+          <w:p>
+            <w:pPr>
+              <w:spacing w:line="360" w:lineRule="auto"/>
+              <w:jc w:val="both"/>
+              <w:rPr>
+                <w:b/>
+                <w:sz w:val="16"/>
+                <w:szCs w:val="16"/>
+              </w:rPr>
+            </w:pPr>
+          </w:p>
+        </w:tc>
+        <w:tc>
+          <w:tcPr>
+            <w:tcW w:w="520" w:type="dxa"/>
+          </w:tcPr>
+          <w:p>
+            <w:pPr>
+              <w:spacing w:line="360" w:lineRule="auto"/>
+              <w:jc w:val="both"/>
+              <w:rPr>
+                <w:b/>
+                <w:sz w:val="16"/>
+                <w:szCs w:val="16"/>
+              </w:rPr>
+            </w:pPr>
+          </w:p>
+        </w:tc>
+        <w:tc>
+          <w:tcPr>
+            <w:tcW w:w="520" w:type="dxa"/>
+          </w:tcPr>
+          <w:p>
+            <w:pPr>
+              <w:spacing w:line="360" w:lineRule="auto"/>
+              <w:jc w:val="both"/>
+              <w:rPr>
+                <w:b/>
+                <w:sz w:val="16"/>
+                <w:szCs w:val="16"/>
+              </w:rPr>
+            </w:pPr>
+          </w:p>
+        </w:tc>
+        <w:tc>
+          <w:tcPr>
+            <w:tcW w:w="520" w:type="dxa"/>
+          </w:tcPr>
+          <w:p>
+            <w:pPr>
+              <w:spacing w:line="360" w:lineRule="auto"/>
+              <w:jc w:val="both"/>
+              <w:rPr>
+                <w:b/>
+                <w:sz w:val="16"/>
+                <w:szCs w:val="16"/>
+              </w:rPr>
+            </w:pPr>
+          </w:p>
+        </w:tc>
+        <w:tc>
+          <w:tcPr>
+            <w:tcW w:w="520" w:type="dxa"/>
+          </w:tcPr>
+          <w:p>
+            <w:pPr>
+              <w:spacing w:line="360" w:lineRule="auto"/>
+              <w:jc w:val="both"/>
+              <w:rPr>
+                <w:b/>
+                <w:sz w:val="16"/>
+                <w:szCs w:val="16"/>
+              </w:rPr>
+            </w:pPr>
+          </w:p>
+        </w:tc>
+        <w:tc>
+          <w:tcPr>
+            <w:tcW w:w="521" w:type="dxa"/>
+          </w:tcPr>
+          <w:p>
+            <w:pPr>
+              <w:spacing w:line="360" w:lineRule="auto"/>
+              <w:jc w:val="both"/>
+              <w:rPr>
+                <w:b/>
+                <w:sz w:val="16"/>
+                <w:szCs w:val="16"/>
+              </w:rPr>
+            </w:pPr>
+          </w:p>
+        </w:tc>
+        <w:tc>
+          <w:tcPr>
+            <w:tcW w:w="521" w:type="dxa"/>
+          </w:tcPr>
+          <w:p>
+            <w:pPr>
+              <w:spacing w:line="360" w:lineRule="auto"/>
+              <w:jc w:val="both"/>
+              <w:rPr>
+                <w:b/>
+                <w:sz w:val="16"/>
+                <w:szCs w:val="16"/>
+              </w:rPr>
+            </w:pPr>
+          </w:p>
+        </w:tc>
+        <w:tc>
+          <w:tcPr>
+            <w:tcW w:w="521" w:type="dxa"/>
+          </w:tcPr>
+          <w:p>
+            <w:pPr>
+              <w:spacing w:line="360" w:lineRule="auto"/>
+              <w:jc w:val="both"/>
+              <w:rPr>
+                <w:b/>
+                <w:sz w:val="16"/>
+                <w:szCs w:val="16"/>
+              </w:rPr>
+            </w:pPr>
+          </w:p>
+        </w:tc>
+        <w:tc>
+          <w:tcPr>
+            <w:tcW w:w="523" w:type="dxa"/>
+          </w:tcPr>
+          <w:p>
+            <w:pPr>
+              <w:spacing w:line="360" w:lineRule="auto"/>
+              <w:jc w:val="both"/>
+              <w:rPr>
+                <w:b/>
+                <w:sz w:val="16"/>
+                <w:szCs w:val="16"/>
+              </w:rPr>
+            </w:pPr>
+          </w:p>
+        </w:tc>
+        <w:tc>
+          <w:tcPr>
+            <w:tcW w:w="523" w:type="dxa"/>
+          </w:tcPr>
+          <w:p>
+            <w:pPr>
+              <w:spacing w:line="360" w:lineRule="auto"/>
+              <w:jc w:val="both"/>
+              <w:rPr>
+                <w:b/>
+                <w:sz w:val="16"/>
+                <w:szCs w:val="16"/>
+              </w:rPr>
+            </w:pPr>
+          </w:p>
+        </w:tc>
+        <w:tc>
+          <w:tcPr>
+            <w:tcW w:w="523" w:type="dxa"/>
+          </w:tcPr>
+          <w:p>
+            <w:pPr>
+              <w:spacing w:line="360" w:lineRule="auto"/>
+              <w:jc w:val="both"/>
+              <w:rPr>
+                <w:b/>
+                <w:sz w:val="16"/>
+                <w:szCs w:val="16"/>
+              </w:rPr>
+            </w:pPr>
+          </w:p>
+        </w:tc>
+        <w:tc>
+          <w:tcPr>
+            <w:tcW w:w="523" w:type="dxa"/>
+            <w:gridSpan w:val="2"/>
+          </w:tcPr>
+          <w:p>
+            <w:pPr>
+              <w:spacing w:line="360" w:lineRule="auto"/>
+              <w:jc w:val="both"/>
+              <w:rPr>
+                <w:b/>
+                <w:sz w:val="16"/>
+                <w:szCs w:val="16"/>
+              </w:rPr>
+            </w:pPr>
+          </w:p>
+        </w:tc>
+        <w:tc>
+          <w:tcPr>
+            <w:tcW w:w="523" w:type="dxa"/>
+          </w:tcPr>
+          <w:p>
+            <w:pPr>
+              <w:spacing w:line="360" w:lineRule="auto"/>
+              <w:jc w:val="both"/>
+              <w:rPr>
+                <w:b/>
+                <w:sz w:val="16"/>
+                <w:szCs w:val="16"/>
+              </w:rPr>
+            </w:pPr>
+          </w:p>
+        </w:tc>
+        <w:tc>
+          <w:tcPr>
+            <w:tcW w:w="523" w:type="dxa"/>
+            <w:shd w:val="clear" w:color="auto" w:fill="6600CC"/>
           </w:tcPr>
           <w:p>
             <w:pPr>
@@ -11135,7 +15272,11 @@
         </w:tc>
       </w:tr>
     </w:tbl>
-    <w:p/>
+    <w:p>
+      <w:pPr>
+        <w:jc w:val="center"/>
+      </w:pPr>
+    </w:p>
     <w:sectPr>
       <w:headerReference w:type="default" r:id="rId10"/>
       <w:pgSz w:w="11906" w:h="16838"/>
@@ -12600,6 +16741,7 @@
   <w:style w:type="character" w:default="1" w:styleId="Fuentedeprrafopredeter">
     <w:name w:val="Default Paragraph Font"/>
     <w:uiPriority w:val="1"/>
+    <w:semiHidden/>
     <w:unhideWhenUsed/>
   </w:style>
   <w:style w:type="table" w:default="1" w:styleId="Tablanormal">
@@ -13326,18 +17468,18 @@
 </file>
 
 <file path=customXml/item2.xml><?xml version="1.0" encoding="utf-8"?>
-<p:properties xmlns:p="http://schemas.microsoft.com/office/2006/metadata/properties" xmlns:xsi="http://www.w3.org/2001/XMLSchema-instance" xmlns:pc="http://schemas.microsoft.com/office/infopath/2007/PartnerControls">
-  <documentManagement/>
-</p:properties>
-</file>
-
-<file path=customXml/item3.xml><?xml version="1.0" encoding="utf-8"?>
 <?mso-contentType ?>
 <FormTemplates xmlns="http://schemas.microsoft.com/sharepoint/v3/contenttype/forms">
   <Display>DocumentLibraryForm</Display>
   <Edit>DocumentLibraryForm</Edit>
   <New>DocumentLibraryForm</New>
 </FormTemplates>
+</file>
+
+<file path=customXml/item3.xml><?xml version="1.0" encoding="utf-8"?>
+<p:properties xmlns:p="http://schemas.microsoft.com/office/2006/metadata/properties" xmlns:xsi="http://www.w3.org/2001/XMLSchema-instance" xmlns:pc="http://schemas.microsoft.com/office/infopath/2007/PartnerControls">
+  <documentManagement/>
+</p:properties>
 </file>
 
 <file path=customXml/itemProps1.xml><?xml version="1.0" encoding="utf-8"?>
@@ -13359,18 +17501,18 @@
 </file>
 
 <file path=customXml/itemProps2.xml><?xml version="1.0" encoding="utf-8"?>
+<ds:datastoreItem xmlns:ds="http://schemas.openxmlformats.org/officeDocument/2006/customXml" ds:itemID="{F3E3E2F7-59E7-4722-B872-D023DC9D1CC1}">
+  <ds:schemaRefs>
+    <ds:schemaRef ds:uri="http://schemas.microsoft.com/sharepoint/v3/contenttype/forms"/>
+  </ds:schemaRefs>
+</ds:datastoreItem>
+</file>
+
+<file path=customXml/itemProps3.xml><?xml version="1.0" encoding="utf-8"?>
 <ds:datastoreItem xmlns:ds="http://schemas.openxmlformats.org/officeDocument/2006/customXml" ds:itemID="{38174882-579A-45DC-A704-C035A9357F73}">
   <ds:schemaRefs>
     <ds:schemaRef ds:uri="http://schemas.microsoft.com/office/2006/metadata/properties"/>
     <ds:schemaRef ds:uri="http://schemas.microsoft.com/office/infopath/2007/PartnerControls"/>
   </ds:schemaRefs>
 </ds:datastoreItem>
-</file>
-
-<file path=customXml/itemProps3.xml><?xml version="1.0" encoding="utf-8"?>
-<ds:datastoreItem xmlns:ds="http://schemas.openxmlformats.org/officeDocument/2006/customXml" ds:itemID="{F3E3E2F7-59E7-4722-B872-D023DC9D1CC1}">
-  <ds:schemaRefs>
-    <ds:schemaRef ds:uri="http://schemas.microsoft.com/sharepoint/v3/contenttype/forms"/>
-  </ds:schemaRefs>
-</ds:datastoreItem>
 </file>
--- a/Fase 1/Evidencias Grupales/1.5_GuiaEstudiante_Fase 1_Definicion Proyecto APT.docx
+++ b/Fase 1/Evidencias Grupales/1.5_GuiaEstudiante_Fase 1_Definicion Proyecto APT.docx
@@ -1486,8 +1486,9 @@
                 <w:szCs w:val="20"/>
                 <w:lang w:eastAsia="es-CL"/>
               </w:rPr>
-              <w:t>Escribe</w:t>
-            </w:r>
+              <w:t xml:space="preserve">TTDH </w:t>
+            </w:r>
+            <w:proofErr w:type="spellStart"/>
             <w:r>
               <w:rPr>
                 <w:rFonts w:ascii="Calibri" w:hAnsi="Calibri" w:cs="Arial"/>
@@ -1497,96 +1498,9 @@
                 <w:szCs w:val="20"/>
                 <w:lang w:eastAsia="es-CL"/>
               </w:rPr>
-              <w:t xml:space="preserve"> el nombre </w:t>
-            </w:r>
-            <w:r>
-              <w:rPr>
-                <w:rFonts w:ascii="Calibri" w:hAnsi="Calibri" w:cs="Arial"/>
-                <w:i/>
-                <w:color w:val="548DD4"/>
-                <w:sz w:val="20"/>
-                <w:szCs w:val="20"/>
-                <w:lang w:eastAsia="es-CL"/>
-              </w:rPr>
-              <w:t>de tu</w:t>
-            </w:r>
-            <w:r>
-              <w:rPr>
-                <w:rFonts w:ascii="Calibri" w:hAnsi="Calibri" w:cs="Arial"/>
-                <w:i/>
-                <w:color w:val="548DD4"/>
-                <w:sz w:val="20"/>
-                <w:szCs w:val="20"/>
-                <w:lang w:eastAsia="es-CL"/>
-              </w:rPr>
-              <w:t xml:space="preserve"> Proye</w:t>
-            </w:r>
-            <w:r>
-              <w:rPr>
-                <w:rFonts w:ascii="Calibri" w:hAnsi="Calibri" w:cs="Arial"/>
-                <w:i/>
-                <w:color w:val="548DD4"/>
-                <w:sz w:val="20"/>
-                <w:szCs w:val="20"/>
-                <w:lang w:eastAsia="es-CL"/>
-              </w:rPr>
-              <w:t>c</w:t>
-            </w:r>
-            <w:r>
-              <w:rPr>
-                <w:rFonts w:ascii="Calibri" w:hAnsi="Calibri" w:cs="Arial"/>
-                <w:i/>
-                <w:color w:val="548DD4"/>
-                <w:sz w:val="20"/>
-                <w:szCs w:val="20"/>
-                <w:lang w:eastAsia="es-CL"/>
-              </w:rPr>
-              <w:t xml:space="preserve">to </w:t>
-            </w:r>
-            <w:r>
-              <w:rPr>
-                <w:rFonts w:ascii="Calibri" w:hAnsi="Calibri" w:cs="Arial"/>
-                <w:i/>
-                <w:color w:val="548DD4"/>
-                <w:sz w:val="20"/>
-                <w:szCs w:val="20"/>
-                <w:lang w:eastAsia="es-CL"/>
-              </w:rPr>
-              <w:t>APT</w:t>
-            </w:r>
-            <w:r>
-              <w:rPr>
-                <w:rFonts w:ascii="Calibri" w:hAnsi="Calibri" w:cs="Arial"/>
-                <w:i/>
-                <w:color w:val="548DD4"/>
-                <w:sz w:val="20"/>
-                <w:szCs w:val="20"/>
-                <w:lang w:eastAsia="es-CL"/>
-              </w:rPr>
-              <w:t>.</w:t>
-            </w:r>
-            <w:r>
-              <w:rPr>
-                <w:rFonts w:ascii="Calibri" w:hAnsi="Calibri" w:cs="Arial"/>
-                <w:i/>
-                <w:color w:val="548DD4"/>
-                <w:sz w:val="20"/>
-                <w:szCs w:val="20"/>
-                <w:lang w:eastAsia="es-CL"/>
-              </w:rPr>
-              <w:t xml:space="preserve"> </w:t>
-            </w:r>
-            <w:r>
-              <w:rPr>
-                <w:rFonts w:ascii="Calibri" w:hAnsi="Calibri" w:cs="Arial"/>
-                <w:i/>
-                <w:color w:val="EE0000"/>
-                <w:sz w:val="20"/>
-                <w:szCs w:val="20"/>
-                <w:lang w:eastAsia="es-CL"/>
-              </w:rPr>
-              <w:t>(completar)</w:t>
-            </w:r>
+              <w:t>Automation</w:t>
+            </w:r>
+            <w:proofErr w:type="spellEnd"/>
           </w:p>
         </w:tc>
       </w:tr>

--- a/Fase 1/Evidencias Grupales/1.5_GuiaEstudiante_Fase 1_Definicion Proyecto APT.docx
+++ b/Fase 1/Evidencias Grupales/1.5_GuiaEstudiante_Fase 1_Definicion Proyecto APT.docx
@@ -3805,12 +3805,34 @@
               <w:rPr>
                 <w:rFonts w:ascii="Calibri" w:hAnsi="Calibri" w:cs="Arial"/>
                 <w:i/>
+                <w:color w:val="548DD4"/>
+                <w:sz w:val="20"/>
+                <w:szCs w:val="20"/>
+                <w:lang w:eastAsia="es-CL"/>
+              </w:rPr>
+              <w:t>María Trinidad Gaete</w:t>
+            </w:r>
+            <w:r>
+              <w:rPr>
+                <w:rFonts w:ascii="Calibri" w:hAnsi="Calibri" w:cs="Arial"/>
+                <w:i/>
+                <w:color w:val="548DD4"/>
+                <w:sz w:val="20"/>
+                <w:szCs w:val="20"/>
+                <w:lang w:eastAsia="es-CL"/>
+              </w:rPr>
+              <w:t>:</w:t>
+            </w:r>
+            <w:r>
+              <w:rPr>
+                <w:rFonts w:ascii="Calibri" w:hAnsi="Calibri" w:cs="Arial"/>
+                <w:i/>
                 <w:color w:val="EE0000"/>
                 <w:sz w:val="20"/>
                 <w:szCs w:val="20"/>
                 <w:lang w:eastAsia="es-CL"/>
               </w:rPr>
-              <w:t xml:space="preserve">Integrante 1: </w:t>
+              <w:t xml:space="preserve"> </w:t>
             </w:r>
             <w:r>
               <w:rPr>
@@ -6275,11 +6297,11 @@
                 <w:rFonts w:ascii="Calibri" w:hAnsi="Calibri" w:cs="Arial"/>
                 <w:i/>
                 <w:color w:val="548DD4"/>
-                <w:sz w:val="18"/>
-                <w:szCs w:val="20"/>
-                <w:lang w:eastAsia="es-CL"/>
-              </w:rPr>
-              <w:t>Integrante 1</w:t>
+                <w:sz w:val="20"/>
+                <w:szCs w:val="20"/>
+                <w:lang w:eastAsia="es-CL"/>
+              </w:rPr>
+              <w:t>María Trinidad Gaete</w:t>
             </w:r>
           </w:p>
         </w:tc>
@@ -6487,11 +6509,11 @@
                 <w:rFonts w:ascii="Calibri" w:hAnsi="Calibri" w:cs="Arial"/>
                 <w:i/>
                 <w:color w:val="548DD4"/>
-                <w:sz w:val="18"/>
-                <w:szCs w:val="20"/>
-                <w:lang w:eastAsia="es-CL"/>
-              </w:rPr>
-              <w:t>Integrante 1</w:t>
+                <w:sz w:val="20"/>
+                <w:szCs w:val="20"/>
+                <w:lang w:eastAsia="es-CL"/>
+              </w:rPr>
+              <w:t>María Trinidad Gaete</w:t>
             </w:r>
           </w:p>
         </w:tc>
